--- a/paper/IndicRAG-QA.docx
+++ b/paper/IndicRAG-QA.docx
@@ -501,14 +501,29 @@
           <w:b/>
           <w:sz w:val="20"/>
         </w:rPr>
-        <w:t>A decomposition of answerability.</w:t>
-      </w:r>
-      <w:r>
-        <w:rPr>
-          <w:rFonts w:ascii="Times New Roman" w:hAnsi="Times New Roman"/>
-          <w:sz w:val="20"/>
-        </w:rPr>
-        <w:t xml:space="preserve"> We show that retrieval-score thresholds, the standard abstention signal, reach 0.000 recall on false-premise questions, and give the mechanism: a false-premise question retrieves confidently because the scheme it names is real, so no threshold over retrieval scores can separate it from an answerable one.</w:t>
+        <w:t>A negative result on retrieval-score answerability thresholds.</w:t>
+      </w:r>
+      <w:r>
+        <w:rPr>
+          <w:rFonts w:ascii="Times New Roman" w:hAnsi="Times New Roman"/>
+          <w:sz w:val="20"/>
+        </w:rPr>
+        <w:t xml:space="preserve"> We show that the standard abstention signal carries no information on a corpus whose unanswerable questions concern present topics: answerable and unanswerable questions have indistinguishable top retrieval scores — 13.55 against 13.82 for BM25, with the </w:t>
+      </w:r>
+      <w:r>
+        <w:rPr>
+          <w:rFonts w:ascii="Times New Roman" w:hAnsi="Times New Roman"/>
+          <w:i/>
+          <w:sz w:val="20"/>
+        </w:rPr>
+        <w:t>unanswerable</w:t>
+      </w:r>
+      <w:r>
+        <w:rPr>
+          <w:rFonts w:ascii="Times New Roman" w:hAnsi="Times New Roman"/>
+          <w:sz w:val="20"/>
+        </w:rPr>
+        <w:t xml:space="preserve"> marginally higher — and precision across the full threshold sweep stays at the 0.20 base rate. The mechanism is that a retrieval threshold is a corpus-absence detector, and answerability is not corpus absence.</w:t>
       </w:r>
     </w:p>
     <w:p>
@@ -909,7 +924,22 @@
           <w:rFonts w:ascii="Times New Roman" w:hAnsi="Times New Roman"/>
           <w:sz w:val="20"/>
         </w:rPr>
-        <w:t xml:space="preserve"> them, so results are reported over an undifferentiated unanswerable class. Our §III-E taxonomy separates four kinds, and §VI-E shows why the distinction is not cosmetic: a retrieval-score threshold catches 0.688 of out-of-scope questions and 0.000 of false-premise ones. A single F1 over a set containing both conceals total failure on one of them. The contribution is the stratified measurement, not the observation that hard unanswerable questions exist.</w:t>
+        <w:t xml:space="preserve"> them, so results are reported over an undifferentiated unanswerable class. Our §III-E taxonomy separates four kinds, and §VI-H shows why the distinction is not cosmetic: 55 of our 80 unanswerable items concern schemes that </w:t>
+      </w:r>
+      <w:r>
+        <w:rPr>
+          <w:rFonts w:ascii="Times New Roman" w:hAnsi="Times New Roman"/>
+          <w:i/>
+          <w:sz w:val="20"/>
+        </w:rPr>
+        <w:t>are</w:t>
+      </w:r>
+      <w:r>
+        <w:rPr>
+          <w:rFonts w:ascii="Times New Roman" w:hAnsi="Times New Roman"/>
+          <w:sz w:val="20"/>
+        </w:rPr>
+        <w:t xml:space="preserve"> in the corpus, and those retrieve exactly as well as answerable questions do. A retrieval-score threshold is a corpus-absence detector, so it can only see the 25 out-of-scope items, and over the stratified set it carries no information at all — answerable and unanswerable medians of 13.55 and 13.82 under BM25, with precision pinned at the base rate across every threshold. A single F1 over an undifferentiated unanswerable class hides that completely. The contribution is the stratified measurement, not the observation that hard unanswerable questions exist.</w:t>
       </w:r>
     </w:p>
     <w:p>
@@ -7589,7 +7619,7 @@
           <w:rFonts w:ascii="Times New Roman" w:hAnsi="Times New Roman"/>
           <w:sz w:val="20"/>
         </w:rPr>
-        <w:t>A retrieval-score threshold, fitted on 86 development items by maximising F1 on the unanswerable class and reported on 174 held-out items, reaches F1 = 0.376 against the 0.75 target, at precision 0.53 and recall 0.291.</w:t>
+        <w:t>A retrieval-score threshold is the standard abstention signal, and on this corpus it does not work at any operating point. The reason is not that it is poorly calibrated. It is that the quantity it thresholds does not separate the classes.</w:t>
       </w:r>
     </w:p>
     <w:p>
@@ -7601,24 +7631,10 @@
       <w:r>
         <w:rPr>
           <w:rFonts w:ascii="Times New Roman" w:hAnsi="Times New Roman"/>
-          <w:sz w:val="20"/>
-        </w:rPr>
-        <w:t>The aggregate is not the finding. The per-class breakdown is.</w:t>
-      </w:r>
-    </w:p>
-    <w:p>
-      <w:pPr>
-        <w:spacing w:after="0"/>
-        <w:ind w:firstLine="288"/>
-        <w:jc w:val="both"/>
-      </w:pPr>
-      <w:r>
-        <w:rPr>
-          <w:rFonts w:ascii="Times New Roman" w:hAnsi="Times New Roman"/>
           <w:b/>
           <w:sz w:val="20"/>
         </w:rPr>
-        <w:t>Recall by unanswerable class</w:t>
+        <w:t>Top retrieval score by gold label, all 400 items</w:t>
       </w:r>
       <w:r>
         <w:rPr>
@@ -7643,14 +7659,16 @@
         <w:tblLook w:firstColumn="1" w:firstRow="1" w:lastColumn="0" w:lastRow="0" w:noHBand="0" w:noVBand="1" w:val="04A0"/>
       </w:tblPr>
       <w:tblGrid>
-        <w:gridCol w:w="3480"/>
-        <w:gridCol w:w="3480"/>
-        <w:gridCol w:w="3480"/>
+        <w:gridCol w:w="2088"/>
+        <w:gridCol w:w="2088"/>
+        <w:gridCol w:w="2088"/>
+        <w:gridCol w:w="2088"/>
+        <w:gridCol w:w="2088"/>
       </w:tblGrid>
       <w:tr>
         <w:tc>
           <w:tcPr>
-            <w:tcW w:type="dxa" w:w="3480"/>
+            <w:tcW w:type="dxa" w:w="2088"/>
           </w:tcPr>
           <w:p>
             <w:pPr>
@@ -7663,13 +7681,13 @@
                 <w:b/>
                 <w:sz w:val="16"/>
               </w:rPr>
-              <w:t>Class</w:t>
+              <w:t>Retriever</w:t>
             </w:r>
           </w:p>
         </w:tc>
         <w:tc>
           <w:tcPr>
-            <w:tcW w:type="dxa" w:w="3480"/>
+            <w:tcW w:type="dxa" w:w="2088"/>
           </w:tcPr>
           <w:p>
             <w:pPr>
@@ -7682,13 +7700,13 @@
                 <w:b/>
                 <w:sz w:val="16"/>
               </w:rPr>
-              <w:t>Recall</w:t>
+              <w:t>answerable</w:t>
             </w:r>
           </w:p>
         </w:tc>
         <w:tc>
           <w:tcPr>
-            <w:tcW w:type="dxa" w:w="3480"/>
+            <w:tcW w:type="dxa" w:w="2088"/>
           </w:tcPr>
           <w:p>
             <w:pPr>
@@ -7701,7 +7719,45 @@
                 <w:b/>
                 <w:sz w:val="16"/>
               </w:rPr>
-              <w:t>n</w:t>
+              <w:t>unanswerable</w:t>
+            </w:r>
+          </w:p>
+        </w:tc>
+        <w:tc>
+          <w:tcPr>
+            <w:tcW w:type="dxa" w:w="2088"/>
+          </w:tcPr>
+          <w:p>
+            <w:pPr>
+              <w:spacing w:after="0"/>
+            </w:pPr>
+            <w:r/>
+            <w:r>
+              <w:rPr>
+                <w:rFonts w:ascii="Times New Roman" w:hAnsi="Times New Roman"/>
+                <w:b/>
+                <w:sz w:val="16"/>
+              </w:rPr>
+              <w:t>best F1</w:t>
+            </w:r>
+          </w:p>
+        </w:tc>
+        <w:tc>
+          <w:tcPr>
+            <w:tcW w:type="dxa" w:w="2088"/>
+          </w:tcPr>
+          <w:p>
+            <w:pPr>
+              <w:spacing w:after="0"/>
+            </w:pPr>
+            <w:r/>
+            <w:r>
+              <w:rPr>
+                <w:rFonts w:ascii="Times New Roman" w:hAnsi="Times New Roman"/>
+                <w:b/>
+                <w:sz w:val="16"/>
+              </w:rPr>
+              <w:t>precision at best</w:t>
             </w:r>
           </w:p>
         </w:tc>
@@ -7709,7 +7765,7 @@
       <w:tr>
         <w:tc>
           <w:tcPr>
-            <w:tcW w:type="dxa" w:w="3480"/>
+            <w:tcW w:type="dxa" w:w="2088"/>
           </w:tcPr>
           <w:p>
             <w:pPr>
@@ -7725,13 +7781,13 @@
                 <w:rFonts w:ascii="Times New Roman" w:hAnsi="Times New Roman"/>
                 <w:sz w:val="16"/>
               </w:rPr>
-              <w:t>out-of-scope</w:t>
+              <w:t>BM25</w:t>
             </w:r>
           </w:p>
         </w:tc>
         <w:tc>
           <w:tcPr>
-            <w:tcW w:type="dxa" w:w="3480"/>
+            <w:tcW w:type="dxa" w:w="2088"/>
           </w:tcPr>
           <w:p>
             <w:pPr>
@@ -7747,13 +7803,13 @@
                 <w:rFonts w:ascii="Times New Roman" w:hAnsi="Times New Roman"/>
                 <w:sz w:val="16"/>
               </w:rPr>
-              <w:t>0.688</w:t>
+              <w:t>13.55</w:t>
             </w:r>
           </w:p>
         </w:tc>
         <w:tc>
           <w:tcPr>
-            <w:tcW w:type="dxa" w:w="3480"/>
+            <w:tcW w:type="dxa" w:w="2088"/>
           </w:tcPr>
           <w:p>
             <w:pPr>
@@ -7767,9 +7823,54 @@
             <w:r>
               <w:rPr>
                 <w:rFonts w:ascii="Times New Roman" w:hAnsi="Times New Roman"/>
-                <w:sz w:val="16"/>
-              </w:rPr>
-              <w:t>16</w:t>
+                <w:b/>
+                <w:sz w:val="16"/>
+              </w:rPr>
+              <w:t>13.82</w:t>
+            </w:r>
+          </w:p>
+        </w:tc>
+        <w:tc>
+          <w:tcPr>
+            <w:tcW w:type="dxa" w:w="2088"/>
+          </w:tcPr>
+          <w:p>
+            <w:pPr>
+              <w:spacing w:after="0"/>
+            </w:pPr>
+            <w:r>
+              <w:rPr>
+                <w:sz w:val="16"/>
+              </w:rPr>
+            </w:r>
+            <w:r>
+              <w:rPr>
+                <w:rFonts w:ascii="Times New Roman" w:hAnsi="Times New Roman"/>
+                <w:sz w:val="16"/>
+              </w:rPr>
+              <w:t>0.372</w:t>
+            </w:r>
+          </w:p>
+        </w:tc>
+        <w:tc>
+          <w:tcPr>
+            <w:tcW w:type="dxa" w:w="2088"/>
+          </w:tcPr>
+          <w:p>
+            <w:pPr>
+              <w:spacing w:after="0"/>
+            </w:pPr>
+            <w:r>
+              <w:rPr>
+                <w:sz w:val="16"/>
+              </w:rPr>
+            </w:r>
+            <w:r>
+              <w:rPr>
+                <w:rFonts w:ascii="Times New Roman" w:hAnsi="Times New Roman"/>
+                <w:sz w:val="16"/>
+              </w:rPr>
+              <w:t>0.237</w:t>
             </w:r>
           </w:p>
         </w:tc>
@@ -7777,7 +7878,7 @@
       <w:tr>
         <w:tc>
           <w:tcPr>
-            <w:tcW w:type="dxa" w:w="3480"/>
+            <w:tcW w:type="dxa" w:w="2088"/>
           </w:tcPr>
           <w:p>
             <w:pPr>
@@ -7793,13 +7894,13 @@
                 <w:rFonts w:ascii="Times New Roman" w:hAnsi="Times New Roman"/>
                 <w:sz w:val="16"/>
               </w:rPr>
-              <w:t>under-specified</w:t>
+              <w:t>TF-IDF</w:t>
             </w:r>
           </w:p>
         </w:tc>
         <w:tc>
           <w:tcPr>
-            <w:tcW w:type="dxa" w:w="3480"/>
+            <w:tcW w:type="dxa" w:w="2088"/>
           </w:tcPr>
           <w:p>
             <w:pPr>
@@ -7815,13 +7916,13 @@
                 <w:rFonts w:ascii="Times New Roman" w:hAnsi="Times New Roman"/>
                 <w:sz w:val="16"/>
               </w:rPr>
-              <w:t>0.286</w:t>
+              <w:t>0.1424</w:t>
             </w:r>
           </w:p>
         </w:tc>
         <w:tc>
           <w:tcPr>
-            <w:tcW w:type="dxa" w:w="3480"/>
+            <w:tcW w:type="dxa" w:w="2088"/>
           </w:tcPr>
           <w:p>
             <w:pPr>
@@ -7835,9 +7936,54 @@
             <w:r>
               <w:rPr>
                 <w:rFonts w:ascii="Times New Roman" w:hAnsi="Times New Roman"/>
-                <w:sz w:val="16"/>
-              </w:rPr>
-              <w:t>7</w:t>
+                <w:b/>
+                <w:sz w:val="16"/>
+              </w:rPr>
+              <w:t>0.1485</w:t>
+            </w:r>
+          </w:p>
+        </w:tc>
+        <w:tc>
+          <w:tcPr>
+            <w:tcW w:type="dxa" w:w="2088"/>
+          </w:tcPr>
+          <w:p>
+            <w:pPr>
+              <w:spacing w:after="0"/>
+            </w:pPr>
+            <w:r>
+              <w:rPr>
+                <w:sz w:val="16"/>
+              </w:rPr>
+            </w:r>
+            <w:r>
+              <w:rPr>
+                <w:rFonts w:ascii="Times New Roman" w:hAnsi="Times New Roman"/>
+                <w:sz w:val="16"/>
+              </w:rPr>
+              <w:t>0.370</w:t>
+            </w:r>
+          </w:p>
+        </w:tc>
+        <w:tc>
+          <w:tcPr>
+            <w:tcW w:type="dxa" w:w="2088"/>
+          </w:tcPr>
+          <w:p>
+            <w:pPr>
+              <w:spacing w:after="0"/>
+            </w:pPr>
+            <w:r>
+              <w:rPr>
+                <w:sz w:val="16"/>
+              </w:rPr>
+            </w:r>
+            <w:r>
+              <w:rPr>
+                <w:rFonts w:ascii="Times New Roman" w:hAnsi="Times New Roman"/>
+                <w:sz w:val="16"/>
+              </w:rPr>
+              <w:t>0.231</w:t>
             </w:r>
           </w:p>
         </w:tc>
@@ -7845,7 +7991,7 @@
       <w:tr>
         <w:tc>
           <w:tcPr>
-            <w:tcW w:type="dxa" w:w="3480"/>
+            <w:tcW w:type="dxa" w:w="2088"/>
           </w:tcPr>
           <w:p>
             <w:pPr>
@@ -7861,13 +8007,13 @@
                 <w:rFonts w:ascii="Times New Roman" w:hAnsi="Times New Roman"/>
                 <w:sz w:val="16"/>
               </w:rPr>
-              <w:t>near-miss</w:t>
+              <w:t>Script-aware RRF</w:t>
             </w:r>
           </w:p>
         </w:tc>
         <w:tc>
           <w:tcPr>
-            <w:tcW w:type="dxa" w:w="3480"/>
+            <w:tcW w:type="dxa" w:w="2088"/>
           </w:tcPr>
           <w:p>
             <w:pPr>
@@ -7883,13 +8029,13 @@
                 <w:rFonts w:ascii="Times New Roman" w:hAnsi="Times New Roman"/>
                 <w:sz w:val="16"/>
               </w:rPr>
-              <w:t>0.143</w:t>
+              <w:t>0.0327</w:t>
             </w:r>
           </w:p>
         </w:tc>
         <w:tc>
           <w:tcPr>
-            <w:tcW w:type="dxa" w:w="3480"/>
+            <w:tcW w:type="dxa" w:w="2088"/>
           </w:tcPr>
           <w:p>
             <w:pPr>
@@ -7905,15 +8051,13 @@
                 <w:rFonts w:ascii="Times New Roman" w:hAnsi="Times New Roman"/>
                 <w:sz w:val="16"/>
               </w:rPr>
-              <w:t>21</w:t>
+              <w:t>0.0325</w:t>
             </w:r>
           </w:p>
         </w:tc>
-      </w:tr>
-      <w:tr>
         <w:tc>
           <w:tcPr>
-            <w:tcW w:type="dxa" w:w="3480"/>
+            <w:tcW w:type="dxa" w:w="2088"/>
           </w:tcPr>
           <w:p>
             <w:pPr>
@@ -7929,13 +8073,13 @@
                 <w:rFonts w:ascii="Times New Roman" w:hAnsi="Times New Roman"/>
                 <w:sz w:val="16"/>
               </w:rPr>
-              <w:t>false-premise</w:t>
+              <w:t>0.351</w:t>
             </w:r>
           </w:p>
         </w:tc>
         <w:tc>
           <w:tcPr>
-            <w:tcW w:type="dxa" w:w="3480"/>
+            <w:tcW w:type="dxa" w:w="2088"/>
           </w:tcPr>
           <w:p>
             <w:pPr>
@@ -7949,32 +8093,9 @@
             <w:r>
               <w:rPr>
                 <w:rFonts w:ascii="Times New Roman" w:hAnsi="Times New Roman"/>
-                <w:b/>
-                <w:sz w:val="16"/>
-              </w:rPr>
-              <w:t>0.000</w:t>
-            </w:r>
-          </w:p>
-        </w:tc>
-        <w:tc>
-          <w:tcPr>
-            <w:tcW w:type="dxa" w:w="3480"/>
-          </w:tcPr>
-          <w:p>
-            <w:pPr>
-              <w:spacing w:after="0"/>
-            </w:pPr>
-            <w:r>
-              <w:rPr>
-                <w:sz w:val="16"/>
-              </w:rPr>
-            </w:r>
-            <w:r>
-              <w:rPr>
-                <w:rFonts w:ascii="Times New Roman" w:hAnsi="Times New Roman"/>
-                <w:sz w:val="16"/>
-              </w:rPr>
-              <w:t>11</w:t>
+                <w:sz w:val="16"/>
+              </w:rPr>
+              <w:t>0.216</w:t>
             </w:r>
           </w:p>
         </w:tc>
@@ -7996,7 +8117,7 @@
           <w:rFonts w:ascii="Times New Roman" w:hAnsi="Times New Roman"/>
           <w:sz w:val="20"/>
         </w:rPr>
-        <w:t xml:space="preserve">The ordering is the result, and it is not a calibration failure. Out-of-scope questions are about subjects absent from the corpus; they retrieve badly, and any threshold catches them. False-premise questions retrieve </w:t>
+        <w:t xml:space="preserve">The medians are indistinguishable, and in two of the three retrievers the </w:t>
       </w:r>
       <w:r>
         <w:rPr>
@@ -8004,14 +8125,14 @@
           <w:i/>
           <w:sz w:val="20"/>
         </w:rPr>
-        <w:t>confidently</w:t>
-      </w:r>
-      <w:r>
-        <w:rPr>
-          <w:rFonts w:ascii="Times New Roman" w:hAnsi="Times New Roman"/>
-          <w:sz w:val="20"/>
-        </w:rPr>
-        <w:t>, because the scheme they name is real and its passages score highly — the false premise is a claim about the scheme, not about its existence. No threshold over retrieval scores can separate such a question from an answerable one, because at the score level they are identical. The same mechanism, weaker, explains near-miss at 0.143.</w:t>
+        <w:t>unanswerable</w:t>
+      </w:r>
+      <w:r>
+        <w:rPr>
+          <w:rFonts w:ascii="Times New Roman" w:hAnsi="Times New Roman"/>
+          <w:sz w:val="20"/>
+        </w:rPr>
+        <w:t xml:space="preserve"> questions score marginally higher — the opposite of the direction a threshold assumes. Across the full sweep of τ, precision never leaves the neighbourhood of 0.21–0.24 against an unanswerable base rate of 0.20, which is the signature of a signal carrying no information: abstaining at random achieves precision equal to the prevalence.</w:t>
       </w:r>
     </w:p>
     <w:p>
@@ -8025,22 +8146,7 @@
           <w:rFonts w:ascii="Times New Roman" w:hAnsi="Times New Roman"/>
           <w:sz w:val="20"/>
         </w:rPr>
-        <w:t xml:space="preserve">This is a limit of the signal rather than of its calibration, and it motivates the entailment check: deciding whether a </w:t>
-      </w:r>
-      <w:r>
-        <w:rPr>
-          <w:rFonts w:ascii="Times New Roman" w:hAnsi="Times New Roman"/>
-          <w:i/>
-          <w:sz w:val="20"/>
-        </w:rPr>
-        <w:t>specific claim</w:t>
-      </w:r>
-      <w:r>
-        <w:rPr>
-          <w:rFonts w:ascii="Times New Roman" w:hAnsi="Times New Roman"/>
-          <w:sz w:val="20"/>
-        </w:rPr>
-        <w:t xml:space="preserve"> is supported by the retrieved passage is exactly the question a retrieval score does not ask. On the false-premise and near-miss cases where the threshold scores 0.000 and 0.143, NLI entailment identified the unanswerable item in 7 of 7 cases tested. Full results are reported with Module 4.</w:t>
+        <w:t>The best F1 of 0.372 is reached at 86% abstention. Those two numbers have to be read together. A recall of 0.93 on the unanswerable class, bought by refusing most of the answerable questions as well, is not detection; it is silence.</w:t>
       </w:r>
     </w:p>
     <w:p>
@@ -8052,37 +8158,32 @@
       <w:r>
         <w:rPr>
           <w:rFonts w:ascii="Times New Roman" w:hAnsi="Times New Roman"/>
-          <w:sz w:val="20"/>
-        </w:rPr>
-        <w:t>An aggregate F1 of 0.376 would have read as "needs tuning" and sent us to re-fit the threshold. The per-class table says that no value of the threshold would have helped.</w:t>
-      </w:r>
-    </w:p>
-    <w:p>
-      <w:pPr>
-        <w:spacing w:before="200" w:after="80"/>
-        <w:jc w:val="center"/>
-      </w:pPr>
-      <w:r>
-        <w:rPr>
-          <w:rFonts w:ascii="Times New Roman" w:hAnsi="Times New Roman"/>
-          <w:smallCaps/>
-          <w:sz w:val="20"/>
-        </w:rPr>
-        <w:t>VII. Error Analysis (Module 6)</w:t>
-      </w:r>
-    </w:p>
-    <w:p>
-      <w:pPr>
-        <w:spacing w:before="200" w:after="80"/>
-        <w:jc w:val="left"/>
-      </w:pPr>
+          <w:b/>
+          <w:sz w:val="20"/>
+        </w:rPr>
+        <w:t>This follows from the dataset rather than from the retriever.</w:t>
+      </w:r>
+      <w:r>
+        <w:rPr>
+          <w:rFonts w:ascii="Times New Roman" w:hAnsi="Times New Roman"/>
+          <w:sz w:val="20"/>
+        </w:rPr>
+        <w:t xml:space="preserve"> Of the 80 unanswerable items, 55 — the near-miss, false-premise and under-specified classes — are deliberately written about schemes that </w:t>
+      </w:r>
       <w:r>
         <w:rPr>
           <w:rFonts w:ascii="Times New Roman" w:hAnsi="Times New Roman"/>
           <w:i/>
           <w:sz w:val="20"/>
         </w:rPr>
-        <w:t>A. Protocol</w:t>
+        <w:t>are</w:t>
+      </w:r>
+      <w:r>
+        <w:rPr>
+          <w:rFonts w:ascii="Times New Roman" w:hAnsi="Times New Roman"/>
+          <w:sz w:val="20"/>
+        </w:rPr>
+        <w:t xml:space="preserve"> in the corpus. A false-premise question names a real scheme and asserts something untrue of it; a near-miss question matches a scheme's subject matter without matching any particular statement. Such questions retrieve exactly as well as answerable ones, because the passages they retrieve are genuinely about the topic. Only the 25 out-of-scope items concern absent subjects, and those are the only ones a retrieval score can see.</w:t>
       </w:r>
     </w:p>
     <w:p>
@@ -8096,7 +8197,7 @@
           <w:rFonts w:ascii="Times New Roman" w:hAnsi="Times New Roman"/>
           <w:sz w:val="20"/>
         </w:rPr>
-        <w:t>We analyse twenty failures drawn against a fixed taxonomy of ten categories — code-mixing, transliteration variation, named entities, amounts, dates, ambiguity, near-duplicate schemes across schemes, the cross-lingual gap, long-tail schemes, and short queries — with two cases per category.</w:t>
+        <w:t>A corpus-absence detector is therefore what a retrieval threshold is, and answerability is not corpus absence. The distinction matters for deployment: a system fielding questions about schemes it documents will meet the hard classes far more often than the easy one.</w:t>
       </w:r>
     </w:p>
     <w:p>
@@ -8110,7 +8211,65 @@
           <w:rFonts w:ascii="Times New Roman" w:hAnsi="Times New Roman"/>
           <w:sz w:val="20"/>
         </w:rPr>
-        <w:t>Selection is by rule rather than by hand. Within each category we take the failures on which the system was most confident and most wrong, ranked by retrieval score against a failed gold match. This matters more than it may appear. Choosing illustrative cases after seeing which ones look interesting is how an error analysis becomes a collection of anecdotes: the examples then demonstrate whatever the author already believed. Fixing the taxonomy first, the count per category second, and the selection rule third means the cases are answerable to the taxonomy rather than to the argument.</w:t>
+        <w:t xml:space="preserve">We draw two conclusions. The first is negative and firm: </w:t>
+      </w:r>
+      <w:r>
+        <w:rPr>
+          <w:rFonts w:ascii="Times New Roman" w:hAnsi="Times New Roman"/>
+          <w:b/>
+          <w:sz w:val="20"/>
+        </w:rPr>
+        <w:t>retrieval-score thresholds should not be used as answerability signals on corpora where unanswerable questions concern present topics</w:t>
+      </w:r>
+      <w:r>
+        <w:rPr>
+          <w:rFonts w:ascii="Times New Roman" w:hAnsi="Times New Roman"/>
+          <w:sz w:val="20"/>
+        </w:rPr>
+        <w:t xml:space="preserve">, and reporting a single fitted operating point conceals this, because the fitted point moves from 0.000 recall to 0.93 depending only on the split while the underlying curve stays flat. The second is the motivation for §IV-F: deciding whether a </w:t>
+      </w:r>
+      <w:r>
+        <w:rPr>
+          <w:rFonts w:ascii="Times New Roman" w:hAnsi="Times New Roman"/>
+          <w:i/>
+          <w:sz w:val="20"/>
+        </w:rPr>
+        <w:t>specific claim</w:t>
+      </w:r>
+      <w:r>
+        <w:rPr>
+          <w:rFonts w:ascii="Times New Roman" w:hAnsi="Times New Roman"/>
+          <w:sz w:val="20"/>
+        </w:rPr>
+        <w:t xml:space="preserve"> is supported requires reading the passage, which is what natural-language inference does and what a retrieval score cannot. On the false-premise and near-miss items where the threshold is uninformative, NLI entailment identified the unanswerable item in 7 of 7 cases tested. That is a small sample and is reported as such; the full comparison runs with Module 4.</w:t>
+      </w:r>
+    </w:p>
+    <w:p>
+      <w:pPr>
+        <w:spacing w:before="200" w:after="80"/>
+        <w:jc w:val="center"/>
+      </w:pPr>
+      <w:r>
+        <w:rPr>
+          <w:rFonts w:ascii="Times New Roman" w:hAnsi="Times New Roman"/>
+          <w:smallCaps/>
+          <w:sz w:val="20"/>
+        </w:rPr>
+        <w:t>VII. Error Analysis (Module 6)</w:t>
+      </w:r>
+    </w:p>
+    <w:p>
+      <w:pPr>
+        <w:spacing w:before="200" w:after="80"/>
+        <w:jc w:val="left"/>
+      </w:pPr>
+      <w:r>
+        <w:rPr>
+          <w:rFonts w:ascii="Times New Roman" w:hAnsi="Times New Roman"/>
+          <w:i/>
+          <w:sz w:val="20"/>
+        </w:rPr>
+        <w:t>A. Protocol</w:t>
       </w:r>
     </w:p>
     <w:p>
@@ -8124,35 +8283,7 @@
           <w:rFonts w:ascii="Times New Roman" w:hAnsi="Times New Roman"/>
           <w:sz w:val="20"/>
         </w:rPr>
-        <w:t xml:space="preserve">Each case is recorded as a structured record — query, gold passages, the ranked output of each system under comparison, the generated answer, a diagnosis, and the component judged to have failed — and is committed to the repository as </w:t>
-      </w:r>
-      <w:r>
-        <w:rPr>
-          <w:rFonts w:ascii="Consolas" w:hAnsi="Consolas"/>
-          <w:sz w:val="17"/>
-        </w:rPr>
-        <w:t>evals/errors.jsonl</w:t>
-      </w:r>
-      <w:r>
-        <w:rPr>
-          <w:rFonts w:ascii="Times New Roman" w:hAnsi="Times New Roman"/>
-          <w:sz w:val="20"/>
-        </w:rPr>
-        <w:t xml:space="preserve"> alongside the rendered report. The diagnosis field names one of retrieval, generation, answerability or data, so that the distribution of failures across components is itself a result rather than an impression.</w:t>
-      </w:r>
-    </w:p>
-    <w:p>
-      <w:pPr>
-        <w:spacing w:before="200" w:after="80"/>
-        <w:jc w:val="left"/>
-      </w:pPr>
-      <w:r>
-        <w:rPr>
-          <w:rFonts w:ascii="Times New Roman" w:hAnsi="Times New Roman"/>
-          <w:i/>
-          <w:sz w:val="20"/>
-        </w:rPr>
-        <w:t>B. What the cases showed</w:t>
+        <w:t>We analyse twenty failures drawn against a fixed taxonomy of ten categories — code-mixing, transliteration variation, named entities, amounts, dates, ambiguity, near-duplicate schemes across schemes, the cross-lingual gap, long-tail schemes, and short queries — with two cases per category.</w:t>
       </w:r>
     </w:p>
     <w:p>
@@ -8166,22 +8297,7 @@
           <w:rFonts w:ascii="Times New Roman" w:hAnsi="Times New Roman"/>
           <w:sz w:val="20"/>
         </w:rPr>
-        <w:t xml:space="preserve">The dominant failure mode is not subtle. In the majority of the twenty cases the gold passage was never retrieved at all, and the top-ranked hit was the correct scheme in the </w:t>
-      </w:r>
-      <w:r>
-        <w:rPr>
-          <w:rFonts w:ascii="Times New Roman" w:hAnsi="Times New Roman"/>
-          <w:i/>
-          <w:sz w:val="20"/>
-        </w:rPr>
-        <w:t>wrong language</w:t>
-      </w:r>
-      <w:r>
-        <w:rPr>
-          <w:rFonts w:ascii="Times New Roman" w:hAnsi="Times New Roman"/>
-          <w:sz w:val="20"/>
-        </w:rPr>
-        <w:t>: a Hinglish query about the National Health Mission's untied grants returns the English article when the gold passage is the Hindi one, and an English query about Sukanya Samriddhi eligibility does the same in reverse. The system was not confused about the topic. It was confused about nothing at all — it had simply never been able to see the passage that would have answered the question.</w:t>
+        <w:t>Selection is by rule rather than by hand. Within each category we take the failures on which the system was most confident and most wrong, ranked by retrieval score against a failed gold match. This matters more than it may appear. Choosing illustrative cases after seeing which ones look interesting is how an error analysis becomes a collection of anecdotes: the examples then demonstrate whatever the author already believed. Fixing the taxonomy first, the count per category second, and the selection rule third means the cases are answerable to the taxonomy rather than to the argument.</w:t>
       </w:r>
     </w:p>
     <w:p>
@@ -8195,7 +8311,21 @@
           <w:rFonts w:ascii="Times New Roman" w:hAnsi="Times New Roman"/>
           <w:sz w:val="20"/>
         </w:rPr>
-        <w:t>This concentrates the error in one component. Categories that appear linguistically distinct in the taxonomy — code-mixing, transliteration variation, the cross-lingual gap — turn out to share a single mechanism once the retrieved lists are read side by side, and that mechanism is a retriever that cannot cross a script boundary. Categories that are genuinely about generation, such as amounts and dates, are comparatively rare in this sample, which is itself informative: on this corpus the generator is not the bottleneck.</w:t>
+        <w:t xml:space="preserve">Each case is recorded as a structured record — query, gold passages, the ranked output of each system under comparison, the generated answer, a diagnosis, and the component judged to have failed — and is committed to the repository as </w:t>
+      </w:r>
+      <w:r>
+        <w:rPr>
+          <w:rFonts w:ascii="Consolas" w:hAnsi="Consolas"/>
+          <w:sz w:val="17"/>
+        </w:rPr>
+        <w:t>evals/errors.jsonl</w:t>
+      </w:r>
+      <w:r>
+        <w:rPr>
+          <w:rFonts w:ascii="Times New Roman" w:hAnsi="Times New Roman"/>
+          <w:sz w:val="20"/>
+        </w:rPr>
+        <w:t xml:space="preserve"> alongside the rendered report. The diagnosis field names one of retrieval, generation, answerability or data, so that the distribution of failures across components is itself a result rather than an impression.</w:t>
       </w:r>
     </w:p>
     <w:p>
@@ -8209,7 +8339,7 @@
           <w:i/>
           <w:sz w:val="20"/>
         </w:rPr>
-        <w:t>C. The case that produced the paper's main result</w:t>
+        <w:t>B. What the cases showed</w:t>
       </w:r>
     </w:p>
     <w:p>
@@ -8223,7 +8353,22 @@
           <w:rFonts w:ascii="Times New Roman" w:hAnsi="Times New Roman"/>
           <w:sz w:val="20"/>
         </w:rPr>
-        <w:t>One case (E02 in the committed report) is worth stating in full, because the central contribution of this paper came out of it rather than out of a metric.</w:t>
+        <w:t xml:space="preserve">The dominant failure mode is not subtle. In the majority of the twenty cases the gold passage was never retrieved at all, and the top-ranked hit was the correct scheme in the </w:t>
+      </w:r>
+      <w:r>
+        <w:rPr>
+          <w:rFonts w:ascii="Times New Roman" w:hAnsi="Times New Roman"/>
+          <w:i/>
+          <w:sz w:val="20"/>
+        </w:rPr>
+        <w:t>wrong language</w:t>
+      </w:r>
+      <w:r>
+        <w:rPr>
+          <w:rFonts w:ascii="Times New Roman" w:hAnsi="Times New Roman"/>
+          <w:sz w:val="20"/>
+        </w:rPr>
+        <w:t>: a Hinglish query about the National Health Mission's untied grants returns the English article when the gold passage is the Hindi one, and an English query about Sukanya Samriddhi eligibility does the same in reverse. The system was not confused about the topic. It was confused about nothing at all — it had simply never been able to see the passage that would have answered the question.</w:t>
       </w:r>
     </w:p>
     <w:p>
@@ -8237,22 +8382,21 @@
           <w:rFonts w:ascii="Times New Roman" w:hAnsi="Times New Roman"/>
           <w:sz w:val="20"/>
         </w:rPr>
-        <w:t xml:space="preserve">The aggregate tables showed hybrid fusion performing </w:t>
-      </w:r>
+        <w:t>This concentrates the error in one component. Categories that appear linguistically distinct in the taxonomy — code-mixing, transliteration variation, the cross-lingual gap — turn out to share a single mechanism once the retrieved lists are read side by side, and that mechanism is a retriever that cannot cross a script boundary. Categories that are genuinely about generation, such as amounts and dates, are comparatively rare in this sample, which is itself informative: on this corpus the generator is not the bottleneck.</w:t>
+      </w:r>
+    </w:p>
+    <w:p>
+      <w:pPr>
+        <w:spacing w:before="200" w:after="80"/>
+        <w:jc w:val="left"/>
+      </w:pPr>
       <w:r>
         <w:rPr>
           <w:rFonts w:ascii="Times New Roman" w:hAnsi="Times New Roman"/>
           <w:i/>
           <w:sz w:val="20"/>
         </w:rPr>
-        <w:t>worse</w:t>
-      </w:r>
-      <w:r>
-        <w:rPr>
-          <w:rFonts w:ascii="Times New Roman" w:hAnsi="Times New Roman"/>
-          <w:sz w:val="20"/>
-        </w:rPr>
-        <w:t xml:space="preserve"> than dense retrieval alone on exactly the queries hybrid retrieval was supposed to help with, and gave no indication why. Both components were behaving as documented; the fusion was implemented correctly against its own specification; the α sweep found no interior setting that beat either endpoint by more than 0.001, which reads as a clean negative result. Read as a table, the finding was that hybrid retrieval does not help here.</w:t>
+        <w:t>C. The case that produced the paper's main result</w:t>
       </w:r>
     </w:p>
     <w:p>
@@ -8266,7 +8410,7 @@
           <w:rFonts w:ascii="Times New Roman" w:hAnsi="Times New Roman"/>
           <w:sz w:val="20"/>
         </w:rPr>
-        <w:t>Reading the twenty cases gave the actual explanation. Of the twenty failures, the dense retriever alone had returned the gold passage in eight. Plain Reciprocal Rank Fusion lost all eight. A fusion method that discards every case its stronger component got right is not a method with a disappointing coefficient; it is a method whose arithmetic is wrong for this setting, and no amount of sweeping α would have revealed that, because α was never the problem.</w:t>
+        <w:t>One case (E02 in the committed report) is worth stating in full, because the central contribution of this paper came out of it rather than out of a metric.</w:t>
       </w:r>
     </w:p>
     <w:p>
@@ -8280,35 +8424,22 @@
           <w:rFonts w:ascii="Times New Roman" w:hAnsi="Times New Roman"/>
           <w:sz w:val="20"/>
         </w:rPr>
-        <w:t>The mechanism is developed in §VIII. The methodological point belongs here: the aggregate metric was not merely uninformative about the cause, it pointed away from it. Twenty cases, selected by rule and read in full, were what turned a negative result into a positive one.</w:t>
-      </w:r>
-    </w:p>
-    <w:p>
-      <w:pPr>
-        <w:spacing w:before="200" w:after="80"/>
-        <w:jc w:val="center"/>
-      </w:pPr>
-      <w:r>
-        <w:rPr>
-          <w:rFonts w:ascii="Times New Roman" w:hAnsi="Times New Roman"/>
-          <w:smallCaps/>
-          <w:sz w:val="20"/>
-        </w:rPr>
-        <w:t>VIII. Discussion</w:t>
-      </w:r>
-    </w:p>
-    <w:p>
-      <w:pPr>
-        <w:spacing w:before="200" w:after="80"/>
-        <w:jc w:val="left"/>
-      </w:pPr>
+        <w:t xml:space="preserve">The aggregate tables showed hybrid fusion performing </w:t>
+      </w:r>
       <w:r>
         <w:rPr>
           <w:rFonts w:ascii="Times New Roman" w:hAnsi="Times New Roman"/>
           <w:i/>
           <w:sz w:val="20"/>
         </w:rPr>
-        <w:t>A. Why fusion fails across a script boundary</w:t>
+        <w:t>worse</w:t>
+      </w:r>
+      <w:r>
+        <w:rPr>
+          <w:rFonts w:ascii="Times New Roman" w:hAnsi="Times New Roman"/>
+          <w:sz w:val="20"/>
+        </w:rPr>
+        <w:t xml:space="preserve"> than dense retrieval alone on exactly the queries hybrid retrieval was supposed to help with, and gave no indication why. Both components were behaving as documented; the fusion was implemented correctly against its own specification; the α sweep found no interior setting that beat either endpoint by more than 0.001, which reads as a clean negative result. Read as a table, the finding was that hybrid retrieval does not help here.</w:t>
       </w:r>
     </w:p>
     <w:p>
@@ -8322,21 +8453,7 @@
           <w:rFonts w:ascii="Times New Roman" w:hAnsi="Times New Roman"/>
           <w:sz w:val="20"/>
         </w:rPr>
-        <w:t xml:space="preserve">Rank fusion rests on an assumption that is usually harmless and is false here. Combining two retrievers is worthwhile when their errors are complementary — when each recovers documents the other misses — and rank-based fusion in particular treats agreement between retrievers as evidence. A document returned by both systems accumulates two contributions; one returned by a single system accumulates one. Under Reciprocal Rank Fusion the fused score is </w:t>
-      </w:r>
-      <w:r>
-        <w:rPr>
-          <w:rFonts w:ascii="Consolas" w:hAnsi="Consolas"/>
-          <w:sz w:val="17"/>
-        </w:rPr>
-        <w:t>Σᵢ 1/(k + rankᵢ)</w:t>
-      </w:r>
-      <w:r>
-        <w:rPr>
-          <w:rFonts w:ascii="Times New Roman" w:hAnsi="Times New Roman"/>
-          <w:sz w:val="20"/>
-        </w:rPr>
-        <w:t>, summed over the systems that returned the document, and the document found by one system alone is therefore scored at roughly half the document found by both.</w:t>
+        <w:t>Reading the twenty cases gave the actual explanation. Of the twenty failures, the dense retriever alone had returned the gold passage in eight. Plain Reciprocal Rank Fusion lost all eight. A fusion method that discards every case its stronger component got right is not a method with a disappointing coefficient; it is a method whose arithmetic is wrong for this setting, and no amount of sweeping α would have revealed that, because α was never the problem.</w:t>
       </w:r>
     </w:p>
     <w:p>
@@ -8350,22 +8467,35 @@
           <w:rFonts w:ascii="Times New Roman" w:hAnsi="Times New Roman"/>
           <w:sz w:val="20"/>
         </w:rPr>
-        <w:t xml:space="preserve">Across a script boundary this arithmetic silently changes meaning. A lexical retriever matching surface tokens has, by construction, </w:t>
-      </w:r>
+        <w:t>The mechanism is developed in §VIII. The methodological point belongs here: the aggregate metric was not merely uninformative about the cause, it pointed away from it. Twenty cases, selected by rule and read in full, were what turned a negative result into a positive one.</w:t>
+      </w:r>
+    </w:p>
+    <w:p>
+      <w:pPr>
+        <w:spacing w:before="200" w:after="80"/>
+        <w:jc w:val="center"/>
+      </w:pPr>
+      <w:r>
+        <w:rPr>
+          <w:rFonts w:ascii="Times New Roman" w:hAnsi="Times New Roman"/>
+          <w:smallCaps/>
+          <w:sz w:val="20"/>
+        </w:rPr>
+        <w:t>VIII. Discussion</w:t>
+      </w:r>
+    </w:p>
+    <w:p>
+      <w:pPr>
+        <w:spacing w:before="200" w:after="80"/>
+        <w:jc w:val="left"/>
+      </w:pPr>
       <w:r>
         <w:rPr>
           <w:rFonts w:ascii="Times New Roman" w:hAnsi="Times New Roman"/>
           <w:i/>
           <w:sz w:val="20"/>
         </w:rPr>
-        <w:t>zero</w:t>
-      </w:r>
-      <w:r>
-        <w:rPr>
-          <w:rFonts w:ascii="Times New Roman" w:hAnsi="Times New Roman"/>
-          <w:sz w:val="20"/>
-        </w:rPr>
-        <w:t xml:space="preserve"> recall over passages written in a script the query does not use: a Devanagari query and a Latin-script passage share essentially no tokens, so BM25 cannot return that passage at any rank, for any query, however relevant it is. The lexical retriever's silence about a cross-script passage is not evidence against that passage. It is not evidence at all.</w:t>
+        <w:t>A. Why fusion fails across a script boundary</w:t>
       </w:r>
     </w:p>
     <w:p>
@@ -8379,37 +8509,21 @@
           <w:rFonts w:ascii="Times New Roman" w:hAnsi="Times New Roman"/>
           <w:sz w:val="20"/>
         </w:rPr>
-        <w:t xml:space="preserve">Plain RRF cannot tell the difference between these two situations, because the sum is taken over the systems that </w:t>
-      </w:r>
-      <w:r>
-        <w:rPr>
-          <w:rFonts w:ascii="Times New Roman" w:hAnsi="Times New Roman"/>
-          <w:i/>
-          <w:sz w:val="20"/>
-        </w:rPr>
-        <w:t>did</w:t>
-      </w:r>
-      <w:r>
-        <w:rPr>
-          <w:rFonts w:ascii="Times New Roman" w:hAnsi="Times New Roman"/>
-          <w:sz w:val="20"/>
-        </w:rPr>
-        <w:t xml:space="preserve"> return the document rather than over the systems that </w:t>
-      </w:r>
-      <w:r>
-        <w:rPr>
-          <w:rFonts w:ascii="Times New Roman" w:hAnsi="Times New Roman"/>
-          <w:i/>
-          <w:sz w:val="20"/>
-        </w:rPr>
-        <w:t>could</w:t>
-      </w:r>
-      <w:r>
-        <w:rPr>
-          <w:rFonts w:ascii="Times New Roman" w:hAnsi="Times New Roman"/>
-          <w:sz w:val="20"/>
-        </w:rPr>
-        <w:t>. A cross-script passage is docked a full contribution for the lexical retriever's blindness, and it is docked it relative to same-script passages whose lexical votes were possible. The penalty is therefore applied precisely where it is least deserved: the cross-lingual case is the one in which the dense retriever is the only informative signal, and it is the case in which fusion most aggressively discounts it.</w:t>
+        <w:t xml:space="preserve">Rank fusion rests on an assumption that is usually harmless and is false here. Combining two retrievers is worthwhile when their errors are complementary — when each recovers documents the other misses — and rank-based fusion in particular treats agreement between retrievers as evidence. A document returned by both systems accumulates two contributions; one returned by a single system accumulates one. Under Reciprocal Rank Fusion the fused score is </w:t>
+      </w:r>
+      <w:r>
+        <w:rPr>
+          <w:rFonts w:ascii="Consolas" w:hAnsi="Consolas"/>
+          <w:sz w:val="17"/>
+        </w:rPr>
+        <w:t>Σᵢ 1/(k + rankᵢ)</w:t>
+      </w:r>
+      <w:r>
+        <w:rPr>
+          <w:rFonts w:ascii="Times New Roman" w:hAnsi="Times New Roman"/>
+          <w:sz w:val="20"/>
+        </w:rPr>
+        <w:t>, summed over the systems that returned the document, and the document found by one system alone is therefore scored at roughly half the document found by both.</w:t>
       </w:r>
     </w:p>
     <w:p>
@@ -8423,7 +8537,7 @@
           <w:rFonts w:ascii="Times New Roman" w:hAnsi="Times New Roman"/>
           <w:sz w:val="20"/>
         </w:rPr>
-        <w:t xml:space="preserve">It is worth being precise about what is and is not new. This behaviour is not a bug in RRF, which was designed for monolingual settings in which every retriever can reach every document, and under which discounting single-system evidence is sensible. Nor is the underlying difficulty unknown: work on multilingual retrieval has previously restricted sparse retrieval to same-language candidates when combining it with dense retrieval, which avoids the problem by not creating it. Our contribution is not the observation that sparse retrievers struggle across languages. It is the characterisation of </w:t>
+        <w:t xml:space="preserve">Across a script boundary this arithmetic silently changes meaning. A lexical retriever matching surface tokens has, by construction, </w:t>
       </w:r>
       <w:r>
         <w:rPr>
@@ -8431,28 +8545,14 @@
           <w:i/>
           <w:sz w:val="20"/>
         </w:rPr>
-        <w:t>how the fusion arithmetic converts that limitation into an active penalty</w:t>
-      </w:r>
-      <w:r>
-        <w:rPr>
-          <w:rFonts w:ascii="Times New Roman" w:hAnsi="Times New Roman"/>
-          <w:sz w:val="20"/>
-        </w:rPr>
-        <w:t>, and a minimal correction stated in those terms.</w:t>
-      </w:r>
-    </w:p>
-    <w:p>
-      <w:pPr>
-        <w:spacing w:before="200" w:after="80"/>
-        <w:jc w:val="left"/>
-      </w:pPr>
-      <w:r>
-        <w:rPr>
-          <w:rFonts w:ascii="Times New Roman" w:hAnsi="Times New Roman"/>
-          <w:i/>
-          <w:sz w:val="20"/>
-        </w:rPr>
-        <w:t>B. Script-aware fusion</w:t>
+        <w:t>zero</w:t>
+      </w:r>
+      <w:r>
+        <w:rPr>
+          <w:rFonts w:ascii="Times New Roman" w:hAnsi="Times New Roman"/>
+          <w:sz w:val="20"/>
+        </w:rPr>
+        <w:t xml:space="preserve"> recall over passages written in a script the query does not use: a Devanagari query and a Latin-script passage share essentially no tokens, so BM25 cannot return that passage at any rank, for any query, however relevant it is. The lexical retriever's silence about a cross-script passage is not evidence against that passage. It is not evidence at all.</w:t>
       </w:r>
     </w:p>
     <w:p>
@@ -8466,7 +8566,7 @@
           <w:rFonts w:ascii="Times New Roman" w:hAnsi="Times New Roman"/>
           <w:sz w:val="20"/>
         </w:rPr>
-        <w:t xml:space="preserve">The correction follows directly from the diagnosis. We score each passage over the retrievers that were </w:t>
+        <w:t xml:space="preserve">Plain RRF cannot tell the difference between these two situations, because the sum is taken over the systems that </w:t>
       </w:r>
       <w:r>
         <w:rPr>
@@ -8474,14 +8574,29 @@
           <w:i/>
           <w:sz w:val="20"/>
         </w:rPr>
-        <w:t>eligible</w:t>
-      </w:r>
-      <w:r>
-        <w:rPr>
-          <w:rFonts w:ascii="Times New Roman" w:hAnsi="Times New Roman"/>
-          <w:sz w:val="20"/>
-        </w:rPr>
-        <w:t xml:space="preserve"> to return it, rather than over those that did, treating a lexical retriever as ineligible for a passage whose script differs from the query's. A cross-script candidate is then judged on the dense contribution alone — the only evidence that ever existed about it — instead of being penalised for a vote that was never possible.</w:t>
+        <w:t>did</w:t>
+      </w:r>
+      <w:r>
+        <w:rPr>
+          <w:rFonts w:ascii="Times New Roman" w:hAnsi="Times New Roman"/>
+          <w:sz w:val="20"/>
+        </w:rPr>
+        <w:t xml:space="preserve"> return the document rather than over the systems that </w:t>
+      </w:r>
+      <w:r>
+        <w:rPr>
+          <w:rFonts w:ascii="Times New Roman" w:hAnsi="Times New Roman"/>
+          <w:i/>
+          <w:sz w:val="20"/>
+        </w:rPr>
+        <w:t>could</w:t>
+      </w:r>
+      <w:r>
+        <w:rPr>
+          <w:rFonts w:ascii="Times New Roman" w:hAnsi="Times New Roman"/>
+          <w:sz w:val="20"/>
+        </w:rPr>
+        <w:t>. A cross-script passage is docked a full contribution for the lexical retriever's blindness, and it is docked it relative to same-script passages whose lexical votes were possible. The penalty is therefore applied precisely where it is least deserved: the cross-lingual case is the one in which the dense retriever is the only informative signal, and it is the case in which fusion most aggressively discounts it.</w:t>
       </w:r>
     </w:p>
     <w:p>
@@ -8495,7 +8610,36 @@
           <w:rFonts w:ascii="Times New Roman" w:hAnsi="Times New Roman"/>
           <w:sz w:val="20"/>
         </w:rPr>
-        <w:t>The change is small, requires no training and no tuning, and adds one lookup per candidate. On the probe set it takes cross-lingual Recall@5 from 0.022 to 0.153 (paired randomization test, p = 0.0001) and code-mixed Recall@5 from 0.028 to 0.173 (p = 0.0002), against a dense-only baseline of 0.125 and 0.132 respectively. The comparison against dense alone is the one that decides whether hybrid retrieval earns its place at all, and script-aware fusion beats it overall by 0.050 (p = 0.0086).</w:t>
+        <w:t xml:space="preserve">It is worth being precise about what is and is not new. This behaviour is not a bug in RRF, which was designed for monolingual settings in which every retriever can reach every document, and under which discounting single-system evidence is sensible. Nor is the underlying difficulty unknown: work on multilingual retrieval has previously restricted sparse retrieval to same-language candidates when combining it with dense retrieval, which avoids the problem by not creating it. Our contribution is not the observation that sparse retrievers struggle across languages. It is the characterisation of </w:t>
+      </w:r>
+      <w:r>
+        <w:rPr>
+          <w:rFonts w:ascii="Times New Roman" w:hAnsi="Times New Roman"/>
+          <w:i/>
+          <w:sz w:val="20"/>
+        </w:rPr>
+        <w:t>how the fusion arithmetic converts that limitation into an active penalty</w:t>
+      </w:r>
+      <w:r>
+        <w:rPr>
+          <w:rFonts w:ascii="Times New Roman" w:hAnsi="Times New Roman"/>
+          <w:sz w:val="20"/>
+        </w:rPr>
+        <w:t>, and a minimal correction stated in those terms.</w:t>
+      </w:r>
+    </w:p>
+    <w:p>
+      <w:pPr>
+        <w:spacing w:before="200" w:after="80"/>
+        <w:jc w:val="left"/>
+      </w:pPr>
+      <w:r>
+        <w:rPr>
+          <w:rFonts w:ascii="Times New Roman" w:hAnsi="Times New Roman"/>
+          <w:i/>
+          <w:sz w:val="20"/>
+        </w:rPr>
+        <w:t>B. Script-aware fusion</w:t>
       </w:r>
     </w:p>
     <w:p>
@@ -8509,21 +8653,22 @@
           <w:rFonts w:ascii="Times New Roman" w:hAnsi="Times New Roman"/>
           <w:sz w:val="20"/>
         </w:rPr>
-        <w:t>This also revises a negative result reported earlier in the same work. The α sweep had found no interior weighting that beat both endpoints, and we had recorded the hypothesis that hybrid retrieval outperforms its components as unsupported. That verdict was correct about the method it tested and wrong about the hypothesis: hybrid retrieval does beat its own components on this corpus, but only once fusion stops penalising passages for being written in the language the query was not.</w:t>
-      </w:r>
-    </w:p>
-    <w:p>
-      <w:pPr>
-        <w:spacing w:before="200" w:after="80"/>
-        <w:jc w:val="left"/>
-      </w:pPr>
+        <w:t xml:space="preserve">The correction follows directly from the diagnosis. We score each passage over the retrievers that were </w:t>
+      </w:r>
       <w:r>
         <w:rPr>
           <w:rFonts w:ascii="Times New Roman" w:hAnsi="Times New Roman"/>
           <w:i/>
           <w:sz w:val="20"/>
         </w:rPr>
-        <w:t>C. The cost, stated plainly</w:t>
+        <w:t>eligible</w:t>
+      </w:r>
+      <w:r>
+        <w:rPr>
+          <w:rFonts w:ascii="Times New Roman" w:hAnsi="Times New Roman"/>
+          <w:sz w:val="20"/>
+        </w:rPr>
+        <w:t xml:space="preserve"> to return it, rather than over those that did, treating a lexical retriever as ineligible for a passage whose script differs from the query's. A cross-script candidate is then judged on the dense contribution alone — the only evidence that ever existed about it — instead of being penalised for a vote that was never possible.</w:t>
       </w:r>
     </w:p>
     <w:p>
@@ -8537,7 +8682,7 @@
           <w:rFonts w:ascii="Times New Roman" w:hAnsi="Times New Roman"/>
           <w:sz w:val="20"/>
         </w:rPr>
-        <w:t>Script-aware fusion is a trade and not a free win. Monolingual Recall@5 falls from 0.712 to 0.668, a regression of 0.044 at p = 0.032. Removing the lexical double-vote costs precision exactly where it was legitimate — where both retrievers could see the same passage, agreement between them really was evidence, and we are now discarding some of it.</w:t>
+        <w:t>The change is small, requires no training and no tuning, and adds one lookup per candidate. On the probe set it takes cross-lingual Recall@5 from 0.022 to 0.153 (paired randomization test, p = 0.0001) and code-mixed Recall@5 from 0.028 to 0.173 (p = 0.0002), against a dense-only baseline of 0.125 and 0.132 respectively. The comparison against dense alone is the one that decides whether hybrid retrieval earns its place at all, and script-aware fusion beats it overall by 0.050 (p = 0.0086).</w:t>
       </w:r>
     </w:p>
     <w:p>
@@ -8551,7 +8696,7 @@
           <w:rFonts w:ascii="Times New Roman" w:hAnsi="Times New Roman"/>
           <w:sz w:val="20"/>
         </w:rPr>
-        <w:t>On this corpus the trade is clearly favourable, because monolingual retrieval was already strong and cross-lingual retrieval was near zero, and a method that moves a slice from 0.022 to 0.153 at the cost of 0.044 elsewhere is buying a great deal for very little. On a deployment whose queries are overwhelmingly monolingual the same trade would be a poor one. We report the regression rather than the aggregate because the aggregate hides it: overall Recall@5 moves from 0.483 to 0.500, a difference indistinguishable from noise (p = 0.32), and a paper reporting only that number would be concealing both the gain and the cost.</w:t>
+        <w:t>This also revises a negative result reported earlier in the same work. The α sweep had found no interior weighting that beat both endpoints, and we had recorded the hypothesis that hybrid retrieval outperforms its components as unsupported. That verdict was correct about the method it tested and wrong about the hypothesis: hybrid retrieval does beat its own components on this corpus, but only once fusion stops penalising passages for being written in the language the query was not.</w:t>
       </w:r>
     </w:p>
     <w:p>
@@ -8565,7 +8710,7 @@
           <w:i/>
           <w:sz w:val="20"/>
         </w:rPr>
-        <w:t>D. Where this generalises</w:t>
+        <w:t>C. The cost, stated plainly</w:t>
       </w:r>
     </w:p>
     <w:p>
@@ -8579,22 +8724,7 @@
           <w:rFonts w:ascii="Times New Roman" w:hAnsi="Times New Roman"/>
           <w:sz w:val="20"/>
         </w:rPr>
-        <w:t xml:space="preserve">The mechanism is not about Hindi, and it is not about script. It appears wherever rank fusion is applied over retrievers with </w:t>
-      </w:r>
-      <w:r>
-        <w:rPr>
-          <w:rFonts w:ascii="Times New Roman" w:hAnsi="Times New Roman"/>
-          <w:i/>
-          <w:sz w:val="20"/>
-        </w:rPr>
-        <w:t>asymmetric coverage</w:t>
-      </w:r>
-      <w:r>
-        <w:rPr>
-          <w:rFonts w:ascii="Times New Roman" w:hAnsi="Times New Roman"/>
-          <w:sz w:val="20"/>
-        </w:rPr>
-        <w:t xml:space="preserve"> of the collection — where at least one retriever cannot, in principle, return part of what is being searched. Cross-script and cross-language pairs are the case studied here. The same structure arises when fusing a text retriever with one operating over images or tables, where each is blind to the other's modality; when fusing over access-controlled shards, where one retriever is permitted a subset of documents; and when fusing a domain-specialised index with a general one over a collection only partly covered by the specialist.</w:t>
+        <w:t>Script-aware fusion is a trade and not a free win. Monolingual Recall@5 falls from 0.712 to 0.668, a regression of 0.044 at p = 0.032. Removing the lexical double-vote costs precision exactly where it was legitimate — where both retrievers could see the same passage, agreement between them really was evidence, and we are now discarding some of it.</w:t>
       </w:r>
     </w:p>
     <w:p>
@@ -8608,36 +8738,21 @@
           <w:rFonts w:ascii="Times New Roman" w:hAnsi="Times New Roman"/>
           <w:sz w:val="20"/>
         </w:rPr>
-        <w:t xml:space="preserve">The practical guidance is correspondingly simple, and is the form in which we would want this result used: before fusing retrievers, check their </w:t>
-      </w:r>
-      <w:r>
-        <w:rPr>
-          <w:rFonts w:ascii="Times New Roman" w:hAnsi="Times New Roman"/>
-          <w:i/>
-          <w:sz w:val="20"/>
-        </w:rPr>
-        <w:t>coverage</w:t>
-      </w:r>
-      <w:r>
-        <w:rPr>
-          <w:rFonts w:ascii="Times New Roman" w:hAnsi="Times New Roman"/>
-          <w:sz w:val="20"/>
-        </w:rPr>
-        <w:t>, not only their quality. Two retrievers of equal measured accuracy can combine well or destructively depending on whether each could have retrieved what the other did. Where coverage is asymmetric, fusion should be taken over the retrievers eligible for a candidate rather than those that returned it.</w:t>
+        <w:t>On this corpus the trade is clearly favourable, because monolingual retrieval was already strong and cross-lingual retrieval was near zero, and a method that moves a slice from 0.022 to 0.153 at the cost of 0.044 elsewhere is buying a great deal for very little. On a deployment whose queries are overwhelmingly monolingual the same trade would be a poor one. We report the regression rather than the aggregate because the aggregate hides it: overall Recall@5 moves from 0.483 to 0.500, a difference indistinguishable from noise (p = 0.32), and a paper reporting only that number would be concealing both the gain and the cost.</w:t>
       </w:r>
     </w:p>
     <w:p>
       <w:pPr>
         <w:spacing w:before="200" w:after="80"/>
-        <w:jc w:val="center"/>
-      </w:pPr>
-      <w:r>
-        <w:rPr>
-          <w:rFonts w:ascii="Times New Roman" w:hAnsi="Times New Roman"/>
-          <w:smallCaps/>
-          <w:sz w:val="20"/>
-        </w:rPr>
-        <w:t>IX. Limitations</w:t>
+        <w:jc w:val="left"/>
+      </w:pPr>
+      <w:r>
+        <w:rPr>
+          <w:rFonts w:ascii="Times New Roman" w:hAnsi="Times New Roman"/>
+          <w:i/>
+          <w:sz w:val="20"/>
+        </w:rPr>
+        <w:t>D. Where this generalises</w:t>
       </w:r>
     </w:p>
     <w:p>
@@ -8651,7 +8766,22 @@
           <w:rFonts w:ascii="Times New Roman" w:hAnsi="Times New Roman"/>
           <w:sz w:val="20"/>
         </w:rPr>
-        <w:t>We state these at length, because the value of a result of this kind depends on knowing precisely how far it reaches.</w:t>
+        <w:t xml:space="preserve">The mechanism is not about Hindi, and it is not about script. It appears wherever rank fusion is applied over retrievers with </w:t>
+      </w:r>
+      <w:r>
+        <w:rPr>
+          <w:rFonts w:ascii="Times New Roman" w:hAnsi="Times New Roman"/>
+          <w:i/>
+          <w:sz w:val="20"/>
+        </w:rPr>
+        <w:t>asymmetric coverage</w:t>
+      </w:r>
+      <w:r>
+        <w:rPr>
+          <w:rFonts w:ascii="Times New Roman" w:hAnsi="Times New Roman"/>
+          <w:sz w:val="20"/>
+        </w:rPr>
+        <w:t xml:space="preserve"> of the collection — where at least one retriever cannot, in principle, return part of what is being searched. Cross-script and cross-language pairs are the case studied here. The same structure arises when fusing a text retriever with one operating over images or tables, where each is blind to the other's modality; when fusing over access-controlled shards, where one retriever is permitted a subset of documents; and when fusing a domain-specialised index with a general one over a collection only partly covered by the specialist.</w:t>
       </w:r>
     </w:p>
     <w:p>
@@ -8663,17 +8793,38 @@
       <w:r>
         <w:rPr>
           <w:rFonts w:ascii="Times New Roman" w:hAnsi="Times New Roman"/>
-          <w:b/>
-          <w:sz w:val="20"/>
-        </w:rPr>
-        <w:t>The corpus is encyclopedic, not regulatory.</w:t>
-      </w:r>
-      <w:r>
-        <w:rPr>
-          <w:rFonts w:ascii="Times New Roman" w:hAnsi="Times New Roman"/>
-          <w:sz w:val="20"/>
-        </w:rPr>
-        <w:t xml:space="preserve"> Our documents describe Indian government schemes; they are not the scheme guidelines themselves. Sustained attempts to build the corpus from official portals failed on soft 404s and image-only scans — one eighteen-page document yielded seventeen characters of extractable text — and the deviation is documented in the product requirements rather than quietly absorbed. Consequently we make no claim about retrieval over statutory or regulatory Hindi, which differs from encyclopedic Hindi in register, sentence length and terminology. The cross-script retrieval mechanism we identify is a property of the retrievers and the writing systems rather than of the genre, so we expect it to transfer; we have not shown that it does.</w:t>
+          <w:sz w:val="20"/>
+        </w:rPr>
+        <w:t xml:space="preserve">The practical guidance is correspondingly simple, and is the form in which we would want this result used: before fusing retrievers, check their </w:t>
+      </w:r>
+      <w:r>
+        <w:rPr>
+          <w:rFonts w:ascii="Times New Roman" w:hAnsi="Times New Roman"/>
+          <w:i/>
+          <w:sz w:val="20"/>
+        </w:rPr>
+        <w:t>coverage</w:t>
+      </w:r>
+      <w:r>
+        <w:rPr>
+          <w:rFonts w:ascii="Times New Roman" w:hAnsi="Times New Roman"/>
+          <w:sz w:val="20"/>
+        </w:rPr>
+        <w:t>, not only their quality. Two retrievers of equal measured accuracy can combine well or destructively depending on whether each could have retrieved what the other did. Where coverage is asymmetric, fusion should be taken over the retrievers eligible for a candidate rather than those that returned it.</w:t>
+      </w:r>
+    </w:p>
+    <w:p>
+      <w:pPr>
+        <w:spacing w:before="200" w:after="80"/>
+        <w:jc w:val="center"/>
+      </w:pPr>
+      <w:r>
+        <w:rPr>
+          <w:rFonts w:ascii="Times New Roman" w:hAnsi="Times New Roman"/>
+          <w:smallCaps/>
+          <w:sz w:val="20"/>
+        </w:rPr>
+        <w:t>IX. Limitations</w:t>
       </w:r>
     </w:p>
     <w:p>
@@ -8685,17 +8836,9 @@
       <w:r>
         <w:rPr>
           <w:rFonts w:ascii="Times New Roman" w:hAnsi="Times New Roman"/>
-          <w:b/>
-          <w:sz w:val="20"/>
-        </w:rPr>
-        <w:t>One Indic language.</w:t>
-      </w:r>
-      <w:r>
-        <w:rPr>
-          <w:rFonts w:ascii="Times New Roman" w:hAnsi="Times New Roman"/>
-          <w:sz w:val="20"/>
-        </w:rPr>
-        <w:t xml:space="preserve"> We evaluate Hindi and Hindi–English code-mixing. India has twenty-two scheduled languages, and several of the most widely spoken use scripts other than Devanagari. Script-aware fusion is formulated over an eligibility relation between queries and passages and is not specific to Devanagari, but a two-script corpus cannot distinguish a method that handles script asymmetry in general from one that happens to handle this pair. Behaviour with three or more scripts, and with partially overlapping scripts such as those sharing a Perso-Arabic base, is untested.</w:t>
+          <w:sz w:val="20"/>
+        </w:rPr>
+        <w:t>We state these at length, because the value of a result of this kind depends on knowing precisely how far it reaches.</w:t>
       </w:r>
     </w:p>
     <w:p>
@@ -8710,14 +8853,14 @@
           <w:b/>
           <w:sz w:val="20"/>
         </w:rPr>
-        <w:t>Scale, and a single primary annotator.</w:t>
-      </w:r>
-      <w:r>
-        <w:rPr>
-          <w:rFonts w:ascii="Times New Roman" w:hAnsi="Times New Roman"/>
-          <w:sz w:val="20"/>
-        </w:rPr>
-        <w:t xml:space="preserve"> The evaluation set is 400 items, of which 320 are answerable, spread over six query-language-by-passage-language cells. Cells therefore hold 45 to 70 items each, and per-cell differences of a few points are not resolvable. All items are authored by a single primary annotator working from model-generated candidates; a stratified 15% second pass re-labels the answerability decision blind, and Cohen's κ is reported, with κ ≥ 0.70 treated as a gate on reporting any answerability result. Inter-annotator agreement on a 15% sample is a weaker control than independent double annotation throughout, which was not feasible here.</w:t>
+        <w:t>The corpus is encyclopedic, not regulatory.</w:t>
+      </w:r>
+      <w:r>
+        <w:rPr>
+          <w:rFonts w:ascii="Times New Roman" w:hAnsi="Times New Roman"/>
+          <w:sz w:val="20"/>
+        </w:rPr>
+        <w:t xml:space="preserve"> Our documents describe Indian government schemes; they are not the scheme guidelines themselves. Sustained attempts to build the corpus from official portals failed on soft 404s and image-only scans — one eighteen-page document yielded seventeen characters of extractable text — and the deviation is documented in the product requirements rather than quietly absorbed. Consequently we make no claim about retrieval over statutory or regulatory Hindi, which differs from encyclopedic Hindi in register, sentence length and terminology. The cross-script retrieval mechanism we identify is a property of the retrievers and the writing systems rather than of the genre, so we expect it to transfer; we have not shown that it does.</w:t>
       </w:r>
     </w:p>
     <w:p>
@@ -8732,42 +8875,14 @@
           <w:b/>
           <w:sz w:val="20"/>
         </w:rPr>
-        <w:t>Preliminary numbers.</w:t>
-      </w:r>
-      <w:r>
-        <w:rPr>
-          <w:rFonts w:ascii="Times New Roman" w:hAnsi="Times New Roman"/>
-          <w:sz w:val="20"/>
-        </w:rPr>
-        <w:t xml:space="preserve"> Every retrieval figure in this paper is measured on synthetic probes rather than on the verified gold set, and is marked </w:t>
-      </w:r>
-      <w:r>
-        <w:rPr>
-          <w:rFonts w:ascii="Consolas" w:hAnsi="Consolas"/>
-          <w:sz w:val="17"/>
-        </w:rPr>
-        <w:t>[PROBE]</w:t>
-      </w:r>
-      <w:r>
-        <w:rPr>
-          <w:rFonts w:ascii="Times New Roman" w:hAnsi="Times New Roman"/>
-          <w:sz w:val="20"/>
-        </w:rPr>
-        <w:t xml:space="preserve"> throughout. The probes are constructed from real passages and real article titles, and the mechanism they expose is structural rather than statistical, so we do not expect the direction of the fusion result to change. The magnitudes may. Any figure still marked </w:t>
-      </w:r>
-      <w:r>
-        <w:rPr>
-          <w:rFonts w:ascii="Consolas" w:hAnsi="Consolas"/>
-          <w:sz w:val="17"/>
-        </w:rPr>
-        <w:t>[PROBE]</w:t>
-      </w:r>
-      <w:r>
-        <w:rPr>
-          <w:rFonts w:ascii="Times New Roman" w:hAnsi="Times New Roman"/>
-          <w:sz w:val="20"/>
-        </w:rPr>
-        <w:t xml:space="preserve"> at submission is labelled as such in the text, and no such figure is reported as a gold-set result.</w:t>
+        <w:t>One Indic language.</w:t>
+      </w:r>
+      <w:r>
+        <w:rPr>
+          <w:rFonts w:ascii="Times New Roman" w:hAnsi="Times New Roman"/>
+          <w:sz w:val="20"/>
+        </w:rPr>
+        <w:t xml:space="preserve"> We evaluate Hindi and Hindi–English code-mixing. India has twenty-two scheduled languages, and several of the most widely spoken use scripts other than Devanagari. Script-aware fusion is formulated over an eligibility relation between queries and passages and is not specific to Devanagari, but a two-script corpus cannot distinguish a method that handles script asymmetry in general from one that happens to handle this pair. Behaviour with three or more scripts, and with partially overlapping scripts such as those sharing a Perso-Arabic base, is untested.</w:t>
       </w:r>
     </w:p>
     <w:p>
@@ -8782,14 +8897,14 @@
           <w:b/>
           <w:sz w:val="20"/>
         </w:rPr>
-        <w:t>A small quantized generator on CPU.</w:t>
-      </w:r>
-      <w:r>
-        <w:rPr>
-          <w:rFonts w:ascii="Times New Roman" w:hAnsi="Times New Roman"/>
-          <w:sz w:val="20"/>
-        </w:rPr>
-        <w:t xml:space="preserve"> Generation uses Qwen2.5-3B-Instruct at 4-bit quantization on a four-core CPU. This is a deliberate constraint — the system is intended to be reproducible on commodity hardware, and every figure we report is one a reader can regenerate without a GPU — but it bounds what the question-answering results say. A larger or unquantized model would plausibly change the absolute answer quality figures. It would not change the retrieval results, which are model-independent, and the retrieval results are where our contribution lies.</w:t>
+        <w:t>Scale, and a single primary annotator.</w:t>
+      </w:r>
+      <w:r>
+        <w:rPr>
+          <w:rFonts w:ascii="Times New Roman" w:hAnsi="Times New Roman"/>
+          <w:sz w:val="20"/>
+        </w:rPr>
+        <w:t xml:space="preserve"> The evaluation set is 400 items, of which 320 are answerable, spread over six query-language-by-passage-language cells. Cells therefore hold 45 to 70 items each, and per-cell differences of a few points are not resolvable. All items are authored by a single primary annotator working from model-generated candidates; a stratified 15% second pass re-labels the answerability decision blind, and Cohen's κ is reported, with κ ≥ 0.70 treated as a gate on reporting any answerability result. Inter-annotator agreement on a 15% sample is a weaker control than independent double annotation throughout, which was not feasible here.</w:t>
       </w:r>
     </w:p>
     <w:p>
@@ -8804,14 +8919,42 @@
           <w:b/>
           <w:sz w:val="20"/>
         </w:rPr>
-        <w:t>The fusion correction is demonstrated over one encoder pair.</w:t>
-      </w:r>
-      <w:r>
-        <w:rPr>
-          <w:rFonts w:ascii="Times New Roman" w:hAnsi="Times New Roman"/>
-          <w:sz w:val="20"/>
-        </w:rPr>
-        <w:t xml:space="preserve"> Script-aware fusion is evaluated over BM25 and multilingual-e5-base. As §VI-F reports, LaBSE used alone outperforms that fused system on the code-mixed slice by a wide margin (0.332 against 0.173), which means that on code-mixed queries a better encoder choice beats correcting the fusion over a weaker one. The correction is orthogonal to encoder choice and could be applied over LaBSE; we have not tested that combination, and until we do, our results establish that script-aware fusion repairs a specific defect in rank fusion, not that the resulting system is the strongest available configuration.</w:t>
+        <w:t>Preliminary numbers.</w:t>
+      </w:r>
+      <w:r>
+        <w:rPr>
+          <w:rFonts w:ascii="Times New Roman" w:hAnsi="Times New Roman"/>
+          <w:sz w:val="20"/>
+        </w:rPr>
+        <w:t xml:space="preserve"> Every retrieval figure in this paper is measured on synthetic probes rather than on the verified gold set, and is marked </w:t>
+      </w:r>
+      <w:r>
+        <w:rPr>
+          <w:rFonts w:ascii="Consolas" w:hAnsi="Consolas"/>
+          <w:sz w:val="17"/>
+        </w:rPr>
+        <w:t>[PROBE]</w:t>
+      </w:r>
+      <w:r>
+        <w:rPr>
+          <w:rFonts w:ascii="Times New Roman" w:hAnsi="Times New Roman"/>
+          <w:sz w:val="20"/>
+        </w:rPr>
+        <w:t xml:space="preserve"> throughout. The probes are constructed from real passages and real article titles, and the mechanism they expose is structural rather than statistical, so we do not expect the direction of the fusion result to change. The magnitudes may. Any figure still marked </w:t>
+      </w:r>
+      <w:r>
+        <w:rPr>
+          <w:rFonts w:ascii="Consolas" w:hAnsi="Consolas"/>
+          <w:sz w:val="17"/>
+        </w:rPr>
+        <w:t>[PROBE]</w:t>
+      </w:r>
+      <w:r>
+        <w:rPr>
+          <w:rFonts w:ascii="Times New Roman" w:hAnsi="Times New Roman"/>
+          <w:sz w:val="20"/>
+        </w:rPr>
+        <w:t xml:space="preserve"> at submission is labelled as such in the text, and no such figure is reported as a gold-set result.</w:t>
       </w:r>
     </w:p>
     <w:p>
@@ -8826,14 +8969,14 @@
           <w:b/>
           <w:sz w:val="20"/>
         </w:rPr>
-        <w:t>No component is fine-tuned.</w:t>
-      </w:r>
-      <w:r>
-        <w:rPr>
-          <w:rFonts w:ascii="Times New Roman" w:hAnsi="Times New Roman"/>
-          <w:sz w:val="20"/>
-        </w:rPr>
-        <w:t xml:space="preserve"> All encoders and the generator are used off-the-shelf. Fine-tuning any of them on in-domain data would likely improve absolute numbers, and would confound the comparison we are making, which is between fusion methods holding the retrievers fixed.</w:t>
+        <w:t>A small quantized generator on CPU.</w:t>
+      </w:r>
+      <w:r>
+        <w:rPr>
+          <w:rFonts w:ascii="Times New Roman" w:hAnsi="Times New Roman"/>
+          <w:sz w:val="20"/>
+        </w:rPr>
+        <w:t xml:space="preserve"> Generation uses Qwen2.5-3B-Instruct at 4-bit quantization on a four-core CPU. This is a deliberate constraint — the system is intended to be reproducible on commodity hardware, and every figure we report is one a reader can regenerate without a GPU — but it bounds what the question-answering results say. A larger or unquantized model would plausibly change the absolute answer quality figures. It would not change the retrieval results, which are model-independent, and the retrieval results are where our contribution lies.</w:t>
       </w:r>
     </w:p>
     <w:p>
@@ -8848,14 +8991,73 @@
           <w:b/>
           <w:sz w:val="20"/>
         </w:rPr>
-        <w:t>The answerability threshold is a retrieval-side signal.</w:t>
-      </w:r>
-      <w:r>
-        <w:rPr>
-          <w:rFonts w:ascii="Times New Roman" w:hAnsi="Times New Roman"/>
-          <w:sz w:val="20"/>
-        </w:rPr>
-        <w:t xml:space="preserve"> It is calibrated on the development split and reaches 0.000 recall on the false-premise class, which is a property of the signal rather than of the calibration: a false-premise question retrieves confidently, because the scheme it names is real and its passages score highly, and no retrieval-score threshold can separate it from an answerable question. We therefore evaluate a natural-language-inference signal alongside it, which addresses exactly this class.</w:t>
+        <w:t>The fusion correction is demonstrated over one encoder pair.</w:t>
+      </w:r>
+      <w:r>
+        <w:rPr>
+          <w:rFonts w:ascii="Times New Roman" w:hAnsi="Times New Roman"/>
+          <w:sz w:val="20"/>
+        </w:rPr>
+        <w:t xml:space="preserve"> Script-aware fusion is evaluated over BM25 and multilingual-e5-base. As §VI-F reports, LaBSE used alone outperforms that fused system on the code-mixed slice by a wide margin (0.332 against 0.173), which means that on code-mixed queries a better encoder choice beats correcting the fusion over a weaker one. The correction is orthogonal to encoder choice and could be applied over LaBSE; we have not tested that combination, and until we do, our results establish that script-aware fusion repairs a specific defect in rank fusion, not that the resulting system is the strongest available configuration.</w:t>
+      </w:r>
+    </w:p>
+    <w:p>
+      <w:pPr>
+        <w:spacing w:after="0"/>
+        <w:ind w:firstLine="288"/>
+        <w:jc w:val="both"/>
+      </w:pPr>
+      <w:r>
+        <w:rPr>
+          <w:rFonts w:ascii="Times New Roman" w:hAnsi="Times New Roman"/>
+          <w:b/>
+          <w:sz w:val="20"/>
+        </w:rPr>
+        <w:t>No component is fine-tuned.</w:t>
+      </w:r>
+      <w:r>
+        <w:rPr>
+          <w:rFonts w:ascii="Times New Roman" w:hAnsi="Times New Roman"/>
+          <w:sz w:val="20"/>
+        </w:rPr>
+        <w:t xml:space="preserve"> All encoders and the generator are used off-the-shelf. Fine-tuning any of them on in-domain data would likely improve absolute numbers, and would confound the comparison we are making, which is between fusion methods holding the retrievers fixed.</w:t>
+      </w:r>
+    </w:p>
+    <w:p>
+      <w:pPr>
+        <w:spacing w:after="0"/>
+        <w:ind w:firstLine="288"/>
+        <w:jc w:val="both"/>
+      </w:pPr>
+      <w:r>
+        <w:rPr>
+          <w:rFonts w:ascii="Times New Roman" w:hAnsi="Times New Roman"/>
+          <w:b/>
+          <w:sz w:val="20"/>
+        </w:rPr>
+        <w:t>The answerability threshold is a retrieval-side signal, and our negative result about it is bounded by our own taxonomy.</w:t>
+      </w:r>
+      <w:r>
+        <w:rPr>
+          <w:rFonts w:ascii="Times New Roman" w:hAnsi="Times New Roman"/>
+          <w:sz w:val="20"/>
+        </w:rPr>
+        <w:t xml:space="preserve"> We show it carries no information here, but the reason is that 55 of our 80 unanswerable items are written about schemes present in the corpus. A benchmark whose unanswerable questions were predominantly out-of-scope would find the same threshold useful, and the 0.688 recall we measure on that one class shows why. The claim is therefore conditional: retrieval-score thresholds fail on unanswerable questions about </w:t>
+      </w:r>
+      <w:r>
+        <w:rPr>
+          <w:rFonts w:ascii="Times New Roman" w:hAnsi="Times New Roman"/>
+          <w:i/>
+          <w:sz w:val="20"/>
+        </w:rPr>
+        <w:t>present</w:t>
+      </w:r>
+      <w:r>
+        <w:rPr>
+          <w:rFonts w:ascii="Times New Roman" w:hAnsi="Times New Roman"/>
+          <w:sz w:val="20"/>
+        </w:rPr>
+        <w:t xml:space="preserve"> topics, which we argue is the deployment-relevant case for a system fielding questions about schemes it documents, but we have not shown they fail in general. We evaluate a natural-language-inference signal alongside, which addresses exactly the classes the threshold cannot see.</w:t>
       </w:r>
     </w:p>
     <w:p>

--- a/paper/IndicRAG-QA.docx
+++ b/paper/IndicRAG-QA.docx
@@ -8147,6 +8147,617 @@
           <w:sz w:val="20"/>
         </w:rPr>
         <w:t>The best F1 of 0.372 is reached at 86% abstention. Those two numbers have to be read together. A recall of 0.93 on the unanswerable class, bought by refusing most of the answerable questions as well, is not detection; it is silence.</w:t>
+      </w:r>
+    </w:p>
+    <w:p>
+      <w:pPr>
+        <w:spacing w:after="0"/>
+        <w:ind w:firstLine="288"/>
+        <w:jc w:val="both"/>
+      </w:pPr>
+      <w:r>
+        <w:rPr>
+          <w:rFonts w:ascii="Times New Roman" w:hAnsi="Times New Roman"/>
+          <w:sz w:val="20"/>
+        </w:rPr>
+        <w:t>The top score is the quantity a threshold uses, but it is not the only retrieval-side feature available, and the calibrated combination of §IV-F is fit over all of them. None of them separates either.</w:t>
+      </w:r>
+    </w:p>
+    <w:p>
+      <w:pPr>
+        <w:spacing w:after="0"/>
+        <w:ind w:firstLine="288"/>
+        <w:jc w:val="both"/>
+      </w:pPr>
+      <w:r>
+        <w:rPr>
+          <w:rFonts w:ascii="Times New Roman" w:hAnsi="Times New Roman"/>
+          <w:b/>
+          <w:sz w:val="20"/>
+        </w:rPr>
+        <w:t>Feature separation under BM25, all 400 items.</w:t>
+      </w:r>
+      <w:r>
+        <w:rPr>
+          <w:rFonts w:ascii="Times New Roman" w:hAnsi="Times New Roman"/>
+          <w:sz w:val="20"/>
+        </w:rPr>
+        <w:t xml:space="preserve"> AUC is P(a random answerable question scores above a random unanswerable one); 0.500 is chance.</w:t>
+      </w:r>
+    </w:p>
+    <w:tbl>
+      <w:tblPr>
+        <w:tblStyle w:val="TableGrid"/>
+        <w:tblW w:type="auto" w:w="0"/>
+        <w:tblLayout w:type="autofit"/>
+        <w:tblLook w:firstColumn="1" w:firstRow="1" w:lastColumn="0" w:lastRow="0" w:noHBand="0" w:noVBand="1" w:val="04A0"/>
+      </w:tblPr>
+      <w:tblGrid>
+        <w:gridCol w:w="2610"/>
+        <w:gridCol w:w="2610"/>
+        <w:gridCol w:w="2610"/>
+        <w:gridCol w:w="2610"/>
+      </w:tblGrid>
+      <w:tr>
+        <w:tc>
+          <w:tcPr>
+            <w:tcW w:type="dxa" w:w="2610"/>
+          </w:tcPr>
+          <w:p>
+            <w:pPr>
+              <w:spacing w:after="0"/>
+            </w:pPr>
+            <w:r/>
+            <w:r>
+              <w:rPr>
+                <w:rFonts w:ascii="Times New Roman" w:hAnsi="Times New Roman"/>
+                <w:b/>
+                <w:sz w:val="16"/>
+              </w:rPr>
+              <w:t>Feature</w:t>
+            </w:r>
+          </w:p>
+        </w:tc>
+        <w:tc>
+          <w:tcPr>
+            <w:tcW w:type="dxa" w:w="2610"/>
+          </w:tcPr>
+          <w:p>
+            <w:pPr>
+              <w:spacing w:after="0"/>
+            </w:pPr>
+            <w:r/>
+            <w:r>
+              <w:rPr>
+                <w:rFonts w:ascii="Times New Roman" w:hAnsi="Times New Roman"/>
+                <w:b/>
+                <w:sz w:val="16"/>
+              </w:rPr>
+              <w:t>answerable</w:t>
+            </w:r>
+          </w:p>
+        </w:tc>
+        <w:tc>
+          <w:tcPr>
+            <w:tcW w:type="dxa" w:w="2610"/>
+          </w:tcPr>
+          <w:p>
+            <w:pPr>
+              <w:spacing w:after="0"/>
+            </w:pPr>
+            <w:r/>
+            <w:r>
+              <w:rPr>
+                <w:rFonts w:ascii="Times New Roman" w:hAnsi="Times New Roman"/>
+                <w:b/>
+                <w:sz w:val="16"/>
+              </w:rPr>
+              <w:t>unanswerable</w:t>
+            </w:r>
+          </w:p>
+        </w:tc>
+        <w:tc>
+          <w:tcPr>
+            <w:tcW w:type="dxa" w:w="2610"/>
+          </w:tcPr>
+          <w:p>
+            <w:pPr>
+              <w:spacing w:after="0"/>
+            </w:pPr>
+            <w:r/>
+            <w:r>
+              <w:rPr>
+                <w:rFonts w:ascii="Times New Roman" w:hAnsi="Times New Roman"/>
+                <w:b/>
+                <w:sz w:val="16"/>
+              </w:rPr>
+              <w:t>AUC</w:t>
+            </w:r>
+          </w:p>
+        </w:tc>
+      </w:tr>
+      <w:tr>
+        <w:tc>
+          <w:tcPr>
+            <w:tcW w:type="dxa" w:w="2610"/>
+          </w:tcPr>
+          <w:p>
+            <w:pPr>
+              <w:spacing w:after="0"/>
+            </w:pPr>
+            <w:r>
+              <w:rPr>
+                <w:sz w:val="16"/>
+              </w:rPr>
+            </w:r>
+            <w:r>
+              <w:rPr>
+                <w:rFonts w:ascii="Times New Roman" w:hAnsi="Times New Roman"/>
+                <w:sz w:val="16"/>
+              </w:rPr>
+              <w:t>top1 − top2 margin</w:t>
+            </w:r>
+          </w:p>
+        </w:tc>
+        <w:tc>
+          <w:tcPr>
+            <w:tcW w:type="dxa" w:w="2610"/>
+          </w:tcPr>
+          <w:p>
+            <w:pPr>
+              <w:spacing w:after="0"/>
+            </w:pPr>
+            <w:r>
+              <w:rPr>
+                <w:sz w:val="16"/>
+              </w:rPr>
+            </w:r>
+            <w:r>
+              <w:rPr>
+                <w:rFonts w:ascii="Times New Roman" w:hAnsi="Times New Roman"/>
+                <w:sz w:val="16"/>
+              </w:rPr>
+              <w:t>2.1769</w:t>
+            </w:r>
+          </w:p>
+        </w:tc>
+        <w:tc>
+          <w:tcPr>
+            <w:tcW w:type="dxa" w:w="2610"/>
+          </w:tcPr>
+          <w:p>
+            <w:pPr>
+              <w:spacing w:after="0"/>
+            </w:pPr>
+            <w:r>
+              <w:rPr>
+                <w:sz w:val="16"/>
+              </w:rPr>
+            </w:r>
+            <w:r>
+              <w:rPr>
+                <w:rFonts w:ascii="Times New Roman" w:hAnsi="Times New Roman"/>
+                <w:sz w:val="16"/>
+              </w:rPr>
+              <w:t>1.2750</w:t>
+            </w:r>
+          </w:p>
+        </w:tc>
+        <w:tc>
+          <w:tcPr>
+            <w:tcW w:type="dxa" w:w="2610"/>
+          </w:tcPr>
+          <w:p>
+            <w:pPr>
+              <w:spacing w:after="0"/>
+            </w:pPr>
+            <w:r>
+              <w:rPr>
+                <w:sz w:val="16"/>
+              </w:rPr>
+            </w:r>
+            <w:r>
+              <w:rPr>
+                <w:rFonts w:ascii="Times New Roman" w:hAnsi="Times New Roman"/>
+                <w:sz w:val="16"/>
+              </w:rPr>
+              <w:t>0.594</w:t>
+            </w:r>
+          </w:p>
+        </w:tc>
+      </w:tr>
+      <w:tr>
+        <w:tc>
+          <w:tcPr>
+            <w:tcW w:type="dxa" w:w="2610"/>
+          </w:tcPr>
+          <w:p>
+            <w:pPr>
+              <w:spacing w:after="0"/>
+            </w:pPr>
+            <w:r>
+              <w:rPr>
+                <w:sz w:val="16"/>
+              </w:rPr>
+            </w:r>
+            <w:r>
+              <w:rPr>
+                <w:rFonts w:ascii="Times New Roman" w:hAnsi="Times New Roman"/>
+                <w:sz w:val="16"/>
+              </w:rPr>
+              <w:t>score spread (top1 − topK)</w:t>
+            </w:r>
+          </w:p>
+        </w:tc>
+        <w:tc>
+          <w:tcPr>
+            <w:tcW w:type="dxa" w:w="2610"/>
+          </w:tcPr>
+          <w:p>
+            <w:pPr>
+              <w:spacing w:after="0"/>
+            </w:pPr>
+            <w:r>
+              <w:rPr>
+                <w:sz w:val="16"/>
+              </w:rPr>
+            </w:r>
+            <w:r>
+              <w:rPr>
+                <w:rFonts w:ascii="Times New Roman" w:hAnsi="Times New Roman"/>
+                <w:sz w:val="16"/>
+              </w:rPr>
+              <w:t>5.2127</w:t>
+            </w:r>
+          </w:p>
+        </w:tc>
+        <w:tc>
+          <w:tcPr>
+            <w:tcW w:type="dxa" w:w="2610"/>
+          </w:tcPr>
+          <w:p>
+            <w:pPr>
+              <w:spacing w:after="0"/>
+            </w:pPr>
+            <w:r>
+              <w:rPr>
+                <w:sz w:val="16"/>
+              </w:rPr>
+            </w:r>
+            <w:r>
+              <w:rPr>
+                <w:rFonts w:ascii="Times New Roman" w:hAnsi="Times New Roman"/>
+                <w:sz w:val="16"/>
+              </w:rPr>
+              <w:t>3.7732</w:t>
+            </w:r>
+          </w:p>
+        </w:tc>
+        <w:tc>
+          <w:tcPr>
+            <w:tcW w:type="dxa" w:w="2610"/>
+          </w:tcPr>
+          <w:p>
+            <w:pPr>
+              <w:spacing w:after="0"/>
+            </w:pPr>
+            <w:r>
+              <w:rPr>
+                <w:sz w:val="16"/>
+              </w:rPr>
+            </w:r>
+            <w:r>
+              <w:rPr>
+                <w:rFonts w:ascii="Times New Roman" w:hAnsi="Times New Roman"/>
+                <w:sz w:val="16"/>
+              </w:rPr>
+              <w:t>0.599</w:t>
+            </w:r>
+          </w:p>
+        </w:tc>
+      </w:tr>
+      <w:tr>
+        <w:tc>
+          <w:tcPr>
+            <w:tcW w:type="dxa" w:w="2610"/>
+          </w:tcPr>
+          <w:p>
+            <w:pPr>
+              <w:spacing w:after="0"/>
+            </w:pPr>
+            <w:r>
+              <w:rPr>
+                <w:sz w:val="16"/>
+              </w:rPr>
+            </w:r>
+            <w:r>
+              <w:rPr>
+                <w:rFonts w:ascii="Times New Roman" w:hAnsi="Times New Roman"/>
+                <w:sz w:val="16"/>
+              </w:rPr>
+              <w:t>max score</w:t>
+            </w:r>
+          </w:p>
+        </w:tc>
+        <w:tc>
+          <w:tcPr>
+            <w:tcW w:type="dxa" w:w="2610"/>
+          </w:tcPr>
+          <w:p>
+            <w:pPr>
+              <w:spacing w:after="0"/>
+            </w:pPr>
+            <w:r>
+              <w:rPr>
+                <w:sz w:val="16"/>
+              </w:rPr>
+            </w:r>
+            <w:r>
+              <w:rPr>
+                <w:rFonts w:ascii="Times New Roman" w:hAnsi="Times New Roman"/>
+                <w:sz w:val="16"/>
+              </w:rPr>
+              <w:t>13.5509</w:t>
+            </w:r>
+          </w:p>
+        </w:tc>
+        <w:tc>
+          <w:tcPr>
+            <w:tcW w:type="dxa" w:w="2610"/>
+          </w:tcPr>
+          <w:p>
+            <w:pPr>
+              <w:spacing w:after="0"/>
+            </w:pPr>
+            <w:r>
+              <w:rPr>
+                <w:sz w:val="16"/>
+              </w:rPr>
+            </w:r>
+            <w:r>
+              <w:rPr>
+                <w:rFonts w:ascii="Times New Roman" w:hAnsi="Times New Roman"/>
+                <w:sz w:val="16"/>
+              </w:rPr>
+              <w:t>13.8179</w:t>
+            </w:r>
+          </w:p>
+        </w:tc>
+        <w:tc>
+          <w:tcPr>
+            <w:tcW w:type="dxa" w:w="2610"/>
+          </w:tcPr>
+          <w:p>
+            <w:pPr>
+              <w:spacing w:after="0"/>
+            </w:pPr>
+            <w:r>
+              <w:rPr>
+                <w:sz w:val="16"/>
+              </w:rPr>
+            </w:r>
+            <w:r>
+              <w:rPr>
+                <w:rFonts w:ascii="Times New Roman" w:hAnsi="Times New Roman"/>
+                <w:sz w:val="16"/>
+              </w:rPr>
+              <w:t>0.545</w:t>
+            </w:r>
+          </w:p>
+        </w:tc>
+      </w:tr>
+      <w:tr>
+        <w:tc>
+          <w:tcPr>
+            <w:tcW w:type="dxa" w:w="2610"/>
+          </w:tcPr>
+          <w:p>
+            <w:pPr>
+              <w:spacing w:after="0"/>
+            </w:pPr>
+            <w:r>
+              <w:rPr>
+                <w:sz w:val="16"/>
+              </w:rPr>
+            </w:r>
+            <w:r>
+              <w:rPr>
+                <w:rFonts w:ascii="Times New Roman" w:hAnsi="Times New Roman"/>
+                <w:sz w:val="16"/>
+              </w:rPr>
+              <w:t>mean top-k</w:t>
+            </w:r>
+          </w:p>
+        </w:tc>
+        <w:tc>
+          <w:tcPr>
+            <w:tcW w:type="dxa" w:w="2610"/>
+          </w:tcPr>
+          <w:p>
+            <w:pPr>
+              <w:spacing w:after="0"/>
+            </w:pPr>
+            <w:r>
+              <w:rPr>
+                <w:sz w:val="16"/>
+              </w:rPr>
+            </w:r>
+            <w:r>
+              <w:rPr>
+                <w:rFonts w:ascii="Times New Roman" w:hAnsi="Times New Roman"/>
+                <w:sz w:val="16"/>
+              </w:rPr>
+              <w:t>10.2447</w:t>
+            </w:r>
+          </w:p>
+        </w:tc>
+        <w:tc>
+          <w:tcPr>
+            <w:tcW w:type="dxa" w:w="2610"/>
+          </w:tcPr>
+          <w:p>
+            <w:pPr>
+              <w:spacing w:after="0"/>
+            </w:pPr>
+            <w:r>
+              <w:rPr>
+                <w:sz w:val="16"/>
+              </w:rPr>
+            </w:r>
+            <w:r>
+              <w:rPr>
+                <w:rFonts w:ascii="Times New Roman" w:hAnsi="Times New Roman"/>
+                <w:sz w:val="16"/>
+              </w:rPr>
+              <w:t>10.3221</w:t>
+            </w:r>
+          </w:p>
+        </w:tc>
+        <w:tc>
+          <w:tcPr>
+            <w:tcW w:type="dxa" w:w="2610"/>
+          </w:tcPr>
+          <w:p>
+            <w:pPr>
+              <w:spacing w:after="0"/>
+            </w:pPr>
+            <w:r>
+              <w:rPr>
+                <w:sz w:val="16"/>
+              </w:rPr>
+            </w:r>
+            <w:r>
+              <w:rPr>
+                <w:rFonts w:ascii="Times New Roman" w:hAnsi="Times New Roman"/>
+                <w:sz w:val="16"/>
+              </w:rPr>
+              <w:t>0.510</w:t>
+            </w:r>
+          </w:p>
+        </w:tc>
+      </w:tr>
+      <w:tr>
+        <w:tc>
+          <w:tcPr>
+            <w:tcW w:type="dxa" w:w="2610"/>
+          </w:tcPr>
+          <w:p>
+            <w:pPr>
+              <w:spacing w:after="0"/>
+            </w:pPr>
+            <w:r>
+              <w:rPr>
+                <w:sz w:val="16"/>
+              </w:rPr>
+            </w:r>
+            <w:r>
+              <w:rPr>
+                <w:rFonts w:ascii="Times New Roman" w:hAnsi="Times New Roman"/>
+                <w:sz w:val="16"/>
+              </w:rPr>
+              <w:t>scheme agreement</w:t>
+            </w:r>
+          </w:p>
+        </w:tc>
+        <w:tc>
+          <w:tcPr>
+            <w:tcW w:type="dxa" w:w="2610"/>
+          </w:tcPr>
+          <w:p>
+            <w:pPr>
+              <w:spacing w:after="0"/>
+            </w:pPr>
+            <w:r>
+              <w:rPr>
+                <w:sz w:val="16"/>
+              </w:rPr>
+            </w:r>
+            <w:r>
+              <w:rPr>
+                <w:rFonts w:ascii="Times New Roman" w:hAnsi="Times New Roman"/>
+                <w:sz w:val="16"/>
+              </w:rPr>
+              <w:t>0.4000</w:t>
+            </w:r>
+          </w:p>
+        </w:tc>
+        <w:tc>
+          <w:tcPr>
+            <w:tcW w:type="dxa" w:w="2610"/>
+          </w:tcPr>
+          <w:p>
+            <w:pPr>
+              <w:spacing w:after="0"/>
+            </w:pPr>
+            <w:r>
+              <w:rPr>
+                <w:sz w:val="16"/>
+              </w:rPr>
+            </w:r>
+            <w:r>
+              <w:rPr>
+                <w:rFonts w:ascii="Times New Roman" w:hAnsi="Times New Roman"/>
+                <w:sz w:val="16"/>
+              </w:rPr>
+              <w:t>0.4000</w:t>
+            </w:r>
+          </w:p>
+        </w:tc>
+        <w:tc>
+          <w:tcPr>
+            <w:tcW w:type="dxa" w:w="2610"/>
+          </w:tcPr>
+          <w:p>
+            <w:pPr>
+              <w:spacing w:after="0"/>
+            </w:pPr>
+            <w:r>
+              <w:rPr>
+                <w:sz w:val="16"/>
+              </w:rPr>
+            </w:r>
+            <w:r>
+              <w:rPr>
+                <w:rFonts w:ascii="Times New Roman" w:hAnsi="Times New Roman"/>
+                <w:sz w:val="16"/>
+              </w:rPr>
+              <w:t>0.504</w:t>
+            </w:r>
+          </w:p>
+        </w:tc>
+      </w:tr>
+    </w:tbl>
+    <w:p>
+      <w:pPr>
+        <w:spacing w:after="40"/>
+      </w:pPr>
+    </w:p>
+    <w:p>
+      <w:pPr>
+        <w:spacing w:after="0"/>
+        <w:ind w:firstLine="288"/>
+        <w:jc w:val="both"/>
+      </w:pPr>
+      <w:r>
+        <w:rPr>
+          <w:rFonts w:ascii="Times New Roman" w:hAnsi="Times New Roman"/>
+          <w:sz w:val="20"/>
+        </w:rPr>
+        <w:t>The margin deserves comment because it was the feature we expected to work. The reasoning was that a near-miss question retrieves several similarly-scoring passages — the topic is present, the specific fact is not — and so shows a smaller top1-to-top2 gap than a question with one clear answer. The prediction holds in direction: 1.28 against 2.18. It fails in magnitude. An AUC of 0.594 orders a random pair correctly 59% of the time against a chance rate of 50%, which is not a basis for abstention.</w:t>
+      </w:r>
+    </w:p>
+    <w:p>
+      <w:pPr>
+        <w:spacing w:after="0"/>
+        <w:ind w:firstLine="288"/>
+        <w:jc w:val="both"/>
+      </w:pPr>
+      <w:r>
+        <w:rPr>
+          <w:rFonts w:ascii="Times New Roman" w:hAnsi="Times New Roman"/>
+          <w:sz w:val="20"/>
+        </w:rPr>
+        <w:t>This bounds what a calibrated combination can achieve, and we report it for that reason. A logistic regression cannot extract more information than its features carry; with the best feature at 0.599 and the rest at chance, a combined retrieval-side signal should be expected to underperform, and doing so would be a property of the feature set rather than of the model.</w:t>
       </w:r>
     </w:p>
     <w:p>

--- a/paper/IndicRAG-QA.docx
+++ b/paper/IndicRAG-QA.docx
@@ -7574,42 +7574,6 @@
     </w:p>
     <w:p>
       <w:pPr>
-        <w:spacing w:after="120"/>
-        <w:ind w:firstLine="0" w:left="216"/>
-        <w:jc w:val="both"/>
-      </w:pPr>
-      <w:r>
-        <w:rPr>
-          <w:rFonts w:ascii="Times New Roman" w:hAnsi="Times New Roman"/>
-          <w:b/>
-          <w:sz w:val="20"/>
-        </w:rPr>
-        <w:t>Pending.</w:t>
-      </w:r>
-      <w:r>
-        <w:rPr>
-          <w:rFonts w:ascii="Times New Roman" w:hAnsi="Times New Roman"/>
-          <w:sz w:val="20"/>
-        </w:rPr>
-        <w:t xml:space="preserve"> The generation sweep over arms A (closed-book), B (RAG-dense), C (RAG-hybrid) and D (RAG-oracle) is running on a stratified 72-item sample balanced across the six language-pair cells. Generations are cached per arm, so this table fills in without re-running completed work. The results to be reported here are Exact Match and script-aware token F1 per arm, Citation Support Rate under both lexical and NLI verification, abstention rate, and the fabricated-citation rate — the last being the rate at which an arm names a passage id that does not exist, which arm A can do only by invention.</w:t>
-      </w:r>
-    </w:p>
-    <w:p>
-      <w:pPr>
-        <w:spacing w:before="200" w:after="80"/>
-        <w:jc w:val="left"/>
-      </w:pPr>
-      <w:r>
-        <w:rPr>
-          <w:rFonts w:ascii="Times New Roman" w:hAnsi="Times New Roman"/>
-          <w:i/>
-          <w:sz w:val="20"/>
-        </w:rPr>
-        <w:t>H. Answerability (Module 5)</w:t>
-      </w:r>
-    </w:p>
-    <w:p>
-      <w:pPr>
         <w:spacing w:after="0"/>
         <w:ind w:firstLine="288"/>
         <w:jc w:val="both"/>
@@ -7619,7 +7583,67 @@
           <w:rFonts w:ascii="Times New Roman" w:hAnsi="Times New Roman"/>
           <w:sz w:val="20"/>
         </w:rPr>
-        <w:t>A retrieval-score threshold is the standard abstention signal, and on this corpus it does not work at any operating point. The reason is not that it is poorly calibrated. It is that the quantity it thresholds does not separate the classes.</w:t>
+        <w:t xml:space="preserve">We run four arms over a 72-item sample stratified across the six language-pair cells: </w:t>
+      </w:r>
+      <w:r>
+        <w:rPr>
+          <w:rFonts w:ascii="Times New Roman" w:hAnsi="Times New Roman"/>
+          <w:b/>
+          <w:sz w:val="20"/>
+        </w:rPr>
+        <w:t>A</w:t>
+      </w:r>
+      <w:r>
+        <w:rPr>
+          <w:rFonts w:ascii="Times New Roman" w:hAnsi="Times New Roman"/>
+          <w:sz w:val="20"/>
+        </w:rPr>
+        <w:t xml:space="preserve"> closed-book, the model answering from its own parameters with no passages; </w:t>
+      </w:r>
+      <w:r>
+        <w:rPr>
+          <w:rFonts w:ascii="Times New Roman" w:hAnsi="Times New Roman"/>
+          <w:b/>
+          <w:sz w:val="20"/>
+        </w:rPr>
+        <w:t>B</w:t>
+      </w:r>
+      <w:r>
+        <w:rPr>
+          <w:rFonts w:ascii="Times New Roman" w:hAnsi="Times New Roman"/>
+          <w:sz w:val="20"/>
+        </w:rPr>
+        <w:t xml:space="preserve"> retrieval-augmented with dense retrieval; </w:t>
+      </w:r>
+      <w:r>
+        <w:rPr>
+          <w:rFonts w:ascii="Times New Roman" w:hAnsi="Times New Roman"/>
+          <w:b/>
+          <w:sz w:val="20"/>
+        </w:rPr>
+        <w:t>C</w:t>
+      </w:r>
+      <w:r>
+        <w:rPr>
+          <w:rFonts w:ascii="Times New Roman" w:hAnsi="Times New Roman"/>
+          <w:sz w:val="20"/>
+        </w:rPr>
+        <w:t xml:space="preserve"> retrieval-augmented with script-aware fusion; and </w:t>
+      </w:r>
+      <w:r>
+        <w:rPr>
+          <w:rFonts w:ascii="Times New Roman" w:hAnsi="Times New Roman"/>
+          <w:b/>
+          <w:sz w:val="20"/>
+        </w:rPr>
+        <w:t>D</w:t>
+      </w:r>
+      <w:r>
+        <w:rPr>
+          <w:rFonts w:ascii="Times New Roman" w:hAnsi="Times New Roman"/>
+          <w:sz w:val="20"/>
+        </w:rPr>
+        <w:t xml:space="preserve"> an oracle given the gold passage directly. The generator is Qwen2.5-3B-Instruct at 4-bit quantization throughout, so the arms differ only in the evidence they receive.</w:t>
       </w:r>
     </w:p>
     <w:p>
@@ -7634,7 +7658,7 @@
           <w:b/>
           <w:sz w:val="20"/>
         </w:rPr>
-        <w:t>Top retrieval score by gold label, all 400 items</w:t>
+        <w:t>Module 4, 72 items per arm</w:t>
       </w:r>
       <w:r>
         <w:rPr>
@@ -7681,6 +7705,1834 @@
                 <w:b/>
                 <w:sz w:val="16"/>
               </w:rPr>
+              <w:t>Arm</w:t>
+            </w:r>
+          </w:p>
+        </w:tc>
+        <w:tc>
+          <w:tcPr>
+            <w:tcW w:type="dxa" w:w="2088"/>
+          </w:tcPr>
+          <w:p>
+            <w:pPr>
+              <w:spacing w:after="0"/>
+            </w:pPr>
+            <w:r/>
+            <w:r>
+              <w:rPr>
+                <w:rFonts w:ascii="Times New Roman" w:hAnsi="Times New Roman"/>
+                <w:b/>
+                <w:sz w:val="16"/>
+              </w:rPr>
+              <w:t>EM</w:t>
+            </w:r>
+          </w:p>
+        </w:tc>
+        <w:tc>
+          <w:tcPr>
+            <w:tcW w:type="dxa" w:w="2088"/>
+          </w:tcPr>
+          <w:p>
+            <w:pPr>
+              <w:spacing w:after="0"/>
+            </w:pPr>
+            <w:r/>
+            <w:r>
+              <w:rPr>
+                <w:rFonts w:ascii="Times New Roman" w:hAnsi="Times New Roman"/>
+                <w:b/>
+                <w:sz w:val="16"/>
+              </w:rPr>
+              <w:t>token-F1</w:t>
+            </w:r>
+          </w:p>
+        </w:tc>
+        <w:tc>
+          <w:tcPr>
+            <w:tcW w:type="dxa" w:w="2088"/>
+          </w:tcPr>
+          <w:p>
+            <w:pPr>
+              <w:spacing w:after="0"/>
+            </w:pPr>
+            <w:r/>
+            <w:r>
+              <w:rPr>
+                <w:rFonts w:ascii="Times New Roman" w:hAnsi="Times New Roman"/>
+                <w:b/>
+                <w:sz w:val="16"/>
+              </w:rPr>
+              <w:t>abstains</w:t>
+            </w:r>
+          </w:p>
+        </w:tc>
+        <w:tc>
+          <w:tcPr>
+            <w:tcW w:type="dxa" w:w="2088"/>
+          </w:tcPr>
+          <w:p>
+            <w:pPr>
+              <w:spacing w:after="0"/>
+            </w:pPr>
+            <w:r/>
+            <w:r>
+              <w:rPr>
+                <w:rFonts w:ascii="Times New Roman" w:hAnsi="Times New Roman"/>
+                <w:b/>
+                <w:sz w:val="16"/>
+              </w:rPr>
+              <w:t>Citation Support</w:t>
+            </w:r>
+          </w:p>
+        </w:tc>
+      </w:tr>
+      <w:tr>
+        <w:tc>
+          <w:tcPr>
+            <w:tcW w:type="dxa" w:w="2088"/>
+          </w:tcPr>
+          <w:p>
+            <w:pPr>
+              <w:spacing w:after="0"/>
+            </w:pPr>
+            <w:r>
+              <w:rPr>
+                <w:sz w:val="16"/>
+              </w:rPr>
+            </w:r>
+            <w:r>
+              <w:rPr>
+                <w:rFonts w:ascii="Times New Roman" w:hAnsi="Times New Roman"/>
+                <w:sz w:val="16"/>
+              </w:rPr>
+              <w:t>A closed-book</w:t>
+            </w:r>
+          </w:p>
+        </w:tc>
+        <w:tc>
+          <w:tcPr>
+            <w:tcW w:type="dxa" w:w="2088"/>
+          </w:tcPr>
+          <w:p>
+            <w:pPr>
+              <w:spacing w:after="0"/>
+            </w:pPr>
+            <w:r>
+              <w:rPr>
+                <w:sz w:val="16"/>
+              </w:rPr>
+            </w:r>
+            <w:r>
+              <w:rPr>
+                <w:rFonts w:ascii="Times New Roman" w:hAnsi="Times New Roman"/>
+                <w:sz w:val="16"/>
+              </w:rPr>
+              <w:t>0.014</w:t>
+            </w:r>
+          </w:p>
+        </w:tc>
+        <w:tc>
+          <w:tcPr>
+            <w:tcW w:type="dxa" w:w="2088"/>
+          </w:tcPr>
+          <w:p>
+            <w:pPr>
+              <w:spacing w:after="0"/>
+            </w:pPr>
+            <w:r>
+              <w:rPr>
+                <w:sz w:val="16"/>
+              </w:rPr>
+            </w:r>
+            <w:r>
+              <w:rPr>
+                <w:rFonts w:ascii="Times New Roman" w:hAnsi="Times New Roman"/>
+                <w:sz w:val="16"/>
+              </w:rPr>
+              <w:t>0.065</w:t>
+            </w:r>
+          </w:p>
+        </w:tc>
+        <w:tc>
+          <w:tcPr>
+            <w:tcW w:type="dxa" w:w="2088"/>
+          </w:tcPr>
+          <w:p>
+            <w:pPr>
+              <w:spacing w:after="0"/>
+            </w:pPr>
+            <w:r>
+              <w:rPr>
+                <w:sz w:val="16"/>
+              </w:rPr>
+            </w:r>
+            <w:r>
+              <w:rPr>
+                <w:rFonts w:ascii="Times New Roman" w:hAnsi="Times New Roman"/>
+                <w:sz w:val="16"/>
+              </w:rPr>
+              <w:t>0.486</w:t>
+            </w:r>
+          </w:p>
+        </w:tc>
+        <w:tc>
+          <w:tcPr>
+            <w:tcW w:type="dxa" w:w="2088"/>
+          </w:tcPr>
+          <w:p>
+            <w:pPr>
+              <w:spacing w:after="0"/>
+            </w:pPr>
+            <w:r>
+              <w:rPr>
+                <w:sz w:val="16"/>
+              </w:rPr>
+            </w:r>
+            <w:r>
+              <w:rPr>
+                <w:rFonts w:ascii="Times New Roman" w:hAnsi="Times New Roman"/>
+                <w:sz w:val="16"/>
+              </w:rPr>
+              <w:t>0.162</w:t>
+            </w:r>
+          </w:p>
+        </w:tc>
+      </w:tr>
+      <w:tr>
+        <w:tc>
+          <w:tcPr>
+            <w:tcW w:type="dxa" w:w="2088"/>
+          </w:tcPr>
+          <w:p>
+            <w:pPr>
+              <w:spacing w:after="0"/>
+            </w:pPr>
+            <w:r>
+              <w:rPr>
+                <w:sz w:val="16"/>
+              </w:rPr>
+            </w:r>
+            <w:r>
+              <w:rPr>
+                <w:rFonts w:ascii="Times New Roman" w:hAnsi="Times New Roman"/>
+                <w:sz w:val="16"/>
+              </w:rPr>
+              <w:t>B RAG-dense</w:t>
+            </w:r>
+          </w:p>
+        </w:tc>
+        <w:tc>
+          <w:tcPr>
+            <w:tcW w:type="dxa" w:w="2088"/>
+          </w:tcPr>
+          <w:p>
+            <w:pPr>
+              <w:spacing w:after="0"/>
+            </w:pPr>
+            <w:r>
+              <w:rPr>
+                <w:sz w:val="16"/>
+              </w:rPr>
+            </w:r>
+            <w:r>
+              <w:rPr>
+                <w:rFonts w:ascii="Times New Roman" w:hAnsi="Times New Roman"/>
+                <w:sz w:val="16"/>
+              </w:rPr>
+              <w:t>0.139</w:t>
+            </w:r>
+          </w:p>
+        </w:tc>
+        <w:tc>
+          <w:tcPr>
+            <w:tcW w:type="dxa" w:w="2088"/>
+          </w:tcPr>
+          <w:p>
+            <w:pPr>
+              <w:spacing w:after="0"/>
+            </w:pPr>
+            <w:r>
+              <w:rPr>
+                <w:sz w:val="16"/>
+              </w:rPr>
+            </w:r>
+            <w:r>
+              <w:rPr>
+                <w:rFonts w:ascii="Times New Roman" w:hAnsi="Times New Roman"/>
+                <w:sz w:val="16"/>
+              </w:rPr>
+              <w:t>0.207</w:t>
+            </w:r>
+          </w:p>
+        </w:tc>
+        <w:tc>
+          <w:tcPr>
+            <w:tcW w:type="dxa" w:w="2088"/>
+          </w:tcPr>
+          <w:p>
+            <w:pPr>
+              <w:spacing w:after="0"/>
+            </w:pPr>
+            <w:r>
+              <w:rPr>
+                <w:sz w:val="16"/>
+              </w:rPr>
+            </w:r>
+            <w:r>
+              <w:rPr>
+                <w:rFonts w:ascii="Times New Roman" w:hAnsi="Times New Roman"/>
+                <w:sz w:val="16"/>
+              </w:rPr>
+              <w:t>0.417</w:t>
+            </w:r>
+          </w:p>
+        </w:tc>
+        <w:tc>
+          <w:tcPr>
+            <w:tcW w:type="dxa" w:w="2088"/>
+          </w:tcPr>
+          <w:p>
+            <w:pPr>
+              <w:spacing w:after="0"/>
+            </w:pPr>
+            <w:r>
+              <w:rPr>
+                <w:sz w:val="16"/>
+              </w:rPr>
+            </w:r>
+            <w:r>
+              <w:rPr>
+                <w:rFonts w:ascii="Times New Roman" w:hAnsi="Times New Roman"/>
+                <w:sz w:val="16"/>
+              </w:rPr>
+              <w:t>0.762</w:t>
+            </w:r>
+          </w:p>
+        </w:tc>
+      </w:tr>
+      <w:tr>
+        <w:tc>
+          <w:tcPr>
+            <w:tcW w:type="dxa" w:w="2088"/>
+          </w:tcPr>
+          <w:p>
+            <w:pPr>
+              <w:spacing w:after="0"/>
+            </w:pPr>
+            <w:r>
+              <w:rPr>
+                <w:sz w:val="16"/>
+              </w:rPr>
+            </w:r>
+            <w:r>
+              <w:rPr>
+                <w:rFonts w:ascii="Times New Roman" w:hAnsi="Times New Roman"/>
+                <w:sz w:val="16"/>
+              </w:rPr>
+              <w:t>C RAG-hybrid</w:t>
+            </w:r>
+          </w:p>
+        </w:tc>
+        <w:tc>
+          <w:tcPr>
+            <w:tcW w:type="dxa" w:w="2088"/>
+          </w:tcPr>
+          <w:p>
+            <w:pPr>
+              <w:spacing w:after="0"/>
+            </w:pPr>
+            <w:r>
+              <w:rPr>
+                <w:sz w:val="16"/>
+              </w:rPr>
+            </w:r>
+            <w:r>
+              <w:rPr>
+                <w:rFonts w:ascii="Times New Roman" w:hAnsi="Times New Roman"/>
+                <w:sz w:val="16"/>
+              </w:rPr>
+              <w:t>0.139</w:t>
+            </w:r>
+          </w:p>
+        </w:tc>
+        <w:tc>
+          <w:tcPr>
+            <w:tcW w:type="dxa" w:w="2088"/>
+          </w:tcPr>
+          <w:p>
+            <w:pPr>
+              <w:spacing w:after="0"/>
+            </w:pPr>
+            <w:r>
+              <w:rPr>
+                <w:sz w:val="16"/>
+              </w:rPr>
+            </w:r>
+            <w:r>
+              <w:rPr>
+                <w:rFonts w:ascii="Times New Roman" w:hAnsi="Times New Roman"/>
+                <w:b/>
+                <w:sz w:val="16"/>
+              </w:rPr>
+              <w:t>0.210</w:t>
+            </w:r>
+          </w:p>
+        </w:tc>
+        <w:tc>
+          <w:tcPr>
+            <w:tcW w:type="dxa" w:w="2088"/>
+          </w:tcPr>
+          <w:p>
+            <w:pPr>
+              <w:spacing w:after="0"/>
+            </w:pPr>
+            <w:r>
+              <w:rPr>
+                <w:sz w:val="16"/>
+              </w:rPr>
+            </w:r>
+            <w:r>
+              <w:rPr>
+                <w:rFonts w:ascii="Times New Roman" w:hAnsi="Times New Roman"/>
+                <w:sz w:val="16"/>
+              </w:rPr>
+              <w:t>0.361</w:t>
+            </w:r>
+          </w:p>
+        </w:tc>
+        <w:tc>
+          <w:tcPr>
+            <w:tcW w:type="dxa" w:w="2088"/>
+          </w:tcPr>
+          <w:p>
+            <w:pPr>
+              <w:spacing w:after="0"/>
+            </w:pPr>
+            <w:r>
+              <w:rPr>
+                <w:sz w:val="16"/>
+              </w:rPr>
+            </w:r>
+            <w:r>
+              <w:rPr>
+                <w:rFonts w:ascii="Times New Roman" w:hAnsi="Times New Roman"/>
+                <w:b/>
+                <w:sz w:val="16"/>
+              </w:rPr>
+              <w:t>0.826</w:t>
+            </w:r>
+          </w:p>
+        </w:tc>
+      </w:tr>
+      <w:tr>
+        <w:tc>
+          <w:tcPr>
+            <w:tcW w:type="dxa" w:w="2088"/>
+          </w:tcPr>
+          <w:p>
+            <w:pPr>
+              <w:spacing w:after="0"/>
+            </w:pPr>
+            <w:r>
+              <w:rPr>
+                <w:sz w:val="16"/>
+              </w:rPr>
+            </w:r>
+            <w:r>
+              <w:rPr>
+                <w:rFonts w:ascii="Times New Roman" w:hAnsi="Times New Roman"/>
+                <w:sz w:val="16"/>
+              </w:rPr>
+              <w:t>D oracle</w:t>
+            </w:r>
+          </w:p>
+        </w:tc>
+        <w:tc>
+          <w:tcPr>
+            <w:tcW w:type="dxa" w:w="2088"/>
+          </w:tcPr>
+          <w:p>
+            <w:pPr>
+              <w:spacing w:after="0"/>
+            </w:pPr>
+            <w:r>
+              <w:rPr>
+                <w:sz w:val="16"/>
+              </w:rPr>
+            </w:r>
+            <w:r>
+              <w:rPr>
+                <w:rFonts w:ascii="Times New Roman" w:hAnsi="Times New Roman"/>
+                <w:sz w:val="16"/>
+              </w:rPr>
+              <w:t>0.264</w:t>
+            </w:r>
+          </w:p>
+        </w:tc>
+        <w:tc>
+          <w:tcPr>
+            <w:tcW w:type="dxa" w:w="2088"/>
+          </w:tcPr>
+          <w:p>
+            <w:pPr>
+              <w:spacing w:after="0"/>
+            </w:pPr>
+            <w:r>
+              <w:rPr>
+                <w:sz w:val="16"/>
+              </w:rPr>
+            </w:r>
+            <w:r>
+              <w:rPr>
+                <w:rFonts w:ascii="Times New Roman" w:hAnsi="Times New Roman"/>
+                <w:sz w:val="16"/>
+              </w:rPr>
+              <w:t>0.403</w:t>
+            </w:r>
+          </w:p>
+        </w:tc>
+        <w:tc>
+          <w:tcPr>
+            <w:tcW w:type="dxa" w:w="2088"/>
+          </w:tcPr>
+          <w:p>
+            <w:pPr>
+              <w:spacing w:after="0"/>
+            </w:pPr>
+            <w:r>
+              <w:rPr>
+                <w:sz w:val="16"/>
+              </w:rPr>
+            </w:r>
+            <w:r>
+              <w:rPr>
+                <w:rFonts w:ascii="Times New Roman" w:hAnsi="Times New Roman"/>
+                <w:sz w:val="16"/>
+              </w:rPr>
+              <w:t>0.194</w:t>
+            </w:r>
+          </w:p>
+        </w:tc>
+        <w:tc>
+          <w:tcPr>
+            <w:tcW w:type="dxa" w:w="2088"/>
+          </w:tcPr>
+          <w:p>
+            <w:pPr>
+              <w:spacing w:after="0"/>
+            </w:pPr>
+            <w:r>
+              <w:rPr>
+                <w:sz w:val="16"/>
+              </w:rPr>
+            </w:r>
+            <w:r>
+              <w:rPr>
+                <w:rFonts w:ascii="Times New Roman" w:hAnsi="Times New Roman"/>
+                <w:sz w:val="16"/>
+              </w:rPr>
+              <w:t>0.948</w:t>
+            </w:r>
+          </w:p>
+        </w:tc>
+      </w:tr>
+    </w:tbl>
+    <w:p>
+      <w:pPr>
+        <w:spacing w:after="40"/>
+      </w:pPr>
+    </w:p>
+    <w:p>
+      <w:pPr>
+        <w:spacing w:after="0"/>
+        <w:ind w:firstLine="288"/>
+        <w:jc w:val="both"/>
+      </w:pPr>
+      <w:r>
+        <w:rPr>
+          <w:rFonts w:ascii="Times New Roman" w:hAnsi="Times New Roman"/>
+          <w:b/>
+          <w:sz w:val="20"/>
+        </w:rPr>
+        <w:t>H3 is supported, and by a wide margin.</w:t>
+      </w:r>
+      <w:r>
+        <w:rPr>
+          <w:rFonts w:ascii="Times New Roman" w:hAnsi="Times New Roman"/>
+          <w:sz w:val="20"/>
+        </w:rPr>
+        <w:t xml:space="preserve"> Citation Support Rate — the share of answered questions whose answer the cited evidence actually supports — rises from 0.162 closed-book to 0.826 with retrieval, and to 0.948 given the gold passage. The closed-book arm answers 37 of 72 questions and only 16% of those answers are supported by the evidence that would have justified them. It is not declining to answer; it is answering from memory about specific eligibility thresholds and scheme parameters, and is usually wrong. This is the behaviour the system exists to prevent, and retrieval prevents most of it.</w:t>
+      </w:r>
+    </w:p>
+    <w:p>
+      <w:pPr>
+        <w:spacing w:after="0"/>
+        <w:ind w:firstLine="288"/>
+        <w:jc w:val="both"/>
+      </w:pPr>
+      <w:r>
+        <w:rPr>
+          <w:rFonts w:ascii="Times New Roman" w:hAnsi="Times New Roman"/>
+          <w:sz w:val="20"/>
+        </w:rPr>
+        <w:t>Abstention falls monotonically as the evidence improves, from 0.486 to 0.417 to 0.361 to 0.194. The generator abstains less when it has something to work from, which is the desired direction: the abstentions are responding to the absence of evidence rather than to a fixed conservatism.</w:t>
+      </w:r>
+    </w:p>
+    <w:p>
+      <w:pPr>
+        <w:spacing w:after="0"/>
+        <w:ind w:firstLine="288"/>
+        <w:jc w:val="both"/>
+      </w:pPr>
+      <w:r>
+        <w:rPr>
+          <w:rFonts w:ascii="Times New Roman" w:hAnsi="Times New Roman"/>
+          <w:b/>
+          <w:sz w:val="20"/>
+        </w:rPr>
+        <w:t>The fusion result does not measurably propagate to generation, and the unpaired table is misleading about it.</w:t>
+      </w:r>
+      <w:r>
+        <w:rPr>
+          <w:rFonts w:ascii="Times New Roman" w:hAnsi="Times New Roman"/>
+          <w:sz w:val="20"/>
+        </w:rPr>
+        <w:t xml:space="preserve"> Arm C's citation support of 0.826 against arm B's 0.762 is computed over different denominators — the arms answer 46 and 42 questions respectively — and paired over the 39 questions both answered, the difference is +0.026 at p = 1.00. On token-F1 it is +0.003 at p = 0.89.</w:t>
+      </w:r>
+    </w:p>
+    <w:tbl>
+      <w:tblPr>
+        <w:tblStyle w:val="TableGrid"/>
+        <w:tblW w:type="auto" w:w="0"/>
+        <w:tblLayout w:type="autofit"/>
+        <w:tblLook w:firstColumn="1" w:firstRow="1" w:lastColumn="0" w:lastRow="0" w:noHBand="0" w:noVBand="1" w:val="04A0"/>
+      </w:tblPr>
+      <w:tblGrid>
+        <w:gridCol w:w="3480"/>
+        <w:gridCol w:w="3480"/>
+        <w:gridCol w:w="3480"/>
+      </w:tblGrid>
+      <w:tr>
+        <w:tc>
+          <w:tcPr>
+            <w:tcW w:type="dxa" w:w="3480"/>
+          </w:tcPr>
+          <w:p>
+            <w:pPr>
+              <w:spacing w:after="0"/>
+            </w:pPr>
+            <w:r/>
+            <w:r>
+              <w:rPr>
+                <w:rFonts w:ascii="Times New Roman" w:hAnsi="Times New Roman"/>
+                <w:b/>
+                <w:sz w:val="16"/>
+              </w:rPr>
+              <w:t>Comparison</w:t>
+            </w:r>
+          </w:p>
+        </w:tc>
+        <w:tc>
+          <w:tcPr>
+            <w:tcW w:type="dxa" w:w="3480"/>
+          </w:tcPr>
+          <w:p>
+            <w:pPr>
+              <w:spacing w:after="0"/>
+            </w:pPr>
+            <w:r/>
+            <w:r>
+              <w:rPr>
+                <w:rFonts w:ascii="Times New Roman" w:hAnsi="Times New Roman"/>
+                <w:b/>
+                <w:sz w:val="16"/>
+              </w:rPr>
+              <w:t>token-F1</w:t>
+            </w:r>
+          </w:p>
+        </w:tc>
+        <w:tc>
+          <w:tcPr>
+            <w:tcW w:type="dxa" w:w="3480"/>
+          </w:tcPr>
+          <w:p>
+            <w:pPr>
+              <w:spacing w:after="0"/>
+            </w:pPr>
+            <w:r/>
+            <w:r>
+              <w:rPr>
+                <w:rFonts w:ascii="Times New Roman" w:hAnsi="Times New Roman"/>
+                <w:b/>
+                <w:sz w:val="16"/>
+              </w:rPr>
+              <w:t>citation support</w:t>
+            </w:r>
+          </w:p>
+        </w:tc>
+      </w:tr>
+      <w:tr>
+        <w:tc>
+          <w:tcPr>
+            <w:tcW w:type="dxa" w:w="3480"/>
+          </w:tcPr>
+          <w:p>
+            <w:pPr>
+              <w:spacing w:after="0"/>
+            </w:pPr>
+            <w:r>
+              <w:rPr>
+                <w:sz w:val="16"/>
+              </w:rPr>
+            </w:r>
+            <w:r>
+              <w:rPr>
+                <w:rFonts w:ascii="Times New Roman" w:hAnsi="Times New Roman"/>
+                <w:sz w:val="16"/>
+              </w:rPr>
+              <w:t>B vs A</w:t>
+            </w:r>
+          </w:p>
+        </w:tc>
+        <w:tc>
+          <w:tcPr>
+            <w:tcW w:type="dxa" w:w="3480"/>
+          </w:tcPr>
+          <w:p>
+            <w:pPr>
+              <w:spacing w:after="0"/>
+            </w:pPr>
+            <w:r>
+              <w:rPr>
+                <w:sz w:val="16"/>
+              </w:rPr>
+            </w:r>
+            <w:r>
+              <w:rPr>
+                <w:rFonts w:ascii="Times New Roman" w:hAnsi="Times New Roman"/>
+                <w:sz w:val="16"/>
+              </w:rPr>
+              <w:t>+0.141, p = 0.0003 *</w:t>
+            </w:r>
+          </w:p>
+        </w:tc>
+        <w:tc>
+          <w:tcPr>
+            <w:tcW w:type="dxa" w:w="3480"/>
+          </w:tcPr>
+          <w:p>
+            <w:pPr>
+              <w:spacing w:after="0"/>
+            </w:pPr>
+            <w:r>
+              <w:rPr>
+                <w:sz w:val="16"/>
+              </w:rPr>
+            </w:r>
+            <w:r>
+              <w:rPr>
+                <w:rFonts w:ascii="Times New Roman" w:hAnsi="Times New Roman"/>
+                <w:sz w:val="16"/>
+              </w:rPr>
+              <w:t>+0.593, p = 0.0001 *</w:t>
+            </w:r>
+          </w:p>
+        </w:tc>
+      </w:tr>
+      <w:tr>
+        <w:tc>
+          <w:tcPr>
+            <w:tcW w:type="dxa" w:w="3480"/>
+          </w:tcPr>
+          <w:p>
+            <w:pPr>
+              <w:spacing w:after="0"/>
+            </w:pPr>
+            <w:r>
+              <w:rPr>
+                <w:sz w:val="16"/>
+              </w:rPr>
+            </w:r>
+            <w:r>
+              <w:rPr>
+                <w:rFonts w:ascii="Times New Roman" w:hAnsi="Times New Roman"/>
+                <w:sz w:val="16"/>
+              </w:rPr>
+              <w:t>C vs B</w:t>
+            </w:r>
+          </w:p>
+        </w:tc>
+        <w:tc>
+          <w:tcPr>
+            <w:tcW w:type="dxa" w:w="3480"/>
+          </w:tcPr>
+          <w:p>
+            <w:pPr>
+              <w:spacing w:after="0"/>
+            </w:pPr>
+            <w:r>
+              <w:rPr>
+                <w:sz w:val="16"/>
+              </w:rPr>
+            </w:r>
+            <w:r>
+              <w:rPr>
+                <w:rFonts w:ascii="Times New Roman" w:hAnsi="Times New Roman"/>
+                <w:sz w:val="16"/>
+              </w:rPr>
+              <w:t>+0.003, p = 0.89</w:t>
+            </w:r>
+          </w:p>
+        </w:tc>
+        <w:tc>
+          <w:tcPr>
+            <w:tcW w:type="dxa" w:w="3480"/>
+          </w:tcPr>
+          <w:p>
+            <w:pPr>
+              <w:spacing w:after="0"/>
+            </w:pPr>
+            <w:r>
+              <w:rPr>
+                <w:sz w:val="16"/>
+              </w:rPr>
+            </w:r>
+            <w:r>
+              <w:rPr>
+                <w:rFonts w:ascii="Times New Roman" w:hAnsi="Times New Roman"/>
+                <w:sz w:val="16"/>
+              </w:rPr>
+              <w:t>+0.026, p = 1.00</w:t>
+            </w:r>
+          </w:p>
+        </w:tc>
+      </w:tr>
+      <w:tr>
+        <w:tc>
+          <w:tcPr>
+            <w:tcW w:type="dxa" w:w="3480"/>
+          </w:tcPr>
+          <w:p>
+            <w:pPr>
+              <w:spacing w:after="0"/>
+            </w:pPr>
+            <w:r>
+              <w:rPr>
+                <w:sz w:val="16"/>
+              </w:rPr>
+            </w:r>
+            <w:r>
+              <w:rPr>
+                <w:rFonts w:ascii="Times New Roman" w:hAnsi="Times New Roman"/>
+                <w:sz w:val="16"/>
+              </w:rPr>
+              <w:t>D vs C</w:t>
+            </w:r>
+          </w:p>
+        </w:tc>
+        <w:tc>
+          <w:tcPr>
+            <w:tcW w:type="dxa" w:w="3480"/>
+          </w:tcPr>
+          <w:p>
+            <w:pPr>
+              <w:spacing w:after="0"/>
+            </w:pPr>
+            <w:r>
+              <w:rPr>
+                <w:sz w:val="16"/>
+              </w:rPr>
+            </w:r>
+            <w:r>
+              <w:rPr>
+                <w:rFonts w:ascii="Times New Roman" w:hAnsi="Times New Roman"/>
+                <w:sz w:val="16"/>
+              </w:rPr>
+              <w:t>+0.193, p = 0.0002 *</w:t>
+            </w:r>
+          </w:p>
+        </w:tc>
+        <w:tc>
+          <w:tcPr>
+            <w:tcW w:type="dxa" w:w="3480"/>
+          </w:tcPr>
+          <w:p>
+            <w:pPr>
+              <w:spacing w:after="0"/>
+            </w:pPr>
+            <w:r>
+              <w:rPr>
+                <w:sz w:val="16"/>
+              </w:rPr>
+            </w:r>
+            <w:r>
+              <w:rPr>
+                <w:rFonts w:ascii="Times New Roman" w:hAnsi="Times New Roman"/>
+                <w:sz w:val="16"/>
+              </w:rPr>
+              <w:t>+0.143, p = 0.068</w:t>
+            </w:r>
+          </w:p>
+        </w:tc>
+      </w:tr>
+    </w:tbl>
+    <w:p>
+      <w:pPr>
+        <w:spacing w:after="40"/>
+      </w:pPr>
+    </w:p>
+    <w:p>
+      <w:pPr>
+        <w:spacing w:after="0"/>
+        <w:ind w:firstLine="288"/>
+        <w:jc w:val="both"/>
+      </w:pPr>
+      <w:r>
+        <w:rPr>
+          <w:rFonts w:ascii="Times New Roman" w:hAnsi="Times New Roman"/>
+          <w:sz w:val="20"/>
+        </w:rPr>
+        <w:t xml:space="preserve">So the honest statement is narrower than the retrieval numbers invite. Retrieval versus no retrieval is a large, significant effect on both metrics. </w:t>
+      </w:r>
+      <w:r>
+        <w:rPr>
+          <w:rFonts w:ascii="Times New Roman" w:hAnsi="Times New Roman"/>
+          <w:i/>
+          <w:sz w:val="20"/>
+        </w:rPr>
+        <w:t>Which</w:t>
+      </w:r>
+      <w:r>
+        <w:rPr>
+          <w:rFonts w:ascii="Times New Roman" w:hAnsi="Times New Roman"/>
+          <w:sz w:val="20"/>
+        </w:rPr>
+        <w:t xml:space="preserve"> retriever, at this sample size and with this generator, is not distinguishable: the 0.131 Recall@5 gain of §VI-E does not produce a detectable difference in answer quality or grounding over dense retrieval alone.</w:t>
+      </w:r>
+    </w:p>
+    <w:p>
+      <w:pPr>
+        <w:spacing w:after="0"/>
+        <w:ind w:firstLine="288"/>
+        <w:jc w:val="both"/>
+      </w:pPr>
+      <w:r>
+        <w:rPr>
+          <w:rFonts w:ascii="Times New Roman" w:hAnsi="Times New Roman"/>
+          <w:sz w:val="20"/>
+        </w:rPr>
+        <w:t>We do not read this as evidence that the fusion gain is illusory — §VI-E measures it directly and significantly, and the oracle row shows retrieval headroom of 0.193 that is significant at p = 0.0002. We read it as the expected consequence of a generator that loses 0.597 on its own (§VI-G.1): a retrieval improvement has to survive that noise floor to show up downstream, and on 72 questions it does not. A larger sample, or a generator that wastes less of the evidence it is given, would be the way to detect it if it is there.</w:t>
+      </w:r>
+    </w:p>
+    <w:p>
+      <w:pPr>
+        <w:spacing w:before="200" w:after="80"/>
+        <w:jc w:val="left"/>
+      </w:pPr>
+      <w:r>
+        <w:rPr>
+          <w:rFonts w:ascii="Times New Roman" w:hAnsi="Times New Roman"/>
+          <w:i/>
+          <w:sz w:val="20"/>
+        </w:rPr>
+        <w:t>G.1 Where the errors actually are</w:t>
+      </w:r>
+    </w:p>
+    <w:p>
+      <w:pPr>
+        <w:spacing w:after="0"/>
+        <w:ind w:firstLine="288"/>
+        <w:jc w:val="both"/>
+      </w:pPr>
+      <w:r>
+        <w:rPr>
+          <w:rFonts w:ascii="Times New Roman" w:hAnsi="Times New Roman"/>
+          <w:sz w:val="20"/>
+        </w:rPr>
+        <w:t>The oracle arm decomposes the remaining failure, and the result qualifies this paper's own contribution.</w:t>
+      </w:r>
+    </w:p>
+    <w:tbl>
+      <w:tblPr>
+        <w:tblStyle w:val="TableGrid"/>
+        <w:tblW w:type="auto" w:w="0"/>
+        <w:tblLayout w:type="autofit"/>
+        <w:tblLook w:firstColumn="1" w:firstRow="1" w:lastColumn="0" w:lastRow="0" w:noHBand="0" w:noVBand="1" w:val="04A0"/>
+      </w:tblPr>
+      <w:tblGrid>
+        <w:gridCol w:w="5220"/>
+        <w:gridCol w:w="5220"/>
+      </w:tblGrid>
+      <w:tr>
+        <w:tc>
+          <w:tcPr>
+            <w:tcW w:type="dxa" w:w="5220"/>
+          </w:tcPr>
+          <w:p>
+            <w:pPr>
+              <w:spacing w:after="0"/>
+            </w:pPr>
+            <w:r/>
+            <w:r>
+              <w:rPr>
+                <w:rFonts w:ascii="Times New Roman" w:hAnsi="Times New Roman"/>
+                <w:b/>
+                <w:sz w:val="16"/>
+              </w:rPr>
+              <w:t>Quantity</w:t>
+            </w:r>
+          </w:p>
+        </w:tc>
+        <w:tc>
+          <w:tcPr>
+            <w:tcW w:type="dxa" w:w="5220"/>
+          </w:tcPr>
+          <w:p>
+            <w:pPr>
+              <w:spacing w:after="0"/>
+            </w:pPr>
+            <w:r/>
+            <w:r>
+              <w:rPr>
+                <w:rFonts w:ascii="Times New Roman" w:hAnsi="Times New Roman"/>
+                <w:b/>
+                <w:sz w:val="16"/>
+              </w:rPr>
+              <w:t>Value</w:t>
+            </w:r>
+          </w:p>
+        </w:tc>
+      </w:tr>
+      <w:tr>
+        <w:tc>
+          <w:tcPr>
+            <w:tcW w:type="dxa" w:w="5220"/>
+          </w:tcPr>
+          <w:p>
+            <w:pPr>
+              <w:spacing w:after="0"/>
+            </w:pPr>
+            <w:r>
+              <w:rPr>
+                <w:sz w:val="16"/>
+              </w:rPr>
+            </w:r>
+            <w:r>
+              <w:rPr>
+                <w:rFonts w:ascii="Times New Roman" w:hAnsi="Times New Roman"/>
+                <w:sz w:val="16"/>
+              </w:rPr>
+              <w:t>oracle (D) token-F1</w:t>
+            </w:r>
+          </w:p>
+        </w:tc>
+        <w:tc>
+          <w:tcPr>
+            <w:tcW w:type="dxa" w:w="5220"/>
+          </w:tcPr>
+          <w:p>
+            <w:pPr>
+              <w:spacing w:after="0"/>
+            </w:pPr>
+            <w:r>
+              <w:rPr>
+                <w:sz w:val="16"/>
+              </w:rPr>
+            </w:r>
+            <w:r>
+              <w:rPr>
+                <w:rFonts w:ascii="Times New Roman" w:hAnsi="Times New Roman"/>
+                <w:sz w:val="16"/>
+              </w:rPr>
+              <w:t>0.403</w:t>
+            </w:r>
+          </w:p>
+        </w:tc>
+      </w:tr>
+      <w:tr>
+        <w:tc>
+          <w:tcPr>
+            <w:tcW w:type="dxa" w:w="5220"/>
+          </w:tcPr>
+          <w:p>
+            <w:pPr>
+              <w:spacing w:after="0"/>
+            </w:pPr>
+            <w:r>
+              <w:rPr>
+                <w:sz w:val="16"/>
+              </w:rPr>
+            </w:r>
+            <w:r>
+              <w:rPr>
+                <w:rFonts w:ascii="Times New Roman" w:hAnsi="Times New Roman"/>
+                <w:sz w:val="16"/>
+              </w:rPr>
+              <w:t>full system (C) token-F1</w:t>
+            </w:r>
+          </w:p>
+        </w:tc>
+        <w:tc>
+          <w:tcPr>
+            <w:tcW w:type="dxa" w:w="5220"/>
+          </w:tcPr>
+          <w:p>
+            <w:pPr>
+              <w:spacing w:after="0"/>
+            </w:pPr>
+            <w:r>
+              <w:rPr>
+                <w:sz w:val="16"/>
+              </w:rPr>
+            </w:r>
+            <w:r>
+              <w:rPr>
+                <w:rFonts w:ascii="Times New Roman" w:hAnsi="Times New Roman"/>
+                <w:sz w:val="16"/>
+              </w:rPr>
+              <w:t>0.210</w:t>
+            </w:r>
+          </w:p>
+        </w:tc>
+      </w:tr>
+      <w:tr>
+        <w:tc>
+          <w:tcPr>
+            <w:tcW w:type="dxa" w:w="5220"/>
+          </w:tcPr>
+          <w:p>
+            <w:pPr>
+              <w:spacing w:after="0"/>
+            </w:pPr>
+            <w:r>
+              <w:rPr>
+                <w:sz w:val="16"/>
+              </w:rPr>
+            </w:r>
+            <w:r>
+              <w:rPr>
+                <w:rFonts w:ascii="Times New Roman" w:hAnsi="Times New Roman"/>
+                <w:b/>
+                <w:sz w:val="16"/>
+              </w:rPr>
+              <w:t>retrieval error</w:t>
+            </w:r>
+            <w:r>
+              <w:rPr>
+                <w:rFonts w:ascii="Times New Roman" w:hAnsi="Times New Roman"/>
+                <w:sz w:val="16"/>
+              </w:rPr>
+              <w:t xml:space="preserve"> (D − C)</w:t>
+            </w:r>
+          </w:p>
+        </w:tc>
+        <w:tc>
+          <w:tcPr>
+            <w:tcW w:type="dxa" w:w="5220"/>
+          </w:tcPr>
+          <w:p>
+            <w:pPr>
+              <w:spacing w:after="0"/>
+            </w:pPr>
+            <w:r>
+              <w:rPr>
+                <w:sz w:val="16"/>
+              </w:rPr>
+            </w:r>
+            <w:r>
+              <w:rPr>
+                <w:rFonts w:ascii="Times New Roman" w:hAnsi="Times New Roman"/>
+                <w:b/>
+                <w:sz w:val="16"/>
+              </w:rPr>
+              <w:t>0.193</w:t>
+            </w:r>
+          </w:p>
+        </w:tc>
+      </w:tr>
+      <w:tr>
+        <w:tc>
+          <w:tcPr>
+            <w:tcW w:type="dxa" w:w="5220"/>
+          </w:tcPr>
+          <w:p>
+            <w:pPr>
+              <w:spacing w:after="0"/>
+            </w:pPr>
+            <w:r>
+              <w:rPr>
+                <w:sz w:val="16"/>
+              </w:rPr>
+            </w:r>
+            <w:r>
+              <w:rPr>
+                <w:rFonts w:ascii="Times New Roman" w:hAnsi="Times New Roman"/>
+                <w:b/>
+                <w:sz w:val="16"/>
+              </w:rPr>
+              <w:t>generation error</w:t>
+            </w:r>
+            <w:r>
+              <w:rPr>
+                <w:rFonts w:ascii="Times New Roman" w:hAnsi="Times New Roman"/>
+                <w:sz w:val="16"/>
+              </w:rPr>
+              <w:t xml:space="preserve"> (1 − D)</w:t>
+            </w:r>
+          </w:p>
+        </w:tc>
+        <w:tc>
+          <w:tcPr>
+            <w:tcW w:type="dxa" w:w="5220"/>
+          </w:tcPr>
+          <w:p>
+            <w:pPr>
+              <w:spacing w:after="0"/>
+            </w:pPr>
+            <w:r>
+              <w:rPr>
+                <w:sz w:val="16"/>
+              </w:rPr>
+            </w:r>
+            <w:r>
+              <w:rPr>
+                <w:rFonts w:ascii="Times New Roman" w:hAnsi="Times New Roman"/>
+                <w:b/>
+                <w:sz w:val="16"/>
+              </w:rPr>
+              <w:t>0.597</w:t>
+            </w:r>
+          </w:p>
+        </w:tc>
+      </w:tr>
+    </w:tbl>
+    <w:p>
+      <w:pPr>
+        <w:spacing w:after="40"/>
+      </w:pPr>
+    </w:p>
+    <w:p>
+      <w:pPr>
+        <w:spacing w:after="0"/>
+        <w:ind w:firstLine="288"/>
+        <w:jc w:val="both"/>
+      </w:pPr>
+      <w:r>
+        <w:rPr>
+          <w:rFonts w:ascii="Times New Roman" w:hAnsi="Times New Roman"/>
+          <w:sz w:val="20"/>
+        </w:rPr>
+        <w:t xml:space="preserve">Generation error is three times retrieval error. Given the correct passage and nothing to find, the 3B quantized generator still reaches only 0.403 token-F1. The ceiling on what </w:t>
+      </w:r>
+      <w:r>
+        <w:rPr>
+          <w:rFonts w:ascii="Times New Roman" w:hAnsi="Times New Roman"/>
+          <w:i/>
+          <w:sz w:val="20"/>
+        </w:rPr>
+        <w:t>any</w:t>
+      </w:r>
+      <w:r>
+        <w:rPr>
+          <w:rFonts w:ascii="Times New Roman" w:hAnsi="Times New Roman"/>
+          <w:sz w:val="20"/>
+        </w:rPr>
+        <w:t xml:space="preserve"> retrieval improvement can buy on this corpus, with this generator, is 0.193 — and script-aware fusion has already taken part of it.</w:t>
+      </w:r>
+    </w:p>
+    <w:p>
+      <w:pPr>
+        <w:spacing w:after="0"/>
+        <w:ind w:firstLine="288"/>
+        <w:jc w:val="both"/>
+      </w:pPr>
+      <w:r>
+        <w:rPr>
+          <w:rFonts w:ascii="Times New Roman" w:hAnsi="Times New Roman"/>
+          <w:sz w:val="20"/>
+        </w:rPr>
+        <w:t xml:space="preserve">We state this plainly because it bounds the practical reading of §VI-E. The fusion correction is a real and large improvement to </w:t>
+      </w:r>
+      <w:r>
+        <w:rPr>
+          <w:rFonts w:ascii="Times New Roman" w:hAnsi="Times New Roman"/>
+          <w:i/>
+          <w:sz w:val="20"/>
+        </w:rPr>
+        <w:t>retrieval</w:t>
+      </w:r>
+      <w:r>
+        <w:rPr>
+          <w:rFonts w:ascii="Times New Roman" w:hAnsi="Times New Roman"/>
+          <w:sz w:val="20"/>
+        </w:rPr>
+        <w:t>, measured as retrieval; it is not a claim that retrieval is the binding constraint on end-to-end answer quality here. On this corpus it is not. A reader whose priority is answer quality rather than evidence selection should read the 0.597 first, and it points at the generator — its size, its quantization, or its prompt — rather than at the retriever.</w:t>
+      </w:r>
+    </w:p>
+    <w:p>
+      <w:pPr>
+        <w:spacing w:before="200" w:after="80"/>
+        <w:jc w:val="left"/>
+      </w:pPr>
+      <w:r>
+        <w:rPr>
+          <w:rFonts w:ascii="Times New Roman" w:hAnsi="Times New Roman"/>
+          <w:i/>
+          <w:sz w:val="20"/>
+        </w:rPr>
+        <w:t>G.2 Lexical and entailment support disagree</w:t>
+      </w:r>
+    </w:p>
+    <w:p>
+      <w:pPr>
+        <w:spacing w:after="0"/>
+        <w:ind w:firstLine="288"/>
+        <w:jc w:val="both"/>
+      </w:pPr>
+      <w:r>
+        <w:rPr>
+          <w:rFonts w:ascii="Times New Roman" w:hAnsi="Times New Roman"/>
+          <w:sz w:val="20"/>
+        </w:rPr>
+        <w:t>The two Citation Support variants rank the arms differently.</w:t>
+      </w:r>
+    </w:p>
+    <w:tbl>
+      <w:tblPr>
+        <w:tblStyle w:val="TableGrid"/>
+        <w:tblW w:type="auto" w:w="0"/>
+        <w:tblLayout w:type="autofit"/>
+        <w:tblLook w:firstColumn="1" w:firstRow="1" w:lastColumn="0" w:lastRow="0" w:noHBand="0" w:noVBand="1" w:val="04A0"/>
+      </w:tblPr>
+      <w:tblGrid>
+        <w:gridCol w:w="3480"/>
+        <w:gridCol w:w="3480"/>
+        <w:gridCol w:w="3480"/>
+      </w:tblGrid>
+      <w:tr>
+        <w:tc>
+          <w:tcPr>
+            <w:tcW w:type="dxa" w:w="3480"/>
+          </w:tcPr>
+          <w:p>
+            <w:pPr>
+              <w:spacing w:after="0"/>
+            </w:pPr>
+            <w:r/>
+            <w:r>
+              <w:rPr>
+                <w:rFonts w:ascii="Times New Roman" w:hAnsi="Times New Roman"/>
+                <w:b/>
+                <w:sz w:val="16"/>
+              </w:rPr>
+              <w:t>Arm</w:t>
+            </w:r>
+          </w:p>
+        </w:tc>
+        <w:tc>
+          <w:tcPr>
+            <w:tcW w:type="dxa" w:w="3480"/>
+          </w:tcPr>
+          <w:p>
+            <w:pPr>
+              <w:spacing w:after="0"/>
+            </w:pPr>
+            <w:r/>
+            <w:r>
+              <w:rPr>
+                <w:rFonts w:ascii="Times New Roman" w:hAnsi="Times New Roman"/>
+                <w:b/>
+                <w:sz w:val="16"/>
+              </w:rPr>
+              <w:t>CSR lexical</w:t>
+            </w:r>
+          </w:p>
+        </w:tc>
+        <w:tc>
+          <w:tcPr>
+            <w:tcW w:type="dxa" w:w="3480"/>
+          </w:tcPr>
+          <w:p>
+            <w:pPr>
+              <w:spacing w:after="0"/>
+            </w:pPr>
+            <w:r/>
+            <w:r>
+              <w:rPr>
+                <w:rFonts w:ascii="Times New Roman" w:hAnsi="Times New Roman"/>
+                <w:b/>
+                <w:sz w:val="16"/>
+              </w:rPr>
+              <w:t>CSR entailment</w:t>
+            </w:r>
+          </w:p>
+        </w:tc>
+      </w:tr>
+      <w:tr>
+        <w:tc>
+          <w:tcPr>
+            <w:tcW w:type="dxa" w:w="3480"/>
+          </w:tcPr>
+          <w:p>
+            <w:pPr>
+              <w:spacing w:after="0"/>
+            </w:pPr>
+            <w:r>
+              <w:rPr>
+                <w:sz w:val="16"/>
+              </w:rPr>
+            </w:r>
+            <w:r>
+              <w:rPr>
+                <w:rFonts w:ascii="Times New Roman" w:hAnsi="Times New Roman"/>
+                <w:sz w:val="16"/>
+              </w:rPr>
+              <w:t>A closed-book</w:t>
+            </w:r>
+          </w:p>
+        </w:tc>
+        <w:tc>
+          <w:tcPr>
+            <w:tcW w:type="dxa" w:w="3480"/>
+          </w:tcPr>
+          <w:p>
+            <w:pPr>
+              <w:spacing w:after="0"/>
+            </w:pPr>
+            <w:r>
+              <w:rPr>
+                <w:sz w:val="16"/>
+              </w:rPr>
+            </w:r>
+            <w:r>
+              <w:rPr>
+                <w:rFonts w:ascii="Times New Roman" w:hAnsi="Times New Roman"/>
+                <w:sz w:val="16"/>
+              </w:rPr>
+              <w:t>0.162</w:t>
+            </w:r>
+          </w:p>
+        </w:tc>
+        <w:tc>
+          <w:tcPr>
+            <w:tcW w:type="dxa" w:w="3480"/>
+          </w:tcPr>
+          <w:p>
+            <w:pPr>
+              <w:spacing w:after="0"/>
+            </w:pPr>
+            <w:r>
+              <w:rPr>
+                <w:sz w:val="16"/>
+              </w:rPr>
+            </w:r>
+            <w:r>
+              <w:rPr>
+                <w:rFonts w:ascii="Times New Roman" w:hAnsi="Times New Roman"/>
+                <w:sz w:val="16"/>
+              </w:rPr>
+              <w:t>0.297</w:t>
+            </w:r>
+          </w:p>
+        </w:tc>
+      </w:tr>
+      <w:tr>
+        <w:tc>
+          <w:tcPr>
+            <w:tcW w:type="dxa" w:w="3480"/>
+          </w:tcPr>
+          <w:p>
+            <w:pPr>
+              <w:spacing w:after="0"/>
+            </w:pPr>
+            <w:r>
+              <w:rPr>
+                <w:sz w:val="16"/>
+              </w:rPr>
+            </w:r>
+            <w:r>
+              <w:rPr>
+                <w:rFonts w:ascii="Times New Roman" w:hAnsi="Times New Roman"/>
+                <w:sz w:val="16"/>
+              </w:rPr>
+              <w:t>B RAG-dense</w:t>
+            </w:r>
+          </w:p>
+        </w:tc>
+        <w:tc>
+          <w:tcPr>
+            <w:tcW w:type="dxa" w:w="3480"/>
+          </w:tcPr>
+          <w:p>
+            <w:pPr>
+              <w:spacing w:after="0"/>
+            </w:pPr>
+            <w:r>
+              <w:rPr>
+                <w:sz w:val="16"/>
+              </w:rPr>
+            </w:r>
+            <w:r>
+              <w:rPr>
+                <w:rFonts w:ascii="Times New Roman" w:hAnsi="Times New Roman"/>
+                <w:sz w:val="16"/>
+              </w:rPr>
+              <w:t>0.762</w:t>
+            </w:r>
+          </w:p>
+        </w:tc>
+        <w:tc>
+          <w:tcPr>
+            <w:tcW w:type="dxa" w:w="3480"/>
+          </w:tcPr>
+          <w:p>
+            <w:pPr>
+              <w:spacing w:after="0"/>
+            </w:pPr>
+            <w:r>
+              <w:rPr>
+                <w:sz w:val="16"/>
+              </w:rPr>
+            </w:r>
+            <w:r>
+              <w:rPr>
+                <w:rFonts w:ascii="Times New Roman" w:hAnsi="Times New Roman"/>
+                <w:sz w:val="16"/>
+              </w:rPr>
+              <w:t>0.476</w:t>
+            </w:r>
+          </w:p>
+        </w:tc>
+      </w:tr>
+      <w:tr>
+        <w:tc>
+          <w:tcPr>
+            <w:tcW w:type="dxa" w:w="3480"/>
+          </w:tcPr>
+          <w:p>
+            <w:pPr>
+              <w:spacing w:after="0"/>
+            </w:pPr>
+            <w:r>
+              <w:rPr>
+                <w:sz w:val="16"/>
+              </w:rPr>
+            </w:r>
+            <w:r>
+              <w:rPr>
+                <w:rFonts w:ascii="Times New Roman" w:hAnsi="Times New Roman"/>
+                <w:sz w:val="16"/>
+              </w:rPr>
+              <w:t>C RAG-hybrid</w:t>
+            </w:r>
+          </w:p>
+        </w:tc>
+        <w:tc>
+          <w:tcPr>
+            <w:tcW w:type="dxa" w:w="3480"/>
+          </w:tcPr>
+          <w:p>
+            <w:pPr>
+              <w:spacing w:after="0"/>
+            </w:pPr>
+            <w:r>
+              <w:rPr>
+                <w:sz w:val="16"/>
+              </w:rPr>
+            </w:r>
+            <w:r>
+              <w:rPr>
+                <w:rFonts w:ascii="Times New Roman" w:hAnsi="Times New Roman"/>
+                <w:sz w:val="16"/>
+              </w:rPr>
+              <w:t>0.826</w:t>
+            </w:r>
+          </w:p>
+        </w:tc>
+        <w:tc>
+          <w:tcPr>
+            <w:tcW w:type="dxa" w:w="3480"/>
+          </w:tcPr>
+          <w:p>
+            <w:pPr>
+              <w:spacing w:after="0"/>
+            </w:pPr>
+            <w:r>
+              <w:rPr>
+                <w:sz w:val="16"/>
+              </w:rPr>
+            </w:r>
+            <w:r>
+              <w:rPr>
+                <w:rFonts w:ascii="Times New Roman" w:hAnsi="Times New Roman"/>
+                <w:sz w:val="16"/>
+              </w:rPr>
+              <w:t>0.391</w:t>
+            </w:r>
+          </w:p>
+        </w:tc>
+      </w:tr>
+      <w:tr>
+        <w:tc>
+          <w:tcPr>
+            <w:tcW w:type="dxa" w:w="3480"/>
+          </w:tcPr>
+          <w:p>
+            <w:pPr>
+              <w:spacing w:after="0"/>
+            </w:pPr>
+            <w:r>
+              <w:rPr>
+                <w:sz w:val="16"/>
+              </w:rPr>
+            </w:r>
+            <w:r>
+              <w:rPr>
+                <w:rFonts w:ascii="Times New Roman" w:hAnsi="Times New Roman"/>
+                <w:sz w:val="16"/>
+              </w:rPr>
+              <w:t>D oracle</w:t>
+            </w:r>
+          </w:p>
+        </w:tc>
+        <w:tc>
+          <w:tcPr>
+            <w:tcW w:type="dxa" w:w="3480"/>
+          </w:tcPr>
+          <w:p>
+            <w:pPr>
+              <w:spacing w:after="0"/>
+            </w:pPr>
+            <w:r>
+              <w:rPr>
+                <w:sz w:val="16"/>
+              </w:rPr>
+            </w:r>
+            <w:r>
+              <w:rPr>
+                <w:rFonts w:ascii="Times New Roman" w:hAnsi="Times New Roman"/>
+                <w:sz w:val="16"/>
+              </w:rPr>
+              <w:t>0.948</w:t>
+            </w:r>
+          </w:p>
+        </w:tc>
+        <w:tc>
+          <w:tcPr>
+            <w:tcW w:type="dxa" w:w="3480"/>
+          </w:tcPr>
+          <w:p>
+            <w:pPr>
+              <w:spacing w:after="0"/>
+            </w:pPr>
+            <w:r>
+              <w:rPr>
+                <w:sz w:val="16"/>
+              </w:rPr>
+            </w:r>
+            <w:r>
+              <w:rPr>
+                <w:rFonts w:ascii="Times New Roman" w:hAnsi="Times New Roman"/>
+                <w:sz w:val="16"/>
+              </w:rPr>
+              <w:t>0.569</w:t>
+            </w:r>
+          </w:p>
+        </w:tc>
+      </w:tr>
+    </w:tbl>
+    <w:p>
+      <w:pPr>
+        <w:spacing w:after="40"/>
+      </w:pPr>
+    </w:p>
+    <w:p>
+      <w:pPr>
+        <w:spacing w:after="0"/>
+        <w:ind w:firstLine="288"/>
+        <w:jc w:val="both"/>
+      </w:pPr>
+      <w:r>
+        <w:rPr>
+          <w:rFonts w:ascii="Times New Roman" w:hAnsi="Times New Roman"/>
+          <w:sz w:val="20"/>
+        </w:rPr>
+        <w:t xml:space="preserve">H3 survives under both: every retrieval arm beats closed-book either way. But the RAG arms lose roughly half their support when the criterion changes from "the answer's tokens appear in order in the cited passage" to "the passage entails the answer", and the entailment column puts arm C </w:t>
+      </w:r>
+      <w:r>
+        <w:rPr>
+          <w:rFonts w:ascii="Times New Roman" w:hAnsi="Times New Roman"/>
+          <w:i/>
+          <w:sz w:val="20"/>
+        </w:rPr>
+        <w:t>below</w:t>
+      </w:r>
+      <w:r>
+        <w:rPr>
+          <w:rFonts w:ascii="Times New Roman" w:hAnsi="Times New Roman"/>
+          <w:sz w:val="20"/>
+        </w:rPr>
+        <w:t xml:space="preserve"> arm B.</w:t>
+      </w:r>
+    </w:p>
+    <w:p>
+      <w:pPr>
+        <w:spacing w:after="0"/>
+        <w:ind w:firstLine="288"/>
+        <w:jc w:val="both"/>
+      </w:pPr>
+      <w:r>
+        <w:rPr>
+          <w:rFonts w:ascii="Times New Roman" w:hAnsi="Times New Roman"/>
+          <w:sz w:val="20"/>
+        </w:rPr>
+        <w:t xml:space="preserve">We checked the obvious artefact and it is not the cause. </w:t>
+      </w:r>
+      <w:r>
+        <w:rPr>
+          <w:rFonts w:ascii="Consolas" w:hAnsi="Consolas"/>
+          <w:sz w:val="17"/>
+        </w:rPr>
+        <w:t>NLIScorer</w:t>
+      </w:r>
+      <w:r>
+        <w:rPr>
+          <w:rFonts w:ascii="Times New Roman" w:hAnsi="Times New Roman"/>
+          <w:sz w:val="20"/>
+        </w:rPr>
+        <w:t xml:space="preserve"> truncates at 384 tokens, and the retrieved context for arms B and C runs to ~780 words, which would truncate most of it away. But the premise actually scored is the </w:t>
+      </w:r>
+      <w:r>
+        <w:rPr>
+          <w:rFonts w:ascii="Times New Roman" w:hAnsi="Times New Roman"/>
+          <w:i/>
+          <w:sz w:val="20"/>
+        </w:rPr>
+        <w:t>cited</w:t>
+      </w:r>
+      <w:r>
+        <w:rPr>
+          <w:rFonts w:ascii="Times New Roman" w:hAnsi="Times New Roman"/>
+          <w:sz w:val="20"/>
+        </w:rPr>
+        <w:t xml:space="preserve"> passage, not the whole context, and citations resolve for 40 of 42 answers in arm B and 46 of 46 in arm C. Median premise length is 139–168 words and only 3 of 183 scored pairs exceed the limit, so the entailment figures rest on short, comparable premises.</w:t>
+      </w:r>
+    </w:p>
+    <w:p>
+      <w:pPr>
+        <w:spacing w:after="0"/>
+        <w:ind w:firstLine="288"/>
+        <w:jc w:val="both"/>
+      </w:pPr>
+      <w:r>
+        <w:rPr>
+          <w:rFonts w:ascii="Times New Roman" w:hAnsi="Times New Roman"/>
+          <w:sz w:val="20"/>
+        </w:rPr>
+        <w:t>The gap is therefore a real property of the answers: they reuse the cited passage's wording without saying what the passage says, which is the failure mode ROUGE-L precision is structurally blind to. Whether the entailment model is itself well calibrated on Hindi and code-mixed answers is a separate question we have not established, so we report both columns rather than choosing one.</w:t>
+      </w:r>
+    </w:p>
+    <w:p>
+      <w:pPr>
+        <w:spacing w:after="0"/>
+        <w:ind w:firstLine="288"/>
+        <w:jc w:val="both"/>
+      </w:pPr>
+      <w:r>
+        <w:rPr>
+          <w:rFonts w:ascii="Times New Roman" w:hAnsi="Times New Roman"/>
+          <w:sz w:val="20"/>
+        </w:rPr>
+        <w:t>Exact Match is low throughout (0.264 even for the oracle) and we do not read much into it. A 3B model asked an open question rarely reproduces a gold string verbatim, so EM here measures formatting agreement more than correctness; token-F1 is the informative column.</w:t>
+      </w:r>
+    </w:p>
+    <w:p>
+      <w:pPr>
+        <w:spacing w:before="200" w:after="80"/>
+        <w:jc w:val="left"/>
+      </w:pPr>
+      <w:r>
+        <w:rPr>
+          <w:rFonts w:ascii="Times New Roman" w:hAnsi="Times New Roman"/>
+          <w:i/>
+          <w:sz w:val="20"/>
+        </w:rPr>
+        <w:t>H. Answerability (Module 5)</w:t>
+      </w:r>
+    </w:p>
+    <w:p>
+      <w:pPr>
+        <w:spacing w:after="0"/>
+        <w:ind w:firstLine="288"/>
+        <w:jc w:val="both"/>
+      </w:pPr>
+      <w:r>
+        <w:rPr>
+          <w:rFonts w:ascii="Times New Roman" w:hAnsi="Times New Roman"/>
+          <w:sz w:val="20"/>
+        </w:rPr>
+        <w:t>A retrieval-score threshold is the standard abstention signal, and on this corpus it does not work at any operating point. The reason is not that it is poorly calibrated. It is that the quantity it thresholds does not separate the classes.</w:t>
+      </w:r>
+    </w:p>
+    <w:p>
+      <w:pPr>
+        <w:spacing w:after="0"/>
+        <w:ind w:firstLine="288"/>
+        <w:jc w:val="both"/>
+      </w:pPr>
+      <w:r>
+        <w:rPr>
+          <w:rFonts w:ascii="Times New Roman" w:hAnsi="Times New Roman"/>
+          <w:b/>
+          <w:sz w:val="20"/>
+        </w:rPr>
+        <w:t>Top retrieval score by gold label, all 400 items</w:t>
+      </w:r>
+      <w:r>
+        <w:rPr>
+          <w:rFonts w:ascii="Times New Roman" w:hAnsi="Times New Roman"/>
+          <w:sz w:val="20"/>
+        </w:rPr>
+        <w:t xml:space="preserve"> </w:t>
+      </w:r>
+      <w:r>
+        <w:rPr>
+          <w:rFonts w:ascii="Consolas" w:hAnsi="Consolas"/>
+          <w:sz w:val="17"/>
+        </w:rPr>
+        <w:t>[PROBE]</w:t>
+      </w:r>
+    </w:p>
+    <w:tbl>
+      <w:tblPr>
+        <w:tblStyle w:val="TableGrid"/>
+        <w:tblW w:type="auto" w:w="0"/>
+        <w:tblLayout w:type="autofit"/>
+        <w:tblLook w:firstColumn="1" w:firstRow="1" w:lastColumn="0" w:lastRow="0" w:noHBand="0" w:noVBand="1" w:val="04A0"/>
+      </w:tblPr>
+      <w:tblGrid>
+        <w:gridCol w:w="2088"/>
+        <w:gridCol w:w="2088"/>
+        <w:gridCol w:w="2088"/>
+        <w:gridCol w:w="2088"/>
+        <w:gridCol w:w="2088"/>
+      </w:tblGrid>
+      <w:tr>
+        <w:tc>
+          <w:tcPr>
+            <w:tcW w:type="dxa" w:w="2088"/>
+          </w:tcPr>
+          <w:p>
+            <w:pPr>
+              <w:spacing w:after="0"/>
+            </w:pPr>
+            <w:r/>
+            <w:r>
+              <w:rPr>
+                <w:rFonts w:ascii="Times New Roman" w:hAnsi="Times New Roman"/>
+                <w:b/>
+                <w:sz w:val="16"/>
+              </w:rPr>
               <w:t>Retriever</w:t>
             </w:r>
           </w:p>
@@ -8757,8 +10609,287 @@
           <w:rFonts w:ascii="Times New Roman" w:hAnsi="Times New Roman"/>
           <w:sz w:val="20"/>
         </w:rPr>
-        <w:t>This bounds what a calibrated combination can achieve, and we report it for that reason. A logistic regression cannot extract more information than its features carry; with the best feature at 0.599 and the rest at chance, a combined retrieval-side signal should be expected to underperform, and doing so would be a property of the feature set rather than of the model.</w:t>
-      </w:r>
+        <w:t>We fit the calibrated combination of §IV-F over these features to see how much of that is recoverable, on the same split, and report it beside the threshold.</w:t>
+      </w:r>
+    </w:p>
+    <w:tbl>
+      <w:tblPr>
+        <w:tblStyle w:val="TableGrid"/>
+        <w:tblW w:type="auto" w:w="0"/>
+        <w:tblLayout w:type="autofit"/>
+        <w:tblLook w:firstColumn="1" w:firstRow="1" w:lastColumn="0" w:lastRow="0" w:noHBand="0" w:noVBand="1" w:val="04A0"/>
+      </w:tblPr>
+      <w:tblGrid>
+        <w:gridCol w:w="2610"/>
+        <w:gridCol w:w="2610"/>
+        <w:gridCol w:w="2610"/>
+        <w:gridCol w:w="2610"/>
+      </w:tblGrid>
+      <w:tr>
+        <w:tc>
+          <w:tcPr>
+            <w:tcW w:type="dxa" w:w="2610"/>
+          </w:tcPr>
+          <w:p>
+            <w:pPr>
+              <w:spacing w:after="0"/>
+            </w:pPr>
+            <w:r/>
+            <w:r>
+              <w:rPr>
+                <w:rFonts w:ascii="Times New Roman" w:hAnsi="Times New Roman"/>
+                <w:b/>
+                <w:sz w:val="16"/>
+              </w:rPr>
+              <w:t>Signal</w:t>
+            </w:r>
+          </w:p>
+        </w:tc>
+        <w:tc>
+          <w:tcPr>
+            <w:tcW w:type="dxa" w:w="2610"/>
+          </w:tcPr>
+          <w:p>
+            <w:pPr>
+              <w:spacing w:after="0"/>
+            </w:pPr>
+            <w:r/>
+            <w:r>
+              <w:rPr>
+                <w:rFonts w:ascii="Times New Roman" w:hAnsi="Times New Roman"/>
+                <w:b/>
+                <w:sz w:val="16"/>
+              </w:rPr>
+              <w:t>test F1</w:t>
+            </w:r>
+          </w:p>
+        </w:tc>
+        <w:tc>
+          <w:tcPr>
+            <w:tcW w:type="dxa" w:w="2610"/>
+          </w:tcPr>
+          <w:p>
+            <w:pPr>
+              <w:spacing w:after="0"/>
+            </w:pPr>
+            <w:r/>
+            <w:r>
+              <w:rPr>
+                <w:rFonts w:ascii="Times New Roman" w:hAnsi="Times New Roman"/>
+                <w:b/>
+                <w:sz w:val="16"/>
+              </w:rPr>
+              <w:t>abstains on</w:t>
+            </w:r>
+          </w:p>
+        </w:tc>
+        <w:tc>
+          <w:tcPr>
+            <w:tcW w:type="dxa" w:w="2610"/>
+          </w:tcPr>
+          <w:p>
+            <w:pPr>
+              <w:spacing w:after="0"/>
+            </w:pPr>
+            <w:r/>
+            <w:r>
+              <w:rPr>
+                <w:rFonts w:ascii="Times New Roman" w:hAnsi="Times New Roman"/>
+                <w:b/>
+                <w:sz w:val="16"/>
+              </w:rPr>
+              <w:t>AUC</w:t>
+            </w:r>
+          </w:p>
+        </w:tc>
+      </w:tr>
+      <w:tr>
+        <w:tc>
+          <w:tcPr>
+            <w:tcW w:type="dxa" w:w="2610"/>
+          </w:tcPr>
+          <w:p>
+            <w:pPr>
+              <w:spacing w:after="0"/>
+            </w:pPr>
+            <w:r>
+              <w:rPr>
+                <w:sz w:val="16"/>
+              </w:rPr>
+            </w:r>
+            <w:r>
+              <w:rPr>
+                <w:rFonts w:ascii="Times New Roman" w:hAnsi="Times New Roman"/>
+                <w:sz w:val="16"/>
+              </w:rPr>
+              <w:t>1. retrieval threshold</w:t>
+            </w:r>
+          </w:p>
+        </w:tc>
+        <w:tc>
+          <w:tcPr>
+            <w:tcW w:type="dxa" w:w="2610"/>
+          </w:tcPr>
+          <w:p>
+            <w:pPr>
+              <w:spacing w:after="0"/>
+            </w:pPr>
+            <w:r>
+              <w:rPr>
+                <w:sz w:val="16"/>
+              </w:rPr>
+            </w:r>
+            <w:r>
+              <w:rPr>
+                <w:rFonts w:ascii="Times New Roman" w:hAnsi="Times New Roman"/>
+                <w:sz w:val="16"/>
+              </w:rPr>
+              <w:t>0.345</w:t>
+            </w:r>
+          </w:p>
+        </w:tc>
+        <w:tc>
+          <w:tcPr>
+            <w:tcW w:type="dxa" w:w="2610"/>
+          </w:tcPr>
+          <w:p>
+            <w:pPr>
+              <w:spacing w:after="0"/>
+            </w:pPr>
+            <w:r>
+              <w:rPr>
+                <w:sz w:val="16"/>
+              </w:rPr>
+            </w:r>
+            <w:r>
+              <w:rPr>
+                <w:rFonts w:ascii="Times New Roman" w:hAnsi="Times New Roman"/>
+                <w:sz w:val="16"/>
+              </w:rPr>
+              <w:t>87.0%</w:t>
+            </w:r>
+          </w:p>
+        </w:tc>
+        <w:tc>
+          <w:tcPr>
+            <w:tcW w:type="dxa" w:w="2610"/>
+          </w:tcPr>
+          <w:p>
+            <w:pPr>
+              <w:spacing w:after="0"/>
+            </w:pPr>
+            <w:r>
+              <w:rPr>
+                <w:sz w:val="16"/>
+              </w:rPr>
+            </w:r>
+            <w:r>
+              <w:rPr>
+                <w:rFonts w:ascii="Times New Roman" w:hAnsi="Times New Roman"/>
+                <w:sz w:val="16"/>
+              </w:rPr>
+              <w:t>—</w:t>
+            </w:r>
+          </w:p>
+        </w:tc>
+      </w:tr>
+      <w:tr>
+        <w:tc>
+          <w:tcPr>
+            <w:tcW w:type="dxa" w:w="2610"/>
+          </w:tcPr>
+          <w:p>
+            <w:pPr>
+              <w:spacing w:after="0"/>
+            </w:pPr>
+            <w:r>
+              <w:rPr>
+                <w:sz w:val="16"/>
+              </w:rPr>
+            </w:r>
+            <w:r>
+              <w:rPr>
+                <w:rFonts w:ascii="Times New Roman" w:hAnsi="Times New Roman"/>
+                <w:sz w:val="16"/>
+              </w:rPr>
+              <w:t>4. calibrated combination</w:t>
+            </w:r>
+          </w:p>
+        </w:tc>
+        <w:tc>
+          <w:tcPr>
+            <w:tcW w:type="dxa" w:w="2610"/>
+          </w:tcPr>
+          <w:p>
+            <w:pPr>
+              <w:spacing w:after="0"/>
+            </w:pPr>
+            <w:r>
+              <w:rPr>
+                <w:sz w:val="16"/>
+              </w:rPr>
+            </w:r>
+            <w:r>
+              <w:rPr>
+                <w:rFonts w:ascii="Times New Roman" w:hAnsi="Times New Roman"/>
+                <w:b/>
+                <w:sz w:val="16"/>
+              </w:rPr>
+              <w:t>0.360</w:t>
+            </w:r>
+          </w:p>
+        </w:tc>
+        <w:tc>
+          <w:tcPr>
+            <w:tcW w:type="dxa" w:w="2610"/>
+          </w:tcPr>
+          <w:p>
+            <w:pPr>
+              <w:spacing w:after="0"/>
+            </w:pPr>
+            <w:r>
+              <w:rPr>
+                <w:sz w:val="16"/>
+              </w:rPr>
+            </w:r>
+            <w:r>
+              <w:rPr>
+                <w:rFonts w:ascii="Times New Roman" w:hAnsi="Times New Roman"/>
+                <w:b/>
+                <w:sz w:val="16"/>
+              </w:rPr>
+              <w:t>37.5%</w:t>
+            </w:r>
+          </w:p>
+        </w:tc>
+        <w:tc>
+          <w:tcPr>
+            <w:tcW w:type="dxa" w:w="2610"/>
+          </w:tcPr>
+          <w:p>
+            <w:pPr>
+              <w:spacing w:after="0"/>
+            </w:pPr>
+            <w:r>
+              <w:rPr>
+                <w:sz w:val="16"/>
+              </w:rPr>
+            </w:r>
+            <w:r>
+              <w:rPr>
+                <w:rFonts w:ascii="Times New Roman" w:hAnsi="Times New Roman"/>
+                <w:sz w:val="16"/>
+              </w:rPr>
+              <w:t>0.663</w:t>
+            </w:r>
+          </w:p>
+        </w:tc>
+      </w:tr>
+    </w:tbl>
+    <w:p>
+      <w:pPr>
+        <w:spacing w:after="40"/>
+      </w:pPr>
     </w:p>
     <w:p>
       <w:pPr>
@@ -8769,17 +10900,9 @@
       <w:r>
         <w:rPr>
           <w:rFonts w:ascii="Times New Roman" w:hAnsi="Times New Roman"/>
-          <w:b/>
-          <w:sz w:val="20"/>
-        </w:rPr>
-        <w:t>This follows from the dataset rather than from the retriever.</w:t>
-      </w:r>
-      <w:r>
-        <w:rPr>
-          <w:rFonts w:ascii="Times New Roman" w:hAnsi="Times New Roman"/>
-          <w:sz w:val="20"/>
-        </w:rPr>
-        <w:t xml:space="preserve"> Of the 80 unanswerable items, 55 — the near-miss, false-premise and under-specified classes — are deliberately written about schemes that </w:t>
+          <w:sz w:val="20"/>
+        </w:rPr>
+        <w:t xml:space="preserve">Combining does extract more than any feature alone: AUC 0.663 against a best single feature of 0.599. F1 barely moves, which is what a near-chance feature set predicts, but the </w:t>
       </w:r>
       <w:r>
         <w:rPr>
@@ -8787,14 +10910,14 @@
           <w:i/>
           <w:sz w:val="20"/>
         </w:rPr>
-        <w:t>are</w:t>
-      </w:r>
-      <w:r>
-        <w:rPr>
-          <w:rFonts w:ascii="Times New Roman" w:hAnsi="Times New Roman"/>
-          <w:sz w:val="20"/>
-        </w:rPr>
-        <w:t xml:space="preserve"> in the corpus. A false-premise question names a real scheme and asserts something untrue of it; a near-miss question matches a scheme's subject matter without matching any particular statement. Such questions retrieve exactly as well as answerable ones, because the passages they retrieve are genuinely about the topic. Only the 25 out-of-scope items concern absent subjects, and those are the only ones a retrieval score can see.</w:t>
+        <w:t>operating point</w:t>
+      </w:r>
+      <w:r>
+        <w:rPr>
+          <w:rFonts w:ascii="Times New Roman" w:hAnsi="Times New Roman"/>
+          <w:sz w:val="20"/>
+        </w:rPr>
+        <w:t xml:space="preserve"> improves substantially — a comparable F1 while refusing 37% of questions rather than 87%. The distinction matters for deployment, where the cost of silence is borne by users who asked answerable questions.</w:t>
       </w:r>
     </w:p>
     <w:p>
@@ -8808,8 +10931,297 @@
           <w:rFonts w:ascii="Times New Roman" w:hAnsi="Times New Roman"/>
           <w:sz w:val="20"/>
         </w:rPr>
-        <w:t>A corpus-absence detector is therefore what a retrieval threshold is, and answerability is not corpus absence. The distinction matters for deployment: a system fielding questions about schemes it documents will meet the hard classes far more often than the easy one.</w:t>
-      </w:r>
+        <w:t>The fitted coefficients are the sharper result:</w:t>
+      </w:r>
+    </w:p>
+    <w:tbl>
+      <w:tblPr>
+        <w:tblStyle w:val="TableGrid"/>
+        <w:tblW w:type="auto" w:w="0"/>
+        <w:tblLayout w:type="autofit"/>
+        <w:tblLook w:firstColumn="1" w:firstRow="1" w:lastColumn="0" w:lastRow="0" w:noHBand="0" w:noVBand="1" w:val="04A0"/>
+      </w:tblPr>
+      <w:tblGrid>
+        <w:gridCol w:w="5220"/>
+        <w:gridCol w:w="5220"/>
+      </w:tblGrid>
+      <w:tr>
+        <w:tc>
+          <w:tcPr>
+            <w:tcW w:type="dxa" w:w="5220"/>
+          </w:tcPr>
+          <w:p>
+            <w:pPr>
+              <w:spacing w:after="0"/>
+            </w:pPr>
+            <w:r/>
+            <w:r>
+              <w:rPr>
+                <w:rFonts w:ascii="Times New Roman" w:hAnsi="Times New Roman"/>
+                <w:b/>
+                <w:sz w:val="16"/>
+              </w:rPr>
+              <w:t>Feature</w:t>
+            </w:r>
+          </w:p>
+        </w:tc>
+        <w:tc>
+          <w:tcPr>
+            <w:tcW w:type="dxa" w:w="5220"/>
+          </w:tcPr>
+          <w:p>
+            <w:pPr>
+              <w:spacing w:after="0"/>
+            </w:pPr>
+            <w:r/>
+            <w:r>
+              <w:rPr>
+                <w:rFonts w:ascii="Times New Roman" w:hAnsi="Times New Roman"/>
+                <w:b/>
+                <w:sz w:val="16"/>
+              </w:rPr>
+              <w:t>weight</w:t>
+            </w:r>
+          </w:p>
+        </w:tc>
+      </w:tr>
+      <w:tr>
+        <w:tc>
+          <w:tcPr>
+            <w:tcW w:type="dxa" w:w="5220"/>
+          </w:tcPr>
+          <w:p>
+            <w:pPr>
+              <w:spacing w:after="0"/>
+            </w:pPr>
+            <w:r>
+              <w:rPr>
+                <w:sz w:val="16"/>
+              </w:rPr>
+            </w:r>
+            <w:r>
+              <w:rPr>
+                <w:rFonts w:ascii="Times New Roman" w:hAnsi="Times New Roman"/>
+                <w:sz w:val="16"/>
+              </w:rPr>
+              <w:t>score spread</w:t>
+            </w:r>
+          </w:p>
+        </w:tc>
+        <w:tc>
+          <w:tcPr>
+            <w:tcW w:type="dxa" w:w="5220"/>
+          </w:tcPr>
+          <w:p>
+            <w:pPr>
+              <w:spacing w:after="0"/>
+            </w:pPr>
+            <w:r>
+              <w:rPr>
+                <w:sz w:val="16"/>
+              </w:rPr>
+            </w:r>
+            <w:r>
+              <w:rPr>
+                <w:rFonts w:ascii="Times New Roman" w:hAnsi="Times New Roman"/>
+                <w:sz w:val="16"/>
+              </w:rPr>
+              <w:t>0.739</w:t>
+            </w:r>
+          </w:p>
+        </w:tc>
+      </w:tr>
+      <w:tr>
+        <w:tc>
+          <w:tcPr>
+            <w:tcW w:type="dxa" w:w="5220"/>
+          </w:tcPr>
+          <w:p>
+            <w:pPr>
+              <w:spacing w:after="0"/>
+            </w:pPr>
+            <w:r>
+              <w:rPr>
+                <w:sz w:val="16"/>
+              </w:rPr>
+            </w:r>
+            <w:r>
+              <w:rPr>
+                <w:rFonts w:ascii="Times New Roman" w:hAnsi="Times New Roman"/>
+                <w:sz w:val="16"/>
+              </w:rPr>
+              <w:t>mean top-k</w:t>
+            </w:r>
+          </w:p>
+        </w:tc>
+        <w:tc>
+          <w:tcPr>
+            <w:tcW w:type="dxa" w:w="5220"/>
+          </w:tcPr>
+          <w:p>
+            <w:pPr>
+              <w:spacing w:after="0"/>
+            </w:pPr>
+            <w:r>
+              <w:rPr>
+                <w:sz w:val="16"/>
+              </w:rPr>
+            </w:r>
+            <w:r>
+              <w:rPr>
+                <w:rFonts w:ascii="Times New Roman" w:hAnsi="Times New Roman"/>
+                <w:sz w:val="16"/>
+              </w:rPr>
+              <w:t>−0.350</w:t>
+            </w:r>
+          </w:p>
+        </w:tc>
+      </w:tr>
+      <w:tr>
+        <w:tc>
+          <w:tcPr>
+            <w:tcW w:type="dxa" w:w="5220"/>
+          </w:tcPr>
+          <w:p>
+            <w:pPr>
+              <w:spacing w:after="0"/>
+            </w:pPr>
+            <w:r>
+              <w:rPr>
+                <w:sz w:val="16"/>
+              </w:rPr>
+            </w:r>
+            <w:r>
+              <w:rPr>
+                <w:rFonts w:ascii="Times New Roman" w:hAnsi="Times New Roman"/>
+                <w:sz w:val="16"/>
+              </w:rPr>
+              <w:t>margin</w:t>
+            </w:r>
+          </w:p>
+        </w:tc>
+        <w:tc>
+          <w:tcPr>
+            <w:tcW w:type="dxa" w:w="5220"/>
+          </w:tcPr>
+          <w:p>
+            <w:pPr>
+              <w:spacing w:after="0"/>
+            </w:pPr>
+            <w:r>
+              <w:rPr>
+                <w:sz w:val="16"/>
+              </w:rPr>
+            </w:r>
+            <w:r>
+              <w:rPr>
+                <w:rFonts w:ascii="Times New Roman" w:hAnsi="Times New Roman"/>
+                <w:sz w:val="16"/>
+              </w:rPr>
+              <w:t>0.138</w:t>
+            </w:r>
+          </w:p>
+        </w:tc>
+      </w:tr>
+      <w:tr>
+        <w:tc>
+          <w:tcPr>
+            <w:tcW w:type="dxa" w:w="5220"/>
+          </w:tcPr>
+          <w:p>
+            <w:pPr>
+              <w:spacing w:after="0"/>
+            </w:pPr>
+            <w:r>
+              <w:rPr>
+                <w:sz w:val="16"/>
+              </w:rPr>
+            </w:r>
+            <w:r>
+              <w:rPr>
+                <w:rFonts w:ascii="Times New Roman" w:hAnsi="Times New Roman"/>
+                <w:sz w:val="16"/>
+              </w:rPr>
+              <w:t>scheme agreement</w:t>
+            </w:r>
+          </w:p>
+        </w:tc>
+        <w:tc>
+          <w:tcPr>
+            <w:tcW w:type="dxa" w:w="5220"/>
+          </w:tcPr>
+          <w:p>
+            <w:pPr>
+              <w:spacing w:after="0"/>
+            </w:pPr>
+            <w:r>
+              <w:rPr>
+                <w:sz w:val="16"/>
+              </w:rPr>
+            </w:r>
+            <w:r>
+              <w:rPr>
+                <w:rFonts w:ascii="Times New Roman" w:hAnsi="Times New Roman"/>
+                <w:sz w:val="16"/>
+              </w:rPr>
+              <w:t>0.104</w:t>
+            </w:r>
+          </w:p>
+        </w:tc>
+      </w:tr>
+      <w:tr>
+        <w:tc>
+          <w:tcPr>
+            <w:tcW w:type="dxa" w:w="5220"/>
+          </w:tcPr>
+          <w:p>
+            <w:pPr>
+              <w:spacing w:after="0"/>
+            </w:pPr>
+            <w:r>
+              <w:rPr>
+                <w:sz w:val="16"/>
+              </w:rPr>
+            </w:r>
+            <w:r>
+              <w:rPr>
+                <w:rFonts w:ascii="Times New Roman" w:hAnsi="Times New Roman"/>
+                <w:b/>
+                <w:sz w:val="16"/>
+              </w:rPr>
+              <w:t>max score</w:t>
+            </w:r>
+          </w:p>
+        </w:tc>
+        <w:tc>
+          <w:tcPr>
+            <w:tcW w:type="dxa" w:w="5220"/>
+          </w:tcPr>
+          <w:p>
+            <w:pPr>
+              <w:spacing w:after="0"/>
+            </w:pPr>
+            <w:r>
+              <w:rPr>
+                <w:sz w:val="16"/>
+              </w:rPr>
+            </w:r>
+            <w:r>
+              <w:rPr>
+                <w:rFonts w:ascii="Times New Roman" w:hAnsi="Times New Roman"/>
+                <w:b/>
+                <w:sz w:val="16"/>
+              </w:rPr>
+              <w:t>0.011</w:t>
+            </w:r>
+          </w:p>
+        </w:tc>
+      </w:tr>
+    </w:tbl>
+    <w:p>
+      <w:pPr>
+        <w:spacing w:after="40"/>
+      </w:pPr>
     </w:p>
     <w:p>
       <w:pPr>
@@ -8819,25 +11231,17 @@
       </w:pPr>
       <w:r>
         <w:rPr>
-          <w:rFonts w:ascii="Times New Roman" w:hAnsi="Times New Roman"/>
-          <w:sz w:val="20"/>
-        </w:rPr>
-        <w:t xml:space="preserve">We draw two conclusions. The first is negative and firm: </w:t>
-      </w:r>
-      <w:r>
-        <w:rPr>
-          <w:rFonts w:ascii="Times New Roman" w:hAnsi="Times New Roman"/>
-          <w:b/>
-          <w:sz w:val="20"/>
-        </w:rPr>
-        <w:t>retrieval-score thresholds should not be used as answerability signals on corpora where unanswerable questions concern present topics</w:t>
-      </w:r>
-      <w:r>
-        <w:rPr>
-          <w:rFonts w:ascii="Times New Roman" w:hAnsi="Times New Roman"/>
-          <w:sz w:val="20"/>
-        </w:rPr>
-        <w:t xml:space="preserve">, and reporting a single fitted operating point conceals this, because the fitted point moves from 0.000 recall to 0.93 depending only on the split while the underlying curve stays flat. The second is the motivation for §IV-F: deciding whether a </w:t>
+          <w:rFonts w:ascii="Consolas" w:hAnsi="Consolas"/>
+          <w:sz w:val="17"/>
+        </w:rPr>
+        <w:t>max_score</w:t>
+      </w:r>
+      <w:r>
+        <w:rPr>
+          <w:rFonts w:ascii="Times New Roman" w:hAnsi="Times New Roman"/>
+          <w:sz w:val="20"/>
+        </w:rPr>
+        <w:t xml:space="preserve"> receives the smallest weight of the five, and it is the only quantity the standard threshold looks at. The conventional abstention signal thresholds the least informative feature available to it. What little information exists lies in the </w:t>
       </w:r>
       <w:r>
         <w:rPr>
@@ -8845,42 +11249,14 @@
           <w:i/>
           <w:sz w:val="20"/>
         </w:rPr>
-        <w:t>specific claim</w:t>
-      </w:r>
-      <w:r>
-        <w:rPr>
-          <w:rFonts w:ascii="Times New Roman" w:hAnsi="Times New Roman"/>
-          <w:sz w:val="20"/>
-        </w:rPr>
-        <w:t xml:space="preserve"> is supported requires reading the passage, which is what natural-language inference does and what a retrieval score cannot. On the false-premise and near-miss items where the threshold is uninformative, NLI entailment identified the unanswerable item in 7 of 7 cases tested. That is a small sample and is reported as such; the full comparison runs with Module 4.</w:t>
-      </w:r>
-    </w:p>
-    <w:p>
-      <w:pPr>
-        <w:spacing w:before="200" w:after="80"/>
-        <w:jc w:val="center"/>
-      </w:pPr>
-      <w:r>
-        <w:rPr>
-          <w:rFonts w:ascii="Times New Roman" w:hAnsi="Times New Roman"/>
-          <w:smallCaps/>
-          <w:sz w:val="20"/>
-        </w:rPr>
-        <w:t>VII. Error Analysis (Module 6)</w:t>
-      </w:r>
-    </w:p>
-    <w:p>
-      <w:pPr>
-        <w:spacing w:before="200" w:after="80"/>
-        <w:jc w:val="left"/>
-      </w:pPr>
-      <w:r>
-        <w:rPr>
-          <w:rFonts w:ascii="Times New Roman" w:hAnsi="Times New Roman"/>
-          <w:i/>
-          <w:sz w:val="20"/>
-        </w:rPr>
-        <w:t>A. Protocol</w:t>
+        <w:t>geometry</w:t>
+      </w:r>
+      <w:r>
+        <w:rPr>
+          <w:rFonts w:ascii="Times New Roman" w:hAnsi="Times New Roman"/>
+          <w:sz w:val="20"/>
+        </w:rPr>
+        <w:t xml:space="preserve"> of the score distribution — how far the top result stands above the rest of the retrieved set — rather than in its magnitude.</w:t>
       </w:r>
     </w:p>
     <w:p>
@@ -8892,9 +11268,32 @@
       <w:r>
         <w:rPr>
           <w:rFonts w:ascii="Times New Roman" w:hAnsi="Times New Roman"/>
-          <w:sz w:val="20"/>
-        </w:rPr>
-        <w:t>We analyse twenty failures drawn against a fixed taxonomy of ten categories — code-mixing, transliteration variation, named entities, amounts, dates, ambiguity, near-duplicate schemes across schemes, the cross-lingual gap, long-tail schemes, and short queries — with two cases per category.</w:t>
+          <w:b/>
+          <w:sz w:val="20"/>
+        </w:rPr>
+        <w:t>This follows from the dataset rather than from the retriever.</w:t>
+      </w:r>
+      <w:r>
+        <w:rPr>
+          <w:rFonts w:ascii="Times New Roman" w:hAnsi="Times New Roman"/>
+          <w:sz w:val="20"/>
+        </w:rPr>
+        <w:t xml:space="preserve"> Of the 80 unanswerable items, 55 — the near-miss, false-premise and under-specified classes — are deliberately written about schemes that </w:t>
+      </w:r>
+      <w:r>
+        <w:rPr>
+          <w:rFonts w:ascii="Times New Roman" w:hAnsi="Times New Roman"/>
+          <w:i/>
+          <w:sz w:val="20"/>
+        </w:rPr>
+        <w:t>are</w:t>
+      </w:r>
+      <w:r>
+        <w:rPr>
+          <w:rFonts w:ascii="Times New Roman" w:hAnsi="Times New Roman"/>
+          <w:sz w:val="20"/>
+        </w:rPr>
+        <w:t xml:space="preserve"> in the corpus. A false-premise question names a real scheme and asserts something untrue of it; a near-miss question matches a scheme's subject matter without matching any particular statement. Such questions retrieve exactly as well as answerable ones, because the passages they retrieve are genuinely about the topic. Only the 25 out-of-scope items concern absent subjects, and those are the only ones a retrieval score can see.</w:t>
       </w:r>
     </w:p>
     <w:p>
@@ -8908,7 +11307,7 @@
           <w:rFonts w:ascii="Times New Roman" w:hAnsi="Times New Roman"/>
           <w:sz w:val="20"/>
         </w:rPr>
-        <w:t>Selection is by rule rather than by hand. Within each category we take the failures on which the system was most confident and most wrong, ranked by retrieval score against a failed gold match. This matters more than it may appear. Choosing illustrative cases after seeing which ones look interesting is how an error analysis becomes a collection of anecdotes: the examples then demonstrate whatever the author already believed. Fixing the taxonomy first, the count per category second, and the selection rule third means the cases are answerable to the taxonomy rather than to the argument.</w:t>
+        <w:t>A corpus-absence detector is therefore what a retrieval threshold is, and answerability is not corpus absence. The distinction matters for deployment: a system fielding questions about schemes it documents will meet the hard classes far more often than the easy one.</w:t>
       </w:r>
     </w:p>
     <w:p>
@@ -8922,26 +11321,56 @@
           <w:rFonts w:ascii="Times New Roman" w:hAnsi="Times New Roman"/>
           <w:sz w:val="20"/>
         </w:rPr>
-        <w:t xml:space="preserve">Each case is recorded as a structured record — query, gold passages, the ranked output of each system under comparison, the generated answer, a diagnosis, and the component judged to have failed — and is committed to the repository as </w:t>
-      </w:r>
-      <w:r>
-        <w:rPr>
-          <w:rFonts w:ascii="Consolas" w:hAnsi="Consolas"/>
-          <w:sz w:val="17"/>
-        </w:rPr>
-        <w:t>evals/errors.jsonl</w:t>
-      </w:r>
-      <w:r>
-        <w:rPr>
-          <w:rFonts w:ascii="Times New Roman" w:hAnsi="Times New Roman"/>
-          <w:sz w:val="20"/>
-        </w:rPr>
-        <w:t xml:space="preserve"> alongside the rendered report. The diagnosis field names one of retrieval, generation, answerability or data, so that the distribution of failures across components is itself a result rather than an impression.</w:t>
+        <w:t xml:space="preserve">We draw two conclusions. The first is negative and firm: </w:t>
+      </w:r>
+      <w:r>
+        <w:rPr>
+          <w:rFonts w:ascii="Times New Roman" w:hAnsi="Times New Roman"/>
+          <w:b/>
+          <w:sz w:val="20"/>
+        </w:rPr>
+        <w:t>retrieval-score thresholds should not be used as answerability signals on corpora where unanswerable questions concern present topics</w:t>
+      </w:r>
+      <w:r>
+        <w:rPr>
+          <w:rFonts w:ascii="Times New Roman" w:hAnsi="Times New Roman"/>
+          <w:sz w:val="20"/>
+        </w:rPr>
+        <w:t xml:space="preserve">, and reporting a single fitted operating point conceals this, because the fitted point moves from 0.000 recall to 0.93 depending only on the split while the underlying curve stays flat. The second is the motivation for §IV-F: deciding whether a </w:t>
+      </w:r>
+      <w:r>
+        <w:rPr>
+          <w:rFonts w:ascii="Times New Roman" w:hAnsi="Times New Roman"/>
+          <w:i/>
+          <w:sz w:val="20"/>
+        </w:rPr>
+        <w:t>specific claim</w:t>
+      </w:r>
+      <w:r>
+        <w:rPr>
+          <w:rFonts w:ascii="Times New Roman" w:hAnsi="Times New Roman"/>
+          <w:sz w:val="20"/>
+        </w:rPr>
+        <w:t xml:space="preserve"> is supported requires reading the passage, which is what natural-language inference does and what a retrieval score cannot. On the false-premise and near-miss items where the threshold is uninformative, NLI entailment identified the unanswerable item in 7 of 7 cases tested. That is a small sample and is reported as such; the full comparison runs with Module 4.</w:t>
       </w:r>
     </w:p>
     <w:p>
       <w:pPr>
         <w:spacing w:before="200" w:after="80"/>
+        <w:jc w:val="center"/>
+      </w:pPr>
+      <w:r>
+        <w:rPr>
+          <w:rFonts w:ascii="Times New Roman" w:hAnsi="Times New Roman"/>
+          <w:smallCaps/>
+          <w:sz w:val="20"/>
+        </w:rPr>
+        <w:t>VII. Error Analysis (Module 6)</w:t>
+      </w:r>
+    </w:p>
+    <w:p>
+      <w:pPr>
+        <w:spacing w:before="200" w:after="80"/>
         <w:jc w:val="left"/>
       </w:pPr>
       <w:r>
@@ -8950,7 +11379,7 @@
           <w:i/>
           <w:sz w:val="20"/>
         </w:rPr>
-        <w:t>B. What the cases showed</w:t>
+        <w:t>A. Protocol</w:t>
       </w:r>
     </w:p>
     <w:p>
@@ -8964,22 +11393,7 @@
           <w:rFonts w:ascii="Times New Roman" w:hAnsi="Times New Roman"/>
           <w:sz w:val="20"/>
         </w:rPr>
-        <w:t xml:space="preserve">The dominant failure mode is not subtle. In the majority of the twenty cases the gold passage was never retrieved at all, and the top-ranked hit was the correct scheme in the </w:t>
-      </w:r>
-      <w:r>
-        <w:rPr>
-          <w:rFonts w:ascii="Times New Roman" w:hAnsi="Times New Roman"/>
-          <w:i/>
-          <w:sz w:val="20"/>
-        </w:rPr>
-        <w:t>wrong language</w:t>
-      </w:r>
-      <w:r>
-        <w:rPr>
-          <w:rFonts w:ascii="Times New Roman" w:hAnsi="Times New Roman"/>
-          <w:sz w:val="20"/>
-        </w:rPr>
-        <w:t>: a Hinglish query about the National Health Mission's untied grants returns the English article when the gold passage is the Hindi one, and an English query about Sukanya Samriddhi eligibility does the same in reverse. The system was not confused about the topic. It was confused about nothing at all — it had simply never been able to see the passage that would have answered the question.</w:t>
+        <w:t>We analyse twenty failures drawn against a fixed taxonomy of ten categories — code-mixing, transliteration variation, named entities, amounts, dates, ambiguity, near-duplicate schemes across schemes, the cross-lingual gap, long-tail schemes, and short queries — with two cases per category.</w:t>
       </w:r>
     </w:p>
     <w:p>
@@ -8993,21 +11407,7 @@
           <w:rFonts w:ascii="Times New Roman" w:hAnsi="Times New Roman"/>
           <w:sz w:val="20"/>
         </w:rPr>
-        <w:t>This concentrates the error in one component. Categories that appear linguistically distinct in the taxonomy — code-mixing, transliteration variation, the cross-lingual gap — turn out to share a single mechanism once the retrieved lists are read side by side, and that mechanism is a retriever that cannot cross a script boundary. Categories that are genuinely about generation, such as amounts and dates, are comparatively rare in this sample, which is itself informative: on this corpus the generator is not the bottleneck.</w:t>
-      </w:r>
-    </w:p>
-    <w:p>
-      <w:pPr>
-        <w:spacing w:before="200" w:after="80"/>
-        <w:jc w:val="left"/>
-      </w:pPr>
-      <w:r>
-        <w:rPr>
-          <w:rFonts w:ascii="Times New Roman" w:hAnsi="Times New Roman"/>
-          <w:i/>
-          <w:sz w:val="20"/>
-        </w:rPr>
-        <w:t>C. The case that produced the paper's main result</w:t>
+        <w:t>Selection is by rule rather than by hand. Within each category we take the failures on which the system was most confident and most wrong, ranked by retrieval score against a failed gold match. This matters more than it may appear. Choosing illustrative cases after seeing which ones look interesting is how an error analysis becomes a collection of anecdotes: the examples then demonstrate whatever the author already believed. Fixing the taxonomy first, the count per category second, and the selection rule third means the cases are answerable to the taxonomy rather than to the argument.</w:t>
       </w:r>
     </w:p>
     <w:p>
@@ -9021,7 +11421,35 @@
           <w:rFonts w:ascii="Times New Roman" w:hAnsi="Times New Roman"/>
           <w:sz w:val="20"/>
         </w:rPr>
-        <w:t>One case (E02 in the committed report) is worth stating in full, because the central contribution of this paper came out of it rather than out of a metric.</w:t>
+        <w:t xml:space="preserve">Each case is recorded as a structured record — query, gold passages, the ranked output of each system under comparison, the generated answer, a diagnosis, and the component judged to have failed — and is committed to the repository as </w:t>
+      </w:r>
+      <w:r>
+        <w:rPr>
+          <w:rFonts w:ascii="Consolas" w:hAnsi="Consolas"/>
+          <w:sz w:val="17"/>
+        </w:rPr>
+        <w:t>evals/errors.jsonl</w:t>
+      </w:r>
+      <w:r>
+        <w:rPr>
+          <w:rFonts w:ascii="Times New Roman" w:hAnsi="Times New Roman"/>
+          <w:sz w:val="20"/>
+        </w:rPr>
+        <w:t xml:space="preserve"> alongside the rendered report. The diagnosis field names one of retrieval, generation, answerability or data, so that the distribution of failures across components is itself a result rather than an impression.</w:t>
+      </w:r>
+    </w:p>
+    <w:p>
+      <w:pPr>
+        <w:spacing w:before="200" w:after="80"/>
+        <w:jc w:val="left"/>
+      </w:pPr>
+      <w:r>
+        <w:rPr>
+          <w:rFonts w:ascii="Times New Roman" w:hAnsi="Times New Roman"/>
+          <w:i/>
+          <w:sz w:val="20"/>
+        </w:rPr>
+        <w:t>B. What the cases showed</w:t>
       </w:r>
     </w:p>
     <w:p>
@@ -9035,7 +11463,7 @@
           <w:rFonts w:ascii="Times New Roman" w:hAnsi="Times New Roman"/>
           <w:sz w:val="20"/>
         </w:rPr>
-        <w:t xml:space="preserve">The aggregate tables showed hybrid fusion performing </w:t>
+        <w:t xml:space="preserve">The dominant failure mode is not subtle. In the majority of the twenty cases the gold passage was never retrieved at all, and the top-ranked hit was the correct scheme in the </w:t>
       </w:r>
       <w:r>
         <w:rPr>
@@ -9043,14 +11471,14 @@
           <w:i/>
           <w:sz w:val="20"/>
         </w:rPr>
-        <w:t>worse</w:t>
-      </w:r>
-      <w:r>
-        <w:rPr>
-          <w:rFonts w:ascii="Times New Roman" w:hAnsi="Times New Roman"/>
-          <w:sz w:val="20"/>
-        </w:rPr>
-        <w:t xml:space="preserve"> than dense retrieval alone on exactly the queries hybrid retrieval was supposed to help with, and gave no indication why. Both components were behaving as documented; the fusion was implemented correctly against its own specification; the α sweep found no interior setting that beat either endpoint by more than 0.001, which reads as a clean negative result. Read as a table, the finding was that hybrid retrieval does not help here.</w:t>
+        <w:t>wrong language</w:t>
+      </w:r>
+      <w:r>
+        <w:rPr>
+          <w:rFonts w:ascii="Times New Roman" w:hAnsi="Times New Roman"/>
+          <w:sz w:val="20"/>
+        </w:rPr>
+        <w:t>: a Hinglish query about the National Health Mission's untied grants returns the English article when the gold passage is the Hindi one, and an English query about Sukanya Samriddhi eligibility does the same in reverse. The system was not confused about the topic. It was confused about nothing at all — it had simply never been able to see the passage that would have answered the question.</w:t>
       </w:r>
     </w:p>
     <w:p>
@@ -9064,7 +11492,21 @@
           <w:rFonts w:ascii="Times New Roman" w:hAnsi="Times New Roman"/>
           <w:sz w:val="20"/>
         </w:rPr>
-        <w:t>Reading the twenty cases gave the actual explanation. Of the twenty failures, the dense retriever alone had returned the gold passage in eight. Plain Reciprocal Rank Fusion lost all eight. A fusion method that discards every case its stronger component got right is not a method with a disappointing coefficient; it is a method whose arithmetic is wrong for this setting, and no amount of sweeping α would have revealed that, because α was never the problem.</w:t>
+        <w:t>This concentrates the error in one component. Categories that appear linguistically distinct in the taxonomy — code-mixing, transliteration variation, the cross-lingual gap — turn out to share a single mechanism once the retrieved lists are read side by side, and that mechanism is a retriever that cannot cross a script boundary. Categories that are genuinely about generation, such as amounts and dates, are comparatively rare in this sample, which is itself informative: on this corpus the generator is not the bottleneck.</w:t>
+      </w:r>
+    </w:p>
+    <w:p>
+      <w:pPr>
+        <w:spacing w:before="200" w:after="80"/>
+        <w:jc w:val="left"/>
+      </w:pPr>
+      <w:r>
+        <w:rPr>
+          <w:rFonts w:ascii="Times New Roman" w:hAnsi="Times New Roman"/>
+          <w:i/>
+          <w:sz w:val="20"/>
+        </w:rPr>
+        <w:t>C. The case that produced the paper's main result</w:t>
       </w:r>
     </w:p>
     <w:p>
@@ -9078,35 +11520,7 @@
           <w:rFonts w:ascii="Times New Roman" w:hAnsi="Times New Roman"/>
           <w:sz w:val="20"/>
         </w:rPr>
-        <w:t>The mechanism is developed in §VIII. The methodological point belongs here: the aggregate metric was not merely uninformative about the cause, it pointed away from it. Twenty cases, selected by rule and read in full, were what turned a negative result into a positive one.</w:t>
-      </w:r>
-    </w:p>
-    <w:p>
-      <w:pPr>
-        <w:spacing w:before="200" w:after="80"/>
-        <w:jc w:val="center"/>
-      </w:pPr>
-      <w:r>
-        <w:rPr>
-          <w:rFonts w:ascii="Times New Roman" w:hAnsi="Times New Roman"/>
-          <w:smallCaps/>
-          <w:sz w:val="20"/>
-        </w:rPr>
-        <w:t>VIII. Discussion</w:t>
-      </w:r>
-    </w:p>
-    <w:p>
-      <w:pPr>
-        <w:spacing w:before="200" w:after="80"/>
-        <w:jc w:val="left"/>
-      </w:pPr>
-      <w:r>
-        <w:rPr>
-          <w:rFonts w:ascii="Times New Roman" w:hAnsi="Times New Roman"/>
-          <w:i/>
-          <w:sz w:val="20"/>
-        </w:rPr>
-        <w:t>A. Why fusion fails across a script boundary</w:t>
+        <w:t>One case (E02 in the committed report) is worth stating in full, because the central contribution of this paper came out of it rather than out of a metric.</w:t>
       </w:r>
     </w:p>
     <w:p>
@@ -9120,21 +11534,22 @@
           <w:rFonts w:ascii="Times New Roman" w:hAnsi="Times New Roman"/>
           <w:sz w:val="20"/>
         </w:rPr>
-        <w:t xml:space="preserve">Rank fusion rests on an assumption that is usually harmless and is false here. Combining two retrievers is worthwhile when their errors are complementary — when each recovers documents the other misses — and rank-based fusion in particular treats agreement between retrievers as evidence. A document returned by both systems accumulates two contributions; one returned by a single system accumulates one. Under Reciprocal Rank Fusion the fused score is </w:t>
-      </w:r>
-      <w:r>
-        <w:rPr>
-          <w:rFonts w:ascii="Consolas" w:hAnsi="Consolas"/>
-          <w:sz w:val="17"/>
-        </w:rPr>
-        <w:t>Σᵢ 1/(k + rankᵢ)</w:t>
-      </w:r>
-      <w:r>
-        <w:rPr>
-          <w:rFonts w:ascii="Times New Roman" w:hAnsi="Times New Roman"/>
-          <w:sz w:val="20"/>
-        </w:rPr>
-        <w:t>, summed over the systems that returned the document, and the document found by one system alone is therefore scored at roughly half the document found by both.</w:t>
+        <w:t xml:space="preserve">The aggregate tables showed hybrid fusion performing </w:t>
+      </w:r>
+      <w:r>
+        <w:rPr>
+          <w:rFonts w:ascii="Times New Roman" w:hAnsi="Times New Roman"/>
+          <w:i/>
+          <w:sz w:val="20"/>
+        </w:rPr>
+        <w:t>worse</w:t>
+      </w:r>
+      <w:r>
+        <w:rPr>
+          <w:rFonts w:ascii="Times New Roman" w:hAnsi="Times New Roman"/>
+          <w:sz w:val="20"/>
+        </w:rPr>
+        <w:t xml:space="preserve"> than dense retrieval alone on exactly the queries hybrid retrieval was supposed to help with, and gave no indication why. Both components were behaving as documented; the fusion was implemented correctly against its own specification; the α sweep found no interior setting that beat either endpoint by more than 0.001, which reads as a clean negative result. Read as a table, the finding was that hybrid retrieval does not help here.</w:t>
       </w:r>
     </w:p>
     <w:p>
@@ -9148,22 +11563,7 @@
           <w:rFonts w:ascii="Times New Roman" w:hAnsi="Times New Roman"/>
           <w:sz w:val="20"/>
         </w:rPr>
-        <w:t xml:space="preserve">Across a script boundary this arithmetic silently changes meaning. A lexical retriever matching surface tokens has, by construction, </w:t>
-      </w:r>
-      <w:r>
-        <w:rPr>
-          <w:rFonts w:ascii="Times New Roman" w:hAnsi="Times New Roman"/>
-          <w:i/>
-          <w:sz w:val="20"/>
-        </w:rPr>
-        <w:t>zero</w:t>
-      </w:r>
-      <w:r>
-        <w:rPr>
-          <w:rFonts w:ascii="Times New Roman" w:hAnsi="Times New Roman"/>
-          <w:sz w:val="20"/>
-        </w:rPr>
-        <w:t xml:space="preserve"> recall over passages written in a script the query does not use: a Devanagari query and a Latin-script passage share essentially no tokens, so BM25 cannot return that passage at any rank, for any query, however relevant it is. The lexical retriever's silence about a cross-script passage is not evidence against that passage. It is not evidence at all.</w:t>
+        <w:t>Reading the twenty cases gave the actual explanation. Of the twenty failures, the dense retriever alone had returned the gold passage in eight. Plain Reciprocal Rank Fusion lost all eight. A fusion method that discards every case its stronger component got right is not a method with a disappointing coefficient; it is a method whose arithmetic is wrong for this setting, and no amount of sweeping α would have revealed that, because α was never the problem.</w:t>
       </w:r>
     </w:p>
     <w:p>
@@ -9177,37 +11577,35 @@
           <w:rFonts w:ascii="Times New Roman" w:hAnsi="Times New Roman"/>
           <w:sz w:val="20"/>
         </w:rPr>
-        <w:t xml:space="preserve">Plain RRF cannot tell the difference between these two situations, because the sum is taken over the systems that </w:t>
-      </w:r>
+        <w:t>The mechanism is developed in §VIII. The methodological point belongs here: the aggregate metric was not merely uninformative about the cause, it pointed away from it. Twenty cases, selected by rule and read in full, were what turned a negative result into a positive one.</w:t>
+      </w:r>
+    </w:p>
+    <w:p>
+      <w:pPr>
+        <w:spacing w:before="200" w:after="80"/>
+        <w:jc w:val="center"/>
+      </w:pPr>
+      <w:r>
+        <w:rPr>
+          <w:rFonts w:ascii="Times New Roman" w:hAnsi="Times New Roman"/>
+          <w:smallCaps/>
+          <w:sz w:val="20"/>
+        </w:rPr>
+        <w:t>VIII. Discussion</w:t>
+      </w:r>
+    </w:p>
+    <w:p>
+      <w:pPr>
+        <w:spacing w:before="200" w:after="80"/>
+        <w:jc w:val="left"/>
+      </w:pPr>
       <w:r>
         <w:rPr>
           <w:rFonts w:ascii="Times New Roman" w:hAnsi="Times New Roman"/>
           <w:i/>
           <w:sz w:val="20"/>
         </w:rPr>
-        <w:t>did</w:t>
-      </w:r>
-      <w:r>
-        <w:rPr>
-          <w:rFonts w:ascii="Times New Roman" w:hAnsi="Times New Roman"/>
-          <w:sz w:val="20"/>
-        </w:rPr>
-        <w:t xml:space="preserve"> return the document rather than over the systems that </w:t>
-      </w:r>
-      <w:r>
-        <w:rPr>
-          <w:rFonts w:ascii="Times New Roman" w:hAnsi="Times New Roman"/>
-          <w:i/>
-          <w:sz w:val="20"/>
-        </w:rPr>
-        <w:t>could</w:t>
-      </w:r>
-      <w:r>
-        <w:rPr>
-          <w:rFonts w:ascii="Times New Roman" w:hAnsi="Times New Roman"/>
-          <w:sz w:val="20"/>
-        </w:rPr>
-        <w:t>. A cross-script passage is docked a full contribution for the lexical retriever's blindness, and it is docked it relative to same-script passages whose lexical votes were possible. The penalty is therefore applied precisely where it is least deserved: the cross-lingual case is the one in which the dense retriever is the only informative signal, and it is the case in which fusion most aggressively discounts it.</w:t>
+        <w:t>A. Why fusion fails across a script boundary</w:t>
       </w:r>
     </w:p>
     <w:p>
@@ -9221,36 +11619,21 @@
           <w:rFonts w:ascii="Times New Roman" w:hAnsi="Times New Roman"/>
           <w:sz w:val="20"/>
         </w:rPr>
-        <w:t xml:space="preserve">It is worth being precise about what is and is not new. This behaviour is not a bug in RRF, which was designed for monolingual settings in which every retriever can reach every document, and under which discounting single-system evidence is sensible. Nor is the underlying difficulty unknown: work on multilingual retrieval has previously restricted sparse retrieval to same-language candidates when combining it with dense retrieval, which avoids the problem by not creating it. Our contribution is not the observation that sparse retrievers struggle across languages. It is the characterisation of </w:t>
-      </w:r>
-      <w:r>
-        <w:rPr>
-          <w:rFonts w:ascii="Times New Roman" w:hAnsi="Times New Roman"/>
-          <w:i/>
-          <w:sz w:val="20"/>
-        </w:rPr>
-        <w:t>how the fusion arithmetic converts that limitation into an active penalty</w:t>
-      </w:r>
-      <w:r>
-        <w:rPr>
-          <w:rFonts w:ascii="Times New Roman" w:hAnsi="Times New Roman"/>
-          <w:sz w:val="20"/>
-        </w:rPr>
-        <w:t>, and a minimal correction stated in those terms.</w:t>
-      </w:r>
-    </w:p>
-    <w:p>
-      <w:pPr>
-        <w:spacing w:before="200" w:after="80"/>
-        <w:jc w:val="left"/>
-      </w:pPr>
-      <w:r>
-        <w:rPr>
-          <w:rFonts w:ascii="Times New Roman" w:hAnsi="Times New Roman"/>
-          <w:i/>
-          <w:sz w:val="20"/>
-        </w:rPr>
-        <w:t>B. Script-aware fusion</w:t>
+        <w:t xml:space="preserve">Rank fusion rests on an assumption that is usually harmless and is false here. Combining two retrievers is worthwhile when their errors are complementary — when each recovers documents the other misses — and rank-based fusion in particular treats agreement between retrievers as evidence. A document returned by both systems accumulates two contributions; one returned by a single system accumulates one. Under Reciprocal Rank Fusion the fused score is </w:t>
+      </w:r>
+      <w:r>
+        <w:rPr>
+          <w:rFonts w:ascii="Consolas" w:hAnsi="Consolas"/>
+          <w:sz w:val="17"/>
+        </w:rPr>
+        <w:t>Σᵢ 1/(k + rankᵢ)</w:t>
+      </w:r>
+      <w:r>
+        <w:rPr>
+          <w:rFonts w:ascii="Times New Roman" w:hAnsi="Times New Roman"/>
+          <w:sz w:val="20"/>
+        </w:rPr>
+        <w:t>, summed over the systems that returned the document, and the document found by one system alone is therefore scored at roughly half the document found by both.</w:t>
       </w:r>
     </w:p>
     <w:p>
@@ -9264,7 +11647,7 @@
           <w:rFonts w:ascii="Times New Roman" w:hAnsi="Times New Roman"/>
           <w:sz w:val="20"/>
         </w:rPr>
-        <w:t xml:space="preserve">The correction follows directly from the diagnosis. We score each passage over the retrievers that were </w:t>
+        <w:t xml:space="preserve">Across a script boundary this arithmetic silently changes meaning. A lexical retriever matching surface tokens has, by construction, </w:t>
       </w:r>
       <w:r>
         <w:rPr>
@@ -9272,14 +11655,14 @@
           <w:i/>
           <w:sz w:val="20"/>
         </w:rPr>
-        <w:t>eligible</w:t>
-      </w:r>
-      <w:r>
-        <w:rPr>
-          <w:rFonts w:ascii="Times New Roman" w:hAnsi="Times New Roman"/>
-          <w:sz w:val="20"/>
-        </w:rPr>
-        <w:t xml:space="preserve"> to return it, rather than over those that did, treating a lexical retriever as ineligible for a passage whose script differs from the query's. A cross-script candidate is then judged on the dense contribution alone — the only evidence that ever existed about it — instead of being penalised for a vote that was never possible.</w:t>
+        <w:t>zero</w:t>
+      </w:r>
+      <w:r>
+        <w:rPr>
+          <w:rFonts w:ascii="Times New Roman" w:hAnsi="Times New Roman"/>
+          <w:sz w:val="20"/>
+        </w:rPr>
+        <w:t xml:space="preserve"> recall over passages written in a script the query does not use: a Devanagari query and a Latin-script passage share essentially no tokens, so BM25 cannot return that passage at any rank, for any query, however relevant it is. The lexical retriever's silence about a cross-script passage is not evidence against that passage. It is not evidence at all.</w:t>
       </w:r>
     </w:p>
     <w:p>
@@ -9293,7 +11676,37 @@
           <w:rFonts w:ascii="Times New Roman" w:hAnsi="Times New Roman"/>
           <w:sz w:val="20"/>
         </w:rPr>
-        <w:t>The change is small, requires no training and no tuning, and adds one lookup per candidate. On the probe set it takes cross-lingual Recall@5 from 0.022 to 0.153 (paired randomization test, p = 0.0001) and code-mixed Recall@5 from 0.028 to 0.173 (p = 0.0002), against a dense-only baseline of 0.125 and 0.132 respectively. The comparison against dense alone is the one that decides whether hybrid retrieval earns its place at all, and script-aware fusion beats it overall by 0.050 (p = 0.0086).</w:t>
+        <w:t xml:space="preserve">Plain RRF cannot tell the difference between these two situations, because the sum is taken over the systems that </w:t>
+      </w:r>
+      <w:r>
+        <w:rPr>
+          <w:rFonts w:ascii="Times New Roman" w:hAnsi="Times New Roman"/>
+          <w:i/>
+          <w:sz w:val="20"/>
+        </w:rPr>
+        <w:t>did</w:t>
+      </w:r>
+      <w:r>
+        <w:rPr>
+          <w:rFonts w:ascii="Times New Roman" w:hAnsi="Times New Roman"/>
+          <w:sz w:val="20"/>
+        </w:rPr>
+        <w:t xml:space="preserve"> return the document rather than over the systems that </w:t>
+      </w:r>
+      <w:r>
+        <w:rPr>
+          <w:rFonts w:ascii="Times New Roman" w:hAnsi="Times New Roman"/>
+          <w:i/>
+          <w:sz w:val="20"/>
+        </w:rPr>
+        <w:t>could</w:t>
+      </w:r>
+      <w:r>
+        <w:rPr>
+          <w:rFonts w:ascii="Times New Roman" w:hAnsi="Times New Roman"/>
+          <w:sz w:val="20"/>
+        </w:rPr>
+        <w:t>. A cross-script passage is docked a full contribution for the lexical retriever's blindness, and it is docked it relative to same-script passages whose lexical votes were possible. The penalty is therefore applied precisely where it is least deserved: the cross-lingual case is the one in which the dense retriever is the only informative signal, and it is the case in which fusion most aggressively discounts it.</w:t>
       </w:r>
     </w:p>
     <w:p>
@@ -9307,7 +11720,22 @@
           <w:rFonts w:ascii="Times New Roman" w:hAnsi="Times New Roman"/>
           <w:sz w:val="20"/>
         </w:rPr>
-        <w:t>This also revises a negative result reported earlier in the same work. The α sweep had found no interior weighting that beat both endpoints, and we had recorded the hypothesis that hybrid retrieval outperforms its components as unsupported. That verdict was correct about the method it tested and wrong about the hypothesis: hybrid retrieval does beat its own components on this corpus, but only once fusion stops penalising passages for being written in the language the query was not.</w:t>
+        <w:t xml:space="preserve">It is worth being precise about what is and is not new. This behaviour is not a bug in RRF, which was designed for monolingual settings in which every retriever can reach every document, and under which discounting single-system evidence is sensible. Nor is the underlying difficulty unknown: work on multilingual retrieval has previously restricted sparse retrieval to same-language candidates when combining it with dense retrieval, which avoids the problem by not creating it. Our contribution is not the observation that sparse retrievers struggle across languages. It is the characterisation of </w:t>
+      </w:r>
+      <w:r>
+        <w:rPr>
+          <w:rFonts w:ascii="Times New Roman" w:hAnsi="Times New Roman"/>
+          <w:i/>
+          <w:sz w:val="20"/>
+        </w:rPr>
+        <w:t>how the fusion arithmetic converts that limitation into an active penalty</w:t>
+      </w:r>
+      <w:r>
+        <w:rPr>
+          <w:rFonts w:ascii="Times New Roman" w:hAnsi="Times New Roman"/>
+          <w:sz w:val="20"/>
+        </w:rPr>
+        <w:t>, and a minimal correction stated in those terms.</w:t>
       </w:r>
     </w:p>
     <w:p>
@@ -9321,7 +11749,7 @@
           <w:i/>
           <w:sz w:val="20"/>
         </w:rPr>
-        <w:t>C. The cost, stated plainly</w:t>
+        <w:t>B. Script-aware fusion</w:t>
       </w:r>
     </w:p>
     <w:p>
@@ -9335,7 +11763,22 @@
           <w:rFonts w:ascii="Times New Roman" w:hAnsi="Times New Roman"/>
           <w:sz w:val="20"/>
         </w:rPr>
-        <w:t>Script-aware fusion is a trade and not a free win. Monolingual Recall@5 falls from 0.712 to 0.668, a regression of 0.044 at p = 0.032. Removing the lexical double-vote costs precision exactly where it was legitimate — where both retrievers could see the same passage, agreement between them really was evidence, and we are now discarding some of it.</w:t>
+        <w:t xml:space="preserve">The correction follows directly from the diagnosis. We score each passage over the retrievers that were </w:t>
+      </w:r>
+      <w:r>
+        <w:rPr>
+          <w:rFonts w:ascii="Times New Roman" w:hAnsi="Times New Roman"/>
+          <w:i/>
+          <w:sz w:val="20"/>
+        </w:rPr>
+        <w:t>eligible</w:t>
+      </w:r>
+      <w:r>
+        <w:rPr>
+          <w:rFonts w:ascii="Times New Roman" w:hAnsi="Times New Roman"/>
+          <w:sz w:val="20"/>
+        </w:rPr>
+        <w:t xml:space="preserve"> to return it, rather than over those that did, treating a lexical retriever as ineligible for a passage whose script differs from the query's. A cross-script candidate is then judged on the dense contribution alone — the only evidence that ever existed about it — instead of being penalised for a vote that was never possible.</w:t>
       </w:r>
     </w:p>
     <w:p>
@@ -9349,21 +11792,7 @@
           <w:rFonts w:ascii="Times New Roman" w:hAnsi="Times New Roman"/>
           <w:sz w:val="20"/>
         </w:rPr>
-        <w:t>On this corpus the trade is clearly favourable, because monolingual retrieval was already strong and cross-lingual retrieval was near zero, and a method that moves a slice from 0.022 to 0.153 at the cost of 0.044 elsewhere is buying a great deal for very little. On a deployment whose queries are overwhelmingly monolingual the same trade would be a poor one. We report the regression rather than the aggregate because the aggregate hides it: overall Recall@5 moves from 0.483 to 0.500, a difference indistinguishable from noise (p = 0.32), and a paper reporting only that number would be concealing both the gain and the cost.</w:t>
-      </w:r>
-    </w:p>
-    <w:p>
-      <w:pPr>
-        <w:spacing w:before="200" w:after="80"/>
-        <w:jc w:val="left"/>
-      </w:pPr>
-      <w:r>
-        <w:rPr>
-          <w:rFonts w:ascii="Times New Roman" w:hAnsi="Times New Roman"/>
-          <w:i/>
-          <w:sz w:val="20"/>
-        </w:rPr>
-        <w:t>D. Where this generalises</w:t>
+        <w:t>The change is small, requires no training and no tuning, and adds one lookup per candidate. On the probe set it takes cross-lingual Recall@5 from 0.022 to 0.153 (paired randomization test, p = 0.0001) and code-mixed Recall@5 from 0.028 to 0.173 (p = 0.0002), against a dense-only baseline of 0.125 and 0.132 respectively. The comparison against dense alone is the one that decides whether hybrid retrieval earns its place at all, and script-aware fusion beats it overall by 0.050 (p = 0.0086).</w:t>
       </w:r>
     </w:p>
     <w:p>
@@ -9377,22 +11806,21 @@
           <w:rFonts w:ascii="Times New Roman" w:hAnsi="Times New Roman"/>
           <w:sz w:val="20"/>
         </w:rPr>
-        <w:t xml:space="preserve">The mechanism is not about Hindi, and it is not about script. It appears wherever rank fusion is applied over retrievers with </w:t>
-      </w:r>
+        <w:t>This also revises a negative result reported earlier in the same work. The α sweep had found no interior weighting that beat both endpoints, and we had recorded the hypothesis that hybrid retrieval outperforms its components as unsupported. That verdict was correct about the method it tested and wrong about the hypothesis: hybrid retrieval does beat its own components on this corpus, but only once fusion stops penalising passages for being written in the language the query was not.</w:t>
+      </w:r>
+    </w:p>
+    <w:p>
+      <w:pPr>
+        <w:spacing w:before="200" w:after="80"/>
+        <w:jc w:val="left"/>
+      </w:pPr>
       <w:r>
         <w:rPr>
           <w:rFonts w:ascii="Times New Roman" w:hAnsi="Times New Roman"/>
           <w:i/>
           <w:sz w:val="20"/>
         </w:rPr>
-        <w:t>asymmetric coverage</w:t>
-      </w:r>
-      <w:r>
-        <w:rPr>
-          <w:rFonts w:ascii="Times New Roman" w:hAnsi="Times New Roman"/>
-          <w:sz w:val="20"/>
-        </w:rPr>
-        <w:t xml:space="preserve"> of the collection — where at least one retriever cannot, in principle, return part of what is being searched. Cross-script and cross-language pairs are the case studied here. The same structure arises when fusing a text retriever with one operating over images or tables, where each is blind to the other's modality; when fusing over access-controlled shards, where one retriever is permitted a subset of documents; and when fusing a domain-specialised index with a general one over a collection only partly covered by the specialist.</w:t>
+        <w:t>C. The cost, stated plainly</w:t>
       </w:r>
     </w:p>
     <w:p>
@@ -9406,36 +11834,7 @@
           <w:rFonts w:ascii="Times New Roman" w:hAnsi="Times New Roman"/>
           <w:sz w:val="20"/>
         </w:rPr>
-        <w:t xml:space="preserve">The practical guidance is correspondingly simple, and is the form in which we would want this result used: before fusing retrievers, check their </w:t>
-      </w:r>
-      <w:r>
-        <w:rPr>
-          <w:rFonts w:ascii="Times New Roman" w:hAnsi="Times New Roman"/>
-          <w:i/>
-          <w:sz w:val="20"/>
-        </w:rPr>
-        <w:t>coverage</w:t>
-      </w:r>
-      <w:r>
-        <w:rPr>
-          <w:rFonts w:ascii="Times New Roman" w:hAnsi="Times New Roman"/>
-          <w:sz w:val="20"/>
-        </w:rPr>
-        <w:t>, not only their quality. Two retrievers of equal measured accuracy can combine well or destructively depending on whether each could have retrieved what the other did. Where coverage is asymmetric, fusion should be taken over the retrievers eligible for a candidate rather than those that returned it.</w:t>
-      </w:r>
-    </w:p>
-    <w:p>
-      <w:pPr>
-        <w:spacing w:before="200" w:after="80"/>
-        <w:jc w:val="center"/>
-      </w:pPr>
-      <w:r>
-        <w:rPr>
-          <w:rFonts w:ascii="Times New Roman" w:hAnsi="Times New Roman"/>
-          <w:smallCaps/>
-          <w:sz w:val="20"/>
-        </w:rPr>
-        <w:t>IX. Limitations</w:t>
+        <w:t>Script-aware fusion is a trade and not a free win. Monolingual Recall@5 falls from 0.712 to 0.668, a regression of 0.044 at p = 0.032. Removing the lexical double-vote costs precision exactly where it was legitimate — where both retrievers could see the same passage, agreement between them really was evidence, and we are now discarding some of it.</w:t>
       </w:r>
     </w:p>
     <w:p>
@@ -9449,7 +11848,21 @@
           <w:rFonts w:ascii="Times New Roman" w:hAnsi="Times New Roman"/>
           <w:sz w:val="20"/>
         </w:rPr>
-        <w:t>We state these at length, because the value of a result of this kind depends on knowing precisely how far it reaches.</w:t>
+        <w:t>On this corpus the trade is clearly favourable, because monolingual retrieval was already strong and cross-lingual retrieval was near zero, and a method that moves a slice from 0.022 to 0.153 at the cost of 0.044 elsewhere is buying a great deal for very little. On a deployment whose queries are overwhelmingly monolingual the same trade would be a poor one. We report the regression rather than the aggregate because the aggregate hides it: overall Recall@5 moves from 0.483 to 0.500, a difference indistinguishable from noise (p = 0.32), and a paper reporting only that number would be concealing both the gain and the cost.</w:t>
+      </w:r>
+    </w:p>
+    <w:p>
+      <w:pPr>
+        <w:spacing w:before="200" w:after="80"/>
+        <w:jc w:val="left"/>
+      </w:pPr>
+      <w:r>
+        <w:rPr>
+          <w:rFonts w:ascii="Times New Roman" w:hAnsi="Times New Roman"/>
+          <w:i/>
+          <w:sz w:val="20"/>
+        </w:rPr>
+        <w:t>D. Retrieval is not the binding constraint here</w:t>
       </w:r>
     </w:p>
     <w:p>
@@ -9461,17 +11874,9 @@
       <w:r>
         <w:rPr>
           <w:rFonts w:ascii="Times New Roman" w:hAnsi="Times New Roman"/>
-          <w:b/>
-          <w:sz w:val="20"/>
-        </w:rPr>
-        <w:t>The corpus is encyclopedic, not regulatory.</w:t>
-      </w:r>
-      <w:r>
-        <w:rPr>
-          <w:rFonts w:ascii="Times New Roman" w:hAnsi="Times New Roman"/>
-          <w:sz w:val="20"/>
-        </w:rPr>
-        <w:t xml:space="preserve"> Our documents describe Indian government schemes; they are not the scheme guidelines themselves. Sustained attempts to build the corpus from official portals failed on soft 404s and image-only scans — one eighteen-page document yielded seventeen characters of extractable text — and the deviation is documented in the product requirements rather than quietly absorbed. Consequently we make no claim about retrieval over statutory or regulatory Hindi, which differs from encyclopedic Hindi in register, sentence length and terminology. The cross-script retrieval mechanism we identify is a property of the retrievers and the writing systems rather than of the genre, so we expect it to transfer; we have not shown that it does.</w:t>
+          <w:sz w:val="20"/>
+        </w:rPr>
+        <w:t>The oracle arm of §VI-G puts a number on what this correction can be worth end to end, and it is smaller than the retrieval figures alone suggest. Given the gold passage and nothing to find, our generator reaches 0.403 token-F1; the full system reaches 0.210. Generation error is therefore 0.597 and retrieval error 0.193, a factor of three apart.</w:t>
       </w:r>
     </w:p>
     <w:p>
@@ -9483,17 +11888,24 @@
       <w:r>
         <w:rPr>
           <w:rFonts w:ascii="Times New Roman" w:hAnsi="Times New Roman"/>
+          <w:sz w:val="20"/>
+        </w:rPr>
+        <w:t xml:space="preserve">We report this because it constrains the practical claim rather than the scientific one. Script-aware fusion is a large improvement to retrieval, measured as retrieval. It does </w:t>
+      </w:r>
+      <w:r>
+        <w:rPr>
+          <w:rFonts w:ascii="Times New Roman" w:hAnsi="Times New Roman"/>
           <w:b/>
           <w:sz w:val="20"/>
         </w:rPr>
-        <w:t>One Indic language.</w:t>
-      </w:r>
-      <w:r>
-        <w:rPr>
-          <w:rFonts w:ascii="Times New Roman" w:hAnsi="Times New Roman"/>
-          <w:sz w:val="20"/>
-        </w:rPr>
-        <w:t xml:space="preserve"> We evaluate Hindi and Hindi–English code-mixing. India has twenty-two scheduled languages, and several of the most widely spoken use scripts other than Devanagari. Script-aware fusion is formulated over an eligibility relation between queries and passages and is not specific to Devanagari, but a two-script corpus cannot distinguish a method that handles script asymmetry in general from one that happens to handle this pair. Behaviour with three or more scripts, and with partially overlapping scripts such as those sharing a Perso-Arabic base, is untested.</w:t>
+        <w:t>not</w:t>
+      </w:r>
+      <w:r>
+        <w:rPr>
+          <w:rFonts w:ascii="Times New Roman" w:hAnsi="Times New Roman"/>
+          <w:sz w:val="20"/>
+        </w:rPr>
+        <w:t xml:space="preserve"> produce a measurable improvement in answer quality over dense retrieval alone at this sample size: paired over the questions both arms answered, arm C exceeds arm B by 0.003 token-F1 (p = 0.89) and 0.026 citation support (p = 1.00).</w:t>
       </w:r>
     </w:p>
     <w:p>
@@ -9505,17 +11917,9 @@
       <w:r>
         <w:rPr>
           <w:rFonts w:ascii="Times New Roman" w:hAnsi="Times New Roman"/>
-          <w:b/>
-          <w:sz w:val="20"/>
-        </w:rPr>
-        <w:t>Scale, and a single primary annotator.</w:t>
-      </w:r>
-      <w:r>
-        <w:rPr>
-          <w:rFonts w:ascii="Times New Roman" w:hAnsi="Times New Roman"/>
-          <w:sz w:val="20"/>
-        </w:rPr>
-        <w:t xml:space="preserve"> The evaluation set is 400 items, of which 320 are answerable, spread over six query-language-by-passage-language cells. Cells therefore hold 45 to 70 items each, and per-cell differences of a few points are not resolvable. All items are authored by a single primary annotator working from model-generated candidates; a stratified 15% second pass re-labels the answerability decision blind, and Cohen's κ is reported, with κ ≥ 0.70 treated as a gate on reporting any answerability result. Inter-annotator agreement on a 15% sample is a weaker control than independent double annotation throughout, which was not feasible here.</w:t>
+          <w:sz w:val="20"/>
+        </w:rPr>
+        <w:t>The two facts fit together rather than conflicting. A generator losing 0.597 on its own is a noise floor that a retrieval gain has to clear to become visible downstream, and on 72 questions a gain of this size does not clear it. A reader who cares about end-to-end answer quality should know that fixing retrieval entirely would buy 0.193, while the generator is leaving 0.597 on the table.</w:t>
       </w:r>
     </w:p>
     <w:p>
@@ -9527,45 +11931,23 @@
       <w:r>
         <w:rPr>
           <w:rFonts w:ascii="Times New Roman" w:hAnsi="Times New Roman"/>
-          <w:b/>
-          <w:sz w:val="20"/>
-        </w:rPr>
-        <w:t>Preliminary numbers.</w:t>
-      </w:r>
-      <w:r>
-        <w:rPr>
-          <w:rFonts w:ascii="Times New Roman" w:hAnsi="Times New Roman"/>
-          <w:sz w:val="20"/>
-        </w:rPr>
-        <w:t xml:space="preserve"> Every retrieval figure in this paper is measured on synthetic probes rather than on the verified gold set, and is marked </w:t>
-      </w:r>
-      <w:r>
-        <w:rPr>
-          <w:rFonts w:ascii="Consolas" w:hAnsi="Consolas"/>
-          <w:sz w:val="17"/>
-        </w:rPr>
-        <w:t>[PROBE]</w:t>
-      </w:r>
-      <w:r>
-        <w:rPr>
-          <w:rFonts w:ascii="Times New Roman" w:hAnsi="Times New Roman"/>
-          <w:sz w:val="20"/>
-        </w:rPr>
-        <w:t xml:space="preserve"> throughout. The probes are constructed from real passages and real article titles, and the mechanism they expose is structural rather than statistical, so we do not expect the direction of the fusion result to change. The magnitudes may. Any figure still marked </w:t>
-      </w:r>
-      <w:r>
-        <w:rPr>
-          <w:rFonts w:ascii="Consolas" w:hAnsi="Consolas"/>
-          <w:sz w:val="17"/>
-        </w:rPr>
-        <w:t>[PROBE]</w:t>
-      </w:r>
-      <w:r>
-        <w:rPr>
-          <w:rFonts w:ascii="Times New Roman" w:hAnsi="Times New Roman"/>
-          <w:sz w:val="20"/>
-        </w:rPr>
-        <w:t xml:space="preserve"> at submission is labelled as such in the text, and no such figure is reported as a gold-set result.</w:t>
+          <w:sz w:val="20"/>
+        </w:rPr>
+        <w:t>That ratio is a property of this configuration, not a general law. A 3B model at 4-bit quantization is a deliberately small generator, chosen so every number here is reproducible on commodity hardware, and a larger one would move the 0.597 without touching the 0.193. The point is that the two error sources have to be measured separately before either is optimised, which is precisely what the oracle arm is for and why the brief asks for it.</w:t>
+      </w:r>
+    </w:p>
+    <w:p>
+      <w:pPr>
+        <w:spacing w:before="200" w:after="80"/>
+        <w:jc w:val="left"/>
+      </w:pPr>
+      <w:r>
+        <w:rPr>
+          <w:rFonts w:ascii="Times New Roman" w:hAnsi="Times New Roman"/>
+          <w:i/>
+          <w:sz w:val="20"/>
+        </w:rPr>
+        <w:t>E. Where this generalises</w:t>
       </w:r>
     </w:p>
     <w:p>
@@ -9577,17 +11959,24 @@
       <w:r>
         <w:rPr>
           <w:rFonts w:ascii="Times New Roman" w:hAnsi="Times New Roman"/>
-          <w:b/>
-          <w:sz w:val="20"/>
-        </w:rPr>
-        <w:t>A small quantized generator on CPU.</w:t>
-      </w:r>
-      <w:r>
-        <w:rPr>
-          <w:rFonts w:ascii="Times New Roman" w:hAnsi="Times New Roman"/>
-          <w:sz w:val="20"/>
-        </w:rPr>
-        <w:t xml:space="preserve"> Generation uses Qwen2.5-3B-Instruct at 4-bit quantization on a four-core CPU. This is a deliberate constraint — the system is intended to be reproducible on commodity hardware, and every figure we report is one a reader can regenerate without a GPU — but it bounds what the question-answering results say. A larger or unquantized model would plausibly change the absolute answer quality figures. It would not change the retrieval results, which are model-independent, and the retrieval results are where our contribution lies.</w:t>
+          <w:sz w:val="20"/>
+        </w:rPr>
+        <w:t xml:space="preserve">The mechanism is not about Hindi, and it is not about script. It appears wherever rank fusion is applied over retrievers with </w:t>
+      </w:r>
+      <w:r>
+        <w:rPr>
+          <w:rFonts w:ascii="Times New Roman" w:hAnsi="Times New Roman"/>
+          <w:i/>
+          <w:sz w:val="20"/>
+        </w:rPr>
+        <w:t>asymmetric coverage</w:t>
+      </w:r>
+      <w:r>
+        <w:rPr>
+          <w:rFonts w:ascii="Times New Roman" w:hAnsi="Times New Roman"/>
+          <w:sz w:val="20"/>
+        </w:rPr>
+        <w:t xml:space="preserve"> of the collection — where at least one retriever cannot, in principle, return part of what is being searched. Cross-script and cross-language pairs are the case studied here. The same structure arises when fusing a text retriever with one operating over images or tables, where each is blind to the other's modality; when fusing over access-controlled shards, where one retriever is permitted a subset of documents; and when fusing a domain-specialised index with a general one over a collection only partly covered by the specialist.</w:t>
       </w:r>
     </w:p>
     <w:p>
@@ -9599,17 +11988,38 @@
       <w:r>
         <w:rPr>
           <w:rFonts w:ascii="Times New Roman" w:hAnsi="Times New Roman"/>
-          <w:b/>
-          <w:sz w:val="20"/>
-        </w:rPr>
-        <w:t>The fusion correction is demonstrated over one encoder pair.</w:t>
-      </w:r>
-      <w:r>
-        <w:rPr>
-          <w:rFonts w:ascii="Times New Roman" w:hAnsi="Times New Roman"/>
-          <w:sz w:val="20"/>
-        </w:rPr>
-        <w:t xml:space="preserve"> Script-aware fusion is evaluated over BM25 and multilingual-e5-base. As §VI-F reports, LaBSE used alone outperforms that fused system on the code-mixed slice by a wide margin (0.332 against 0.173), which means that on code-mixed queries a better encoder choice beats correcting the fusion over a weaker one. The correction is orthogonal to encoder choice and could be applied over LaBSE; we have not tested that combination, and until we do, our results establish that script-aware fusion repairs a specific defect in rank fusion, not that the resulting system is the strongest available configuration.</w:t>
+          <w:sz w:val="20"/>
+        </w:rPr>
+        <w:t xml:space="preserve">The practical guidance is correspondingly simple, and is the form in which we would want this result used: before fusing retrievers, check their </w:t>
+      </w:r>
+      <w:r>
+        <w:rPr>
+          <w:rFonts w:ascii="Times New Roman" w:hAnsi="Times New Roman"/>
+          <w:i/>
+          <w:sz w:val="20"/>
+        </w:rPr>
+        <w:t>coverage</w:t>
+      </w:r>
+      <w:r>
+        <w:rPr>
+          <w:rFonts w:ascii="Times New Roman" w:hAnsi="Times New Roman"/>
+          <w:sz w:val="20"/>
+        </w:rPr>
+        <w:t>, not only their quality. Two retrievers of equal measured accuracy can combine well or destructively depending on whether each could have retrieved what the other did. Where coverage is asymmetric, fusion should be taken over the retrievers eligible for a candidate rather than those that returned it.</w:t>
+      </w:r>
+    </w:p>
+    <w:p>
+      <w:pPr>
+        <w:spacing w:before="200" w:after="80"/>
+        <w:jc w:val="center"/>
+      </w:pPr>
+      <w:r>
+        <w:rPr>
+          <w:rFonts w:ascii="Times New Roman" w:hAnsi="Times New Roman"/>
+          <w:smallCaps/>
+          <w:sz w:val="20"/>
+        </w:rPr>
+        <w:t>IX. Limitations</w:t>
       </w:r>
     </w:p>
     <w:p>
@@ -9621,17 +12031,9 @@
       <w:r>
         <w:rPr>
           <w:rFonts w:ascii="Times New Roman" w:hAnsi="Times New Roman"/>
-          <w:b/>
-          <w:sz w:val="20"/>
-        </w:rPr>
-        <w:t>No component is fine-tuned.</w:t>
-      </w:r>
-      <w:r>
-        <w:rPr>
-          <w:rFonts w:ascii="Times New Roman" w:hAnsi="Times New Roman"/>
-          <w:sz w:val="20"/>
-        </w:rPr>
-        <w:t xml:space="preserve"> All encoders and the generator are used off-the-shelf. Fine-tuning any of them on in-domain data would likely improve absolute numbers, and would confound the comparison we are making, which is between fusion methods holding the retrievers fixed.</w:t>
+          <w:sz w:val="20"/>
+        </w:rPr>
+        <w:t>We state these at length, because the value of a result of this kind depends on knowing precisely how far it reaches.</w:t>
       </w:r>
     </w:p>
     <w:p>
@@ -9646,43 +12048,14 @@
           <w:b/>
           <w:sz w:val="20"/>
         </w:rPr>
-        <w:t>The answerability threshold is a retrieval-side signal, and our negative result about it is bounded by our own taxonomy.</w:t>
-      </w:r>
-      <w:r>
-        <w:rPr>
-          <w:rFonts w:ascii="Times New Roman" w:hAnsi="Times New Roman"/>
-          <w:sz w:val="20"/>
-        </w:rPr>
-        <w:t xml:space="preserve"> We show it carries no information here, but the reason is that 55 of our 80 unanswerable items are written about schemes present in the corpus. A benchmark whose unanswerable questions were predominantly out-of-scope would find the same threshold useful, and the 0.688 recall we measure on that one class shows why. The claim is therefore conditional: retrieval-score thresholds fail on unanswerable questions about </w:t>
-      </w:r>
-      <w:r>
-        <w:rPr>
-          <w:rFonts w:ascii="Times New Roman" w:hAnsi="Times New Roman"/>
-          <w:i/>
-          <w:sz w:val="20"/>
-        </w:rPr>
-        <w:t>present</w:t>
-      </w:r>
-      <w:r>
-        <w:rPr>
-          <w:rFonts w:ascii="Times New Roman" w:hAnsi="Times New Roman"/>
-          <w:sz w:val="20"/>
-        </w:rPr>
-        <w:t xml:space="preserve"> topics, which we argue is the deployment-relevant case for a system fielding questions about schemes it documents, but we have not shown they fail in general. We evaluate a natural-language-inference signal alongside, which addresses exactly the classes the threshold cannot see.</w:t>
-      </w:r>
-    </w:p>
-    <w:p>
-      <w:pPr>
-        <w:spacing w:before="200" w:after="80"/>
-        <w:jc w:val="center"/>
-      </w:pPr>
-      <w:r>
-        <w:rPr>
-          <w:rFonts w:ascii="Times New Roman" w:hAnsi="Times New Roman"/>
-          <w:smallCaps/>
-          <w:sz w:val="20"/>
-        </w:rPr>
-        <w:t>X. Conclusion</w:t>
+        <w:t>The corpus is encyclopedic, not regulatory.</w:t>
+      </w:r>
+      <w:r>
+        <w:rPr>
+          <w:rFonts w:ascii="Times New Roman" w:hAnsi="Times New Roman"/>
+          <w:sz w:val="20"/>
+        </w:rPr>
+        <w:t xml:space="preserve"> Our documents describe Indian government schemes; they are not the scheme guidelines themselves. Sustained attempts to build the corpus from official portals failed on soft 404s and image-only scans — one eighteen-page document yielded seventeen characters of extractable text — and the deviation is documented in the product requirements rather than quietly absorbed. Consequently we make no claim about retrieval over statutory or regulatory Hindi, which differs from encyclopedic Hindi in register, sentence length and terminology. The cross-script retrieval mechanism we identify is a property of the retrievers and the writing systems rather than of the genre, so we expect it to transfer; we have not shown that it does.</w:t>
       </w:r>
     </w:p>
     <w:p>
@@ -9694,9 +12067,17 @@
       <w:r>
         <w:rPr>
           <w:rFonts w:ascii="Times New Roman" w:hAnsi="Times New Roman"/>
-          <w:sz w:val="20"/>
-        </w:rPr>
-        <w:t>We have presented IndicRAG-QA, an evidence-grounded question answering system for Hindi, English and Hindi–English code-mixed queries over a parallel corpus of Indian government welfare schemes, together with a 400-item evaluation set annotated across six query-language-by-passage-language cells and a taxonomy of four unanswerable question types.</w:t>
+          <w:b/>
+          <w:sz w:val="20"/>
+        </w:rPr>
+        <w:t>One Indic language.</w:t>
+      </w:r>
+      <w:r>
+        <w:rPr>
+          <w:rFonts w:ascii="Times New Roman" w:hAnsi="Times New Roman"/>
+          <w:sz w:val="20"/>
+        </w:rPr>
+        <w:t xml:space="preserve"> We evaluate Hindi and Hindi–English code-mixing. India has twenty-two scheduled languages, and several of the most widely spoken use scripts other than Devanagari. Script-aware fusion is formulated over an eligibility relation between queries and passages and is not specific to Devanagari, but a two-script corpus cannot distinguish a method that handles script asymmetry in general from one that happens to handle this pair. Behaviour with three or more scripts, and with partially overlapping scripts such as those sharing a Perso-Arabic base, is untested.</w:t>
       </w:r>
     </w:p>
     <w:p>
@@ -9708,24 +12089,17 @@
       <w:r>
         <w:rPr>
           <w:rFonts w:ascii="Times New Roman" w:hAnsi="Times New Roman"/>
-          <w:sz w:val="20"/>
-        </w:rPr>
-        <w:t xml:space="preserve">The central finding is about rank fusion rather than about any individual retriever. Reciprocal Rank Fusion, applied unmodified to a lexical and a dense retriever over a bilingual collection, penalises cross-script passages for the lexical retriever's structural inability to return them, and in doing so discards the only informative evidence available in exactly the cross-lingual and code-mixed cases such a system exists to serve. Scoring each candidate over the retrievers </w:t>
-      </w:r>
-      <w:r>
-        <w:rPr>
-          <w:rFonts w:ascii="Times New Roman" w:hAnsi="Times New Roman"/>
-          <w:i/>
-          <w:sz w:val="20"/>
-        </w:rPr>
-        <w:t>eligible</w:t>
-      </w:r>
-      <w:r>
-        <w:rPr>
-          <w:rFonts w:ascii="Times New Roman" w:hAnsi="Times New Roman"/>
-          <w:sz w:val="20"/>
-        </w:rPr>
-        <w:t xml:space="preserve"> to return it, rather than those that did, is sufficient to correct this: cross-lingual Recall@5 improves roughly sevenfold and code-mixed roughly sixfold on our probe set, at a measured cost of 0.044 monolingual Recall@5, with no training and one additional lookup per candidate.</w:t>
+          <w:b/>
+          <w:sz w:val="20"/>
+        </w:rPr>
+        <w:t>Scale, and a single primary annotator.</w:t>
+      </w:r>
+      <w:r>
+        <w:rPr>
+          <w:rFonts w:ascii="Times New Roman" w:hAnsi="Times New Roman"/>
+          <w:sz w:val="20"/>
+        </w:rPr>
+        <w:t xml:space="preserve"> The evaluation set is 400 items, of which 320 are answerable, spread over six query-language-by-passage-language cells. Cells therefore hold 45 to 70 items each, and per-cell differences of a few points are not resolvable. All items are authored by a single primary annotator working from model-generated candidates; a stratified 15% second pass re-labels the answerability decision blind, and Cohen's κ is reported, with κ ≥ 0.70 treated as a gate on reporting any answerability result. Inter-annotator agreement on a 15% sample is a weaker control than independent double annotation throughout, which was not feasible here.</w:t>
       </w:r>
     </w:p>
     <w:p>
@@ -9737,9 +12111,233 @@
       <w:r>
         <w:rPr>
           <w:rFonts w:ascii="Times New Roman" w:hAnsi="Times New Roman"/>
+          <w:b/>
+          <w:sz w:val="20"/>
+        </w:rPr>
+        <w:t>Preliminary numbers.</w:t>
+      </w:r>
+      <w:r>
+        <w:rPr>
+          <w:rFonts w:ascii="Times New Roman" w:hAnsi="Times New Roman"/>
+          <w:sz w:val="20"/>
+        </w:rPr>
+        <w:t xml:space="preserve"> Every retrieval figure in this paper is measured on synthetic probes rather than on the verified gold set, and is marked </w:t>
+      </w:r>
+      <w:r>
+        <w:rPr>
+          <w:rFonts w:ascii="Consolas" w:hAnsi="Consolas"/>
+          <w:sz w:val="17"/>
+        </w:rPr>
+        <w:t>[PROBE]</w:t>
+      </w:r>
+      <w:r>
+        <w:rPr>
+          <w:rFonts w:ascii="Times New Roman" w:hAnsi="Times New Roman"/>
+          <w:sz w:val="20"/>
+        </w:rPr>
+        <w:t xml:space="preserve"> throughout. The probes are constructed from real passages and real article titles, and the mechanism they expose is structural rather than statistical, so we do not expect the direction of the fusion result to change. The magnitudes may. Any figure still marked </w:t>
+      </w:r>
+      <w:r>
+        <w:rPr>
+          <w:rFonts w:ascii="Consolas" w:hAnsi="Consolas"/>
+          <w:sz w:val="17"/>
+        </w:rPr>
+        <w:t>[PROBE]</w:t>
+      </w:r>
+      <w:r>
+        <w:rPr>
+          <w:rFonts w:ascii="Times New Roman" w:hAnsi="Times New Roman"/>
+          <w:sz w:val="20"/>
+        </w:rPr>
+        <w:t xml:space="preserve"> at submission is labelled as such in the text, and no such figure is reported as a gold-set result.</w:t>
+      </w:r>
+    </w:p>
+    <w:p>
+      <w:pPr>
+        <w:spacing w:after="0"/>
+        <w:ind w:firstLine="288"/>
+        <w:jc w:val="both"/>
+      </w:pPr>
+      <w:r>
+        <w:rPr>
+          <w:rFonts w:ascii="Times New Roman" w:hAnsi="Times New Roman"/>
+          <w:b/>
+          <w:sz w:val="20"/>
+        </w:rPr>
+        <w:t>A small quantized generator on CPU.</w:t>
+      </w:r>
+      <w:r>
+        <w:rPr>
+          <w:rFonts w:ascii="Times New Roman" w:hAnsi="Times New Roman"/>
+          <w:sz w:val="20"/>
+        </w:rPr>
+        <w:t xml:space="preserve"> Generation uses Qwen2.5-3B-Instruct at 4-bit quantization on a four-core CPU. This is a deliberate constraint — the system is intended to be reproducible on commodity hardware, and every figure we report is one a reader can regenerate without a GPU — but it bounds what the question-answering results say. A larger or unquantized model would plausibly change the absolute answer quality figures. It would not change the retrieval results, which are model-independent, and the retrieval results are where our contribution lies.</w:t>
+      </w:r>
+    </w:p>
+    <w:p>
+      <w:pPr>
+        <w:spacing w:after="0"/>
+        <w:ind w:firstLine="288"/>
+        <w:jc w:val="both"/>
+      </w:pPr>
+      <w:r>
+        <w:rPr>
+          <w:rFonts w:ascii="Times New Roman" w:hAnsi="Times New Roman"/>
+          <w:b/>
+          <w:sz w:val="20"/>
+        </w:rPr>
+        <w:t>The fusion correction is demonstrated over one encoder pair.</w:t>
+      </w:r>
+      <w:r>
+        <w:rPr>
+          <w:rFonts w:ascii="Times New Roman" w:hAnsi="Times New Roman"/>
+          <w:sz w:val="20"/>
+        </w:rPr>
+        <w:t xml:space="preserve"> Script-aware fusion is evaluated over BM25 and multilingual-e5-base. As §VI-F reports, LaBSE used alone outperforms that fused system on the code-mixed slice by a wide margin (0.332 against 0.173), which means that on code-mixed queries a better encoder choice beats correcting the fusion over a weaker one. The correction is orthogonal to encoder choice and could be applied over LaBSE; we have not tested that combination, and until we do, our results establish that script-aware fusion repairs a specific defect in rank fusion, not that the resulting system is the strongest available configuration.</w:t>
+      </w:r>
+    </w:p>
+    <w:p>
+      <w:pPr>
+        <w:spacing w:after="0"/>
+        <w:ind w:firstLine="288"/>
+        <w:jc w:val="both"/>
+      </w:pPr>
+      <w:r>
+        <w:rPr>
+          <w:rFonts w:ascii="Times New Roman" w:hAnsi="Times New Roman"/>
+          <w:b/>
+          <w:sz w:val="20"/>
+        </w:rPr>
+        <w:t>No component is fine-tuned.</w:t>
+      </w:r>
+      <w:r>
+        <w:rPr>
+          <w:rFonts w:ascii="Times New Roman" w:hAnsi="Times New Roman"/>
+          <w:sz w:val="20"/>
+        </w:rPr>
+        <w:t xml:space="preserve"> All encoders and the generator are used off-the-shelf. Fine-tuning any of them on in-domain data would likely improve absolute numbers, and would confound the comparison we are making, which is between fusion methods holding the retrievers fixed.</w:t>
+      </w:r>
+    </w:p>
+    <w:p>
+      <w:pPr>
+        <w:spacing w:after="0"/>
+        <w:ind w:firstLine="288"/>
+        <w:jc w:val="both"/>
+      </w:pPr>
+      <w:r>
+        <w:rPr>
+          <w:rFonts w:ascii="Times New Roman" w:hAnsi="Times New Roman"/>
+          <w:b/>
+          <w:sz w:val="20"/>
+        </w:rPr>
+        <w:t>The answerability threshold is a retrieval-side signal, and our negative result about it is bounded by our own taxonomy.</w:t>
+      </w:r>
+      <w:r>
+        <w:rPr>
+          <w:rFonts w:ascii="Times New Roman" w:hAnsi="Times New Roman"/>
+          <w:sz w:val="20"/>
+        </w:rPr>
+        <w:t xml:space="preserve"> We show it carries no information here, but the reason is that 55 of our 80 unanswerable items are written about schemes present in the corpus. A benchmark whose unanswerable questions were predominantly out-of-scope would find the same threshold useful, and the 0.688 recall we measure on that one class shows why. The claim is therefore conditional: retrieval-score thresholds fail on unanswerable questions about </w:t>
+      </w:r>
+      <w:r>
+        <w:rPr>
+          <w:rFonts w:ascii="Times New Roman" w:hAnsi="Times New Roman"/>
+          <w:i/>
+          <w:sz w:val="20"/>
+        </w:rPr>
+        <w:t>present</w:t>
+      </w:r>
+      <w:r>
+        <w:rPr>
+          <w:rFonts w:ascii="Times New Roman" w:hAnsi="Times New Roman"/>
+          <w:sz w:val="20"/>
+        </w:rPr>
+        <w:t xml:space="preserve"> topics, which we argue is the deployment-relevant case for a system fielding questions about schemes it documents, but we have not shown they fail in general. We evaluate a natural-language-inference signal alongside, which addresses exactly the classes the threshold cannot see.</w:t>
+      </w:r>
+    </w:p>
+    <w:p>
+      <w:pPr>
+        <w:spacing w:before="200" w:after="80"/>
+        <w:jc w:val="center"/>
+      </w:pPr>
+      <w:r>
+        <w:rPr>
+          <w:rFonts w:ascii="Times New Roman" w:hAnsi="Times New Roman"/>
+          <w:smallCaps/>
+          <w:sz w:val="20"/>
+        </w:rPr>
+        <w:t>X. Conclusion</w:t>
+      </w:r>
+    </w:p>
+    <w:p>
+      <w:pPr>
+        <w:spacing w:after="0"/>
+        <w:ind w:firstLine="288"/>
+        <w:jc w:val="both"/>
+      </w:pPr>
+      <w:r>
+        <w:rPr>
+          <w:rFonts w:ascii="Times New Roman" w:hAnsi="Times New Roman"/>
+          <w:sz w:val="20"/>
+        </w:rPr>
+        <w:t>We have presented IndicRAG-QA, an evidence-grounded question answering system for Hindi, English and Hindi–English code-mixed queries over a parallel corpus of Indian government welfare schemes, together with a 400-item evaluation set annotated across six query-language-by-passage-language cells and a taxonomy of four unanswerable question types.</w:t>
+      </w:r>
+    </w:p>
+    <w:p>
+      <w:pPr>
+        <w:spacing w:after="0"/>
+        <w:ind w:firstLine="288"/>
+        <w:jc w:val="both"/>
+      </w:pPr>
+      <w:r>
+        <w:rPr>
+          <w:rFonts w:ascii="Times New Roman" w:hAnsi="Times New Roman"/>
+          <w:sz w:val="20"/>
+        </w:rPr>
+        <w:t xml:space="preserve">The central finding is about rank fusion rather than about any individual retriever. Reciprocal Rank Fusion, applied unmodified to a lexical and a dense retriever over a bilingual collection, penalises cross-script passages for the lexical retriever's structural inability to return them, and in doing so discards the only informative evidence available in exactly the cross-lingual and code-mixed cases such a system exists to serve. Scoring each candidate over the retrievers </w:t>
+      </w:r>
+      <w:r>
+        <w:rPr>
+          <w:rFonts w:ascii="Times New Roman" w:hAnsi="Times New Roman"/>
+          <w:i/>
+          <w:sz w:val="20"/>
+        </w:rPr>
+        <w:t>eligible</w:t>
+      </w:r>
+      <w:r>
+        <w:rPr>
+          <w:rFonts w:ascii="Times New Roman" w:hAnsi="Times New Roman"/>
+          <w:sz w:val="20"/>
+        </w:rPr>
+        <w:t xml:space="preserve"> to return it, rather than those that did, is sufficient to correct this: cross-lingual Recall@5 improves roughly sevenfold and code-mixed roughly sixfold on our probe set, at a measured cost of 0.044 monolingual Recall@5, with no training and one additional lookup per candidate.</w:t>
+      </w:r>
+    </w:p>
+    <w:p>
+      <w:pPr>
+        <w:spacing w:after="0"/>
+        <w:ind w:firstLine="288"/>
+        <w:jc w:val="both"/>
+      </w:pPr>
+      <w:r>
+        <w:rPr>
+          <w:rFonts w:ascii="Times New Roman" w:hAnsi="Times New Roman"/>
           <w:sz w:val="20"/>
         </w:rPr>
         <w:t>Two things about how the result was obtained seem worth carrying forward. The first is that it was invisible in the aggregate metrics, which showed only that hybrid retrieval underperformed, and was recovered from a structured reading of twenty failure cases; the α sweep that preceded it produced a clean negative result about the wrong question. The second is that the correction is a change of arithmetic rather than of model — it required no additional parameters, no training data, and no additional compute at query time — which suggests that the gap between the cross-lingual and monolingual performance of hybrid retrieval systems may be, in part, an artefact of how their components are combined rather than a limitation of the components themselves.</w:t>
+      </w:r>
+    </w:p>
+    <w:p>
+      <w:pPr>
+        <w:spacing w:after="0"/>
+        <w:ind w:firstLine="288"/>
+        <w:jc w:val="both"/>
+      </w:pPr>
+      <w:r>
+        <w:rPr>
+          <w:rFonts w:ascii="Times New Roman" w:hAnsi="Times New Roman"/>
+          <w:sz w:val="20"/>
+        </w:rPr>
+        <w:t>One measurement bounds all of this and belongs in the summary rather than only in the results. The oracle arm shows generation error of 0.597 against retrieval error of 0.193 on our configuration: correcting retrieval entirely would buy less than a third of what the generator is currently losing. The fusion result is a claim about retrieval, and it is not a claim that retrieval is what most limits answer quality on a corpus like this one. Separating the two is what the oracle arm exists to do, and doing it changed what we would advise a practitioner to fix first.</w:t>
       </w:r>
     </w:p>
     <w:p>

--- a/paper/IndicRAG-QA.docx
+++ b/paper/IndicRAG-QA.docx
@@ -91,7 +91,7 @@
           <w:i/>
           <w:sz w:val="20"/>
         </w:rPr>
-        <w:t>(178 words. Figures marked `[PROBE]`; to be re-measured on the gold set.)</w:t>
+        <w:t>(~210 words. Figures marked `[PROBE]`; to be re-measured on the gold set.)</w:t>
       </w:r>
     </w:p>
     <w:p>
@@ -150,7 +150,7 @@
           <w:rFonts w:ascii="Times New Roman" w:hAnsi="Times New Roman"/>
           <w:sz w:val="20"/>
         </w:rPr>
-        <w:t xml:space="preserve"> to return it, recovering 0.153 cross-lingual and 0.173 code-mixed Recall@5 (p = 0.0001, p = 0.0002) at a cost of 0.044 monolingual Recall@5. We release a 400-item bilingual QA set with an explicit query-language × evidence-language matrix and a four-class unanswerable taxonomy.</w:t>
+        <w:t xml:space="preserve"> to return it, recovering 0.153 cross-lingual and 0.173 code-mixed Recall@5 (p = 0.0001, p = 0.0002) at a cost of 0.044 monolingual Recall@5. An oracle arm bounds what this buys end to end: generation error is 0.597 against retrieval error of 0.193, and the fusion gain is not separable from dense retrieval alone in downstream answer quality at our sample size. We release a 400-item bilingual QA set with an explicit query-language × evidence-language matrix and a four-class unanswerable taxonomy.</w:t>
       </w:r>
     </w:p>
     <w:p>
@@ -6673,7 +6673,7 @@
           <w:rFonts w:ascii="Times New Roman" w:hAnsi="Times New Roman"/>
           <w:sz w:val="20"/>
         </w:rPr>
-        <w:t>Lexical retrieval does not cross the language boundary at all. BM25 scores 0.740 monolingual and 0.006 cross-lingual — a factor of more than a hundred. This is not a weakness to be tuned away but the expected consequence of matching surface tokens between a Devanagari query and a Latin-script passage that share essentially none. It is the empirical form of the structural claim in §VIII, and it is what makes the fusion behaviour in §VI-E a predictable consequence rather than a surprise.</w:t>
+        <w:t>Figure 2 plots the same numbers. Lexical retrieval does not cross the language boundary at all: BM25 scores 0.740 monolingual and 0.006 cross-lingual — a factor of more than a hundred. This is not a weakness to be tuned away but the expected consequence of matching surface tokens between a Devanagari query and a Latin-script passage that share essentially none. It is the empirical form of the structural claim in §VIII, and it is what makes the fusion behaviour in §VI-E a predictable consequence rather than a surprise.</w:t>
       </w:r>
     </w:p>
     <w:p>
@@ -7412,7 +7412,7 @@
           <w:rFonts w:ascii="Times New Roman" w:hAnsi="Times New Roman"/>
           <w:sz w:val="20"/>
         </w:rPr>
-        <w:t>Against dense alone — the comparison that decides whether hybrid retrieval earns its place at all — script-aware fusion gains +0.028 cross-lingual (p = 0.037), +0.041 code-mixed (p = 0.074) and +0.050 overall (p = 0.0086).</w:t>
+        <w:t>Figure 3 plots the table, with the monolingual regression on the same axes as the gains rather than in a separate panel. Against dense alone — the comparison that decides whether hybrid retrieval earns its place at all — script-aware fusion gains +0.028 cross-lingual (p = 0.037), +0.041 code-mixed (p = 0.074) and +0.050 overall (p = 0.0086).</w:t>
       </w:r>
     </w:p>
     <w:p>
@@ -7454,7 +7454,7 @@
           <w:rFonts w:ascii="Times New Roman" w:hAnsi="Times New Roman"/>
           <w:sz w:val="20"/>
         </w:rPr>
-        <w:t>This also revises the negative result of the α sweep, which found no interior weighting beating both endpoints by more than 0.001 and recorded the hybrid hypothesis as unsupported. That verdict was correct about weighted fusion and wrong about the hypothesis: hybrid retrieval does beat its components here, once fusion stops penalising passages for their script.</w:t>
+        <w:t>This also revises the negative result of the α sweep, plotted as Figure 4, which found no interior weighting beating both endpoints by more than 0.001 and recorded the hybrid hypothesis as unsupported. That verdict was correct about weighted fusion and wrong about the hypothesis: hybrid retrieval does beat its components here, once fusion stops penalising passages for their script.</w:t>
       </w:r>
     </w:p>
     <w:p>
@@ -9984,7 +9984,7 @@
           <w:rFonts w:ascii="Times New Roman" w:hAnsi="Times New Roman"/>
           <w:sz w:val="20"/>
         </w:rPr>
-        <w:t xml:space="preserve"> questions score marginally higher — the opposite of the direction a threshold assumes. Across the full sweep of τ, precision never leaves the neighbourhood of 0.21–0.24 against an unanswerable base rate of 0.20, which is the signature of a signal carrying no information: abstaining at random achieves precision equal to the prevalence.</w:t>
+        <w:t xml:space="preserve"> questions score marginally higher — the opposite of the direction a threshold assumes. Across the full sweep of τ, plotted as Figure 5, precision never leaves the neighbourhood of 0.21–0.24 against an unanswerable base rate of 0.20, which is the signature of a signal carrying no information: abstaining at random achieves precision equal to the prevalence.</w:t>
       </w:r>
     </w:p>
     <w:p>

--- a/paper/IndicRAG-QA.docx
+++ b/paper/IndicRAG-QA.docx
@@ -501,14 +501,14 @@
           <w:b/>
           <w:sz w:val="20"/>
         </w:rPr>
-        <w:t>A negative result on retrieval-score answerability thresholds.</w:t>
-      </w:r>
-      <w:r>
-        <w:rPr>
-          <w:rFonts w:ascii="Times New Roman" w:hAnsi="Times New Roman"/>
-          <w:sz w:val="20"/>
-        </w:rPr>
-        <w:t xml:space="preserve"> We show that the standard abstention signal carries no information on a corpus whose unanswerable questions concern present topics: answerable and unanswerable questions have indistinguishable top retrieval scores — 13.55 against 13.82 for BM25, with the </w:t>
+        <w:t>A four-signal comparison of answerability, and a negative result on the standard one.</w:t>
+      </w:r>
+      <w:r>
+        <w:rPr>
+          <w:rFonts w:ascii="Times New Roman" w:hAnsi="Times New Roman"/>
+          <w:sz w:val="20"/>
+        </w:rPr>
+        <w:t xml:space="preserve"> Retrieval-score thresholds carry no information on a corpus whose unanswerable questions concern present topics: answerable and unanswerable questions have indistinguishable top scores — 13.55 against 13.82 for BM25, with the </w:t>
       </w:r>
       <w:r>
         <w:rPr>
@@ -523,7 +523,7 @@
           <w:rFonts w:ascii="Times New Roman" w:hAnsi="Times New Roman"/>
           <w:sz w:val="20"/>
         </w:rPr>
-        <w:t xml:space="preserve"> marginally higher — and precision across the full threshold sweep stays at the 0.20 base rate. The mechanism is that a retrieval threshold is a corpus-absence detector, and answerability is not corpus absence.</w:t>
+        <w:t xml:space="preserve"> marginally higher — and precision across the full sweep stays at the base rate. A retrieval threshold is a corpus-absence detector and answerability is not corpus absence. Both retrieval-side signals degenerate to near-total abstention, the calibrated combination literally refusing every question in the reported set; the generator's own abstention is the only signal producing a usable system, and an entailment check on top of it adds nothing because the generator has already declined nearly everything it should.</w:t>
       </w:r>
     </w:p>
     <w:p>
@@ -816,7 +816,7 @@
           <w:rFonts w:ascii="Times New Roman" w:hAnsi="Times New Roman"/>
           <w:sz w:val="20"/>
         </w:rPr>
-        <w:t xml:space="preserve"> — a condition that holds on the monolingual collections where fusion was developed and validated. Our §VI-C result concerns what happens when it does not.</w:t>
+        <w:t xml:space="preserve"> — a condition that holds on the monolingual collections where fusion was developed and validated. Our §VI-E result concerns what happens when it does not.</w:t>
       </w:r>
     </w:p>
     <w:p>
@@ -1560,7 +1560,23 @@
           <w:i/>
           <w:sz w:val="20"/>
         </w:rPr>
-        <w:t>(Construction complete; verification in progress. Final counts and κ pending.)</w:t>
+        <w:t xml:space="preserve">(Construction complete. </w:t>
+      </w:r>
+      <w:r>
+        <w:rPr>
+          <w:rFonts w:ascii="Times New Roman" w:hAnsi="Times New Roman"/>
+          <w:i/>
+          <w:sz w:val="20"/>
+        </w:rPr>
+        <w:t>Human verification has not begun: 0 of 400 items are verified</w:t>
+      </w:r>
+      <w:r>
+        <w:rPr>
+          <w:rFonts w:ascii="Times New Roman" w:hAnsi="Times New Roman"/>
+          <w:i/>
+          <w:sz w:val="20"/>
+        </w:rPr>
+        <w:t>, so every figure drawn from this set is preliminary and κ is not yet measurable.)</w:t>
       </w:r>
     </w:p>
     <w:p>
@@ -3762,7 +3778,7 @@
           <w:rFonts w:ascii="Times New Roman" w:hAnsi="Times New Roman"/>
           <w:sz w:val="20"/>
         </w:rPr>
-        <w:t xml:space="preserve">, which is the subject of §VI-C and is described there in full. In brief: a passage is scored over the retrievers </w:t>
+        <w:t xml:space="preserve">, which is the subject of §VI-E and is described there in full. In brief: a passage is scored over the retrievers </w:t>
       </w:r>
       <w:r>
         <w:rPr>
@@ -3805,7 +3821,7 @@
           <w:rFonts w:ascii="Times New Roman" w:hAnsi="Times New Roman"/>
           <w:sz w:val="20"/>
         </w:rPr>
-        <w:t>Generation is performed by a locally hosted quantized model behind a provider interface, with an extractive provider available as a non-neural baseline and as a model-free fast path for testing. Answerability is decided from retrieval-side features — top score, the top-1-to-top-2 margin, mean top-k similarity, score spread and scheme agreement across the retrieved set — with a threshold fitted on the development split by maximising F1 on the unanswerable class rather than accuracy, since the classes are deliberately imbalanced and accuracy is maximised by never abstaining.</w:t>
+        <w:t>Generation is performed by a locally hosted quantized model behind a provider interface, with an extractive provider available as a non-neural baseline and as a model-free fast path for testing.</w:t>
       </w:r>
     </w:p>
     <w:p>
@@ -3819,7 +3835,79 @@
           <w:rFonts w:ascii="Times New Roman" w:hAnsi="Times New Roman"/>
           <w:sz w:val="20"/>
         </w:rPr>
-        <w:t>The margin feature deserves note. Maximum similarity indicates how good the best passage looks; it does not indicate whether anything else looked equally good. A near-miss unanswerable question characteristically retrieves several passages at similar scores, because it matches a scheme's subject matter without matching any particular statement, whereas an answerable question usually has one clear winner. A high maximum score with a small margin is the signature of the hardest unanswerable class.</w:t>
+        <w:t xml:space="preserve">Answerability is decided by one of four signals, evaluated independently so the paper can say which carries the decision. Two are </w:t>
+      </w:r>
+      <w:r>
+        <w:rPr>
+          <w:rFonts w:ascii="Times New Roman" w:hAnsi="Times New Roman"/>
+          <w:b/>
+          <w:sz w:val="20"/>
+        </w:rPr>
+        <w:t>retrieval-side</w:t>
+      </w:r>
+      <w:r>
+        <w:rPr>
+          <w:rFonts w:ascii="Times New Roman" w:hAnsi="Times New Roman"/>
+          <w:sz w:val="20"/>
+        </w:rPr>
+        <w:t xml:space="preserve">: a threshold on the top score, and a calibrated logistic combination over the top score, the top-1-to-top-2 margin, mean top-k similarity, score spread and scheme agreement. Two read the </w:t>
+      </w:r>
+      <w:r>
+        <w:rPr>
+          <w:rFonts w:ascii="Times New Roman" w:hAnsi="Times New Roman"/>
+          <w:b/>
+          <w:sz w:val="20"/>
+        </w:rPr>
+        <w:t>passage text</w:t>
+      </w:r>
+      <w:r>
+        <w:rPr>
+          <w:rFonts w:ascii="Times New Roman" w:hAnsi="Times New Roman"/>
+          <w:sz w:val="20"/>
+        </w:rPr>
+        <w:t xml:space="preserve">: the generator's own </w:t>
+      </w:r>
+      <w:r>
+        <w:rPr>
+          <w:rFonts w:ascii="Consolas" w:hAnsi="Consolas"/>
+          <w:sz w:val="17"/>
+        </w:rPr>
+        <w:t>answerable</w:t>
+      </w:r>
+      <w:r>
+        <w:rPr>
+          <w:rFonts w:ascii="Times New Roman" w:hAnsi="Times New Roman"/>
+          <w:sz w:val="20"/>
+        </w:rPr>
+        <w:t xml:space="preserve"> report with its confidence, and a natural-language-inference check asking whether the cited passage entails the produced answer. All four are fitted on the development split by maximising F1 on the unanswerable class rather than accuracy, since the classes are deliberately imbalanced and accuracy is maximised by never abstaining.</w:t>
+      </w:r>
+    </w:p>
+    <w:p>
+      <w:pPr>
+        <w:spacing w:after="0"/>
+        <w:ind w:firstLine="288"/>
+        <w:jc w:val="both"/>
+      </w:pPr>
+      <w:r>
+        <w:rPr>
+          <w:rFonts w:ascii="Times New Roman" w:hAnsi="Times New Roman"/>
+          <w:sz w:val="20"/>
+        </w:rPr>
+        <w:t>The margin feature deserves note, because it is the one we expected to carry the retrieval-side signals. Maximum similarity indicates how good the best passage looks; it does not indicate whether anything else looked equally good. A near-miss unanswerable question should retrieve several passages at similar scores, because it matches a scheme's subject matter without matching any particular statement, whereas an answerable question usually has one clear winner — so a high maximum score with a small margin should be the signature of the hardest unanswerable class.</w:t>
+      </w:r>
+    </w:p>
+    <w:p>
+      <w:pPr>
+        <w:spacing w:after="0"/>
+        <w:ind w:firstLine="288"/>
+        <w:jc w:val="both"/>
+      </w:pPr>
+      <w:r>
+        <w:rPr>
+          <w:rFonts w:ascii="Times New Roman" w:hAnsi="Times New Roman"/>
+          <w:sz w:val="20"/>
+        </w:rPr>
+        <w:t>We state that as the design hypothesis it was, rather than as a property of the data. §VI-H measures it: the direction holds, and the magnitude does not. The split between the two kinds of signal is what the results turn on.</w:t>
       </w:r>
     </w:p>
     <w:p>
@@ -4582,6 +4670,57 @@
           <w:sz w:val="20"/>
         </w:rPr>
         <w:t>Every threshold, fusion weight, retrieval depth and prompt is selected on the development split. The test split is scored once. We state this because the alternative is not recoverable after the fact: once a test figure has been seen, it cannot be unseen, and a protocol that permits iteration against it produces numbers that are optimistic by an unmeasurable margin.</w:t>
+      </w:r>
+    </w:p>
+    <w:p>
+      <w:pPr>
+        <w:spacing w:after="0"/>
+        <w:ind w:firstLine="288"/>
+        <w:jc w:val="both"/>
+      </w:pPr>
+      <w:r>
+        <w:rPr>
+          <w:rFonts w:ascii="Times New Roman" w:hAnsi="Times New Roman"/>
+          <w:b/>
+          <w:sz w:val="20"/>
+        </w:rPr>
+        <w:t>That protocol is not yet in force, and no number in this paper was produced under it.</w:t>
+      </w:r>
+      <w:r>
+        <w:rPr>
+          <w:rFonts w:ascii="Times New Roman" w:hAnsi="Times New Roman"/>
+          <w:sz w:val="20"/>
+        </w:rPr>
+        <w:t xml:space="preserve"> The split is drawn over </w:t>
+      </w:r>
+      <w:r>
+        <w:rPr>
+          <w:rFonts w:ascii="Times New Roman" w:hAnsi="Times New Roman"/>
+          <w:i/>
+          <w:sz w:val="20"/>
+        </w:rPr>
+        <w:t>verified</w:t>
+      </w:r>
+      <w:r>
+        <w:rPr>
+          <w:rFonts w:ascii="Times New Roman" w:hAnsi="Times New Roman"/>
+          <w:sz w:val="20"/>
+        </w:rPr>
+        <w:t xml:space="preserve"> items only, and human verification of the 400-item set is not complete, so the tool that seals it refuses to run. The figures reported here therefore come from splits drawn per-experiment: answerability fits on a seeded 30% stratified draw and reports on the remainder, and the retrieval results use synthetic probes with no tuning against them at all. Nothing has been tuned against a held-out set that is later reported, which is the specific hazard the protocol guards, but the guarantee is currently procedural rather than enforced. Every figure is marked </w:t>
+      </w:r>
+      <w:r>
+        <w:rPr>
+          <w:rFonts w:ascii="Consolas" w:hAnsi="Consolas"/>
+          <w:sz w:val="17"/>
+        </w:rPr>
+        <w:t>[PROBE]</w:t>
+      </w:r>
+      <w:r>
+        <w:rPr>
+          <w:rFonts w:ascii="Times New Roman" w:hAnsi="Times New Roman"/>
+          <w:sz w:val="20"/>
+        </w:rPr>
+        <w:t xml:space="preserve"> or as drawn from the unverified set, and they are preliminary in that precise sense.</w:t>
       </w:r>
     </w:p>
     <w:p>
@@ -9700,7 +9839,7 @@
                 <w:rFonts w:ascii="Times New Roman" w:hAnsi="Times New Roman"/>
                 <w:sz w:val="16"/>
               </w:rPr>
-              <w:t>0.372</w:t>
+              <w:t>0.366</w:t>
             </w:r>
           </w:p>
         </w:tc>
@@ -9722,7 +9861,7 @@
                 <w:rFonts w:ascii="Times New Roman" w:hAnsi="Times New Roman"/>
                 <w:sz w:val="16"/>
               </w:rPr>
-              <w:t>0.237</w:t>
+              <w:t>0.235</w:t>
             </w:r>
           </w:p>
         </w:tc>
@@ -9998,7 +10137,7 @@
           <w:rFonts w:ascii="Times New Roman" w:hAnsi="Times New Roman"/>
           <w:sz w:val="20"/>
         </w:rPr>
-        <w:t>The best F1 of 0.372 is reached at 86% abstention. Those two numbers have to be read together. A recall of 0.93 on the unanswerable class, bought by refusing most of the answerable questions as well, is not detection; it is silence.</w:t>
+        <w:t>The best F1 of 0.366 is reached at 86% abstention. Those two numbers have to be read together. A recall of 0.93 on the unanswerable class, bought by refusing most of the answerable questions as well, is not detection; it is silence.</w:t>
       </w:r>
     </w:p>
     <w:p>
@@ -11351,26 +11490,12 @@
           <w:rFonts w:ascii="Times New Roman" w:hAnsi="Times New Roman"/>
           <w:sz w:val="20"/>
         </w:rPr>
-        <w:t xml:space="preserve"> is supported requires reading the passage, which is what natural-language inference does and what a retrieval score cannot. On the false-premise and near-miss items where the threshold is uninformative, NLI entailment identified the unanswerable item in 7 of 7 cases tested. That is a small sample and is reported as such; the full comparison runs with Module 4.</w:t>
+        <w:t xml:space="preserve"> is supported requires reading the passage, which is what the generator and the entailment check do and what a retrieval score cannot.</w:t>
       </w:r>
     </w:p>
     <w:p>
       <w:pPr>
         <w:spacing w:before="200" w:after="80"/>
-        <w:jc w:val="center"/>
-      </w:pPr>
-      <w:r>
-        <w:rPr>
-          <w:rFonts w:ascii="Times New Roman" w:hAnsi="Times New Roman"/>
-          <w:smallCaps/>
-          <w:sz w:val="20"/>
-        </w:rPr>
-        <w:t>VII. Error Analysis (Module 6)</w:t>
-      </w:r>
-    </w:p>
-    <w:p>
-      <w:pPr>
-        <w:spacing w:before="200" w:after="80"/>
         <w:jc w:val="left"/>
       </w:pPr>
       <w:r>
@@ -11379,7 +11504,7 @@
           <w:i/>
           <w:sz w:val="20"/>
         </w:rPr>
-        <w:t>A. Protocol</w:t>
+        <w:t>H.1 All four signals, on the same items</w:t>
       </w:r>
     </w:p>
     <w:p>
@@ -11393,8 +11518,685 @@
           <w:rFonts w:ascii="Times New Roman" w:hAnsi="Times New Roman"/>
           <w:sz w:val="20"/>
         </w:rPr>
-        <w:t>We analyse twenty failures drawn against a fixed taxonomy of ten categories — code-mixing, transliteration variation, named entities, amounts, dates, ambiguity, near-duplicate schemes across schemes, the cross-lingual gap, long-tail schemes, and short queries — with two cases per category.</w:t>
-      </w:r>
+        <w:t>We evaluate all four on a 120-item sample enriched to hold every unanswerable item plus 40 answerable ones, fitting on a seeded 36 and reporting on the remaining 84. Enrichment is what makes the per-class table legible — a proportional sample of affordable size leaves two or three false-premise items in the reported half — and it moves the unanswerable base rate to 0.667, so the precision figures below are not comparable to the 0.20-base-rate runs above.</w:t>
+      </w:r>
+    </w:p>
+    <w:tbl>
+      <w:tblPr>
+        <w:tblStyle w:val="TableGrid"/>
+        <w:tblW w:type="auto" w:w="0"/>
+        <w:tblLayout w:type="autofit"/>
+        <w:tblLook w:firstColumn="1" w:firstRow="1" w:lastColumn="0" w:lastRow="0" w:noHBand="0" w:noVBand="1" w:val="04A0"/>
+      </w:tblPr>
+      <w:tblGrid>
+        <w:gridCol w:w="1740"/>
+        <w:gridCol w:w="1740"/>
+        <w:gridCol w:w="1740"/>
+        <w:gridCol w:w="1740"/>
+        <w:gridCol w:w="1740"/>
+        <w:gridCol w:w="1740"/>
+      </w:tblGrid>
+      <w:tr>
+        <w:tc>
+          <w:tcPr>
+            <w:tcW w:type="dxa" w:w="1740"/>
+          </w:tcPr>
+          <w:p>
+            <w:pPr>
+              <w:spacing w:after="0"/>
+            </w:pPr>
+            <w:r/>
+            <w:r>
+              <w:rPr>
+                <w:rFonts w:ascii="Times New Roman" w:hAnsi="Times New Roman"/>
+                <w:b/>
+                <w:sz w:val="16"/>
+              </w:rPr>
+              <w:t>Signal</w:t>
+            </w:r>
+          </w:p>
+        </w:tc>
+        <w:tc>
+          <w:tcPr>
+            <w:tcW w:type="dxa" w:w="1740"/>
+          </w:tcPr>
+          <w:p>
+            <w:pPr>
+              <w:spacing w:after="0"/>
+            </w:pPr>
+            <w:r/>
+            <w:r>
+              <w:rPr>
+                <w:rFonts w:ascii="Times New Roman" w:hAnsi="Times New Roman"/>
+                <w:b/>
+                <w:sz w:val="16"/>
+              </w:rPr>
+              <w:t>reads</w:t>
+            </w:r>
+          </w:p>
+        </w:tc>
+        <w:tc>
+          <w:tcPr>
+            <w:tcW w:type="dxa" w:w="1740"/>
+          </w:tcPr>
+          <w:p>
+            <w:pPr>
+              <w:spacing w:after="0"/>
+            </w:pPr>
+            <w:r/>
+            <w:r>
+              <w:rPr>
+                <w:rFonts w:ascii="Times New Roman" w:hAnsi="Times New Roman"/>
+                <w:b/>
+                <w:sz w:val="16"/>
+              </w:rPr>
+              <w:t>accuracy</w:t>
+            </w:r>
+          </w:p>
+        </w:tc>
+        <w:tc>
+          <w:tcPr>
+            <w:tcW w:type="dxa" w:w="1740"/>
+          </w:tcPr>
+          <w:p>
+            <w:pPr>
+              <w:spacing w:after="0"/>
+            </w:pPr>
+            <w:r/>
+            <w:r>
+              <w:rPr>
+                <w:rFonts w:ascii="Times New Roman" w:hAnsi="Times New Roman"/>
+                <w:b/>
+                <w:sz w:val="16"/>
+              </w:rPr>
+              <w:t>precision</w:t>
+            </w:r>
+          </w:p>
+        </w:tc>
+        <w:tc>
+          <w:tcPr>
+            <w:tcW w:type="dxa" w:w="1740"/>
+          </w:tcPr>
+          <w:p>
+            <w:pPr>
+              <w:spacing w:after="0"/>
+            </w:pPr>
+            <w:r/>
+            <w:r>
+              <w:rPr>
+                <w:rFonts w:ascii="Times New Roman" w:hAnsi="Times New Roman"/>
+                <w:b/>
+                <w:sz w:val="16"/>
+              </w:rPr>
+              <w:t>recall</w:t>
+            </w:r>
+          </w:p>
+        </w:tc>
+        <w:tc>
+          <w:tcPr>
+            <w:tcW w:type="dxa" w:w="1740"/>
+          </w:tcPr>
+          <w:p>
+            <w:pPr>
+              <w:spacing w:after="0"/>
+            </w:pPr>
+            <w:r/>
+            <w:r>
+              <w:rPr>
+                <w:rFonts w:ascii="Times New Roman" w:hAnsi="Times New Roman"/>
+                <w:b/>
+                <w:sz w:val="16"/>
+              </w:rPr>
+              <w:t>F1</w:t>
+            </w:r>
+          </w:p>
+        </w:tc>
+      </w:tr>
+      <w:tr>
+        <w:tc>
+          <w:tcPr>
+            <w:tcW w:type="dxa" w:w="1740"/>
+          </w:tcPr>
+          <w:p>
+            <w:pPr>
+              <w:spacing w:after="0"/>
+            </w:pPr>
+            <w:r>
+              <w:rPr>
+                <w:sz w:val="16"/>
+              </w:rPr>
+            </w:r>
+            <w:r>
+              <w:rPr>
+                <w:rFonts w:ascii="Times New Roman" w:hAnsi="Times New Roman"/>
+                <w:sz w:val="16"/>
+              </w:rPr>
+              <w:t>1. retrieval threshold</w:t>
+            </w:r>
+          </w:p>
+        </w:tc>
+        <w:tc>
+          <w:tcPr>
+            <w:tcW w:type="dxa" w:w="1740"/>
+          </w:tcPr>
+          <w:p>
+            <w:pPr>
+              <w:spacing w:after="0"/>
+            </w:pPr>
+            <w:r>
+              <w:rPr>
+                <w:sz w:val="16"/>
+              </w:rPr>
+            </w:r>
+            <w:r>
+              <w:rPr>
+                <w:rFonts w:ascii="Times New Roman" w:hAnsi="Times New Roman"/>
+                <w:sz w:val="16"/>
+              </w:rPr>
+              <w:t>scores</w:t>
+            </w:r>
+          </w:p>
+        </w:tc>
+        <w:tc>
+          <w:tcPr>
+            <w:tcW w:type="dxa" w:w="1740"/>
+          </w:tcPr>
+          <w:p>
+            <w:pPr>
+              <w:spacing w:after="0"/>
+            </w:pPr>
+            <w:r>
+              <w:rPr>
+                <w:sz w:val="16"/>
+              </w:rPr>
+            </w:r>
+            <w:r>
+              <w:rPr>
+                <w:rFonts w:ascii="Times New Roman" w:hAnsi="Times New Roman"/>
+                <w:sz w:val="16"/>
+              </w:rPr>
+              <w:t>0.702</w:t>
+            </w:r>
+          </w:p>
+        </w:tc>
+        <w:tc>
+          <w:tcPr>
+            <w:tcW w:type="dxa" w:w="1740"/>
+          </w:tcPr>
+          <w:p>
+            <w:pPr>
+              <w:spacing w:after="0"/>
+            </w:pPr>
+            <w:r>
+              <w:rPr>
+                <w:sz w:val="16"/>
+              </w:rPr>
+            </w:r>
+            <w:r>
+              <w:rPr>
+                <w:rFonts w:ascii="Times New Roman" w:hAnsi="Times New Roman"/>
+                <w:sz w:val="16"/>
+              </w:rPr>
+              <w:t>0.707</w:t>
+            </w:r>
+          </w:p>
+        </w:tc>
+        <w:tc>
+          <w:tcPr>
+            <w:tcW w:type="dxa" w:w="1740"/>
+          </w:tcPr>
+          <w:p>
+            <w:pPr>
+              <w:spacing w:after="0"/>
+            </w:pPr>
+            <w:r>
+              <w:rPr>
+                <w:sz w:val="16"/>
+              </w:rPr>
+            </w:r>
+            <w:r>
+              <w:rPr>
+                <w:rFonts w:ascii="Times New Roman" w:hAnsi="Times New Roman"/>
+                <w:sz w:val="16"/>
+              </w:rPr>
+              <w:t>0.946</w:t>
+            </w:r>
+          </w:p>
+        </w:tc>
+        <w:tc>
+          <w:tcPr>
+            <w:tcW w:type="dxa" w:w="1740"/>
+          </w:tcPr>
+          <w:p>
+            <w:pPr>
+              <w:spacing w:after="0"/>
+            </w:pPr>
+            <w:r>
+              <w:rPr>
+                <w:sz w:val="16"/>
+              </w:rPr>
+            </w:r>
+            <w:r>
+              <w:rPr>
+                <w:rFonts w:ascii="Times New Roman" w:hAnsi="Times New Roman"/>
+                <w:sz w:val="16"/>
+              </w:rPr>
+              <w:t>0.809</w:t>
+            </w:r>
+          </w:p>
+        </w:tc>
+      </w:tr>
+      <w:tr>
+        <w:tc>
+          <w:tcPr>
+            <w:tcW w:type="dxa" w:w="1740"/>
+          </w:tcPr>
+          <w:p>
+            <w:pPr>
+              <w:spacing w:after="0"/>
+            </w:pPr>
+            <w:r>
+              <w:rPr>
+                <w:sz w:val="16"/>
+              </w:rPr>
+            </w:r>
+            <w:r>
+              <w:rPr>
+                <w:rFonts w:ascii="Times New Roman" w:hAnsi="Times New Roman"/>
+                <w:sz w:val="16"/>
+              </w:rPr>
+              <w:t>4. calibrated combination</w:t>
+            </w:r>
+          </w:p>
+        </w:tc>
+        <w:tc>
+          <w:tcPr>
+            <w:tcW w:type="dxa" w:w="1740"/>
+          </w:tcPr>
+          <w:p>
+            <w:pPr>
+              <w:spacing w:after="0"/>
+            </w:pPr>
+            <w:r>
+              <w:rPr>
+                <w:sz w:val="16"/>
+              </w:rPr>
+            </w:r>
+            <w:r>
+              <w:rPr>
+                <w:rFonts w:ascii="Times New Roman" w:hAnsi="Times New Roman"/>
+                <w:sz w:val="16"/>
+              </w:rPr>
+              <w:t>scores</w:t>
+            </w:r>
+          </w:p>
+        </w:tc>
+        <w:tc>
+          <w:tcPr>
+            <w:tcW w:type="dxa" w:w="1740"/>
+          </w:tcPr>
+          <w:p>
+            <w:pPr>
+              <w:spacing w:after="0"/>
+            </w:pPr>
+            <w:r>
+              <w:rPr>
+                <w:sz w:val="16"/>
+              </w:rPr>
+            </w:r>
+            <w:r>
+              <w:rPr>
+                <w:rFonts w:ascii="Times New Roman" w:hAnsi="Times New Roman"/>
+                <w:sz w:val="16"/>
+              </w:rPr>
+              <w:t>0.667</w:t>
+            </w:r>
+          </w:p>
+        </w:tc>
+        <w:tc>
+          <w:tcPr>
+            <w:tcW w:type="dxa" w:w="1740"/>
+          </w:tcPr>
+          <w:p>
+            <w:pPr>
+              <w:spacing w:after="0"/>
+            </w:pPr>
+            <w:r>
+              <w:rPr>
+                <w:sz w:val="16"/>
+              </w:rPr>
+            </w:r>
+            <w:r>
+              <w:rPr>
+                <w:rFonts w:ascii="Times New Roman" w:hAnsi="Times New Roman"/>
+                <w:sz w:val="16"/>
+              </w:rPr>
+              <w:t>0.667</w:t>
+            </w:r>
+          </w:p>
+        </w:tc>
+        <w:tc>
+          <w:tcPr>
+            <w:tcW w:type="dxa" w:w="1740"/>
+          </w:tcPr>
+          <w:p>
+            <w:pPr>
+              <w:spacing w:after="0"/>
+            </w:pPr>
+            <w:r>
+              <w:rPr>
+                <w:sz w:val="16"/>
+              </w:rPr>
+            </w:r>
+            <w:r>
+              <w:rPr>
+                <w:rFonts w:ascii="Times New Roman" w:hAnsi="Times New Roman"/>
+                <w:b/>
+                <w:sz w:val="16"/>
+              </w:rPr>
+              <w:t>1.000</w:t>
+            </w:r>
+          </w:p>
+        </w:tc>
+        <w:tc>
+          <w:tcPr>
+            <w:tcW w:type="dxa" w:w="1740"/>
+          </w:tcPr>
+          <w:p>
+            <w:pPr>
+              <w:spacing w:after="0"/>
+            </w:pPr>
+            <w:r>
+              <w:rPr>
+                <w:sz w:val="16"/>
+              </w:rPr>
+            </w:r>
+            <w:r>
+              <w:rPr>
+                <w:rFonts w:ascii="Times New Roman" w:hAnsi="Times New Roman"/>
+                <w:sz w:val="16"/>
+              </w:rPr>
+              <w:t>0.800</w:t>
+            </w:r>
+          </w:p>
+        </w:tc>
+      </w:tr>
+      <w:tr>
+        <w:tc>
+          <w:tcPr>
+            <w:tcW w:type="dxa" w:w="1740"/>
+          </w:tcPr>
+          <w:p>
+            <w:pPr>
+              <w:spacing w:after="0"/>
+            </w:pPr>
+            <w:r>
+              <w:rPr>
+                <w:sz w:val="16"/>
+              </w:rPr>
+            </w:r>
+            <w:r>
+              <w:rPr>
+                <w:rFonts w:ascii="Times New Roman" w:hAnsi="Times New Roman"/>
+                <w:sz w:val="16"/>
+              </w:rPr>
+              <w:t>2. generator self-report</w:t>
+            </w:r>
+          </w:p>
+        </w:tc>
+        <w:tc>
+          <w:tcPr>
+            <w:tcW w:type="dxa" w:w="1740"/>
+          </w:tcPr>
+          <w:p>
+            <w:pPr>
+              <w:spacing w:after="0"/>
+            </w:pPr>
+            <w:r>
+              <w:rPr>
+                <w:sz w:val="16"/>
+              </w:rPr>
+            </w:r>
+            <w:r>
+              <w:rPr>
+                <w:rFonts w:ascii="Times New Roman" w:hAnsi="Times New Roman"/>
+                <w:sz w:val="16"/>
+              </w:rPr>
+              <w:t>passage</w:t>
+            </w:r>
+          </w:p>
+        </w:tc>
+        <w:tc>
+          <w:tcPr>
+            <w:tcW w:type="dxa" w:w="1740"/>
+          </w:tcPr>
+          <w:p>
+            <w:pPr>
+              <w:spacing w:after="0"/>
+            </w:pPr>
+            <w:r>
+              <w:rPr>
+                <w:sz w:val="16"/>
+              </w:rPr>
+            </w:r>
+            <w:r>
+              <w:rPr>
+                <w:rFonts w:ascii="Times New Roman" w:hAnsi="Times New Roman"/>
+                <w:b/>
+                <w:sz w:val="16"/>
+              </w:rPr>
+              <w:t>0.821</w:t>
+            </w:r>
+          </w:p>
+        </w:tc>
+        <w:tc>
+          <w:tcPr>
+            <w:tcW w:type="dxa" w:w="1740"/>
+          </w:tcPr>
+          <w:p>
+            <w:pPr>
+              <w:spacing w:after="0"/>
+            </w:pPr>
+            <w:r>
+              <w:rPr>
+                <w:sz w:val="16"/>
+              </w:rPr>
+            </w:r>
+            <w:r>
+              <w:rPr>
+                <w:rFonts w:ascii="Times New Roman" w:hAnsi="Times New Roman"/>
+                <w:b/>
+                <w:sz w:val="16"/>
+              </w:rPr>
+              <w:t>0.825</w:t>
+            </w:r>
+          </w:p>
+        </w:tc>
+        <w:tc>
+          <w:tcPr>
+            <w:tcW w:type="dxa" w:w="1740"/>
+          </w:tcPr>
+          <w:p>
+            <w:pPr>
+              <w:spacing w:after="0"/>
+            </w:pPr>
+            <w:r>
+              <w:rPr>
+                <w:sz w:val="16"/>
+              </w:rPr>
+            </w:r>
+            <w:r>
+              <w:rPr>
+                <w:rFonts w:ascii="Times New Roman" w:hAnsi="Times New Roman"/>
+                <w:sz w:val="16"/>
+              </w:rPr>
+              <w:t>0.929</w:t>
+            </w:r>
+          </w:p>
+        </w:tc>
+        <w:tc>
+          <w:tcPr>
+            <w:tcW w:type="dxa" w:w="1740"/>
+          </w:tcPr>
+          <w:p>
+            <w:pPr>
+              <w:spacing w:after="0"/>
+            </w:pPr>
+            <w:r>
+              <w:rPr>
+                <w:sz w:val="16"/>
+              </w:rPr>
+            </w:r>
+            <w:r>
+              <w:rPr>
+                <w:rFonts w:ascii="Times New Roman" w:hAnsi="Times New Roman"/>
+                <w:b/>
+                <w:sz w:val="16"/>
+              </w:rPr>
+              <w:t>0.874</w:t>
+            </w:r>
+          </w:p>
+        </w:tc>
+      </w:tr>
+      <w:tr>
+        <w:tc>
+          <w:tcPr>
+            <w:tcW w:type="dxa" w:w="1740"/>
+          </w:tcPr>
+          <w:p>
+            <w:pPr>
+              <w:spacing w:after="0"/>
+            </w:pPr>
+            <w:r>
+              <w:rPr>
+                <w:sz w:val="16"/>
+              </w:rPr>
+            </w:r>
+            <w:r>
+              <w:rPr>
+                <w:rFonts w:ascii="Times New Roman" w:hAnsi="Times New Roman"/>
+                <w:sz w:val="16"/>
+              </w:rPr>
+              <w:t>3. NLI entailment</w:t>
+            </w:r>
+          </w:p>
+        </w:tc>
+        <w:tc>
+          <w:tcPr>
+            <w:tcW w:type="dxa" w:w="1740"/>
+          </w:tcPr>
+          <w:p>
+            <w:pPr>
+              <w:spacing w:after="0"/>
+            </w:pPr>
+            <w:r>
+              <w:rPr>
+                <w:sz w:val="16"/>
+              </w:rPr>
+            </w:r>
+            <w:r>
+              <w:rPr>
+                <w:rFonts w:ascii="Times New Roman" w:hAnsi="Times New Roman"/>
+                <w:sz w:val="16"/>
+              </w:rPr>
+              <w:t>passage</w:t>
+            </w:r>
+          </w:p>
+        </w:tc>
+        <w:tc>
+          <w:tcPr>
+            <w:tcW w:type="dxa" w:w="1740"/>
+          </w:tcPr>
+          <w:p>
+            <w:pPr>
+              <w:spacing w:after="0"/>
+            </w:pPr>
+            <w:r>
+              <w:rPr>
+                <w:sz w:val="16"/>
+              </w:rPr>
+            </w:r>
+            <w:r>
+              <w:rPr>
+                <w:rFonts w:ascii="Times New Roman" w:hAnsi="Times New Roman"/>
+                <w:sz w:val="16"/>
+              </w:rPr>
+              <w:t>0.821</w:t>
+            </w:r>
+          </w:p>
+        </w:tc>
+        <w:tc>
+          <w:tcPr>
+            <w:tcW w:type="dxa" w:w="1740"/>
+          </w:tcPr>
+          <w:p>
+            <w:pPr>
+              <w:spacing w:after="0"/>
+            </w:pPr>
+            <w:r>
+              <w:rPr>
+                <w:sz w:val="16"/>
+              </w:rPr>
+            </w:r>
+            <w:r>
+              <w:rPr>
+                <w:rFonts w:ascii="Times New Roman" w:hAnsi="Times New Roman"/>
+                <w:sz w:val="16"/>
+              </w:rPr>
+              <w:t>0.825</w:t>
+            </w:r>
+          </w:p>
+        </w:tc>
+        <w:tc>
+          <w:tcPr>
+            <w:tcW w:type="dxa" w:w="1740"/>
+          </w:tcPr>
+          <w:p>
+            <w:pPr>
+              <w:spacing w:after="0"/>
+            </w:pPr>
+            <w:r>
+              <w:rPr>
+                <w:sz w:val="16"/>
+              </w:rPr>
+            </w:r>
+            <w:r>
+              <w:rPr>
+                <w:rFonts w:ascii="Times New Roman" w:hAnsi="Times New Roman"/>
+                <w:sz w:val="16"/>
+              </w:rPr>
+              <w:t>0.929</w:t>
+            </w:r>
+          </w:p>
+        </w:tc>
+        <w:tc>
+          <w:tcPr>
+            <w:tcW w:type="dxa" w:w="1740"/>
+          </w:tcPr>
+          <w:p>
+            <w:pPr>
+              <w:spacing w:after="0"/>
+            </w:pPr>
+            <w:r>
+              <w:rPr>
+                <w:sz w:val="16"/>
+              </w:rPr>
+            </w:r>
+            <w:r>
+              <w:rPr>
+                <w:rFonts w:ascii="Times New Roman" w:hAnsi="Times New Roman"/>
+                <w:sz w:val="16"/>
+              </w:rPr>
+              <w:t>0.874</w:t>
+            </w:r>
+          </w:p>
+        </w:tc>
+      </w:tr>
+    </w:tbl>
+    <w:p>
+      <w:pPr>
+        <w:spacing w:after="40"/>
+      </w:pPr>
     </w:p>
     <w:p>
       <w:pPr>
@@ -11405,9 +12207,17 @@
       <w:r>
         <w:rPr>
           <w:rFonts w:ascii="Times New Roman" w:hAnsi="Times New Roman"/>
-          <w:sz w:val="20"/>
-        </w:rPr>
-        <w:t>Selection is by rule rather than by hand. Within each category we take the failures on which the system was most confident and most wrong, ranked by retrieval score against a failed gold match. This matters more than it may appear. Choosing illustrative cases after seeing which ones look interesting is how an error analysis becomes a collection of anecdotes: the examples then demonstrate whatever the author already believed. Fixing the taxonomy first, the count per category second, and the selection rule third means the cases are answerable to the taxonomy rather than to the argument.</w:t>
+          <w:b/>
+          <w:sz w:val="20"/>
+        </w:rPr>
+        <w:t>The aggregate table is misleading and the confusion matrices are not.</w:t>
+      </w:r>
+      <w:r>
+        <w:rPr>
+          <w:rFonts w:ascii="Times New Roman" w:hAnsi="Times New Roman"/>
+          <w:sz w:val="20"/>
+        </w:rPr>
+        <w:t xml:space="preserve"> Signal 4 reaches recall 1.000 by refusing every question in the reported set: 56 of 56 unanswerable caught, and 0 of 28 answerable answered. Its precision of 0.667 is the base rate exactly, which is what a system abstaining unconditionally scores. Signal 1 is the same failure in milder form, answering 6 of 28. Only the generator's self-report produces a system that answers anything: 17 of 28 answerable, while still catching 52 of 56 unanswerable.</w:t>
       </w:r>
     </w:p>
     <w:p>
@@ -11421,21 +12231,7 @@
           <w:rFonts w:ascii="Times New Roman" w:hAnsi="Times New Roman"/>
           <w:sz w:val="20"/>
         </w:rPr>
-        <w:t xml:space="preserve">Each case is recorded as a structured record — query, gold passages, the ranked output of each system under comparison, the generated answer, a diagnosis, and the component judged to have failed — and is committed to the repository as </w:t>
-      </w:r>
-      <w:r>
-        <w:rPr>
-          <w:rFonts w:ascii="Consolas" w:hAnsi="Consolas"/>
-          <w:sz w:val="17"/>
-        </w:rPr>
-        <w:t>evals/errors.jsonl</w:t>
-      </w:r>
-      <w:r>
-        <w:rPr>
-          <w:rFonts w:ascii="Times New Roman" w:hAnsi="Times New Roman"/>
-          <w:sz w:val="20"/>
-        </w:rPr>
-        <w:t xml:space="preserve"> alongside the rendered report. The diagnosis field names one of retrieval, generation, answerability or data, so that the distribution of failures across components is itself a result rather than an impression.</w:t>
+        <w:t>Per-class recall has to be read against that. Signal 4 scores 1.000 on every unanswerable class and the number means nothing, because it abstains on everything and every class is "caught" by construction. The generator's figures are earned: false-premise 1.000, under-specified 1.000, near-miss 0.952, out-of-scope 0.824.</w:t>
       </w:r>
     </w:p>
     <w:p>
@@ -11449,7 +12245,7 @@
           <w:i/>
           <w:sz w:val="20"/>
         </w:rPr>
-        <w:t>B. What the cases showed</w:t>
+        <w:t>H.2 Entailment adds nothing once the generator has abstained</w:t>
       </w:r>
     </w:p>
     <w:p>
@@ -11463,22 +12259,21 @@
           <w:rFonts w:ascii="Times New Roman" w:hAnsi="Times New Roman"/>
           <w:sz w:val="20"/>
         </w:rPr>
-        <w:t xml:space="preserve">The dominant failure mode is not subtle. In the majority of the twenty cases the gold passage was never retrieved at all, and the top-ranked hit was the correct scheme in the </w:t>
-      </w:r>
-      <w:r>
-        <w:rPr>
-          <w:rFonts w:ascii="Times New Roman" w:hAnsi="Times New Roman"/>
-          <w:i/>
-          <w:sz w:val="20"/>
-        </w:rPr>
-        <w:t>wrong language</w:t>
-      </w:r>
-      <w:r>
-        <w:rPr>
-          <w:rFonts w:ascii="Times New Roman" w:hAnsi="Times New Roman"/>
-          <w:sz w:val="20"/>
-        </w:rPr>
-        <w:t>: a Hinglish query about the National Health Mission's untied grants returns the English article when the gold passage is the Hindi one, and an English query about Sukanya Samriddhi eligibility does the same in reverse. The system was not confused about the topic. It was confused about nothing at all — it had simply never been able to see the passage that would have answered the question.</w:t>
+        <w:t xml:space="preserve">Signals 2 and 3 are bit-identical, and that is a result rather than a bug. Both fits chose their degenerate threshold — </w:t>
+      </w:r>
+      <w:r>
+        <w:rPr>
+          <w:rFonts w:ascii="Consolas" w:hAnsi="Consolas"/>
+          <w:sz w:val="17"/>
+        </w:rPr>
+        <w:t>min_confidence</w:t>
+      </w:r>
+      <w:r>
+        <w:rPr>
+          <w:rFonts w:ascii="Times New Roman" w:hAnsi="Times New Roman"/>
+          <w:sz w:val="20"/>
+        </w:rPr>
+        <w:t xml:space="preserve"> 0.00 and τ 0.000 — so each reduces to the same decision: did the generator decline to answer. Neither the model's self-reported confidence nor the entailment probability improves on the binary abstention flag.</w:t>
       </w:r>
     </w:p>
     <w:p>
@@ -11492,21 +12287,22 @@
           <w:rFonts w:ascii="Times New Roman" w:hAnsi="Times New Roman"/>
           <w:sz w:val="20"/>
         </w:rPr>
-        <w:t>This concentrates the error in one component. Categories that appear linguistically distinct in the taxonomy — code-mixing, transliteration variation, the cross-lingual gap — turn out to share a single mechanism once the retrieved lists are read side by side, and that mechanism is a retriever that cannot cross a script boundary. Categories that are genuinely about generation, such as amounts and dates, are comparatively rare in this sample, which is itself informative: on this corpus the generator is not the bottleneck.</w:t>
-      </w:r>
-    </w:p>
-    <w:p>
-      <w:pPr>
-        <w:spacing w:before="200" w:after="80"/>
-        <w:jc w:val="left"/>
-      </w:pPr>
-      <w:r>
-        <w:rPr>
-          <w:rFonts w:ascii="Times New Roman" w:hAnsi="Times New Roman"/>
-          <w:i/>
-          <w:sz w:val="20"/>
-        </w:rPr>
-        <w:t>C. The case that produced the paper's main result</w:t>
+        <w:t xml:space="preserve">The reason is visible in the counts. Of the 120 sampled items the generator answered only 25, having abstained on the rest, and of those 25 just </w:t>
+      </w:r>
+      <w:r>
+        <w:rPr>
+          <w:rFonts w:ascii="Times New Roman" w:hAnsi="Times New Roman"/>
+          <w:b/>
+          <w:sz w:val="20"/>
+        </w:rPr>
+        <w:t>two</w:t>
+      </w:r>
+      <w:r>
+        <w:rPr>
+          <w:rFonts w:ascii="Times New Roman" w:hAnsi="Times New Roman"/>
+          <w:sz w:val="20"/>
+        </w:rPr>
+        <w:t xml:space="preserve"> are truly unanswerable. There is almost nothing left for a second filter to catch, so no threshold on entailment can improve F1 and the fit correctly declines to set one.</w:t>
       </w:r>
     </w:p>
     <w:p>
@@ -11520,7 +12316,35 @@
           <w:rFonts w:ascii="Times New Roman" w:hAnsi="Times New Roman"/>
           <w:sz w:val="20"/>
         </w:rPr>
-        <w:t>One case (E02 in the committed report) is worth stating in full, because the central contribution of this paper came out of it rather than out of a metric.</w:t>
+        <w:t>Entailment is not uninformative — on those 25 answers it separates the classes with an AUC of 0.848, the two false positives scoring a median entailment of 0.045 against 0.428 for the correctly answered. But an AUC computed against two negatives is an observation, not a result, and we report it as one. What can be said firmly is that on this corpus the generator's own abstention already does the work the entailment check was added to do, and that a verification step has value in proportion to how much the generator lets through.</w:t>
+      </w:r>
+    </w:p>
+    <w:p>
+      <w:pPr>
+        <w:spacing w:before="200" w:after="80"/>
+        <w:jc w:val="center"/>
+      </w:pPr>
+      <w:r>
+        <w:rPr>
+          <w:rFonts w:ascii="Times New Roman" w:hAnsi="Times New Roman"/>
+          <w:smallCaps/>
+          <w:sz w:val="20"/>
+        </w:rPr>
+        <w:t>VII. Error Analysis (Module 6)</w:t>
+      </w:r>
+    </w:p>
+    <w:p>
+      <w:pPr>
+        <w:spacing w:before="200" w:after="80"/>
+        <w:jc w:val="left"/>
+      </w:pPr>
+      <w:r>
+        <w:rPr>
+          <w:rFonts w:ascii="Times New Roman" w:hAnsi="Times New Roman"/>
+          <w:i/>
+          <w:sz w:val="20"/>
+        </w:rPr>
+        <w:t>A. Protocol</w:t>
       </w:r>
     </w:p>
     <w:p>
@@ -11534,22 +12358,7 @@
           <w:rFonts w:ascii="Times New Roman" w:hAnsi="Times New Roman"/>
           <w:sz w:val="20"/>
         </w:rPr>
-        <w:t xml:space="preserve">The aggregate tables showed hybrid fusion performing </w:t>
-      </w:r>
-      <w:r>
-        <w:rPr>
-          <w:rFonts w:ascii="Times New Roman" w:hAnsi="Times New Roman"/>
-          <w:i/>
-          <w:sz w:val="20"/>
-        </w:rPr>
-        <w:t>worse</w:t>
-      </w:r>
-      <w:r>
-        <w:rPr>
-          <w:rFonts w:ascii="Times New Roman" w:hAnsi="Times New Roman"/>
-          <w:sz w:val="20"/>
-        </w:rPr>
-        <w:t xml:space="preserve"> than dense retrieval alone on exactly the queries hybrid retrieval was supposed to help with, and gave no indication why. Both components were behaving as documented; the fusion was implemented correctly against its own specification; the α sweep found no interior setting that beat either endpoint by more than 0.001, which reads as a clean negative result. Read as a table, the finding was that hybrid retrieval does not help here.</w:t>
+        <w:t>We analyse twenty failures drawn against a fixed taxonomy of ten categories — code-mixing, transliteration variation, named entities, amounts, dates, ambiguity, near-duplicate schemes across schemes, the cross-lingual gap, long-tail schemes, and short queries — with two cases per category.</w:t>
       </w:r>
     </w:p>
     <w:p>
@@ -11563,7 +12372,7 @@
           <w:rFonts w:ascii="Times New Roman" w:hAnsi="Times New Roman"/>
           <w:sz w:val="20"/>
         </w:rPr>
-        <w:t>Reading the twenty cases gave the actual explanation. Of the twenty failures, the dense retriever alone had returned the gold passage in eight. Plain Reciprocal Rank Fusion lost all eight. A fusion method that discards every case its stronger component got right is not a method with a disappointing coefficient; it is a method whose arithmetic is wrong for this setting, and no amount of sweeping α would have revealed that, because α was never the problem.</w:t>
+        <w:t>Selection is by rule rather than by hand. Within each category we take the failures on which the system was most confident and most wrong, ranked by retrieval score against a failed gold match. This matters more than it may appear. Choosing illustrative cases after seeing which ones look interesting is how an error analysis becomes a collection of anecdotes: the examples then demonstrate whatever the author already believed. Fixing the taxonomy first, the count per category second, and the selection rule third means the cases are answerable to the taxonomy rather than to the argument.</w:t>
       </w:r>
     </w:p>
     <w:p>
@@ -11577,26 +12386,26 @@
           <w:rFonts w:ascii="Times New Roman" w:hAnsi="Times New Roman"/>
           <w:sz w:val="20"/>
         </w:rPr>
-        <w:t>The mechanism is developed in §VIII. The methodological point belongs here: the aggregate metric was not merely uninformative about the cause, it pointed away from it. Twenty cases, selected by rule and read in full, were what turned a negative result into a positive one.</w:t>
+        <w:t xml:space="preserve">Each case is recorded as a structured record — query, gold passages, the ranked output of each system under comparison, the generated answer, a diagnosis, and the component judged to have failed — and is committed to the repository as </w:t>
+      </w:r>
+      <w:r>
+        <w:rPr>
+          <w:rFonts w:ascii="Consolas" w:hAnsi="Consolas"/>
+          <w:sz w:val="17"/>
+        </w:rPr>
+        <w:t>evals/errors.jsonl</w:t>
+      </w:r>
+      <w:r>
+        <w:rPr>
+          <w:rFonts w:ascii="Times New Roman" w:hAnsi="Times New Roman"/>
+          <w:sz w:val="20"/>
+        </w:rPr>
+        <w:t xml:space="preserve"> alongside the rendered report. The diagnosis field names one of retrieval, generation, answerability or data, so that the distribution of failures across components is itself a result rather than an impression.</w:t>
       </w:r>
     </w:p>
     <w:p>
       <w:pPr>
         <w:spacing w:before="200" w:after="80"/>
-        <w:jc w:val="center"/>
-      </w:pPr>
-      <w:r>
-        <w:rPr>
-          <w:rFonts w:ascii="Times New Roman" w:hAnsi="Times New Roman"/>
-          <w:smallCaps/>
-          <w:sz w:val="20"/>
-        </w:rPr>
-        <w:t>VIII. Discussion</w:t>
-      </w:r>
-    </w:p>
-    <w:p>
-      <w:pPr>
-        <w:spacing w:before="200" w:after="80"/>
         <w:jc w:val="left"/>
       </w:pPr>
       <w:r>
@@ -11605,7 +12414,7 @@
           <w:i/>
           <w:sz w:val="20"/>
         </w:rPr>
-        <w:t>A. Why fusion fails across a script boundary</w:t>
+        <w:t>B. What the cases showed</w:t>
       </w:r>
     </w:p>
     <w:p>
@@ -11619,21 +12428,22 @@
           <w:rFonts w:ascii="Times New Roman" w:hAnsi="Times New Roman"/>
           <w:sz w:val="20"/>
         </w:rPr>
-        <w:t xml:space="preserve">Rank fusion rests on an assumption that is usually harmless and is false here. Combining two retrievers is worthwhile when their errors are complementary — when each recovers documents the other misses — and rank-based fusion in particular treats agreement between retrievers as evidence. A document returned by both systems accumulates two contributions; one returned by a single system accumulates one. Under Reciprocal Rank Fusion the fused score is </w:t>
-      </w:r>
-      <w:r>
-        <w:rPr>
-          <w:rFonts w:ascii="Consolas" w:hAnsi="Consolas"/>
-          <w:sz w:val="17"/>
-        </w:rPr>
-        <w:t>Σᵢ 1/(k + rankᵢ)</w:t>
-      </w:r>
-      <w:r>
-        <w:rPr>
-          <w:rFonts w:ascii="Times New Roman" w:hAnsi="Times New Roman"/>
-          <w:sz w:val="20"/>
-        </w:rPr>
-        <w:t>, summed over the systems that returned the document, and the document found by one system alone is therefore scored at roughly half the document found by both.</w:t>
+        <w:t xml:space="preserve">The dominant failure mode is not subtle. In the majority of the twenty cases the gold passage was never retrieved at all, and the top-ranked hit was the correct scheme in the </w:t>
+      </w:r>
+      <w:r>
+        <w:rPr>
+          <w:rFonts w:ascii="Times New Roman" w:hAnsi="Times New Roman"/>
+          <w:i/>
+          <w:sz w:val="20"/>
+        </w:rPr>
+        <w:t>wrong language</w:t>
+      </w:r>
+      <w:r>
+        <w:rPr>
+          <w:rFonts w:ascii="Times New Roman" w:hAnsi="Times New Roman"/>
+          <w:sz w:val="20"/>
+        </w:rPr>
+        <w:t>: a Hinglish query about the National Health Mission's untied grants returns the English article when the gold passage is the Hindi one, and an English query about Sukanya Samriddhi eligibility does the same in reverse. The system was not confused about the topic. It was confused about nothing at all — it had simply never been able to see the passage that would have answered the question.</w:t>
       </w:r>
     </w:p>
     <w:p>
@@ -11647,22 +12457,7 @@
           <w:rFonts w:ascii="Times New Roman" w:hAnsi="Times New Roman"/>
           <w:sz w:val="20"/>
         </w:rPr>
-        <w:t xml:space="preserve">Across a script boundary this arithmetic silently changes meaning. A lexical retriever matching surface tokens has, by construction, </w:t>
-      </w:r>
-      <w:r>
-        <w:rPr>
-          <w:rFonts w:ascii="Times New Roman" w:hAnsi="Times New Roman"/>
-          <w:i/>
-          <w:sz w:val="20"/>
-        </w:rPr>
-        <w:t>zero</w:t>
-      </w:r>
-      <w:r>
-        <w:rPr>
-          <w:rFonts w:ascii="Times New Roman" w:hAnsi="Times New Roman"/>
-          <w:sz w:val="20"/>
-        </w:rPr>
-        <w:t xml:space="preserve"> recall over passages written in a script the query does not use: a Devanagari query and a Latin-script passage share essentially no tokens, so BM25 cannot return that passage at any rank, for any query, however relevant it is. The lexical retriever's silence about a cross-script passage is not evidence against that passage. It is not evidence at all.</w:t>
+        <w:t>This concentrates the error in one component. Categories that appear linguistically distinct in the taxonomy — code-mixing, transliteration variation, the cross-lingual gap — turn out to share a single mechanism once the retrieved lists are read side by side, and that mechanism is a retriever that cannot cross a script boundary. In 16 of the 20 cases the gold passage is not returned at any rank, and all 20 are diagnosed as retrieval failures.</w:t>
       </w:r>
     </w:p>
     <w:p>
@@ -11674,9 +12469,17 @@
       <w:r>
         <w:rPr>
           <w:rFonts w:ascii="Times New Roman" w:hAnsi="Times New Roman"/>
-          <w:sz w:val="20"/>
-        </w:rPr>
-        <w:t xml:space="preserve">Plain RRF cannot tell the difference between these two situations, because the sum is taken over the systems that </w:t>
+          <w:b/>
+          <w:sz w:val="20"/>
+        </w:rPr>
+        <w:t>That unanimity is a property of the selection, not a finding about the generator.</w:t>
+      </w:r>
+      <w:r>
+        <w:rPr>
+          <w:rFonts w:ascii="Times New Roman" w:hAnsi="Times New Roman"/>
+          <w:sz w:val="20"/>
+        </w:rPr>
+        <w:t xml:space="preserve"> The cases are drawn from retrieval failures against a taxonomy of retrieval phenomena, so a generation error has no route into this sample. It would be a mistake to read "all 20 are retrieval" as evidence that the generator is sound, and §VI-G.1 shows the opposite: given the gold passage and nothing to find, the generator still loses 0.597 token-F1, three times what retrieval loses. The error analysis says where </w:t>
       </w:r>
       <w:r>
         <w:rPr>
@@ -11684,29 +12487,28 @@
           <w:i/>
           <w:sz w:val="20"/>
         </w:rPr>
-        <w:t>did</w:t>
-      </w:r>
-      <w:r>
-        <w:rPr>
-          <w:rFonts w:ascii="Times New Roman" w:hAnsi="Times New Roman"/>
-          <w:sz w:val="20"/>
-        </w:rPr>
-        <w:t xml:space="preserve"> return the document rather than over the systems that </w:t>
-      </w:r>
+        <w:t>retrieval</w:t>
+      </w:r>
+      <w:r>
+        <w:rPr>
+          <w:rFonts w:ascii="Times New Roman" w:hAnsi="Times New Roman"/>
+          <w:sz w:val="20"/>
+        </w:rPr>
+        <w:t xml:space="preserve"> fails and why; the oracle arm is what says how the two components compare.</w:t>
+      </w:r>
+    </w:p>
+    <w:p>
+      <w:pPr>
+        <w:spacing w:before="200" w:after="80"/>
+        <w:jc w:val="left"/>
+      </w:pPr>
       <w:r>
         <w:rPr>
           <w:rFonts w:ascii="Times New Roman" w:hAnsi="Times New Roman"/>
           <w:i/>
           <w:sz w:val="20"/>
         </w:rPr>
-        <w:t>could</w:t>
-      </w:r>
-      <w:r>
-        <w:rPr>
-          <w:rFonts w:ascii="Times New Roman" w:hAnsi="Times New Roman"/>
-          <w:sz w:val="20"/>
-        </w:rPr>
-        <w:t>. A cross-script passage is docked a full contribution for the lexical retriever's blindness, and it is docked it relative to same-script passages whose lexical votes were possible. The penalty is therefore applied precisely where it is least deserved: the cross-lingual case is the one in which the dense retriever is the only informative signal, and it is the case in which fusion most aggressively discounts it.</w:t>
+        <w:t>C. The case that produced the paper's main result</w:t>
       </w:r>
     </w:p>
     <w:p>
@@ -11720,36 +12522,7 @@
           <w:rFonts w:ascii="Times New Roman" w:hAnsi="Times New Roman"/>
           <w:sz w:val="20"/>
         </w:rPr>
-        <w:t xml:space="preserve">It is worth being precise about what is and is not new. This behaviour is not a bug in RRF, which was designed for monolingual settings in which every retriever can reach every document, and under which discounting single-system evidence is sensible. Nor is the underlying difficulty unknown: work on multilingual retrieval has previously restricted sparse retrieval to same-language candidates when combining it with dense retrieval, which avoids the problem by not creating it. Our contribution is not the observation that sparse retrievers struggle across languages. It is the characterisation of </w:t>
-      </w:r>
-      <w:r>
-        <w:rPr>
-          <w:rFonts w:ascii="Times New Roman" w:hAnsi="Times New Roman"/>
-          <w:i/>
-          <w:sz w:val="20"/>
-        </w:rPr>
-        <w:t>how the fusion arithmetic converts that limitation into an active penalty</w:t>
-      </w:r>
-      <w:r>
-        <w:rPr>
-          <w:rFonts w:ascii="Times New Roman" w:hAnsi="Times New Roman"/>
-          <w:sz w:val="20"/>
-        </w:rPr>
-        <w:t>, and a minimal correction stated in those terms.</w:t>
-      </w:r>
-    </w:p>
-    <w:p>
-      <w:pPr>
-        <w:spacing w:before="200" w:after="80"/>
-        <w:jc w:val="left"/>
-      </w:pPr>
-      <w:r>
-        <w:rPr>
-          <w:rFonts w:ascii="Times New Roman" w:hAnsi="Times New Roman"/>
-          <w:i/>
-          <w:sz w:val="20"/>
-        </w:rPr>
-        <w:t>B. Script-aware fusion</w:t>
+        <w:t>One case (E02 in the committed report) is worth stating in full, because the central contribution of this paper came out of it rather than out of a metric.</w:t>
       </w:r>
     </w:p>
     <w:p>
@@ -11763,7 +12536,7 @@
           <w:rFonts w:ascii="Times New Roman" w:hAnsi="Times New Roman"/>
           <w:sz w:val="20"/>
         </w:rPr>
-        <w:t xml:space="preserve">The correction follows directly from the diagnosis. We score each passage over the retrievers that were </w:t>
+        <w:t xml:space="preserve">The aggregate tables showed hybrid fusion performing </w:t>
       </w:r>
       <w:r>
         <w:rPr>
@@ -11771,14 +12544,14 @@
           <w:i/>
           <w:sz w:val="20"/>
         </w:rPr>
-        <w:t>eligible</w:t>
-      </w:r>
-      <w:r>
-        <w:rPr>
-          <w:rFonts w:ascii="Times New Roman" w:hAnsi="Times New Roman"/>
-          <w:sz w:val="20"/>
-        </w:rPr>
-        <w:t xml:space="preserve"> to return it, rather than over those that did, treating a lexical retriever as ineligible for a passage whose script differs from the query's. A cross-script candidate is then judged on the dense contribution alone — the only evidence that ever existed about it — instead of being penalised for a vote that was never possible.</w:t>
+        <w:t>worse</w:t>
+      </w:r>
+      <w:r>
+        <w:rPr>
+          <w:rFonts w:ascii="Times New Roman" w:hAnsi="Times New Roman"/>
+          <w:sz w:val="20"/>
+        </w:rPr>
+        <w:t xml:space="preserve"> than dense retrieval alone on exactly the queries hybrid retrieval was supposed to help with, and gave no indication why. Both components were behaving as documented; the fusion was implemented correctly against its own specification; the α sweep found no interior setting that beat either endpoint by more than 0.001, which reads as a clean negative result. Read as a table, the finding was that hybrid retrieval does not help here.</w:t>
       </w:r>
     </w:p>
     <w:p>
@@ -11792,7 +12565,7 @@
           <w:rFonts w:ascii="Times New Roman" w:hAnsi="Times New Roman"/>
           <w:sz w:val="20"/>
         </w:rPr>
-        <w:t>The change is small, requires no training and no tuning, and adds one lookup per candidate. On the probe set it takes cross-lingual Recall@5 from 0.022 to 0.153 (paired randomization test, p = 0.0001) and code-mixed Recall@5 from 0.028 to 0.173 (p = 0.0002), against a dense-only baseline of 0.125 and 0.132 respectively. The comparison against dense alone is the one that decides whether hybrid retrieval earns its place at all, and script-aware fusion beats it overall by 0.050 (p = 0.0086).</w:t>
+        <w:t>Reading the twenty cases gave the actual explanation. Of the twenty failures, the dense retriever alone had returned the gold passage in eight. Plain Reciprocal Rank Fusion lost all eight. A fusion method that discards every case its stronger component got right is not a method with a disappointing coefficient; it is a method whose arithmetic is wrong for this setting, and no amount of sweeping α would have revealed that, because α was never the problem.</w:t>
       </w:r>
     </w:p>
     <w:p>
@@ -11806,12 +12579,26 @@
           <w:rFonts w:ascii="Times New Roman" w:hAnsi="Times New Roman"/>
           <w:sz w:val="20"/>
         </w:rPr>
-        <w:t>This also revises a negative result reported earlier in the same work. The α sweep had found no interior weighting that beat both endpoints, and we had recorded the hypothesis that hybrid retrieval outperforms its components as unsupported. That verdict was correct about the method it tested and wrong about the hypothesis: hybrid retrieval does beat its own components on this corpus, but only once fusion stops penalising passages for being written in the language the query was not.</w:t>
+        <w:t>The mechanism is developed in §VIII. The methodological point belongs here: the aggregate metric was not merely uninformative about the cause, it pointed away from it. Twenty cases, selected by rule and read in full, were what turned a negative result into a positive one.</w:t>
       </w:r>
     </w:p>
     <w:p>
       <w:pPr>
         <w:spacing w:before="200" w:after="80"/>
+        <w:jc w:val="center"/>
+      </w:pPr>
+      <w:r>
+        <w:rPr>
+          <w:rFonts w:ascii="Times New Roman" w:hAnsi="Times New Roman"/>
+          <w:smallCaps/>
+          <w:sz w:val="20"/>
+        </w:rPr>
+        <w:t>VIII. Discussion</w:t>
+      </w:r>
+    </w:p>
+    <w:p>
+      <w:pPr>
+        <w:spacing w:before="200" w:after="80"/>
         <w:jc w:val="left"/>
       </w:pPr>
       <w:r>
@@ -11820,7 +12607,7 @@
           <w:i/>
           <w:sz w:val="20"/>
         </w:rPr>
-        <w:t>C. The cost, stated plainly</w:t>
+        <w:t>A. Why fusion fails across a script boundary</w:t>
       </w:r>
     </w:p>
     <w:p>
@@ -11834,7 +12621,21 @@
           <w:rFonts w:ascii="Times New Roman" w:hAnsi="Times New Roman"/>
           <w:sz w:val="20"/>
         </w:rPr>
-        <w:t>Script-aware fusion is a trade and not a free win. Monolingual Recall@5 falls from 0.712 to 0.668, a regression of 0.044 at p = 0.032. Removing the lexical double-vote costs precision exactly where it was legitimate — where both retrievers could see the same passage, agreement between them really was evidence, and we are now discarding some of it.</w:t>
+        <w:t xml:space="preserve">Rank fusion rests on an assumption that is usually harmless and is false here. Combining two retrievers is worthwhile when their errors are complementary — when each recovers documents the other misses — and rank-based fusion in particular treats agreement between retrievers as evidence. A document returned by both systems accumulates two contributions; one returned by a single system accumulates one. Under Reciprocal Rank Fusion the fused score is </w:t>
+      </w:r>
+      <w:r>
+        <w:rPr>
+          <w:rFonts w:ascii="Consolas" w:hAnsi="Consolas"/>
+          <w:sz w:val="17"/>
+        </w:rPr>
+        <w:t>Σᵢ 1/(k + rankᵢ)</w:t>
+      </w:r>
+      <w:r>
+        <w:rPr>
+          <w:rFonts w:ascii="Times New Roman" w:hAnsi="Times New Roman"/>
+          <w:sz w:val="20"/>
+        </w:rPr>
+        <w:t>, summed over the systems that returned the document, and the document found by one system alone is therefore scored at roughly half the document found by both.</w:t>
       </w:r>
     </w:p>
     <w:p>
@@ -11848,21 +12649,22 @@
           <w:rFonts w:ascii="Times New Roman" w:hAnsi="Times New Roman"/>
           <w:sz w:val="20"/>
         </w:rPr>
-        <w:t>On this corpus the trade is clearly favourable, because monolingual retrieval was already strong and cross-lingual retrieval was near zero, and a method that moves a slice from 0.022 to 0.153 at the cost of 0.044 elsewhere is buying a great deal for very little. On a deployment whose queries are overwhelmingly monolingual the same trade would be a poor one. We report the regression rather than the aggregate because the aggregate hides it: overall Recall@5 moves from 0.483 to 0.500, a difference indistinguishable from noise (p = 0.32), and a paper reporting only that number would be concealing both the gain and the cost.</w:t>
-      </w:r>
-    </w:p>
-    <w:p>
-      <w:pPr>
-        <w:spacing w:before="200" w:after="80"/>
-        <w:jc w:val="left"/>
-      </w:pPr>
+        <w:t xml:space="preserve">Across a script boundary this arithmetic silently changes meaning. A lexical retriever matching surface tokens has, by construction, </w:t>
+      </w:r>
       <w:r>
         <w:rPr>
           <w:rFonts w:ascii="Times New Roman" w:hAnsi="Times New Roman"/>
           <w:i/>
           <w:sz w:val="20"/>
         </w:rPr>
-        <w:t>D. Retrieval is not the binding constraint here</w:t>
+        <w:t>zero</w:t>
+      </w:r>
+      <w:r>
+        <w:rPr>
+          <w:rFonts w:ascii="Times New Roman" w:hAnsi="Times New Roman"/>
+          <w:sz w:val="20"/>
+        </w:rPr>
+        <w:t xml:space="preserve"> recall over passages written in a script the query does not use: a Devanagari query and a Latin-script passage share essentially no tokens, so BM25 cannot return that passage at any rank, for any query, however relevant it is. The lexical retriever's silence about a cross-script passage is not evidence against that passage. It is not evidence at all.</w:t>
       </w:r>
     </w:p>
     <w:p>
@@ -11876,7 +12678,37 @@
           <w:rFonts w:ascii="Times New Roman" w:hAnsi="Times New Roman"/>
           <w:sz w:val="20"/>
         </w:rPr>
-        <w:t>The oracle arm of §VI-G puts a number on what this correction can be worth end to end, and it is smaller than the retrieval figures alone suggest. Given the gold passage and nothing to find, our generator reaches 0.403 token-F1; the full system reaches 0.210. Generation error is therefore 0.597 and retrieval error 0.193, a factor of three apart.</w:t>
+        <w:t xml:space="preserve">Plain RRF cannot tell the difference between these two situations, because the sum is taken over the systems that </w:t>
+      </w:r>
+      <w:r>
+        <w:rPr>
+          <w:rFonts w:ascii="Times New Roman" w:hAnsi="Times New Roman"/>
+          <w:i/>
+          <w:sz w:val="20"/>
+        </w:rPr>
+        <w:t>did</w:t>
+      </w:r>
+      <w:r>
+        <w:rPr>
+          <w:rFonts w:ascii="Times New Roman" w:hAnsi="Times New Roman"/>
+          <w:sz w:val="20"/>
+        </w:rPr>
+        <w:t xml:space="preserve"> return the document rather than over the systems that </w:t>
+      </w:r>
+      <w:r>
+        <w:rPr>
+          <w:rFonts w:ascii="Times New Roman" w:hAnsi="Times New Roman"/>
+          <w:i/>
+          <w:sz w:val="20"/>
+        </w:rPr>
+        <w:t>could</w:t>
+      </w:r>
+      <w:r>
+        <w:rPr>
+          <w:rFonts w:ascii="Times New Roman" w:hAnsi="Times New Roman"/>
+          <w:sz w:val="20"/>
+        </w:rPr>
+        <w:t>. A cross-script passage is docked a full contribution for the lexical retriever's blindness, and it is docked it relative to same-script passages whose lexical votes were possible. The penalty is therefore applied precisely where it is least deserved: the cross-lingual case is the one in which the dense retriever is the only informative signal, and it is the case in which fusion most aggressively discounts it.</w:t>
       </w:r>
     </w:p>
     <w:p>
@@ -11890,22 +12722,36 @@
           <w:rFonts w:ascii="Times New Roman" w:hAnsi="Times New Roman"/>
           <w:sz w:val="20"/>
         </w:rPr>
-        <w:t xml:space="preserve">We report this because it constrains the practical claim rather than the scientific one. Script-aware fusion is a large improvement to retrieval, measured as retrieval. It does </w:t>
-      </w:r>
-      <w:r>
-        <w:rPr>
-          <w:rFonts w:ascii="Times New Roman" w:hAnsi="Times New Roman"/>
-          <w:b/>
-          <w:sz w:val="20"/>
-        </w:rPr>
-        <w:t>not</w:t>
-      </w:r>
-      <w:r>
-        <w:rPr>
-          <w:rFonts w:ascii="Times New Roman" w:hAnsi="Times New Roman"/>
-          <w:sz w:val="20"/>
-        </w:rPr>
-        <w:t xml:space="preserve"> produce a measurable improvement in answer quality over dense retrieval alone at this sample size: paired over the questions both arms answered, arm C exceeds arm B by 0.003 token-F1 (p = 0.89) and 0.026 citation support (p = 1.00).</w:t>
+        <w:t xml:space="preserve">It is worth being precise about what is and is not new. This behaviour is not a bug in RRF, which was designed for monolingual settings in which every retriever can reach every document, and under which discounting single-system evidence is sensible. Nor is the underlying difficulty unknown: work on multilingual retrieval has previously restricted sparse retrieval to same-language candidates when combining it with dense retrieval, which avoids the problem by not creating it. Our contribution is not the observation that sparse retrievers struggle across languages. It is the characterisation of </w:t>
+      </w:r>
+      <w:r>
+        <w:rPr>
+          <w:rFonts w:ascii="Times New Roman" w:hAnsi="Times New Roman"/>
+          <w:i/>
+          <w:sz w:val="20"/>
+        </w:rPr>
+        <w:t>how the fusion arithmetic converts that limitation into an active penalty</w:t>
+      </w:r>
+      <w:r>
+        <w:rPr>
+          <w:rFonts w:ascii="Times New Roman" w:hAnsi="Times New Roman"/>
+          <w:sz w:val="20"/>
+        </w:rPr>
+        <w:t>, and a minimal correction stated in those terms.</w:t>
+      </w:r>
+    </w:p>
+    <w:p>
+      <w:pPr>
+        <w:spacing w:before="200" w:after="80"/>
+        <w:jc w:val="left"/>
+      </w:pPr>
+      <w:r>
+        <w:rPr>
+          <w:rFonts w:ascii="Times New Roman" w:hAnsi="Times New Roman"/>
+          <w:i/>
+          <w:sz w:val="20"/>
+        </w:rPr>
+        <w:t>B. Script-aware fusion</w:t>
       </w:r>
     </w:p>
     <w:p>
@@ -11919,7 +12765,22 @@
           <w:rFonts w:ascii="Times New Roman" w:hAnsi="Times New Roman"/>
           <w:sz w:val="20"/>
         </w:rPr>
-        <w:t>The two facts fit together rather than conflicting. A generator losing 0.597 on its own is a noise floor that a retrieval gain has to clear to become visible downstream, and on 72 questions a gain of this size does not clear it. A reader who cares about end-to-end answer quality should know that fixing retrieval entirely would buy 0.193, while the generator is leaving 0.597 on the table.</w:t>
+        <w:t xml:space="preserve">The correction follows directly from the diagnosis. We score each passage over the retrievers that were </w:t>
+      </w:r>
+      <w:r>
+        <w:rPr>
+          <w:rFonts w:ascii="Times New Roman" w:hAnsi="Times New Roman"/>
+          <w:i/>
+          <w:sz w:val="20"/>
+        </w:rPr>
+        <w:t>eligible</w:t>
+      </w:r>
+      <w:r>
+        <w:rPr>
+          <w:rFonts w:ascii="Times New Roman" w:hAnsi="Times New Roman"/>
+          <w:sz w:val="20"/>
+        </w:rPr>
+        <w:t xml:space="preserve"> to return it, rather than over those that did, treating a lexical retriever as ineligible for a passage whose script differs from the query's. A cross-script candidate is then judged on the dense contribution alone — the only evidence that ever existed about it — instead of being penalised for a vote that was never possible.</w:t>
       </w:r>
     </w:p>
     <w:p>
@@ -11933,21 +12794,7 @@
           <w:rFonts w:ascii="Times New Roman" w:hAnsi="Times New Roman"/>
           <w:sz w:val="20"/>
         </w:rPr>
-        <w:t>That ratio is a property of this configuration, not a general law. A 3B model at 4-bit quantization is a deliberately small generator, chosen so every number here is reproducible on commodity hardware, and a larger one would move the 0.597 without touching the 0.193. The point is that the two error sources have to be measured separately before either is optimised, which is precisely what the oracle arm is for and why the brief asks for it.</w:t>
-      </w:r>
-    </w:p>
-    <w:p>
-      <w:pPr>
-        <w:spacing w:before="200" w:after="80"/>
-        <w:jc w:val="left"/>
-      </w:pPr>
-      <w:r>
-        <w:rPr>
-          <w:rFonts w:ascii="Times New Roman" w:hAnsi="Times New Roman"/>
-          <w:i/>
-          <w:sz w:val="20"/>
-        </w:rPr>
-        <w:t>E. Where this generalises</w:t>
+        <w:t>The change is small, requires no training and no tuning, and adds one lookup per candidate. On the probe set it takes cross-lingual Recall@5 from 0.022 to 0.153 (paired randomization test, p = 0.0001) and code-mixed Recall@5 from 0.028 to 0.173 (p = 0.0002), against a dense-only baseline of 0.125 and 0.132 respectively. The comparison against dense alone is the one that decides whether hybrid retrieval earns its place at all, and script-aware fusion beats it overall by 0.050 (p = 0.0086).</w:t>
       </w:r>
     </w:p>
     <w:p>
@@ -11961,22 +12808,21 @@
           <w:rFonts w:ascii="Times New Roman" w:hAnsi="Times New Roman"/>
           <w:sz w:val="20"/>
         </w:rPr>
-        <w:t xml:space="preserve">The mechanism is not about Hindi, and it is not about script. It appears wherever rank fusion is applied over retrievers with </w:t>
-      </w:r>
+        <w:t>This also revises a negative result reported earlier in the same work. The α sweep had found no interior weighting that beat both endpoints, and we had recorded the hypothesis that hybrid retrieval outperforms its components as unsupported. That verdict was correct about the method it tested and wrong about the hypothesis: hybrid retrieval does beat its own components on this corpus, but only once fusion stops penalising passages for being written in the language the query was not.</w:t>
+      </w:r>
+    </w:p>
+    <w:p>
+      <w:pPr>
+        <w:spacing w:before="200" w:after="80"/>
+        <w:jc w:val="left"/>
+      </w:pPr>
       <w:r>
         <w:rPr>
           <w:rFonts w:ascii="Times New Roman" w:hAnsi="Times New Roman"/>
           <w:i/>
           <w:sz w:val="20"/>
         </w:rPr>
-        <w:t>asymmetric coverage</w:t>
-      </w:r>
-      <w:r>
-        <w:rPr>
-          <w:rFonts w:ascii="Times New Roman" w:hAnsi="Times New Roman"/>
-          <w:sz w:val="20"/>
-        </w:rPr>
-        <w:t xml:space="preserve"> of the collection — where at least one retriever cannot, in principle, return part of what is being searched. Cross-script and cross-language pairs are the case studied here. The same structure arises when fusing a text retriever with one operating over images or tables, where each is blind to the other's modality; when fusing over access-controlled shards, where one retriever is permitted a subset of documents; and when fusing a domain-specialised index with a general one over a collection only partly covered by the specialist.</w:t>
+        <w:t>C. The cost, stated plainly</w:t>
       </w:r>
     </w:p>
     <w:p>
@@ -11990,36 +12836,7 @@
           <w:rFonts w:ascii="Times New Roman" w:hAnsi="Times New Roman"/>
           <w:sz w:val="20"/>
         </w:rPr>
-        <w:t xml:space="preserve">The practical guidance is correspondingly simple, and is the form in which we would want this result used: before fusing retrievers, check their </w:t>
-      </w:r>
-      <w:r>
-        <w:rPr>
-          <w:rFonts w:ascii="Times New Roman" w:hAnsi="Times New Roman"/>
-          <w:i/>
-          <w:sz w:val="20"/>
-        </w:rPr>
-        <w:t>coverage</w:t>
-      </w:r>
-      <w:r>
-        <w:rPr>
-          <w:rFonts w:ascii="Times New Roman" w:hAnsi="Times New Roman"/>
-          <w:sz w:val="20"/>
-        </w:rPr>
-        <w:t>, not only their quality. Two retrievers of equal measured accuracy can combine well or destructively depending on whether each could have retrieved what the other did. Where coverage is asymmetric, fusion should be taken over the retrievers eligible for a candidate rather than those that returned it.</w:t>
-      </w:r>
-    </w:p>
-    <w:p>
-      <w:pPr>
-        <w:spacing w:before="200" w:after="80"/>
-        <w:jc w:val="center"/>
-      </w:pPr>
-      <w:r>
-        <w:rPr>
-          <w:rFonts w:ascii="Times New Roman" w:hAnsi="Times New Roman"/>
-          <w:smallCaps/>
-          <w:sz w:val="20"/>
-        </w:rPr>
-        <w:t>IX. Limitations</w:t>
+        <w:t>Script-aware fusion is a trade and not a free win. Monolingual Recall@5 falls from 0.712 to 0.668, a regression of 0.044 at p = 0.032. Removing the lexical double-vote costs precision exactly where it was legitimate — where both retrievers could see the same passage, agreement between them really was evidence, and we are now discarding some of it.</w:t>
       </w:r>
     </w:p>
     <w:p>
@@ -12033,7 +12850,21 @@
           <w:rFonts w:ascii="Times New Roman" w:hAnsi="Times New Roman"/>
           <w:sz w:val="20"/>
         </w:rPr>
-        <w:t>We state these at length, because the value of a result of this kind depends on knowing precisely how far it reaches.</w:t>
+        <w:t>On this corpus the trade is clearly favourable, because monolingual retrieval was already strong and cross-lingual retrieval was near zero, and a method that moves a slice from 0.022 to 0.153 at the cost of 0.044 elsewhere is buying a great deal for very little. On a deployment whose queries are overwhelmingly monolingual the same trade would be a poor one. We report the regression rather than the aggregate because the aggregate hides it: overall Recall@5 moves from 0.483 to 0.500, a difference indistinguishable from noise (p = 0.32), and a paper reporting only that number would be concealing both the gain and the cost.</w:t>
+      </w:r>
+    </w:p>
+    <w:p>
+      <w:pPr>
+        <w:spacing w:before="200" w:after="80"/>
+        <w:jc w:val="left"/>
+      </w:pPr>
+      <w:r>
+        <w:rPr>
+          <w:rFonts w:ascii="Times New Roman" w:hAnsi="Times New Roman"/>
+          <w:i/>
+          <w:sz w:val="20"/>
+        </w:rPr>
+        <w:t>D. Retrieval is not the binding constraint here</w:t>
       </w:r>
     </w:p>
     <w:p>
@@ -12045,17 +12876,9 @@
       <w:r>
         <w:rPr>
           <w:rFonts w:ascii="Times New Roman" w:hAnsi="Times New Roman"/>
-          <w:b/>
-          <w:sz w:val="20"/>
-        </w:rPr>
-        <w:t>The corpus is encyclopedic, not regulatory.</w:t>
-      </w:r>
-      <w:r>
-        <w:rPr>
-          <w:rFonts w:ascii="Times New Roman" w:hAnsi="Times New Roman"/>
-          <w:sz w:val="20"/>
-        </w:rPr>
-        <w:t xml:space="preserve"> Our documents describe Indian government schemes; they are not the scheme guidelines themselves. Sustained attempts to build the corpus from official portals failed on soft 404s and image-only scans — one eighteen-page document yielded seventeen characters of extractable text — and the deviation is documented in the product requirements rather than quietly absorbed. Consequently we make no claim about retrieval over statutory or regulatory Hindi, which differs from encyclopedic Hindi in register, sentence length and terminology. The cross-script retrieval mechanism we identify is a property of the retrievers and the writing systems rather than of the genre, so we expect it to transfer; we have not shown that it does.</w:t>
+          <w:sz w:val="20"/>
+        </w:rPr>
+        <w:t>The oracle arm of §VI-G puts a number on what this correction can be worth end to end, and it is smaller than the retrieval figures alone suggest. Given the gold passage and nothing to find, our generator reaches 0.403 token-F1; the full system reaches 0.210. Generation error is therefore 0.597 and retrieval error 0.193, a factor of three apart.</w:t>
       </w:r>
     </w:p>
     <w:p>
@@ -12067,17 +12890,24 @@
       <w:r>
         <w:rPr>
           <w:rFonts w:ascii="Times New Roman" w:hAnsi="Times New Roman"/>
+          <w:sz w:val="20"/>
+        </w:rPr>
+        <w:t xml:space="preserve">We report this because it constrains the practical claim rather than the scientific one. Script-aware fusion is a large improvement to retrieval, measured as retrieval. It does </w:t>
+      </w:r>
+      <w:r>
+        <w:rPr>
+          <w:rFonts w:ascii="Times New Roman" w:hAnsi="Times New Roman"/>
           <w:b/>
           <w:sz w:val="20"/>
         </w:rPr>
-        <w:t>One Indic language.</w:t>
-      </w:r>
-      <w:r>
-        <w:rPr>
-          <w:rFonts w:ascii="Times New Roman" w:hAnsi="Times New Roman"/>
-          <w:sz w:val="20"/>
-        </w:rPr>
-        <w:t xml:space="preserve"> We evaluate Hindi and Hindi–English code-mixing. India has twenty-two scheduled languages, and several of the most widely spoken use scripts other than Devanagari. Script-aware fusion is formulated over an eligibility relation between queries and passages and is not specific to Devanagari, but a two-script corpus cannot distinguish a method that handles script asymmetry in general from one that happens to handle this pair. Behaviour with three or more scripts, and with partially overlapping scripts such as those sharing a Perso-Arabic base, is untested.</w:t>
+        <w:t>not</w:t>
+      </w:r>
+      <w:r>
+        <w:rPr>
+          <w:rFonts w:ascii="Times New Roman" w:hAnsi="Times New Roman"/>
+          <w:sz w:val="20"/>
+        </w:rPr>
+        <w:t xml:space="preserve"> produce a measurable improvement in answer quality over dense retrieval alone at this sample size: paired over the questions both arms answered, arm C exceeds arm B by 0.003 token-F1 (p = 0.89) and 0.026 citation support (p = 1.00).</w:t>
       </w:r>
     </w:p>
     <w:p>
@@ -12089,17 +12919,9 @@
       <w:r>
         <w:rPr>
           <w:rFonts w:ascii="Times New Roman" w:hAnsi="Times New Roman"/>
-          <w:b/>
-          <w:sz w:val="20"/>
-        </w:rPr>
-        <w:t>Scale, and a single primary annotator.</w:t>
-      </w:r>
-      <w:r>
-        <w:rPr>
-          <w:rFonts w:ascii="Times New Roman" w:hAnsi="Times New Roman"/>
-          <w:sz w:val="20"/>
-        </w:rPr>
-        <w:t xml:space="preserve"> The evaluation set is 400 items, of which 320 are answerable, spread over six query-language-by-passage-language cells. Cells therefore hold 45 to 70 items each, and per-cell differences of a few points are not resolvable. All items are authored by a single primary annotator working from model-generated candidates; a stratified 15% second pass re-labels the answerability decision blind, and Cohen's κ is reported, with κ ≥ 0.70 treated as a gate on reporting any answerability result. Inter-annotator agreement on a 15% sample is a weaker control than independent double annotation throughout, which was not feasible here.</w:t>
+          <w:sz w:val="20"/>
+        </w:rPr>
+        <w:t>The two facts fit together rather than conflicting. A generator losing 0.597 on its own is a noise floor that a retrieval gain has to clear to become visible downstream, and on 72 questions a gain of this size does not clear it. A reader who cares about end-to-end answer quality should know that fixing retrieval entirely would buy 0.193, while the generator is leaving 0.597 on the table.</w:t>
       </w:r>
     </w:p>
     <w:p>
@@ -12111,45 +12933,23 @@
       <w:r>
         <w:rPr>
           <w:rFonts w:ascii="Times New Roman" w:hAnsi="Times New Roman"/>
-          <w:b/>
-          <w:sz w:val="20"/>
-        </w:rPr>
-        <w:t>Preliminary numbers.</w:t>
-      </w:r>
-      <w:r>
-        <w:rPr>
-          <w:rFonts w:ascii="Times New Roman" w:hAnsi="Times New Roman"/>
-          <w:sz w:val="20"/>
-        </w:rPr>
-        <w:t xml:space="preserve"> Every retrieval figure in this paper is measured on synthetic probes rather than on the verified gold set, and is marked </w:t>
-      </w:r>
-      <w:r>
-        <w:rPr>
-          <w:rFonts w:ascii="Consolas" w:hAnsi="Consolas"/>
-          <w:sz w:val="17"/>
-        </w:rPr>
-        <w:t>[PROBE]</w:t>
-      </w:r>
-      <w:r>
-        <w:rPr>
-          <w:rFonts w:ascii="Times New Roman" w:hAnsi="Times New Roman"/>
-          <w:sz w:val="20"/>
-        </w:rPr>
-        <w:t xml:space="preserve"> throughout. The probes are constructed from real passages and real article titles, and the mechanism they expose is structural rather than statistical, so we do not expect the direction of the fusion result to change. The magnitudes may. Any figure still marked </w:t>
-      </w:r>
-      <w:r>
-        <w:rPr>
-          <w:rFonts w:ascii="Consolas" w:hAnsi="Consolas"/>
-          <w:sz w:val="17"/>
-        </w:rPr>
-        <w:t>[PROBE]</w:t>
-      </w:r>
-      <w:r>
-        <w:rPr>
-          <w:rFonts w:ascii="Times New Roman" w:hAnsi="Times New Roman"/>
-          <w:sz w:val="20"/>
-        </w:rPr>
-        <w:t xml:space="preserve"> at submission is labelled as such in the text, and no such figure is reported as a gold-set result.</w:t>
+          <w:sz w:val="20"/>
+        </w:rPr>
+        <w:t>That ratio is a property of this configuration, not a general law. A 3B model at 4-bit quantization is a deliberately small generator, chosen so every number here is reproducible on commodity hardware, and a larger one would move the 0.597 without touching the 0.193. The point is that the two error sources have to be measured separately before either is optimised, which is precisely what the oracle arm is for and why the brief asks for it.</w:t>
+      </w:r>
+    </w:p>
+    <w:p>
+      <w:pPr>
+        <w:spacing w:before="200" w:after="80"/>
+        <w:jc w:val="left"/>
+      </w:pPr>
+      <w:r>
+        <w:rPr>
+          <w:rFonts w:ascii="Times New Roman" w:hAnsi="Times New Roman"/>
+          <w:i/>
+          <w:sz w:val="20"/>
+        </w:rPr>
+        <w:t>E. Where this generalises</w:t>
       </w:r>
     </w:p>
     <w:p>
@@ -12161,17 +12961,24 @@
       <w:r>
         <w:rPr>
           <w:rFonts w:ascii="Times New Roman" w:hAnsi="Times New Roman"/>
-          <w:b/>
-          <w:sz w:val="20"/>
-        </w:rPr>
-        <w:t>A small quantized generator on CPU.</w:t>
-      </w:r>
-      <w:r>
-        <w:rPr>
-          <w:rFonts w:ascii="Times New Roman" w:hAnsi="Times New Roman"/>
-          <w:sz w:val="20"/>
-        </w:rPr>
-        <w:t xml:space="preserve"> Generation uses Qwen2.5-3B-Instruct at 4-bit quantization on a four-core CPU. This is a deliberate constraint — the system is intended to be reproducible on commodity hardware, and every figure we report is one a reader can regenerate without a GPU — but it bounds what the question-answering results say. A larger or unquantized model would plausibly change the absolute answer quality figures. It would not change the retrieval results, which are model-independent, and the retrieval results are where our contribution lies.</w:t>
+          <w:sz w:val="20"/>
+        </w:rPr>
+        <w:t xml:space="preserve">The mechanism is not about Hindi, and it is not about script. It appears wherever rank fusion is applied over retrievers with </w:t>
+      </w:r>
+      <w:r>
+        <w:rPr>
+          <w:rFonts w:ascii="Times New Roman" w:hAnsi="Times New Roman"/>
+          <w:i/>
+          <w:sz w:val="20"/>
+        </w:rPr>
+        <w:t>asymmetric coverage</w:t>
+      </w:r>
+      <w:r>
+        <w:rPr>
+          <w:rFonts w:ascii="Times New Roman" w:hAnsi="Times New Roman"/>
+          <w:sz w:val="20"/>
+        </w:rPr>
+        <w:t xml:space="preserve"> of the collection — where at least one retriever cannot, in principle, return part of what is being searched. Cross-script and cross-language pairs are the case studied here. The same structure arises when fusing a text retriever with one operating over images or tables, where each is blind to the other's modality; when fusing over access-controlled shards, where one retriever is permitted a subset of documents; and when fusing a domain-specialised index with a general one over a collection only partly covered by the specialist.</w:t>
       </w:r>
     </w:p>
     <w:p>
@@ -12183,9 +12990,204 @@
       <w:r>
         <w:rPr>
           <w:rFonts w:ascii="Times New Roman" w:hAnsi="Times New Roman"/>
+          <w:sz w:val="20"/>
+        </w:rPr>
+        <w:t xml:space="preserve">The practical guidance is correspondingly simple, and is the form in which we would want this result used: before fusing retrievers, check their </w:t>
+      </w:r>
+      <w:r>
+        <w:rPr>
+          <w:rFonts w:ascii="Times New Roman" w:hAnsi="Times New Roman"/>
+          <w:i/>
+          <w:sz w:val="20"/>
+        </w:rPr>
+        <w:t>coverage</w:t>
+      </w:r>
+      <w:r>
+        <w:rPr>
+          <w:rFonts w:ascii="Times New Roman" w:hAnsi="Times New Roman"/>
+          <w:sz w:val="20"/>
+        </w:rPr>
+        <w:t>, not only their quality. Two retrievers of equal measured accuracy can combine well or destructively depending on whether each could have retrieved what the other did. Where coverage is asymmetric, fusion should be taken over the retrievers eligible for a candidate rather than those that returned it.</w:t>
+      </w:r>
+    </w:p>
+    <w:p>
+      <w:pPr>
+        <w:spacing w:before="200" w:after="80"/>
+        <w:jc w:val="center"/>
+      </w:pPr>
+      <w:r>
+        <w:rPr>
+          <w:rFonts w:ascii="Times New Roman" w:hAnsi="Times New Roman"/>
+          <w:smallCaps/>
+          <w:sz w:val="20"/>
+        </w:rPr>
+        <w:t>IX. Limitations</w:t>
+      </w:r>
+    </w:p>
+    <w:p>
+      <w:pPr>
+        <w:spacing w:after="0"/>
+        <w:ind w:firstLine="288"/>
+        <w:jc w:val="both"/>
+      </w:pPr>
+      <w:r>
+        <w:rPr>
+          <w:rFonts w:ascii="Times New Roman" w:hAnsi="Times New Roman"/>
+          <w:sz w:val="20"/>
+        </w:rPr>
+        <w:t>We state these at length, because the value of a result of this kind depends on knowing precisely how far it reaches.</w:t>
+      </w:r>
+    </w:p>
+    <w:p>
+      <w:pPr>
+        <w:spacing w:after="0"/>
+        <w:ind w:firstLine="288"/>
+        <w:jc w:val="both"/>
+      </w:pPr>
+      <w:r>
+        <w:rPr>
+          <w:rFonts w:ascii="Times New Roman" w:hAnsi="Times New Roman"/>
           <w:b/>
           <w:sz w:val="20"/>
         </w:rPr>
+        <w:t>The corpus is encyclopedic, not regulatory.</w:t>
+      </w:r>
+      <w:r>
+        <w:rPr>
+          <w:rFonts w:ascii="Times New Roman" w:hAnsi="Times New Roman"/>
+          <w:sz w:val="20"/>
+        </w:rPr>
+        <w:t xml:space="preserve"> Our documents describe Indian government schemes; they are not the scheme guidelines themselves. Sustained attempts to build the corpus from official portals failed on soft 404s and image-only scans — one eighteen-page document yielded seventeen characters of extractable text — and the deviation is documented in the product requirements rather than quietly absorbed. Consequently we make no claim about retrieval over statutory or regulatory Hindi, which differs from encyclopedic Hindi in register, sentence length and terminology. The cross-script retrieval mechanism we identify is a property of the retrievers and the writing systems rather than of the genre, so we expect it to transfer; we have not shown that it does.</w:t>
+      </w:r>
+    </w:p>
+    <w:p>
+      <w:pPr>
+        <w:spacing w:after="0"/>
+        <w:ind w:firstLine="288"/>
+        <w:jc w:val="both"/>
+      </w:pPr>
+      <w:r>
+        <w:rPr>
+          <w:rFonts w:ascii="Times New Roman" w:hAnsi="Times New Roman"/>
+          <w:b/>
+          <w:sz w:val="20"/>
+        </w:rPr>
+        <w:t>One Indic language.</w:t>
+      </w:r>
+      <w:r>
+        <w:rPr>
+          <w:rFonts w:ascii="Times New Roman" w:hAnsi="Times New Roman"/>
+          <w:sz w:val="20"/>
+        </w:rPr>
+        <w:t xml:space="preserve"> We evaluate Hindi and Hindi–English code-mixing. India has twenty-two scheduled languages, and several of the most widely spoken use scripts other than Devanagari. Script-aware fusion is formulated over an eligibility relation between queries and passages and is not specific to Devanagari, but a two-script corpus cannot distinguish a method that handles script asymmetry in general from one that happens to handle this pair. Behaviour with three or more scripts, and with partially overlapping scripts such as those sharing a Perso-Arabic base, is untested.</w:t>
+      </w:r>
+    </w:p>
+    <w:p>
+      <w:pPr>
+        <w:spacing w:after="0"/>
+        <w:ind w:firstLine="288"/>
+        <w:jc w:val="both"/>
+      </w:pPr>
+      <w:r>
+        <w:rPr>
+          <w:rFonts w:ascii="Times New Roman" w:hAnsi="Times New Roman"/>
+          <w:b/>
+          <w:sz w:val="20"/>
+        </w:rPr>
+        <w:t>Scale, and a single primary annotator.</w:t>
+      </w:r>
+      <w:r>
+        <w:rPr>
+          <w:rFonts w:ascii="Times New Roman" w:hAnsi="Times New Roman"/>
+          <w:sz w:val="20"/>
+        </w:rPr>
+        <w:t xml:space="preserve"> The evaluation set is 400 items, of which 320 are answerable, spread over six query-language-by-passage-language cells. Cells therefore hold 45 to 70 items each, and per-cell differences of a few points are not resolvable. All items are authored by a single primary annotator working from model-generated candidates; a stratified 15% second pass re-labels the answerability decision blind, and Cohen's κ is reported, with κ ≥ 0.70 treated as a gate on reporting any answerability result. Inter-annotator agreement on a 15% sample is a weaker control than independent double annotation throughout, which was not feasible here.</w:t>
+      </w:r>
+    </w:p>
+    <w:p>
+      <w:pPr>
+        <w:spacing w:after="0"/>
+        <w:ind w:firstLine="288"/>
+        <w:jc w:val="both"/>
+      </w:pPr>
+      <w:r>
+        <w:rPr>
+          <w:rFonts w:ascii="Times New Roman" w:hAnsi="Times New Roman"/>
+          <w:b/>
+          <w:sz w:val="20"/>
+        </w:rPr>
+        <w:t>Preliminary numbers.</w:t>
+      </w:r>
+      <w:r>
+        <w:rPr>
+          <w:rFonts w:ascii="Times New Roman" w:hAnsi="Times New Roman"/>
+          <w:sz w:val="20"/>
+        </w:rPr>
+        <w:t xml:space="preserve"> Every retrieval figure in this paper is measured on synthetic probes rather than on the verified gold set, and is marked </w:t>
+      </w:r>
+      <w:r>
+        <w:rPr>
+          <w:rFonts w:ascii="Consolas" w:hAnsi="Consolas"/>
+          <w:sz w:val="17"/>
+        </w:rPr>
+        <w:t>[PROBE]</w:t>
+      </w:r>
+      <w:r>
+        <w:rPr>
+          <w:rFonts w:ascii="Times New Roman" w:hAnsi="Times New Roman"/>
+          <w:sz w:val="20"/>
+        </w:rPr>
+        <w:t xml:space="preserve"> throughout. The probes are constructed from real passages and real article titles, and the mechanism they expose is structural rather than statistical, so we do not expect the direction of the fusion result to change. The magnitudes may. Any figure still marked </w:t>
+      </w:r>
+      <w:r>
+        <w:rPr>
+          <w:rFonts w:ascii="Consolas" w:hAnsi="Consolas"/>
+          <w:sz w:val="17"/>
+        </w:rPr>
+        <w:t>[PROBE]</w:t>
+      </w:r>
+      <w:r>
+        <w:rPr>
+          <w:rFonts w:ascii="Times New Roman" w:hAnsi="Times New Roman"/>
+          <w:sz w:val="20"/>
+        </w:rPr>
+        <w:t xml:space="preserve"> at submission is labelled as such in the text, and no such figure is reported as a gold-set result.</w:t>
+      </w:r>
+    </w:p>
+    <w:p>
+      <w:pPr>
+        <w:spacing w:after="0"/>
+        <w:ind w:firstLine="288"/>
+        <w:jc w:val="both"/>
+      </w:pPr>
+      <w:r>
+        <w:rPr>
+          <w:rFonts w:ascii="Times New Roman" w:hAnsi="Times New Roman"/>
+          <w:b/>
+          <w:sz w:val="20"/>
+        </w:rPr>
+        <w:t>A small quantized generator on CPU.</w:t>
+      </w:r>
+      <w:r>
+        <w:rPr>
+          <w:rFonts w:ascii="Times New Roman" w:hAnsi="Times New Roman"/>
+          <w:sz w:val="20"/>
+        </w:rPr>
+        <w:t xml:space="preserve"> Generation uses Qwen2.5-3B-Instruct at 4-bit quantization on a four-core CPU. This is a deliberate constraint — the system is intended to be reproducible on commodity hardware, and every figure we report is one a reader can regenerate without a GPU — but it bounds what the question-answering results say. A larger or unquantized model would plausibly change the absolute answer quality figures. It would not change the retrieval results, which are model-independent, and the retrieval results are where our contribution lies.</w:t>
+      </w:r>
+    </w:p>
+    <w:p>
+      <w:pPr>
+        <w:spacing w:after="0"/>
+        <w:ind w:firstLine="288"/>
+        <w:jc w:val="both"/>
+      </w:pPr>
+      <w:r>
+        <w:rPr>
+          <w:rFonts w:ascii="Times New Roman" w:hAnsi="Times New Roman"/>
+          <w:b/>
+          <w:sz w:val="20"/>
+        </w:rPr>
         <w:t>The fusion correction is demonstrated over one encoder pair.</w:t>
       </w:r>
       <w:r>
@@ -12194,6 +13196,28 @@
           <w:sz w:val="20"/>
         </w:rPr>
         <w:t xml:space="preserve"> Script-aware fusion is evaluated over BM25 and multilingual-e5-base. As §VI-F reports, LaBSE used alone outperforms that fused system on the code-mixed slice by a wide margin (0.332 against 0.173), which means that on code-mixed queries a better encoder choice beats correcting the fusion over a weaker one. The correction is orthogonal to encoder choice and could be applied over LaBSE; we have not tested that combination, and until we do, our results establish that script-aware fusion repairs a specific defect in rank fusion, not that the resulting system is the strongest available configuration.</w:t>
+      </w:r>
+    </w:p>
+    <w:p>
+      <w:pPr>
+        <w:spacing w:after="0"/>
+        <w:ind w:firstLine="288"/>
+        <w:jc w:val="both"/>
+      </w:pPr>
+      <w:r>
+        <w:rPr>
+          <w:rFonts w:ascii="Times New Roman" w:hAnsi="Times New Roman"/>
+          <w:b/>
+          <w:sz w:val="20"/>
+        </w:rPr>
+        <w:t>Most of our own pre-registered targets were missed.</w:t>
+      </w:r>
+      <w:r>
+        <w:rPr>
+          <w:rFonts w:ascii="Times New Roman" w:hAnsi="Times New Roman"/>
+          <w:sz w:val="20"/>
+        </w:rPr>
+        <w:t xml:space="preserve"> We fixed eight success criteria before collecting any number — retrieval recall by language group, answerability F1, citation support, annotator agreement — and met one of them: that the closed-book arm would sit far below the retrieval arms on citation support. We report this rather than quietly dropping the targets, and two of the misses are informative. The retrieval targets (0.85 monolingual, 0.70 cross-lingual) were set against an imagined corpus of official scheme guidelines, where a question and its answer share vocabulary; they were never recalibrated when that corpus proved unobtainable and an encyclopedic one was substituted, which is an error in our planning rather than in the system. The answerability target of 0.75 was unreachable by the signal it assumed, for the reason §VI-H gives. A target missed because the question changed under it is worth separating from a target missed because the method failed, and these are mostly the former.</w:t>
       </w:r>
     </w:p>
     <w:p>

--- a/paper/IndicRAG-QA.docx
+++ b/paper/IndicRAG-QA.docx
@@ -6840,7 +6840,22 @@
           <w:rFonts w:ascii="Times New Roman" w:hAnsi="Times New Roman"/>
           <w:sz w:val="20"/>
         </w:rPr>
-        <w:t>MuRIL, pretrained on seventeen Indian languages, is the weakest dense encoder tested at 0.238 Recall@5 — below MiniLM-L12 at 0.303, a model with roughly half the parameters but trained with a retrieval objective. We ran both mean and CLS pooling and report the better, so the result is not a pooling artefact; CLS pooling is worse still at 0.143.</w:t>
+        <w:t xml:space="preserve">MuRIL, pretrained on seventeen Indian languages, is the weakest dense encoder tested at 0.238 Recall@5. It sits below MiniLM-L12 at 0.303, a model with roughly half the parameters but trained with a retrieval objective — though we note that this particular ordering is </w:t>
+      </w:r>
+      <w:r>
+        <w:rPr>
+          <w:rFonts w:ascii="Times New Roman" w:hAnsi="Times New Roman"/>
+          <w:b/>
+          <w:sz w:val="20"/>
+        </w:rPr>
+        <w:t>not statistically established</w:t>
+      </w:r>
+      <w:r>
+        <w:rPr>
+          <w:rFonts w:ascii="Times New Roman" w:hAnsi="Times New Roman"/>
+          <w:sz w:val="20"/>
+        </w:rPr>
+        <w:t>: paired over the 180 probes the gap is +0.065 at p = 0.069, which does not clear the 0.05 level we report against elsewhere. We ran both mean and CLS pooling and report the better, so the result is not a pooling artefact; CLS pooling is worse still at 0.143.</w:t>
       </w:r>
     </w:p>
     <w:p>
@@ -6854,7 +6869,7 @@
           <w:rFonts w:ascii="Times New Roman" w:hAnsi="Times New Roman"/>
           <w:sz w:val="20"/>
         </w:rPr>
-        <w:t xml:space="preserve">The sharpest form of the result is in the breakdown: MuRIL scores </w:t>
+        <w:t xml:space="preserve">The sharpest form of the result needs no test at all, and is in the breakdown: MuRIL scores </w:t>
       </w:r>
       <w:r>
         <w:rPr>
@@ -6869,7 +6884,7 @@
           <w:rFonts w:ascii="Times New Roman" w:hAnsi="Times New Roman"/>
           <w:sz w:val="20"/>
         </w:rPr>
-        <w:t xml:space="preserve"> on both the cross-lingual and the code-mixed slices. The model pretrained on seventeen Indian languages is the one that cannot retrieve between two of them.</w:t>
+        <w:t xml:space="preserve"> on both the cross-lingual and the code-mixed slices — not a small number, but no correct retrieval in 60 queries. The model pretrained on seventeen Indian languages is the one that cannot retrieve between two of them.</w:t>
       </w:r>
     </w:p>
     <w:p>
@@ -7636,7 +7651,22 @@
           <w:rFonts w:ascii="Times New Roman" w:hAnsi="Times New Roman"/>
           <w:sz w:val="20"/>
         </w:rPr>
-        <w:t xml:space="preserve"> on the code-mixed slice — against 0.173 for script-aware fusion over BM25 and e5-base, and 0.132 for e5-base alone. On code-mixed queries, choosing a different encoder outperforms correcting the fusion over a weaker one, by a wide margin.</w:t>
+        <w:t xml:space="preserve"> on the code-mixed slice against 0.173 for script-aware fusion over BM25 and e5-base. Paired over the 30 code-mixed queries that is +0.159 at </w:t>
+      </w:r>
+      <w:r>
+        <w:rPr>
+          <w:rFonts w:ascii="Times New Roman" w:hAnsi="Times New Roman"/>
+          <w:b/>
+          <w:sz w:val="20"/>
+        </w:rPr>
+        <w:t>p = 0.0094</w:t>
+      </w:r>
+      <w:r>
+        <w:rPr>
+          <w:rFonts w:ascii="Times New Roman" w:hAnsi="Times New Roman"/>
+          <w:sz w:val="20"/>
+        </w:rPr>
+        <w:t>, so on code-mixed queries choosing a different encoder genuinely outperforms correcting the fusion over a weaker one.</w:t>
       </w:r>
     </w:p>
     <w:p>
@@ -7650,22 +7680,21 @@
           <w:rFonts w:ascii="Times New Roman" w:hAnsi="Times New Roman"/>
           <w:sz w:val="20"/>
         </w:rPr>
-        <w:t xml:space="preserve">We state this plainly because it qualifies the practical reading of §VI-E. Two points bound it. The fusion correction is orthogonal to the choice of encoder: it is a statement about how rankings are combined, and nothing prevents applying it over LaBSE, which we have not tested and which we would expect to be stronger than either. And LaBSE does </w:t>
-      </w:r>
-      <w:r>
-        <w:rPr>
-          <w:rFonts w:ascii="Times New Roman" w:hAnsi="Times New Roman"/>
-          <w:i/>
-          <w:sz w:val="20"/>
-        </w:rPr>
-        <w:t>not</w:t>
-      </w:r>
-      <w:r>
-        <w:rPr>
-          <w:rFonts w:ascii="Times New Roman" w:hAnsi="Times New Roman"/>
-          <w:sz w:val="20"/>
-        </w:rPr>
-        <w:t xml:space="preserve"> lead the cross-lingual slice — it scores 0.097 there, below both MiniLM and e5-base — so it is not a uniformly better choice but a differently shaped one.</w:t>
+        <w:t>The reverse holds elsewhere, and equally significantly. On the monolingual slice LaBSE loses to the fused system by 0.233 (p = 0.0001), and on the cross-lingual slice it is behind by 0.056, which is within noise (p = 0.34). LaBSE is not a better retriever; it is a differently shaped one, and the shape happens to suit Romanized Hindi.</w:t>
+      </w:r>
+    </w:p>
+    <w:p>
+      <w:pPr>
+        <w:spacing w:after="0"/>
+        <w:ind w:firstLine="288"/>
+        <w:jc w:val="both"/>
+      </w:pPr>
+      <w:r>
+        <w:rPr>
+          <w:rFonts w:ascii="Times New Roman" w:hAnsi="Times New Roman"/>
+          <w:sz w:val="20"/>
+        </w:rPr>
+        <w:t>We state this plainly because it qualifies the practical reading of §VI-E. The fusion correction is orthogonal to the choice of encoder: it is a statement about how rankings are combined, and nothing prevents applying it over LaBSE, which we have not tested and would expect to be stronger than either.</w:t>
       </w:r>
     </w:p>
     <w:p>

--- a/paper/IndicRAG-QA.docx
+++ b/paper/IndicRAG-QA.docx
@@ -4933,6 +4933,149 @@
           <w:sz w:val="20"/>
         </w:rPr>
         <w:t>The corpus is 694 passages over 40 schemes in English and Hindi, with all 80 documents passing Devanagari integrity validation.</w:t>
+      </w:r>
+    </w:p>
+    <w:p>
+      <w:pPr>
+        <w:spacing w:before="200" w:after="80"/>
+        <w:jc w:val="left"/>
+      </w:pPr>
+      <w:r>
+        <w:rPr>
+          <w:rFonts w:ascii="Times New Roman" w:hAnsi="Times New Roman"/>
+          <w:i/>
+          <w:sz w:val="20"/>
+        </w:rPr>
+        <w:t>A.1 A first look at the same experiments on the gold set</w:t>
+      </w:r>
+    </w:p>
+    <w:p>
+      <w:pPr>
+        <w:spacing w:after="0"/>
+        <w:ind w:firstLine="288"/>
+        <w:jc w:val="both"/>
+      </w:pPr>
+      <w:r>
+        <w:rPr>
+          <w:rFonts w:ascii="Times New Roman" w:hAnsi="Times New Roman"/>
+          <w:sz w:val="20"/>
+        </w:rPr>
+        <w:t xml:space="preserve">The retrieval sections below are probe-based. We have since run the identical evaluation over the 320 answerable gold items, and report the comparison here because two of the probe-based conclusions do not survive it. These items are </w:t>
+      </w:r>
+      <w:r>
+        <w:rPr>
+          <w:rFonts w:ascii="Times New Roman" w:hAnsi="Times New Roman"/>
+          <w:b/>
+          <w:sz w:val="20"/>
+        </w:rPr>
+        <w:t>not verified either</w:t>
+      </w:r>
+      <w:r>
+        <w:rPr>
+          <w:rFonts w:ascii="Times New Roman" w:hAnsi="Times New Roman"/>
+          <w:sz w:val="20"/>
+        </w:rPr>
+        <w:t>, so this is a second preliminary source rather than a correction; the headline sections keep their probe numbers until verification settles which to report.</w:t>
+      </w:r>
+    </w:p>
+    <w:p>
+      <w:pPr>
+        <w:spacing w:after="0"/>
+        <w:ind w:firstLine="288"/>
+        <w:jc w:val="both"/>
+      </w:pPr>
+      <w:r>
+        <w:rPr>
+          <w:rFonts w:ascii="Times New Roman" w:hAnsi="Times New Roman"/>
+          <w:b/>
+          <w:sz w:val="20"/>
+        </w:rPr>
+        <w:t>What the gold set confirms, more strongly than the probes did.</w:t>
+      </w:r>
+      <w:r>
+        <w:rPr>
+          <w:rFonts w:ascii="Times New Roman" w:hAnsi="Times New Roman"/>
+          <w:sz w:val="20"/>
+        </w:rPr>
+        <w:t xml:space="preserve"> Lexical retrieval still collapses across the language boundary: BM25 reaches 0.977 monolingual and 0.056 cross-lingual, a ratio worse than on the probes. MuRIL still scores exactly 0.000 cross-lingually. And the fusion penalty is still there and still visible in the same shape — plain RRF reaches 0.111 on the cross-lingual slice while the dense retriever it contains reaches 0.367.</w:t>
+      </w:r>
+    </w:p>
+    <w:p>
+      <w:pPr>
+        <w:spacing w:after="0"/>
+        <w:ind w:firstLine="288"/>
+        <w:jc w:val="both"/>
+      </w:pPr>
+      <w:r>
+        <w:rPr>
+          <w:rFonts w:ascii="Times New Roman" w:hAnsi="Times New Roman"/>
+          <w:b/>
+          <w:sz w:val="20"/>
+        </w:rPr>
+        <w:t>What it contradicts.</w:t>
+      </w:r>
+      <w:r>
+        <w:rPr>
+          <w:rFonts w:ascii="Times New Roman" w:hAnsi="Times New Roman"/>
+          <w:sz w:val="20"/>
+        </w:rPr>
+        <w:t xml:space="preserve"> Two things.</w:t>
+      </w:r>
+    </w:p>
+    <w:p>
+      <w:pPr>
+        <w:spacing w:after="0"/>
+        <w:ind w:firstLine="288"/>
+        <w:jc w:val="both"/>
+      </w:pPr>
+      <w:r>
+        <w:rPr>
+          <w:rFonts w:ascii="Times New Roman" w:hAnsi="Times New Roman"/>
+          <w:sz w:val="20"/>
+        </w:rPr>
+        <w:t>First, §VI-F's LaBSE result reverses. On the probes LaBSE led the code-mixed slice at 0.332; on the gold set it scores 0.050 there, and lexical retrieval leads at 0.230. The gold code-mixed questions are Romanized Hindi carrying English scheme names, which BM25 can match directly against the English passages, and the probe set's code-mixed shape evidently did not reproduce that. §VI-F should be read as a claim about the probe set until verification decides.</w:t>
+      </w:r>
+    </w:p>
+    <w:p>
+      <w:pPr>
+        <w:spacing w:after="0"/>
+        <w:ind w:firstLine="288"/>
+        <w:jc w:val="both"/>
+      </w:pPr>
+      <w:r>
+        <w:rPr>
+          <w:rFonts w:ascii="Times New Roman" w:hAnsi="Times New Roman"/>
+          <w:sz w:val="20"/>
+        </w:rPr>
+        <w:t>Second, the α sweep reverses, and with it the H2 verdict. On the probes no interior weighting beat the endpoints by more than 0.001. On the gold set α = 0.4 reaches 0.547 against 0.484 for pure lexical and 0.416 for pure dense — a margin of 0.062, comfortably outside the noise band. Weighted hybrid fusion does help on these questions, which is the opposite of what §VI-E reports from the probes.</w:t>
+      </w:r>
+    </w:p>
+    <w:p>
+      <w:pPr>
+        <w:spacing w:after="0"/>
+        <w:ind w:firstLine="288"/>
+        <w:jc w:val="both"/>
+      </w:pPr>
+      <w:r>
+        <w:rPr>
+          <w:rFonts w:ascii="Times New Roman" w:hAnsi="Times New Roman"/>
+          <w:sz w:val="20"/>
+        </w:rPr>
+        <w:t xml:space="preserve">That divergence is itself evidence for the caution in §VI-A. A probe set built by lifting phrasing from target passages flatters lexical retrieval and compresses the differences between fusion settings; the gold questions are written to be answered rather than to be matched, and they separate the methods that the probes could not. The full table is committed as </w:t>
+      </w:r>
+      <w:r>
+        <w:rPr>
+          <w:rFonts w:ascii="Consolas" w:hAnsi="Consolas"/>
+          <w:sz w:val="17"/>
+        </w:rPr>
+        <w:t>evals/report-retrieval-goldset.txt</w:t>
+      </w:r>
+      <w:r>
+        <w:rPr>
+          <w:rFonts w:ascii="Times New Roman" w:hAnsi="Times New Roman"/>
+          <w:sz w:val="20"/>
+        </w:rPr>
+        <w:t>.</w:t>
       </w:r>
     </w:p>
     <w:p>

--- a/paper/IndicRAG-QA.docx
+++ b/paper/IndicRAG-QA.docx
@@ -5883,6 +5883,445 @@
           <w:i/>
           <w:sz w:val="20"/>
         </w:rPr>
+        <w:t>A.2 The correction is orthogonal to encoder choice</w:t>
+      </w:r>
+    </w:p>
+    <w:p>
+      <w:pPr>
+        <w:spacing w:after="0"/>
+        <w:ind w:firstLine="288"/>
+        <w:jc w:val="both"/>
+      </w:pPr>
+      <w:r>
+        <w:rPr>
+          <w:rFonts w:ascii="Times New Roman" w:hAnsi="Times New Roman"/>
+          <w:sz w:val="20"/>
+        </w:rPr>
+        <w:t>§VIII-E argues that the mechanism is about asymmetric coverage rather than about any particular encoder. That is testable by applying the same correction over different dense retrievers, and on the gold set it holds for all three we have embeddings for.</w:t>
+      </w:r>
+    </w:p>
+    <w:tbl>
+      <w:tblPr>
+        <w:tblStyle w:val="TableGrid"/>
+        <w:tblW w:type="auto" w:w="0"/>
+        <w:tblLayout w:type="autofit"/>
+        <w:tblLook w:firstColumn="1" w:firstRow="1" w:lastColumn="0" w:lastRow="0" w:noHBand="0" w:noVBand="1" w:val="04A0"/>
+      </w:tblPr>
+      <w:tblGrid>
+        <w:gridCol w:w="2610"/>
+        <w:gridCol w:w="2610"/>
+        <w:gridCol w:w="2610"/>
+        <w:gridCol w:w="2610"/>
+      </w:tblGrid>
+      <w:tr>
+        <w:tc>
+          <w:tcPr>
+            <w:tcW w:type="dxa" w:w="2610"/>
+          </w:tcPr>
+          <w:p>
+            <w:pPr>
+              <w:spacing w:after="0"/>
+            </w:pPr>
+            <w:r/>
+            <w:r>
+              <w:rPr>
+                <w:rFonts w:ascii="Times New Roman" w:hAnsi="Times New Roman"/>
+                <w:b/>
+                <w:sz w:val="16"/>
+              </w:rPr>
+              <w:t>Encoder</w:t>
+            </w:r>
+          </w:p>
+        </w:tc>
+        <w:tc>
+          <w:tcPr>
+            <w:tcW w:type="dxa" w:w="2610"/>
+          </w:tcPr>
+          <w:p>
+            <w:pPr>
+              <w:spacing w:after="0"/>
+            </w:pPr>
+            <w:r/>
+            <w:r>
+              <w:rPr>
+                <w:rFonts w:ascii="Times New Roman" w:hAnsi="Times New Roman"/>
+                <w:b/>
+                <w:sz w:val="16"/>
+              </w:rPr>
+              <w:t>dense alone</w:t>
+            </w:r>
+          </w:p>
+        </w:tc>
+        <w:tc>
+          <w:tcPr>
+            <w:tcW w:type="dxa" w:w="2610"/>
+          </w:tcPr>
+          <w:p>
+            <w:pPr>
+              <w:spacing w:after="0"/>
+            </w:pPr>
+            <w:r/>
+            <w:r>
+              <w:rPr>
+                <w:rFonts w:ascii="Times New Roman" w:hAnsi="Times New Roman"/>
+                <w:b/>
+                <w:sz w:val="16"/>
+              </w:rPr>
+              <w:t>with script-aware fusion</w:t>
+            </w:r>
+          </w:p>
+        </w:tc>
+        <w:tc>
+          <w:tcPr>
+            <w:tcW w:type="dxa" w:w="2610"/>
+          </w:tcPr>
+          <w:p>
+            <w:pPr>
+              <w:spacing w:after="0"/>
+            </w:pPr>
+            <w:r/>
+            <w:r>
+              <w:rPr>
+                <w:rFonts w:ascii="Times New Roman" w:hAnsi="Times New Roman"/>
+                <w:b/>
+                <w:sz w:val="16"/>
+              </w:rPr>
+              <w:t>gain</w:t>
+            </w:r>
+          </w:p>
+        </w:tc>
+      </w:tr>
+      <w:tr>
+        <w:tc>
+          <w:tcPr>
+            <w:tcW w:type="dxa" w:w="2610"/>
+          </w:tcPr>
+          <w:p>
+            <w:pPr>
+              <w:spacing w:after="0"/>
+            </w:pPr>
+            <w:r>
+              <w:rPr>
+                <w:sz w:val="16"/>
+              </w:rPr>
+            </w:r>
+            <w:r>
+              <w:rPr>
+                <w:rFonts w:ascii="Times New Roman" w:hAnsi="Times New Roman"/>
+                <w:sz w:val="16"/>
+              </w:rPr>
+              <w:t>multilingual-e5-base</w:t>
+            </w:r>
+          </w:p>
+        </w:tc>
+        <w:tc>
+          <w:tcPr>
+            <w:tcW w:type="dxa" w:w="2610"/>
+          </w:tcPr>
+          <w:p>
+            <w:pPr>
+              <w:spacing w:after="0"/>
+            </w:pPr>
+            <w:r>
+              <w:rPr>
+                <w:sz w:val="16"/>
+              </w:rPr>
+            </w:r>
+            <w:r>
+              <w:rPr>
+                <w:rFonts w:ascii="Times New Roman" w:hAnsi="Times New Roman"/>
+                <w:sz w:val="16"/>
+              </w:rPr>
+              <w:t>0.522</w:t>
+            </w:r>
+          </w:p>
+        </w:tc>
+        <w:tc>
+          <w:tcPr>
+            <w:tcW w:type="dxa" w:w="2610"/>
+          </w:tcPr>
+          <w:p>
+            <w:pPr>
+              <w:spacing w:after="0"/>
+            </w:pPr>
+            <w:r>
+              <w:rPr>
+                <w:sz w:val="16"/>
+              </w:rPr>
+            </w:r>
+            <w:r>
+              <w:rPr>
+                <w:rFonts w:ascii="Times New Roman" w:hAnsi="Times New Roman"/>
+                <w:b/>
+                <w:sz w:val="16"/>
+              </w:rPr>
+              <w:t>0.603</w:t>
+            </w:r>
+          </w:p>
+        </w:tc>
+        <w:tc>
+          <w:tcPr>
+            <w:tcW w:type="dxa" w:w="2610"/>
+          </w:tcPr>
+          <w:p>
+            <w:pPr>
+              <w:spacing w:after="0"/>
+            </w:pPr>
+            <w:r>
+              <w:rPr>
+                <w:sz w:val="16"/>
+              </w:rPr>
+            </w:r>
+            <w:r>
+              <w:rPr>
+                <w:rFonts w:ascii="Times New Roman" w:hAnsi="Times New Roman"/>
+                <w:sz w:val="16"/>
+              </w:rPr>
+              <w:t>+0.081</w:t>
+            </w:r>
+          </w:p>
+        </w:tc>
+      </w:tr>
+      <w:tr>
+        <w:tc>
+          <w:tcPr>
+            <w:tcW w:type="dxa" w:w="2610"/>
+          </w:tcPr>
+          <w:p>
+            <w:pPr>
+              <w:spacing w:after="0"/>
+            </w:pPr>
+            <w:r>
+              <w:rPr>
+                <w:sz w:val="16"/>
+              </w:rPr>
+            </w:r>
+            <w:r>
+              <w:rPr>
+                <w:rFonts w:ascii="Times New Roman" w:hAnsi="Times New Roman"/>
+                <w:sz w:val="16"/>
+              </w:rPr>
+              <w:t>MiniLM-L12</w:t>
+            </w:r>
+          </w:p>
+        </w:tc>
+        <w:tc>
+          <w:tcPr>
+            <w:tcW w:type="dxa" w:w="2610"/>
+          </w:tcPr>
+          <w:p>
+            <w:pPr>
+              <w:spacing w:after="0"/>
+            </w:pPr>
+            <w:r>
+              <w:rPr>
+                <w:sz w:val="16"/>
+              </w:rPr>
+            </w:r>
+            <w:r>
+              <w:rPr>
+                <w:rFonts w:ascii="Times New Roman" w:hAnsi="Times New Roman"/>
+                <w:sz w:val="16"/>
+              </w:rPr>
+              <w:t>0.416</w:t>
+            </w:r>
+          </w:p>
+        </w:tc>
+        <w:tc>
+          <w:tcPr>
+            <w:tcW w:type="dxa" w:w="2610"/>
+          </w:tcPr>
+          <w:p>
+            <w:pPr>
+              <w:spacing w:after="0"/>
+            </w:pPr>
+            <w:r>
+              <w:rPr>
+                <w:sz w:val="16"/>
+              </w:rPr>
+            </w:r>
+            <w:r>
+              <w:rPr>
+                <w:rFonts w:ascii="Times New Roman" w:hAnsi="Times New Roman"/>
+                <w:sz w:val="16"/>
+              </w:rPr>
+              <w:t>0.519</w:t>
+            </w:r>
+          </w:p>
+        </w:tc>
+        <w:tc>
+          <w:tcPr>
+            <w:tcW w:type="dxa" w:w="2610"/>
+          </w:tcPr>
+          <w:p>
+            <w:pPr>
+              <w:spacing w:after="0"/>
+            </w:pPr>
+            <w:r>
+              <w:rPr>
+                <w:sz w:val="16"/>
+              </w:rPr>
+            </w:r>
+            <w:r>
+              <w:rPr>
+                <w:rFonts w:ascii="Times New Roman" w:hAnsi="Times New Roman"/>
+                <w:sz w:val="16"/>
+              </w:rPr>
+              <w:t>+0.103</w:t>
+            </w:r>
+          </w:p>
+        </w:tc>
+      </w:tr>
+      <w:tr>
+        <w:tc>
+          <w:tcPr>
+            <w:tcW w:type="dxa" w:w="2610"/>
+          </w:tcPr>
+          <w:p>
+            <w:pPr>
+              <w:spacing w:after="0"/>
+            </w:pPr>
+            <w:r>
+              <w:rPr>
+                <w:sz w:val="16"/>
+              </w:rPr>
+            </w:r>
+            <w:r>
+              <w:rPr>
+                <w:rFonts w:ascii="Times New Roman" w:hAnsi="Times New Roman"/>
+                <w:sz w:val="16"/>
+              </w:rPr>
+              <w:t>LaBSE</w:t>
+            </w:r>
+          </w:p>
+        </w:tc>
+        <w:tc>
+          <w:tcPr>
+            <w:tcW w:type="dxa" w:w="2610"/>
+          </w:tcPr>
+          <w:p>
+            <w:pPr>
+              <w:spacing w:after="0"/>
+            </w:pPr>
+            <w:r>
+              <w:rPr>
+                <w:sz w:val="16"/>
+              </w:rPr>
+            </w:r>
+            <w:r>
+              <w:rPr>
+                <w:rFonts w:ascii="Times New Roman" w:hAnsi="Times New Roman"/>
+                <w:sz w:val="16"/>
+              </w:rPr>
+              <w:t>0.394</w:t>
+            </w:r>
+          </w:p>
+        </w:tc>
+        <w:tc>
+          <w:tcPr>
+            <w:tcW w:type="dxa" w:w="2610"/>
+          </w:tcPr>
+          <w:p>
+            <w:pPr>
+              <w:spacing w:after="0"/>
+            </w:pPr>
+            <w:r>
+              <w:rPr>
+                <w:sz w:val="16"/>
+              </w:rPr>
+            </w:r>
+            <w:r>
+              <w:rPr>
+                <w:rFonts w:ascii="Times New Roman" w:hAnsi="Times New Roman"/>
+                <w:sz w:val="16"/>
+              </w:rPr>
+              <w:t>0.466</w:t>
+            </w:r>
+          </w:p>
+        </w:tc>
+        <w:tc>
+          <w:tcPr>
+            <w:tcW w:type="dxa" w:w="2610"/>
+          </w:tcPr>
+          <w:p>
+            <w:pPr>
+              <w:spacing w:after="0"/>
+            </w:pPr>
+            <w:r>
+              <w:rPr>
+                <w:sz w:val="16"/>
+              </w:rPr>
+            </w:r>
+            <w:r>
+              <w:rPr>
+                <w:rFonts w:ascii="Times New Roman" w:hAnsi="Times New Roman"/>
+                <w:sz w:val="16"/>
+              </w:rPr>
+              <w:t>+0.072</w:t>
+            </w:r>
+          </w:p>
+        </w:tc>
+      </w:tr>
+    </w:tbl>
+    <w:p>
+      <w:pPr>
+        <w:spacing w:after="40"/>
+      </w:pPr>
+    </w:p>
+    <w:p>
+      <w:pPr>
+        <w:spacing w:after="0"/>
+        <w:ind w:firstLine="288"/>
+        <w:jc w:val="both"/>
+      </w:pPr>
+      <w:r>
+        <w:rPr>
+          <w:rFonts w:ascii="Times New Roman" w:hAnsi="Times New Roman"/>
+          <w:sz w:val="20"/>
+        </w:rPr>
+        <w:t xml:space="preserve">Fusion improves every one, by a similar margin, which is what a claim about the </w:t>
+      </w:r>
+      <w:r>
+        <w:rPr>
+          <w:rFonts w:ascii="Times New Roman" w:hAnsi="Times New Roman"/>
+          <w:i/>
+          <w:sz w:val="20"/>
+        </w:rPr>
+        <w:t>arithmetic</w:t>
+      </w:r>
+      <w:r>
+        <w:rPr>
+          <w:rFonts w:ascii="Times New Roman" w:hAnsi="Times New Roman"/>
+          <w:sz w:val="20"/>
+        </w:rPr>
+        <w:t xml:space="preserve"> rather than the representation predicts.</w:t>
+      </w:r>
+    </w:p>
+    <w:p>
+      <w:pPr>
+        <w:spacing w:after="0"/>
+        <w:ind w:firstLine="288"/>
+        <w:jc w:val="both"/>
+      </w:pPr>
+      <w:r>
+        <w:rPr>
+          <w:rFonts w:ascii="Times New Roman" w:hAnsi="Times New Roman"/>
+          <w:sz w:val="20"/>
+        </w:rPr>
+        <w:t>It also settles a question §IX previously listed as open. Fusing over LaBSE does not beat fusing over e5-base: it is worse by 0.138 overall (p = 0.0001), and by 0.246 on the monolingual slice. MiniLM leads the cross-lingual slice at 0.578 against 0.500, but the gap is not significant (p = 0.23) and it loses heavily everywhere else. multilingual-e5-base remains the right primary encoder for this corpus, and the §VI-F caveat about LaBSE is a statement about one slice of one probe set rather than a better configuration we declined to use.</w:t>
+      </w:r>
+    </w:p>
+    <w:p>
+      <w:pPr>
+        <w:spacing w:before="200" w:after="80"/>
+        <w:jc w:val="left"/>
+      </w:pPr>
+      <w:r>
+        <w:rPr>
+          <w:rFonts w:ascii="Times New Roman" w:hAnsi="Times New Roman"/>
+          <w:i/>
+          <w:sz w:val="20"/>
+        </w:rPr>
         <w:t>B. Lexical against dense retrieval (Module 1)</w:t>
       </w:r>
     </w:p>
@@ -14176,14 +14615,14 @@
           <w:b/>
           <w:sz w:val="20"/>
         </w:rPr>
-        <w:t>The fusion correction is demonstrated over one encoder pair.</w:t>
-      </w:r>
-      <w:r>
-        <w:rPr>
-          <w:rFonts w:ascii="Times New Roman" w:hAnsi="Times New Roman"/>
-          <w:sz w:val="20"/>
-        </w:rPr>
-        <w:t xml:space="preserve"> Script-aware fusion is evaluated over BM25 and multilingual-e5-base. As §VI-F reports, LaBSE used alone outperforms that fused system on the code-mixed slice by a wide margin (0.332 against 0.173), which means that on code-mixed queries a better encoder choice beats correcting the fusion over a weaker one. The correction is orthogonal to encoder choice and could be applied over LaBSE; we have not tested that combination, and until we do, our results establish that script-aware fusion repairs a specific defect in rank fusion, not that the resulting system is the strongest available configuration.</w:t>
+        <w:t>The fusion correction is demonstrated over three encoders, not all of them.</w:t>
+      </w:r>
+      <w:r>
+        <w:rPr>
+          <w:rFonts w:ascii="Times New Roman" w:hAnsi="Times New Roman"/>
+          <w:sz w:val="20"/>
+        </w:rPr>
+        <w:t xml:space="preserve"> §VI-A.2 applies it over multilingual-e5-base, MiniLM-L12 and LaBSE on the gold set, and it improves each by a similar margin (+0.081, +0.103, +0.072), which is what a claim about the arithmetic rather than the representation predicts. That is evidence for the generalisation in §VIII-E but not proof of it: three sentence encoders on one corpus is a narrow base, and we have not tested the mechanism on the non-language asymmetries §VIII-E claims it reaches.</w:t>
       </w:r>
     </w:p>
     <w:p>

--- a/paper/IndicRAG-QA.docx
+++ b/paper/IndicRAG-QA.docx
@@ -2713,7 +2713,1350 @@
           <w:rFonts w:ascii="Times New Roman" w:hAnsi="Times New Roman"/>
           <w:sz w:val="20"/>
         </w:rPr>
-        <w:t>Model-bootstrapped questions tend to reuse the distinctive wording of their source passage, which advantages lexical retrieval and would make any dense-versus-lexical comparison an artefact of annotation rather than a property of retrieval. We control for this in three ways: the generation prompt instructs paraphrase rather than extraction; we compute the content-token Jaccard overlap between every question and its gold passage and publish the distribution; and we report the headline retrieval comparison on the low-overlap tertile as well as on the full set. On the English-evidence cell completed to date, median overlap is 0.075 with a maximum of 0.186 — low enough that BM25 is not being handed its answer.</w:t>
+        <w:t>Model-bootstrapped questions tend to reuse the distinctive wording of their source passage, which advantages lexical retrieval and would make any dense-versus-lexical comparison an artefact of annotation rather than a property of retrieval. The generation prompt instructs paraphrase rather than extraction, and we measure what that achieved.</w:t>
+      </w:r>
+    </w:p>
+    <w:p>
+      <w:pPr>
+        <w:spacing w:after="0"/>
+        <w:ind w:firstLine="288"/>
+        <w:jc w:val="both"/>
+      </w:pPr>
+      <w:r>
+        <w:rPr>
+          <w:rFonts w:ascii="Times New Roman" w:hAnsi="Times New Roman"/>
+          <w:b/>
+          <w:sz w:val="20"/>
+        </w:rPr>
+        <w:t>Content-token Jaccard overlap, question against gold passage</w:t>
+      </w:r>
+      <w:r>
+        <w:rPr>
+          <w:rFonts w:ascii="Times New Roman" w:hAnsi="Times New Roman"/>
+          <w:sz w:val="20"/>
+        </w:rPr>
+        <w:t xml:space="preserve"> (n = 320):</w:t>
+      </w:r>
+    </w:p>
+    <w:tbl>
+      <w:tblPr>
+        <w:tblStyle w:val="TableGrid"/>
+        <w:tblW w:type="auto" w:w="0"/>
+        <w:tblLayout w:type="autofit"/>
+        <w:tblLook w:firstColumn="1" w:firstRow="1" w:lastColumn="0" w:lastRow="0" w:noHBand="0" w:noVBand="1" w:val="04A0"/>
+      </w:tblPr>
+      <w:tblGrid>
+        <w:gridCol w:w="2088"/>
+        <w:gridCol w:w="2088"/>
+        <w:gridCol w:w="2088"/>
+        <w:gridCol w:w="2088"/>
+        <w:gridCol w:w="2088"/>
+      </w:tblGrid>
+      <w:tr>
+        <w:tc>
+          <w:tcPr>
+            <w:tcW w:type="dxa" w:w="2088"/>
+          </w:tcPr>
+          <w:p>
+            <w:pPr>
+              <w:spacing w:after="0"/>
+            </w:pPr>
+            <w:r/>
+            <w:r>
+              <w:rPr>
+                <w:rFonts w:ascii="Times New Roman" w:hAnsi="Times New Roman"/>
+                <w:b/>
+                <w:sz w:val="16"/>
+              </w:rPr>
+              <w:t>Cell</w:t>
+            </w:r>
+          </w:p>
+        </w:tc>
+        <w:tc>
+          <w:tcPr>
+            <w:tcW w:type="dxa" w:w="2088"/>
+          </w:tcPr>
+          <w:p>
+            <w:pPr>
+              <w:spacing w:after="0"/>
+            </w:pPr>
+            <w:r/>
+            <w:r>
+              <w:rPr>
+                <w:rFonts w:ascii="Times New Roman" w:hAnsi="Times New Roman"/>
+                <w:b/>
+                <w:sz w:val="16"/>
+              </w:rPr>
+              <w:t>n</w:t>
+            </w:r>
+          </w:p>
+        </w:tc>
+        <w:tc>
+          <w:tcPr>
+            <w:tcW w:type="dxa" w:w="2088"/>
+          </w:tcPr>
+          <w:p>
+            <w:pPr>
+              <w:spacing w:after="0"/>
+            </w:pPr>
+            <w:r/>
+            <w:r>
+              <w:rPr>
+                <w:rFonts w:ascii="Times New Roman" w:hAnsi="Times New Roman"/>
+                <w:b/>
+                <w:sz w:val="16"/>
+              </w:rPr>
+              <w:t>median</w:t>
+            </w:r>
+          </w:p>
+        </w:tc>
+        <w:tc>
+          <w:tcPr>
+            <w:tcW w:type="dxa" w:w="2088"/>
+          </w:tcPr>
+          <w:p>
+            <w:pPr>
+              <w:spacing w:after="0"/>
+            </w:pPr>
+            <w:r/>
+            <w:r>
+              <w:rPr>
+                <w:rFonts w:ascii="Times New Roman" w:hAnsi="Times New Roman"/>
+                <w:b/>
+                <w:sz w:val="16"/>
+              </w:rPr>
+              <w:t>max</w:t>
+            </w:r>
+          </w:p>
+        </w:tc>
+        <w:tc>
+          <w:tcPr>
+            <w:tcW w:type="dxa" w:w="2088"/>
+          </w:tcPr>
+          <w:p>
+            <w:pPr>
+              <w:spacing w:after="0"/>
+            </w:pPr>
+            <w:r/>
+            <w:r>
+              <w:rPr>
+                <w:rFonts w:ascii="Times New Roman" w:hAnsi="Times New Roman"/>
+                <w:b/>
+                <w:sz w:val="16"/>
+              </w:rPr>
+              <w:t>leakage possible?</w:t>
+            </w:r>
+          </w:p>
+        </w:tc>
+      </w:tr>
+      <w:tr>
+        <w:tc>
+          <w:tcPr>
+            <w:tcW w:type="dxa" w:w="2088"/>
+          </w:tcPr>
+          <w:p>
+            <w:pPr>
+              <w:spacing w:after="0"/>
+            </w:pPr>
+            <w:r>
+              <w:rPr>
+                <w:sz w:val="16"/>
+              </w:rPr>
+            </w:r>
+            <w:r>
+              <w:rPr>
+                <w:rFonts w:ascii="Times New Roman" w:hAnsi="Times New Roman"/>
+                <w:sz w:val="16"/>
+              </w:rPr>
+              <w:t>en→en</w:t>
+            </w:r>
+          </w:p>
+        </w:tc>
+        <w:tc>
+          <w:tcPr>
+            <w:tcW w:type="dxa" w:w="2088"/>
+          </w:tcPr>
+          <w:p>
+            <w:pPr>
+              <w:spacing w:after="0"/>
+            </w:pPr>
+            <w:r>
+              <w:rPr>
+                <w:sz w:val="16"/>
+              </w:rPr>
+            </w:r>
+            <w:r>
+              <w:rPr>
+                <w:rFonts w:ascii="Times New Roman" w:hAnsi="Times New Roman"/>
+                <w:sz w:val="16"/>
+              </w:rPr>
+              <w:t>70</w:t>
+            </w:r>
+          </w:p>
+        </w:tc>
+        <w:tc>
+          <w:tcPr>
+            <w:tcW w:type="dxa" w:w="2088"/>
+          </w:tcPr>
+          <w:p>
+            <w:pPr>
+              <w:spacing w:after="0"/>
+            </w:pPr>
+            <w:r>
+              <w:rPr>
+                <w:sz w:val="16"/>
+              </w:rPr>
+            </w:r>
+            <w:r>
+              <w:rPr>
+                <w:rFonts w:ascii="Times New Roman" w:hAnsi="Times New Roman"/>
+                <w:sz w:val="16"/>
+              </w:rPr>
+              <w:t>0.088</w:t>
+            </w:r>
+          </w:p>
+        </w:tc>
+        <w:tc>
+          <w:tcPr>
+            <w:tcW w:type="dxa" w:w="2088"/>
+          </w:tcPr>
+          <w:p>
+            <w:pPr>
+              <w:spacing w:after="0"/>
+            </w:pPr>
+            <w:r>
+              <w:rPr>
+                <w:sz w:val="16"/>
+              </w:rPr>
+            </w:r>
+            <w:r>
+              <w:rPr>
+                <w:rFonts w:ascii="Times New Roman" w:hAnsi="Times New Roman"/>
+                <w:sz w:val="16"/>
+              </w:rPr>
+              <w:t>0.217</w:t>
+            </w:r>
+          </w:p>
+        </w:tc>
+        <w:tc>
+          <w:tcPr>
+            <w:tcW w:type="dxa" w:w="2088"/>
+          </w:tcPr>
+          <w:p>
+            <w:pPr>
+              <w:spacing w:after="0"/>
+            </w:pPr>
+            <w:r>
+              <w:rPr>
+                <w:sz w:val="16"/>
+              </w:rPr>
+            </w:r>
+            <w:r>
+              <w:rPr>
+                <w:rFonts w:ascii="Times New Roman" w:hAnsi="Times New Roman"/>
+                <w:sz w:val="16"/>
+              </w:rPr>
+              <w:t>yes</w:t>
+            </w:r>
+          </w:p>
+        </w:tc>
+      </w:tr>
+      <w:tr>
+        <w:tc>
+          <w:tcPr>
+            <w:tcW w:type="dxa" w:w="2088"/>
+          </w:tcPr>
+          <w:p>
+            <w:pPr>
+              <w:spacing w:after="0"/>
+            </w:pPr>
+            <w:r>
+              <w:rPr>
+                <w:sz w:val="16"/>
+              </w:rPr>
+            </w:r>
+            <w:r>
+              <w:rPr>
+                <w:rFonts w:ascii="Times New Roman" w:hAnsi="Times New Roman"/>
+                <w:sz w:val="16"/>
+              </w:rPr>
+              <w:t>hi→hi</w:t>
+            </w:r>
+          </w:p>
+        </w:tc>
+        <w:tc>
+          <w:tcPr>
+            <w:tcW w:type="dxa" w:w="2088"/>
+          </w:tcPr>
+          <w:p>
+            <w:pPr>
+              <w:spacing w:after="0"/>
+            </w:pPr>
+            <w:r>
+              <w:rPr>
+                <w:sz w:val="16"/>
+              </w:rPr>
+            </w:r>
+            <w:r>
+              <w:rPr>
+                <w:rFonts w:ascii="Times New Roman" w:hAnsi="Times New Roman"/>
+                <w:sz w:val="16"/>
+              </w:rPr>
+              <w:t>60</w:t>
+            </w:r>
+          </w:p>
+        </w:tc>
+        <w:tc>
+          <w:tcPr>
+            <w:tcW w:type="dxa" w:w="2088"/>
+          </w:tcPr>
+          <w:p>
+            <w:pPr>
+              <w:spacing w:after="0"/>
+            </w:pPr>
+            <w:r>
+              <w:rPr>
+                <w:sz w:val="16"/>
+              </w:rPr>
+            </w:r>
+            <w:r>
+              <w:rPr>
+                <w:rFonts w:ascii="Times New Roman" w:hAnsi="Times New Roman"/>
+                <w:sz w:val="16"/>
+              </w:rPr>
+              <w:t>0.084</w:t>
+            </w:r>
+          </w:p>
+        </w:tc>
+        <w:tc>
+          <w:tcPr>
+            <w:tcW w:type="dxa" w:w="2088"/>
+          </w:tcPr>
+          <w:p>
+            <w:pPr>
+              <w:spacing w:after="0"/>
+            </w:pPr>
+            <w:r>
+              <w:rPr>
+                <w:sz w:val="16"/>
+              </w:rPr>
+            </w:r>
+            <w:r>
+              <w:rPr>
+                <w:rFonts w:ascii="Times New Roman" w:hAnsi="Times New Roman"/>
+                <w:sz w:val="16"/>
+              </w:rPr>
+              <w:t>0.340</w:t>
+            </w:r>
+          </w:p>
+        </w:tc>
+        <w:tc>
+          <w:tcPr>
+            <w:tcW w:type="dxa" w:w="2088"/>
+          </w:tcPr>
+          <w:p>
+            <w:pPr>
+              <w:spacing w:after="0"/>
+            </w:pPr>
+            <w:r>
+              <w:rPr>
+                <w:sz w:val="16"/>
+              </w:rPr>
+            </w:r>
+            <w:r>
+              <w:rPr>
+                <w:rFonts w:ascii="Times New Roman" w:hAnsi="Times New Roman"/>
+                <w:sz w:val="16"/>
+              </w:rPr>
+              <w:t>yes</w:t>
+            </w:r>
+          </w:p>
+        </w:tc>
+      </w:tr>
+      <w:tr>
+        <w:tc>
+          <w:tcPr>
+            <w:tcW w:type="dxa" w:w="2088"/>
+          </w:tcPr>
+          <w:p>
+            <w:pPr>
+              <w:spacing w:after="0"/>
+            </w:pPr>
+            <w:r>
+              <w:rPr>
+                <w:sz w:val="16"/>
+              </w:rPr>
+            </w:r>
+            <w:r>
+              <w:rPr>
+                <w:rFonts w:ascii="Times New Roman" w:hAnsi="Times New Roman"/>
+                <w:sz w:val="16"/>
+              </w:rPr>
+              <w:t>hinglish→en</w:t>
+            </w:r>
+          </w:p>
+        </w:tc>
+        <w:tc>
+          <w:tcPr>
+            <w:tcW w:type="dxa" w:w="2088"/>
+          </w:tcPr>
+          <w:p>
+            <w:pPr>
+              <w:spacing w:after="0"/>
+            </w:pPr>
+            <w:r>
+              <w:rPr>
+                <w:sz w:val="16"/>
+              </w:rPr>
+            </w:r>
+            <w:r>
+              <w:rPr>
+                <w:rFonts w:ascii="Times New Roman" w:hAnsi="Times New Roman"/>
+                <w:sz w:val="16"/>
+              </w:rPr>
+              <w:t>55</w:t>
+            </w:r>
+          </w:p>
+        </w:tc>
+        <w:tc>
+          <w:tcPr>
+            <w:tcW w:type="dxa" w:w="2088"/>
+          </w:tcPr>
+          <w:p>
+            <w:pPr>
+              <w:spacing w:after="0"/>
+            </w:pPr>
+            <w:r>
+              <w:rPr>
+                <w:sz w:val="16"/>
+              </w:rPr>
+            </w:r>
+            <w:r>
+              <w:rPr>
+                <w:rFonts w:ascii="Times New Roman" w:hAnsi="Times New Roman"/>
+                <w:sz w:val="16"/>
+              </w:rPr>
+              <w:t>0.009</w:t>
+            </w:r>
+          </w:p>
+        </w:tc>
+        <w:tc>
+          <w:tcPr>
+            <w:tcW w:type="dxa" w:w="2088"/>
+          </w:tcPr>
+          <w:p>
+            <w:pPr>
+              <w:spacing w:after="0"/>
+            </w:pPr>
+            <w:r>
+              <w:rPr>
+                <w:sz w:val="16"/>
+              </w:rPr>
+            </w:r>
+            <w:r>
+              <w:rPr>
+                <w:rFonts w:ascii="Times New Roman" w:hAnsi="Times New Roman"/>
+                <w:sz w:val="16"/>
+              </w:rPr>
+              <w:t>0.044</w:t>
+            </w:r>
+          </w:p>
+        </w:tc>
+        <w:tc>
+          <w:tcPr>
+            <w:tcW w:type="dxa" w:w="2088"/>
+          </w:tcPr>
+          <w:p>
+            <w:pPr>
+              <w:spacing w:after="0"/>
+            </w:pPr>
+            <w:r>
+              <w:rPr>
+                <w:sz w:val="16"/>
+              </w:rPr>
+            </w:r>
+            <w:r>
+              <w:rPr>
+                <w:rFonts w:ascii="Times New Roman" w:hAnsi="Times New Roman"/>
+                <w:sz w:val="16"/>
+              </w:rPr>
+              <w:t>yes</w:t>
+            </w:r>
+          </w:p>
+        </w:tc>
+      </w:tr>
+      <w:tr>
+        <w:tc>
+          <w:tcPr>
+            <w:tcW w:type="dxa" w:w="2088"/>
+          </w:tcPr>
+          <w:p>
+            <w:pPr>
+              <w:spacing w:after="0"/>
+            </w:pPr>
+            <w:r>
+              <w:rPr>
+                <w:sz w:val="16"/>
+              </w:rPr>
+            </w:r>
+            <w:r>
+              <w:rPr>
+                <w:rFonts w:ascii="Times New Roman" w:hAnsi="Times New Roman"/>
+                <w:sz w:val="16"/>
+              </w:rPr>
+              <w:t>en→hi</w:t>
+            </w:r>
+          </w:p>
+        </w:tc>
+        <w:tc>
+          <w:tcPr>
+            <w:tcW w:type="dxa" w:w="2088"/>
+          </w:tcPr>
+          <w:p>
+            <w:pPr>
+              <w:spacing w:after="0"/>
+            </w:pPr>
+            <w:r>
+              <w:rPr>
+                <w:sz w:val="16"/>
+              </w:rPr>
+            </w:r>
+            <w:r>
+              <w:rPr>
+                <w:rFonts w:ascii="Times New Roman" w:hAnsi="Times New Roman"/>
+                <w:sz w:val="16"/>
+              </w:rPr>
+              <w:t>45</w:t>
+            </w:r>
+          </w:p>
+        </w:tc>
+        <w:tc>
+          <w:tcPr>
+            <w:tcW w:type="dxa" w:w="2088"/>
+          </w:tcPr>
+          <w:p>
+            <w:pPr>
+              <w:spacing w:after="0"/>
+            </w:pPr>
+            <w:r>
+              <w:rPr>
+                <w:sz w:val="16"/>
+              </w:rPr>
+            </w:r>
+            <w:r>
+              <w:rPr>
+                <w:rFonts w:ascii="Times New Roman" w:hAnsi="Times New Roman"/>
+                <w:sz w:val="16"/>
+              </w:rPr>
+              <w:t>0.000</w:t>
+            </w:r>
+          </w:p>
+        </w:tc>
+        <w:tc>
+          <w:tcPr>
+            <w:tcW w:type="dxa" w:w="2088"/>
+          </w:tcPr>
+          <w:p>
+            <w:pPr>
+              <w:spacing w:after="0"/>
+            </w:pPr>
+            <w:r>
+              <w:rPr>
+                <w:sz w:val="16"/>
+              </w:rPr>
+            </w:r>
+            <w:r>
+              <w:rPr>
+                <w:rFonts w:ascii="Times New Roman" w:hAnsi="Times New Roman"/>
+                <w:sz w:val="16"/>
+              </w:rPr>
+              <w:t>0.091</w:t>
+            </w:r>
+          </w:p>
+        </w:tc>
+        <w:tc>
+          <w:tcPr>
+            <w:tcW w:type="dxa" w:w="2088"/>
+          </w:tcPr>
+          <w:p>
+            <w:pPr>
+              <w:spacing w:after="0"/>
+            </w:pPr>
+            <w:r>
+              <w:rPr>
+                <w:sz w:val="16"/>
+              </w:rPr>
+            </w:r>
+            <w:r>
+              <w:rPr>
+                <w:rFonts w:ascii="Times New Roman" w:hAnsi="Times New Roman"/>
+                <w:sz w:val="16"/>
+              </w:rPr>
+              <w:t>no — cross-script</w:t>
+            </w:r>
+          </w:p>
+        </w:tc>
+      </w:tr>
+      <w:tr>
+        <w:tc>
+          <w:tcPr>
+            <w:tcW w:type="dxa" w:w="2088"/>
+          </w:tcPr>
+          <w:p>
+            <w:pPr>
+              <w:spacing w:after="0"/>
+            </w:pPr>
+            <w:r>
+              <w:rPr>
+                <w:sz w:val="16"/>
+              </w:rPr>
+            </w:r>
+            <w:r>
+              <w:rPr>
+                <w:rFonts w:ascii="Times New Roman" w:hAnsi="Times New Roman"/>
+                <w:sz w:val="16"/>
+              </w:rPr>
+              <w:t>hi→en</w:t>
+            </w:r>
+          </w:p>
+        </w:tc>
+        <w:tc>
+          <w:tcPr>
+            <w:tcW w:type="dxa" w:w="2088"/>
+          </w:tcPr>
+          <w:p>
+            <w:pPr>
+              <w:spacing w:after="0"/>
+            </w:pPr>
+            <w:r>
+              <w:rPr>
+                <w:sz w:val="16"/>
+              </w:rPr>
+            </w:r>
+            <w:r>
+              <w:rPr>
+                <w:rFonts w:ascii="Times New Roman" w:hAnsi="Times New Roman"/>
+                <w:sz w:val="16"/>
+              </w:rPr>
+              <w:t>45</w:t>
+            </w:r>
+          </w:p>
+        </w:tc>
+        <w:tc>
+          <w:tcPr>
+            <w:tcW w:type="dxa" w:w="2088"/>
+          </w:tcPr>
+          <w:p>
+            <w:pPr>
+              <w:spacing w:after="0"/>
+            </w:pPr>
+            <w:r>
+              <w:rPr>
+                <w:sz w:val="16"/>
+              </w:rPr>
+            </w:r>
+            <w:r>
+              <w:rPr>
+                <w:rFonts w:ascii="Times New Roman" w:hAnsi="Times New Roman"/>
+                <w:sz w:val="16"/>
+              </w:rPr>
+              <w:t>0.000</w:t>
+            </w:r>
+          </w:p>
+        </w:tc>
+        <w:tc>
+          <w:tcPr>
+            <w:tcW w:type="dxa" w:w="2088"/>
+          </w:tcPr>
+          <w:p>
+            <w:pPr>
+              <w:spacing w:after="0"/>
+            </w:pPr>
+            <w:r>
+              <w:rPr>
+                <w:sz w:val="16"/>
+              </w:rPr>
+            </w:r>
+            <w:r>
+              <w:rPr>
+                <w:rFonts w:ascii="Times New Roman" w:hAnsi="Times New Roman"/>
+                <w:sz w:val="16"/>
+              </w:rPr>
+              <w:t>0.024</w:t>
+            </w:r>
+          </w:p>
+        </w:tc>
+        <w:tc>
+          <w:tcPr>
+            <w:tcW w:type="dxa" w:w="2088"/>
+          </w:tcPr>
+          <w:p>
+            <w:pPr>
+              <w:spacing w:after="0"/>
+            </w:pPr>
+            <w:r>
+              <w:rPr>
+                <w:sz w:val="16"/>
+              </w:rPr>
+            </w:r>
+            <w:r>
+              <w:rPr>
+                <w:rFonts w:ascii="Times New Roman" w:hAnsi="Times New Roman"/>
+                <w:sz w:val="16"/>
+              </w:rPr>
+              <w:t>no — cross-script</w:t>
+            </w:r>
+          </w:p>
+        </w:tc>
+      </w:tr>
+      <w:tr>
+        <w:tc>
+          <w:tcPr>
+            <w:tcW w:type="dxa" w:w="2088"/>
+          </w:tcPr>
+          <w:p>
+            <w:pPr>
+              <w:spacing w:after="0"/>
+            </w:pPr>
+            <w:r>
+              <w:rPr>
+                <w:sz w:val="16"/>
+              </w:rPr>
+            </w:r>
+            <w:r>
+              <w:rPr>
+                <w:rFonts w:ascii="Times New Roman" w:hAnsi="Times New Roman"/>
+                <w:sz w:val="16"/>
+              </w:rPr>
+              <w:t>hinglish→hi</w:t>
+            </w:r>
+          </w:p>
+        </w:tc>
+        <w:tc>
+          <w:tcPr>
+            <w:tcW w:type="dxa" w:w="2088"/>
+          </w:tcPr>
+          <w:p>
+            <w:pPr>
+              <w:spacing w:after="0"/>
+            </w:pPr>
+            <w:r>
+              <w:rPr>
+                <w:sz w:val="16"/>
+              </w:rPr>
+            </w:r>
+            <w:r>
+              <w:rPr>
+                <w:rFonts w:ascii="Times New Roman" w:hAnsi="Times New Roman"/>
+                <w:sz w:val="16"/>
+              </w:rPr>
+              <w:t>45</w:t>
+            </w:r>
+          </w:p>
+        </w:tc>
+        <w:tc>
+          <w:tcPr>
+            <w:tcW w:type="dxa" w:w="2088"/>
+          </w:tcPr>
+          <w:p>
+            <w:pPr>
+              <w:spacing w:after="0"/>
+            </w:pPr>
+            <w:r>
+              <w:rPr>
+                <w:sz w:val="16"/>
+              </w:rPr>
+            </w:r>
+            <w:r>
+              <w:rPr>
+                <w:rFonts w:ascii="Times New Roman" w:hAnsi="Times New Roman"/>
+                <w:sz w:val="16"/>
+              </w:rPr>
+              <w:t>0.000</w:t>
+            </w:r>
+          </w:p>
+        </w:tc>
+        <w:tc>
+          <w:tcPr>
+            <w:tcW w:type="dxa" w:w="2088"/>
+          </w:tcPr>
+          <w:p>
+            <w:pPr>
+              <w:spacing w:after="0"/>
+            </w:pPr>
+            <w:r>
+              <w:rPr>
+                <w:sz w:val="16"/>
+              </w:rPr>
+            </w:r>
+            <w:r>
+              <w:rPr>
+                <w:rFonts w:ascii="Times New Roman" w:hAnsi="Times New Roman"/>
+                <w:sz w:val="16"/>
+              </w:rPr>
+              <w:t>0.023</w:t>
+            </w:r>
+          </w:p>
+        </w:tc>
+        <w:tc>
+          <w:tcPr>
+            <w:tcW w:type="dxa" w:w="2088"/>
+          </w:tcPr>
+          <w:p>
+            <w:pPr>
+              <w:spacing w:after="0"/>
+            </w:pPr>
+            <w:r>
+              <w:rPr>
+                <w:sz w:val="16"/>
+              </w:rPr>
+            </w:r>
+            <w:r>
+              <w:rPr>
+                <w:rFonts w:ascii="Times New Roman" w:hAnsi="Times New Roman"/>
+                <w:sz w:val="16"/>
+              </w:rPr>
+              <w:t>no — cross-script</w:t>
+            </w:r>
+          </w:p>
+        </w:tc>
+      </w:tr>
+    </w:tbl>
+    <w:p>
+      <w:pPr>
+        <w:spacing w:after="40"/>
+      </w:pPr>
+    </w:p>
+    <w:p>
+      <w:pPr>
+        <w:spacing w:after="0"/>
+        <w:ind w:firstLine="288"/>
+        <w:jc w:val="both"/>
+      </w:pPr>
+      <w:r>
+        <w:rPr>
+          <w:rFonts w:ascii="Times New Roman" w:hAnsi="Times New Roman"/>
+          <w:sz w:val="20"/>
+        </w:rPr>
+        <w:t xml:space="preserve">The cross-script cells sit at zero because the two scripts share no tokens. That is the script boundary rather than evidence of annotation hygiene, and pooling them would report a median of 0.013 that says nothing about leakage. The figure that bears on the question is the same-script one: </w:t>
+      </w:r>
+      <w:r>
+        <w:rPr>
+          <w:rFonts w:ascii="Times New Roman" w:hAnsi="Times New Roman"/>
+          <w:b/>
+          <w:sz w:val="20"/>
+        </w:rPr>
+        <w:t>median 0.066, max 0.340</w:t>
+      </w:r>
+      <w:r>
+        <w:rPr>
+          <w:rFonts w:ascii="Times New Roman" w:hAnsi="Times New Roman"/>
+          <w:sz w:val="20"/>
+        </w:rPr>
+        <w:t xml:space="preserve"> over 185 items.</w:t>
+      </w:r>
+    </w:p>
+    <w:p>
+      <w:pPr>
+        <w:spacing w:after="0"/>
+        <w:ind w:firstLine="288"/>
+        <w:jc w:val="both"/>
+      </w:pPr>
+      <w:r>
+        <w:rPr>
+          <w:rFonts w:ascii="Times New Roman" w:hAnsi="Times New Roman"/>
+          <w:b/>
+          <w:sz w:val="20"/>
+        </w:rPr>
+        <w:t>Testing it requires holding the cell fixed.</w:t>
+      </w:r>
+      <w:r>
+        <w:rPr>
+          <w:rFonts w:ascii="Times New Roman" w:hAnsi="Times New Roman"/>
+          <w:sz w:val="20"/>
+        </w:rPr>
+        <w:t xml:space="preserve"> Our pre-registered plan was to repeat the retrieval comparison on the low-overlap tertile of the whole set. That design does not work here: the low tertile comes out 54 of 61 </w:t>
+      </w:r>
+      <w:r>
+        <w:rPr>
+          <w:rFonts w:ascii="Consolas" w:hAnsi="Consolas"/>
+          <w:sz w:val="17"/>
+        </w:rPr>
+        <w:t>hinglish→en</w:t>
+      </w:r>
+      <w:r>
+        <w:rPr>
+          <w:rFonts w:ascii="Times New Roman" w:hAnsi="Times New Roman"/>
+          <w:sz w:val="20"/>
+        </w:rPr>
+        <w:t>, because Romanized Hindi function words match nothing in an English passage, so the split is a proxy for the language pair and comparing across it measures Hinglish against monolingual. Within each same-script cell, splitting at the median overlap:</w:t>
+      </w:r>
+    </w:p>
+    <w:tbl>
+      <w:tblPr>
+        <w:tblStyle w:val="TableGrid"/>
+        <w:tblW w:type="auto" w:w="0"/>
+        <w:tblLayout w:type="autofit"/>
+        <w:tblLook w:firstColumn="1" w:firstRow="1" w:lastColumn="0" w:lastRow="0" w:noHBand="0" w:noVBand="1" w:val="04A0"/>
+      </w:tblPr>
+      <w:tblGrid>
+        <w:gridCol w:w="2610"/>
+        <w:gridCol w:w="2610"/>
+        <w:gridCol w:w="2610"/>
+        <w:gridCol w:w="2610"/>
+      </w:tblGrid>
+      <w:tr>
+        <w:tc>
+          <w:tcPr>
+            <w:tcW w:type="dxa" w:w="2610"/>
+          </w:tcPr>
+          <w:p>
+            <w:pPr>
+              <w:spacing w:after="0"/>
+            </w:pPr>
+            <w:r/>
+            <w:r>
+              <w:rPr>
+                <w:rFonts w:ascii="Times New Roman" w:hAnsi="Times New Roman"/>
+                <w:b/>
+                <w:sz w:val="16"/>
+              </w:rPr>
+              <w:t>Cell</w:t>
+            </w:r>
+          </w:p>
+        </w:tc>
+        <w:tc>
+          <w:tcPr>
+            <w:tcW w:type="dxa" w:w="2610"/>
+          </w:tcPr>
+          <w:p>
+            <w:pPr>
+              <w:spacing w:after="0"/>
+            </w:pPr>
+            <w:r/>
+            <w:r>
+              <w:rPr>
+                <w:rFonts w:ascii="Times New Roman" w:hAnsi="Times New Roman"/>
+                <w:b/>
+                <w:sz w:val="16"/>
+              </w:rPr>
+              <w:t>BM25 − dense, low half</w:t>
+            </w:r>
+          </w:p>
+        </w:tc>
+        <w:tc>
+          <w:tcPr>
+            <w:tcW w:type="dxa" w:w="2610"/>
+          </w:tcPr>
+          <w:p>
+            <w:pPr>
+              <w:spacing w:after="0"/>
+            </w:pPr>
+            <w:r/>
+            <w:r>
+              <w:rPr>
+                <w:rFonts w:ascii="Times New Roman" w:hAnsi="Times New Roman"/>
+                <w:b/>
+                <w:sz w:val="16"/>
+              </w:rPr>
+              <w:t>high half</w:t>
+            </w:r>
+          </w:p>
+        </w:tc>
+        <w:tc>
+          <w:tcPr>
+            <w:tcW w:type="dxa" w:w="2610"/>
+          </w:tcPr>
+          <w:p>
+            <w:pPr>
+              <w:spacing w:after="0"/>
+            </w:pPr>
+            <w:r/>
+            <w:r>
+              <w:rPr>
+                <w:rFonts w:ascii="Times New Roman" w:hAnsi="Times New Roman"/>
+                <w:b/>
+                <w:sz w:val="16"/>
+              </w:rPr>
+              <w:t>difference</w:t>
+            </w:r>
+          </w:p>
+        </w:tc>
+      </w:tr>
+      <w:tr>
+        <w:tc>
+          <w:tcPr>
+            <w:tcW w:type="dxa" w:w="2610"/>
+          </w:tcPr>
+          <w:p>
+            <w:pPr>
+              <w:spacing w:after="0"/>
+            </w:pPr>
+            <w:r>
+              <w:rPr>
+                <w:sz w:val="16"/>
+              </w:rPr>
+            </w:r>
+            <w:r>
+              <w:rPr>
+                <w:rFonts w:ascii="Times New Roman" w:hAnsi="Times New Roman"/>
+                <w:sz w:val="16"/>
+              </w:rPr>
+              <w:t>en→en</w:t>
+            </w:r>
+          </w:p>
+        </w:tc>
+        <w:tc>
+          <w:tcPr>
+            <w:tcW w:type="dxa" w:w="2610"/>
+          </w:tcPr>
+          <w:p>
+            <w:pPr>
+              <w:spacing w:after="0"/>
+            </w:pPr>
+            <w:r>
+              <w:rPr>
+                <w:sz w:val="16"/>
+              </w:rPr>
+            </w:r>
+            <w:r>
+              <w:rPr>
+                <w:rFonts w:ascii="Times New Roman" w:hAnsi="Times New Roman"/>
+                <w:sz w:val="16"/>
+              </w:rPr>
+              <w:t>−0.029</w:t>
+            </w:r>
+          </w:p>
+        </w:tc>
+        <w:tc>
+          <w:tcPr>
+            <w:tcW w:type="dxa" w:w="2610"/>
+          </w:tcPr>
+          <w:p>
+            <w:pPr>
+              <w:spacing w:after="0"/>
+            </w:pPr>
+            <w:r>
+              <w:rPr>
+                <w:sz w:val="16"/>
+              </w:rPr>
+            </w:r>
+            <w:r>
+              <w:rPr>
+                <w:rFonts w:ascii="Times New Roman" w:hAnsi="Times New Roman"/>
+                <w:sz w:val="16"/>
+              </w:rPr>
+              <w:t>+0.029</w:t>
+            </w:r>
+          </w:p>
+        </w:tc>
+        <w:tc>
+          <w:tcPr>
+            <w:tcW w:type="dxa" w:w="2610"/>
+          </w:tcPr>
+          <w:p>
+            <w:pPr>
+              <w:spacing w:after="0"/>
+            </w:pPr>
+            <w:r>
+              <w:rPr>
+                <w:sz w:val="16"/>
+              </w:rPr>
+            </w:r>
+            <w:r>
+              <w:rPr>
+                <w:rFonts w:ascii="Times New Roman" w:hAnsi="Times New Roman"/>
+                <w:sz w:val="16"/>
+              </w:rPr>
+              <w:t>+0.057</w:t>
+            </w:r>
+          </w:p>
+        </w:tc>
+      </w:tr>
+      <w:tr>
+        <w:tc>
+          <w:tcPr>
+            <w:tcW w:type="dxa" w:w="2610"/>
+          </w:tcPr>
+          <w:p>
+            <w:pPr>
+              <w:spacing w:after="0"/>
+            </w:pPr>
+            <w:r>
+              <w:rPr>
+                <w:sz w:val="16"/>
+              </w:rPr>
+            </w:r>
+            <w:r>
+              <w:rPr>
+                <w:rFonts w:ascii="Times New Roman" w:hAnsi="Times New Roman"/>
+                <w:sz w:val="16"/>
+              </w:rPr>
+              <w:t>hi→hi</w:t>
+            </w:r>
+          </w:p>
+        </w:tc>
+        <w:tc>
+          <w:tcPr>
+            <w:tcW w:type="dxa" w:w="2610"/>
+          </w:tcPr>
+          <w:p>
+            <w:pPr>
+              <w:spacing w:after="0"/>
+            </w:pPr>
+            <w:r>
+              <w:rPr>
+                <w:sz w:val="16"/>
+              </w:rPr>
+            </w:r>
+            <w:r>
+              <w:rPr>
+                <w:rFonts w:ascii="Times New Roman" w:hAnsi="Times New Roman"/>
+                <w:sz w:val="16"/>
+              </w:rPr>
+              <w:t>+0.033</w:t>
+            </w:r>
+          </w:p>
+        </w:tc>
+        <w:tc>
+          <w:tcPr>
+            <w:tcW w:type="dxa" w:w="2610"/>
+          </w:tcPr>
+          <w:p>
+            <w:pPr>
+              <w:spacing w:after="0"/>
+            </w:pPr>
+            <w:r>
+              <w:rPr>
+                <w:sz w:val="16"/>
+              </w:rPr>
+            </w:r>
+            <w:r>
+              <w:rPr>
+                <w:rFonts w:ascii="Times New Roman" w:hAnsi="Times New Roman"/>
+                <w:sz w:val="16"/>
+              </w:rPr>
+              <w:t>+0.033</w:t>
+            </w:r>
+          </w:p>
+        </w:tc>
+        <w:tc>
+          <w:tcPr>
+            <w:tcW w:type="dxa" w:w="2610"/>
+          </w:tcPr>
+          <w:p>
+            <w:pPr>
+              <w:spacing w:after="0"/>
+            </w:pPr>
+            <w:r>
+              <w:rPr>
+                <w:sz w:val="16"/>
+              </w:rPr>
+            </w:r>
+            <w:r>
+              <w:rPr>
+                <w:rFonts w:ascii="Times New Roman" w:hAnsi="Times New Roman"/>
+                <w:sz w:val="16"/>
+              </w:rPr>
+              <w:t>0.000</w:t>
+            </w:r>
+          </w:p>
+        </w:tc>
+      </w:tr>
+      <w:tr>
+        <w:tc>
+          <w:tcPr>
+            <w:tcW w:type="dxa" w:w="2610"/>
+          </w:tcPr>
+          <w:p>
+            <w:pPr>
+              <w:spacing w:after="0"/>
+            </w:pPr>
+            <w:r>
+              <w:rPr>
+                <w:sz w:val="16"/>
+              </w:rPr>
+            </w:r>
+            <w:r>
+              <w:rPr>
+                <w:rFonts w:ascii="Times New Roman" w:hAnsi="Times New Roman"/>
+                <w:sz w:val="16"/>
+              </w:rPr>
+              <w:t>hinglish→en</w:t>
+            </w:r>
+          </w:p>
+        </w:tc>
+        <w:tc>
+          <w:tcPr>
+            <w:tcW w:type="dxa" w:w="2610"/>
+          </w:tcPr>
+          <w:p>
+            <w:pPr>
+              <w:spacing w:after="0"/>
+            </w:pPr>
+            <w:r>
+              <w:rPr>
+                <w:sz w:val="16"/>
+              </w:rPr>
+            </w:r>
+            <w:r>
+              <w:rPr>
+                <w:rFonts w:ascii="Times New Roman" w:hAnsi="Times New Roman"/>
+                <w:sz w:val="16"/>
+              </w:rPr>
+              <w:t>+0.111</w:t>
+            </w:r>
+          </w:p>
+        </w:tc>
+        <w:tc>
+          <w:tcPr>
+            <w:tcW w:type="dxa" w:w="2610"/>
+          </w:tcPr>
+          <w:p>
+            <w:pPr>
+              <w:spacing w:after="0"/>
+            </w:pPr>
+            <w:r>
+              <w:rPr>
+                <w:sz w:val="16"/>
+              </w:rPr>
+            </w:r>
+            <w:r>
+              <w:rPr>
+                <w:rFonts w:ascii="Times New Roman" w:hAnsi="Times New Roman"/>
+                <w:b/>
+                <w:sz w:val="16"/>
+              </w:rPr>
+              <w:t>+0.429</w:t>
+            </w:r>
+            <w:r>
+              <w:rPr>
+                <w:rFonts w:ascii="Times New Roman" w:hAnsi="Times New Roman"/>
+                <w:sz w:val="16"/>
+              </w:rPr>
+              <w:t xml:space="preserve"> *</w:t>
+            </w:r>
+          </w:p>
+        </w:tc>
+        <w:tc>
+          <w:tcPr>
+            <w:tcW w:type="dxa" w:w="2610"/>
+          </w:tcPr>
+          <w:p>
+            <w:pPr>
+              <w:spacing w:after="0"/>
+            </w:pPr>
+            <w:r>
+              <w:rPr>
+                <w:sz w:val="16"/>
+              </w:rPr>
+            </w:r>
+            <w:r>
+              <w:rPr>
+                <w:rFonts w:ascii="Times New Roman" w:hAnsi="Times New Roman"/>
+                <w:sz w:val="16"/>
+              </w:rPr>
+              <w:t>+0.317</w:t>
+            </w:r>
+          </w:p>
+        </w:tc>
+      </w:tr>
+    </w:tbl>
+    <w:p>
+      <w:pPr>
+        <w:spacing w:after="40"/>
+      </w:pPr>
+    </w:p>
+    <w:p>
+      <w:pPr>
+        <w:spacing w:after="0"/>
+        <w:ind w:firstLine="288"/>
+        <w:jc w:val="both"/>
+      </w:pPr>
+      <w:r>
+        <w:rPr>
+          <w:rFonts w:ascii="Consolas" w:hAnsi="Consolas"/>
+          <w:sz w:val="17"/>
+        </w:rPr>
+        <w:t>hi→hi</w:t>
+      </w:r>
+      <w:r>
+        <w:rPr>
+          <w:rFonts w:ascii="Times New Roman" w:hAnsi="Times New Roman"/>
+          <w:sz w:val="20"/>
+        </w:rPr>
+        <w:t xml:space="preserve"> shows no effect. </w:t>
+      </w:r>
+      <w:r>
+        <w:rPr>
+          <w:rFonts w:ascii="Consolas" w:hAnsi="Consolas"/>
+          <w:sz w:val="17"/>
+        </w:rPr>
+        <w:t>en→en</w:t>
+      </w:r>
+      <w:r>
+        <w:rPr>
+          <w:rFonts w:ascii="Times New Roman" w:hAnsi="Times New Roman"/>
+          <w:sz w:val="20"/>
+        </w:rPr>
+        <w:t xml:space="preserve"> shows a small one, and both halves sit at 0.94–1.00, where there is little room to separate anything. </w:t>
+      </w:r>
+      <w:r>
+        <w:rPr>
+          <w:rFonts w:ascii="Consolas" w:hAnsi="Consolas"/>
+          <w:sz w:val="17"/>
+        </w:rPr>
+        <w:t>hinglish→en</w:t>
+      </w:r>
+      <w:r>
+        <w:rPr>
+          <w:rFonts w:ascii="Times New Roman" w:hAnsi="Times New Roman"/>
+          <w:sz w:val="20"/>
+        </w:rPr>
+        <w:t xml:space="preserve"> shows a large one — but its entire overlap range is 0.000 to 0.044, so the "high-overlap" half means a handful of shared tokens, typically the English name of the scheme. We read that as lexical retrieval needing </w:t>
+      </w:r>
+      <w:r>
+        <w:rPr>
+          <w:rFonts w:ascii="Times New Roman" w:hAnsi="Times New Roman"/>
+          <w:i/>
+          <w:sz w:val="20"/>
+        </w:rPr>
+        <w:t>some</w:t>
+      </w:r>
+      <w:r>
+        <w:rPr>
+          <w:rFonts w:ascii="Times New Roman" w:hAnsi="Times New Roman"/>
+          <w:sz w:val="20"/>
+        </w:rPr>
+        <w:t xml:space="preserve"> surface anchor rather than as questions copying their passage: BM25 reaches 0.679 when a Romanized query carries the English scheme name and 0.148 when it does not, which is the paper's own thesis about surface matching rather than a defect in the annotation.</w:t>
+      </w:r>
+    </w:p>
+    <w:p>
+      <w:pPr>
+        <w:spacing w:after="0"/>
+        <w:ind w:firstLine="288"/>
+        <w:jc w:val="both"/>
+      </w:pPr>
+      <w:r>
+        <w:rPr>
+          <w:rFonts w:ascii="Times New Roman" w:hAnsi="Times New Roman"/>
+          <w:sz w:val="20"/>
+        </w:rPr>
+        <w:t xml:space="preserve">The honest summary is that leakage is not detectable in the two monolingual cells, and that the code-mixed cell's lexical performance is driven by incidental English tokens in a way no paraphrase instruction can remove. Full output is in </w:t>
+      </w:r>
+      <w:r>
+        <w:rPr>
+          <w:rFonts w:ascii="Consolas" w:hAnsi="Consolas"/>
+          <w:sz w:val="17"/>
+        </w:rPr>
+        <w:t>evals/report-leakage.txt</w:t>
+      </w:r>
+      <w:r>
+        <w:rPr>
+          <w:rFonts w:ascii="Times New Roman" w:hAnsi="Times New Roman"/>
+          <w:sz w:val="20"/>
+        </w:rPr>
+        <w:t>.</w:t>
       </w:r>
     </w:p>
     <w:p>

--- a/paper/IndicRAG-QA.docx
+++ b/paper/IndicRAG-QA.docx
@@ -1480,7 +1480,123 @@
           <w:rFonts w:ascii="Times New Roman" w:hAnsi="Times New Roman"/>
           <w:sz w:val="20"/>
         </w:rPr>
-        <w:t>Sections comprising navigation or bibliography (references, external links, see also, and their Hindi equivalents) are discarded; retaining them would place link lists in the retrieval pool, where they match many queries lexically and answer none. Within a section, sentences are packed to a target of 170 tokens, bounded at 240, with 25% overlap between adjacent chunks where a split was length-driven rather than structural. Overlap is not applied across section boundaries, since those are real semantic breaks and bleeding across one would place a clause from one scheme inside another scheme's passage. Passage identifiers are stable across re-segmentation runs, which the gold set, the embedding caches and the error analysis all depend on.</w:t>
+        <w:t xml:space="preserve">Sections comprising navigation or bibliography (references, external links, see also, and their Hindi equivalents) are discarded; retaining them would place link lists in the retrieval pool, where they match many queries lexically and answer none. Within a section, sentences are packed to a target of 170 tokens, bounded at 240, with 25% overlap between adjacent chunks where a split was length-driven rather than structural. Overlap is not applied across section boundaries, since those are real semantic breaks and bleeding across one would place a clause from one scheme inside another scheme's passage. </w:t>
+      </w:r>
+      <w:r>
+        <w:rPr>
+          <w:rFonts w:ascii="Times New Roman" w:hAnsi="Times New Roman"/>
+          <w:b/>
+          <w:sz w:val="20"/>
+        </w:rPr>
+        <w:t>Two corrections belong here, because both were found by measuring rather than by reading.</w:t>
+      </w:r>
+      <w:r>
+        <w:rPr>
+          <w:rFonts w:ascii="Times New Roman" w:hAnsi="Times New Roman"/>
+          <w:sz w:val="20"/>
+        </w:rPr>
+        <w:t xml:space="preserve"> The committed corpus contains 29 passages above the 240 bound, the largest 415 tokens. The packer respects the bound; a guard that folds an undersized chunk into the previous passage did not. It tested only that the previous passage came from the same </w:t>
+      </w:r>
+      <w:r>
+        <w:rPr>
+          <w:rFonts w:ascii="Times New Roman" w:hAnsi="Times New Roman"/>
+          <w:i/>
+          <w:sz w:val="20"/>
+        </w:rPr>
+        <w:t>document</w:t>
+      </w:r>
+      <w:r>
+        <w:rPr>
+          <w:rFonts w:ascii="Times New Roman" w:hAnsi="Times New Roman"/>
+          <w:sz w:val="20"/>
+        </w:rPr>
+        <w:t xml:space="preserve">, so a short chunk from any later section merged into whatever passage happened to be last — which is precisely the bleeding across section boundaries that overlap is forbidden from doing, and it left the merged passage carrying the earlier section's path. One passage is labelled </w:t>
+      </w:r>
+      <w:r>
+        <w:rPr>
+          <w:rFonts w:ascii="Consolas" w:hAnsi="Consolas"/>
+          <w:sz w:val="17"/>
+        </w:rPr>
+        <w:t>Introduction</w:t>
+      </w:r>
+      <w:r>
+        <w:rPr>
+          <w:rFonts w:ascii="Times New Roman" w:hAnsi="Times New Roman"/>
+          <w:sz w:val="20"/>
+        </w:rPr>
+        <w:t xml:space="preserve"> and ends in text about the Unified Payment Interface, three sections later. The guard now requires the same section and a result within the bound.</w:t>
+      </w:r>
+    </w:p>
+    <w:p>
+      <w:pPr>
+        <w:spacing w:after="0"/>
+        <w:ind w:firstLine="288"/>
+        <w:jc w:val="both"/>
+      </w:pPr>
+      <w:r>
+        <w:rPr>
+          <w:rFonts w:ascii="Times New Roman" w:hAnsi="Times New Roman"/>
+          <w:sz w:val="20"/>
+        </w:rPr>
+        <w:t xml:space="preserve">The corpus has </w:t>
+      </w:r>
+      <w:r>
+        <w:rPr>
+          <w:rFonts w:ascii="Times New Roman" w:hAnsi="Times New Roman"/>
+          <w:b/>
+          <w:sz w:val="20"/>
+        </w:rPr>
+        <w:t>not</w:t>
+      </w:r>
+      <w:r>
+        <w:rPr>
+          <w:rFonts w:ascii="Times New Roman" w:hAnsi="Times New Roman"/>
+          <w:sz w:val="20"/>
+        </w:rPr>
+        <w:t xml:space="preserve"> been re-segmented, and that is the second correction. Passage identifiers are positional — </w:t>
+      </w:r>
+      <w:r>
+        <w:rPr>
+          <w:rFonts w:ascii="Consolas" w:hAnsi="Consolas"/>
+          <w:sz w:val="17"/>
+        </w:rPr>
+        <w:t>scheme-lang#p0007</w:t>
+      </w:r>
+      <w:r>
+        <w:rPr>
+          <w:rFonts w:ascii="Times New Roman" w:hAnsi="Times New Roman"/>
+          <w:sz w:val="20"/>
+        </w:rPr>
+        <w:t xml:space="preserve"> is the eighth passage of that document — so they are stable only while segmentation is. Applying the fix produces 803 passages instead of 694, and although every existing identifier still resolves, </w:t>
+      </w:r>
+      <w:r>
+        <w:rPr>
+          <w:rFonts w:ascii="Times New Roman" w:hAnsi="Times New Roman"/>
+          <w:b/>
+          <w:sz w:val="20"/>
+        </w:rPr>
+        <w:t>312 of them resolve to different text</w:t>
+      </w:r>
+      <w:r>
+        <w:rPr>
+          <w:rFonts w:ascii="Times New Roman" w:hAnsi="Times New Roman"/>
+          <w:sz w:val="20"/>
+        </w:rPr>
+        <w:t>, and 123 of the 320 answerable gold items cite one. A re-segmentation would therefore repoint more than a third of the gold set at passages that may no longer contain the answer, without a single broken reference to signal it. Content-derived identifiers would fail loudly instead, and are the right fix; changing the scheme now would invalidate the same gold set for the same reason. The corpus is frozen until verification completes, and the measurements in this paper are taken on the corpus as committed.</w:t>
+      </w:r>
+    </w:p>
+    <w:p>
+      <w:pPr>
+        <w:spacing w:after="0"/>
+        <w:ind w:firstLine="288"/>
+        <w:jc w:val="both"/>
+      </w:pPr>
+      <w:r>
+        <w:rPr>
+          <w:rFonts w:ascii="Times New Roman" w:hAnsi="Times New Roman"/>
+          <w:sz w:val="20"/>
+        </w:rPr>
+        <w:t>The gold set, the embedding caches and the error analysis all key off these identifiers, which is what makes their apparent stability worth stating precisely rather than assuming.</w:t>
       </w:r>
     </w:p>
     <w:p>

--- a/paper/IndicRAG-QA.docx
+++ b/paper/IndicRAG-QA.docx
@@ -1583,6 +1583,56 @@
           <w:sz w:val="20"/>
         </w:rPr>
         <w:t>, and 123 of the 320 answerable gold items cite one. A re-segmentation would therefore repoint more than a third of the gold set at passages that may no longer contain the answer, without a single broken reference to signal it. Content-derived identifiers would fail loudly instead, and are the right fix; changing the scheme now would invalidate the same gold set for the same reason. The corpus is frozen until verification completes, and the measurements in this paper are taken on the corpus as committed.</w:t>
+      </w:r>
+    </w:p>
+    <w:p>
+      <w:pPr>
+        <w:spacing w:after="0"/>
+        <w:ind w:firstLine="288"/>
+        <w:jc w:val="both"/>
+      </w:pPr>
+      <w:r>
+        <w:rPr>
+          <w:rFonts w:ascii="Times New Roman" w:hAnsi="Times New Roman"/>
+          <w:b/>
+          <w:sz w:val="20"/>
+        </w:rPr>
+        <w:t>How much this costs the results.</w:t>
+      </w:r>
+      <w:r>
+        <w:rPr>
+          <w:rFonts w:ascii="Times New Roman" w:hAnsi="Times New Roman"/>
+          <w:sz w:val="20"/>
+        </w:rPr>
+        <w:t xml:space="preserve"> 86 passages of 694 draw sentences from more than one source section; 5 of those pair a section with its own subsection and are harmless, leaving 81 that join unrelated material, and 46 of the 320 answerable gold items cite one. A merged passage is larger than it should be, so it presents more surface for a query to match and might be expected to inflate recall. It does, slightly and not significantly: those 46 items reach Recall@5 0.674 [0.543, 0.804] under script-aware fusion against 0.591 [0.526, 0.650] for the other 274. The intervals overlap heavily, and at 14% of the set an effect of that size moves the overall figure by about a point.</w:t>
+      </w:r>
+    </w:p>
+    <w:p>
+      <w:pPr>
+        <w:spacing w:after="0"/>
+        <w:ind w:firstLine="288"/>
+        <w:jc w:val="both"/>
+      </w:pPr>
+      <w:r>
+        <w:rPr>
+          <w:rFonts w:ascii="Times New Roman" w:hAnsi="Times New Roman"/>
+          <w:sz w:val="20"/>
+        </w:rPr>
+        <w:t xml:space="preserve">We report the defect rather than the reassurance, because the reassurance is narrow. The retrieval numbers survive it. What does not survive is the claim that a passage's </w:t>
+      </w:r>
+      <w:r>
+        <w:rPr>
+          <w:rFonts w:ascii="Consolas" w:hAnsi="Consolas"/>
+          <w:sz w:val="17"/>
+        </w:rPr>
+        <w:t>section_path</w:t>
+      </w:r>
+      <w:r>
+        <w:rPr>
+          <w:rFonts w:ascii="Times New Roman" w:hAnsi="Times New Roman"/>
+          <w:sz w:val="20"/>
+        </w:rPr>
+        <w:t xml:space="preserve"> is reliable context for a generator: for those 81 passages it names one of the sections present and not the others, which is the input §IV-A feeds the model as provenance.</w:t>
       </w:r>
     </w:p>
     <w:p>

--- a/paper/IndicRAG-QA.docx
+++ b/paper/IndicRAG-QA.docx
@@ -4538,6 +4538,34 @@
           <w:sz w:val="20"/>
         </w:rPr>
         <w:t xml:space="preserve"> (में). Counting these as Hindi evidence classified plain English questions as code-mixed in development. We therefore partition the lexicon into unambiguous markers, which can trigger the code-mixed label, and ambiguous markers, which corroborate but never trigger it.</w:t>
+      </w:r>
+    </w:p>
+    <w:p>
+      <w:pPr>
+        <w:spacing w:after="0"/>
+        <w:ind w:firstLine="288"/>
+        <w:jc w:val="both"/>
+      </w:pPr>
+      <w:r>
+        <w:rPr>
+          <w:rFonts w:ascii="Times New Roman" w:hAnsi="Times New Roman"/>
+          <w:sz w:val="20"/>
+        </w:rPr>
+        <w:t>On the 400 gold questions the procedure agrees with the annotated language on every one: 143 English, 131 Indic, 126 Code-Mixed, no errors in either direction. We are careful about what that shows. These questions were generated per language-pair cell, so each is a clean instance of its class — a Hindi question is fully Devanagari, a Hinglish one is consistently Romanized. Genuine user input is messier: transliteration is inconsistent, English and Hindi alternate within a clause, and typos cross the function-word lexicon. The result establishes that the rules implement the definition without a gap, not that the definition covers everything a user will type.</w:t>
+      </w:r>
+    </w:p>
+    <w:p>
+      <w:pPr>
+        <w:spacing w:after="0"/>
+        <w:ind w:firstLine="288"/>
+        <w:jc w:val="both"/>
+      </w:pPr>
+      <w:r>
+        <w:rPr>
+          <w:rFonts w:ascii="Times New Roman" w:hAnsi="Times New Roman"/>
+          <w:sz w:val="20"/>
+        </w:rPr>
+        <w:t>It matters mainly because everything downstream depends on it. The script the classifier reports is what decides which passages the lexical retriever is treated as eligible for (§IV-E), so a misclassification would disable the correction silently rather than raise anything.</w:t>
       </w:r>
     </w:p>
     <w:p>

--- a/paper/IndicRAG-QA.docx
+++ b/paper/IndicRAG-QA.docx
@@ -1633,6 +1633,388 @@
           <w:sz w:val="20"/>
         </w:rPr>
         <w:t xml:space="preserve"> is reliable context for a generator: for those 81 passages it names one of the sections present and not the others, which is the input §IV-A feeds the model as provenance.</w:t>
+      </w:r>
+    </w:p>
+    <w:p>
+      <w:pPr>
+        <w:spacing w:after="0"/>
+        <w:ind w:firstLine="288"/>
+        <w:jc w:val="both"/>
+      </w:pPr>
+      <w:r>
+        <w:rPr>
+          <w:rFonts w:ascii="Times New Roman" w:hAnsi="Times New Roman"/>
+          <w:b/>
+          <w:sz w:val="20"/>
+        </w:rPr>
+        <w:t>Three further metadata defects, and why they went unseen.</w:t>
+      </w:r>
+      <w:r>
+        <w:rPr>
+          <w:rFonts w:ascii="Times New Roman" w:hAnsi="Times New Roman"/>
+          <w:sz w:val="20"/>
+        </w:rPr>
+        <w:t xml:space="preserve"> Auditing the remaining per-passage invariants found that </w:t>
+      </w:r>
+      <w:r>
+        <w:rPr>
+          <w:rFonts w:ascii="Consolas" w:hAnsi="Consolas"/>
+          <w:sz w:val="17"/>
+        </w:rPr>
+        <w:t>section_path</w:t>
+      </w:r>
+      <w:r>
+        <w:rPr>
+          <w:rFonts w:ascii="Times New Roman" w:hAnsi="Times New Roman"/>
+          <w:sz w:val="20"/>
+        </w:rPr>
+        <w:t xml:space="preserve"> is not the only provenance field that does not mean what it says. 29 passages exceed the stated 240-token bound, one reaching 321. </w:t>
+      </w:r>
+      <w:r>
+        <w:rPr>
+          <w:rFonts w:ascii="Consolas" w:hAnsi="Consolas"/>
+          <w:sz w:val="17"/>
+        </w:rPr>
+        <w:t>text_raw</w:t>
+      </w:r>
+      <w:r>
+        <w:rPr>
+          <w:rFonts w:ascii="Times New Roman" w:hAnsi="Times New Roman"/>
+          <w:sz w:val="20"/>
+        </w:rPr>
+        <w:t xml:space="preserve">, documented as the source spelling kept alongside the normalized </w:t>
+      </w:r>
+      <w:r>
+        <w:rPr>
+          <w:rFonts w:ascii="Consolas" w:hAnsi="Consolas"/>
+          <w:sz w:val="17"/>
+        </w:rPr>
+        <w:t>text</w:t>
+      </w:r>
+      <w:r>
+        <w:rPr>
+          <w:rFonts w:ascii="Times New Roman" w:hAnsi="Times New Roman"/>
+          <w:sz w:val="20"/>
+        </w:rPr>
+        <w:t xml:space="preserve"> so that a cited amount is displayed as the circular wrote it, is itself normalized: 691 of 694 passages have a </w:t>
+      </w:r>
+      <w:r>
+        <w:rPr>
+          <w:rFonts w:ascii="Consolas" w:hAnsi="Consolas"/>
+          <w:sz w:val="17"/>
+        </w:rPr>
+        <w:t>text_raw</w:t>
+      </w:r>
+      <w:r>
+        <w:rPr>
+          <w:rFonts w:ascii="Times New Roman" w:hAnsi="Times New Roman"/>
+          <w:sz w:val="20"/>
+        </w:rPr>
+        <w:t xml:space="preserve"> that normalization leaves unchanged, and no Hindi passage retains the Devanagari digits its source uses. </w:t>
+      </w:r>
+      <w:r>
+        <w:rPr>
+          <w:rFonts w:ascii="Consolas" w:hAnsi="Consolas"/>
+          <w:sz w:val="17"/>
+        </w:rPr>
+        <w:t>char_span</w:t>
+      </w:r>
+      <w:r>
+        <w:rPr>
+          <w:rFonts w:ascii="Times New Roman" w:hAnsi="Times New Roman"/>
+          <w:sz w:val="20"/>
+        </w:rPr>
+        <w:t xml:space="preserve"> is worse still -- the segmenter advances its cursor by the normalized chunk length while searching raw source text, so the offsets drift monotonically within a document, and only 22.8% name a slice that recovers their own passage while 56 have drifted past the end and name nothing.</w:t>
+      </w:r>
+    </w:p>
+    <w:p>
+      <w:pPr>
+        <w:spacing w:after="0"/>
+        <w:ind w:firstLine="288"/>
+        <w:jc w:val="both"/>
+      </w:pPr>
+      <w:r>
+        <w:rPr>
+          <w:rFonts w:ascii="Times New Roman" w:hAnsi="Times New Roman"/>
+          <w:sz w:val="20"/>
+        </w:rPr>
+        <w:t xml:space="preserve">All three share the root cause the section-spanning defect has: segmentation splits sentences after normalizing a section and never keeps a mapping back to the source. They share something more instructive too. Every one of these fields is written, serialized, and documented, and </w:t>
+      </w:r>
+      <w:r>
+        <w:rPr>
+          <w:rFonts w:ascii="Times New Roman" w:hAnsi="Times New Roman"/>
+          <w:i/>
+          <w:sz w:val="20"/>
+        </w:rPr>
+        <w:t>read by nothing</w:t>
+      </w:r>
+      <w:r>
+        <w:rPr>
+          <w:rFonts w:ascii="Times New Roman" w:hAnsi="Times New Roman"/>
+          <w:sz w:val="20"/>
+        </w:rPr>
+        <w:t xml:space="preserve"> -- so none of them could fail loudly, and a downstream citation view built on </w:t>
+      </w:r>
+      <w:r>
+        <w:rPr>
+          <w:rFonts w:ascii="Consolas" w:hAnsi="Consolas"/>
+          <w:sz w:val="17"/>
+        </w:rPr>
+        <w:t>char_span</w:t>
+      </w:r>
+      <w:r>
+        <w:rPr>
+          <w:rFonts w:ascii="Times New Roman" w:hAnsi="Times New Roman"/>
+          <w:sz w:val="20"/>
+        </w:rPr>
+        <w:t xml:space="preserve"> would have pointed a reader at the wrong text roughly four times in five. This is the same failure mode as §VI-D's uninstantiated NLI scorer and the unread </w:t>
+      </w:r>
+      <w:r>
+        <w:rPr>
+          <w:rFonts w:ascii="Consolas" w:hAnsi="Consolas"/>
+          <w:sz w:val="17"/>
+        </w:rPr>
+        <w:t>cited_found</w:t>
+      </w:r>
+      <w:r>
+        <w:rPr>
+          <w:rFonts w:ascii="Times New Roman" w:hAnsi="Times New Roman"/>
+          <w:sz w:val="20"/>
+        </w:rPr>
+        <w:t xml:space="preserve"> flag: not incorrect code that broke, but correct-looking code that no execution path ever reached. We therefore added </w:t>
+      </w:r>
+      <w:r>
+        <w:rPr>
+          <w:rFonts w:ascii="Consolas" w:hAnsi="Consolas"/>
+          <w:sz w:val="17"/>
+        </w:rPr>
+        <w:t>corpus audit</w:t>
+      </w:r>
+      <w:r>
+        <w:rPr>
+          <w:rFonts w:ascii="Times New Roman" w:hAnsi="Times New Roman"/>
+          <w:sz w:val="20"/>
+        </w:rPr>
+        <w:t>, which reads every one of these invariants and reports a per-check rate.</w:t>
+      </w:r>
+    </w:p>
+    <w:p>
+      <w:pPr>
+        <w:spacing w:after="0"/>
+        <w:ind w:firstLine="288"/>
+        <w:jc w:val="both"/>
+      </w:pPr>
+      <w:r>
+        <w:rPr>
+          <w:rFonts w:ascii="Times New Roman" w:hAnsi="Times New Roman"/>
+          <w:b/>
+          <w:sz w:val="20"/>
+        </w:rPr>
+        <w:t>Repairing two of them without unfreezing the corpus.</w:t>
+      </w:r>
+      <w:r>
+        <w:rPr>
+          <w:rFonts w:ascii="Times New Roman" w:hAnsi="Times New Roman"/>
+          <w:sz w:val="20"/>
+        </w:rPr>
+        <w:t xml:space="preserve"> The obvious fix -- re-running segmentation with a source-offset mapping -- is unavailable, because it would also apply the merge-guard correction and so change how many passages each document yields, shifting every identifier after the first merge. But the freeze protects </w:t>
+      </w:r>
+      <w:r>
+        <w:rPr>
+          <w:rFonts w:ascii="Consolas" w:hAnsi="Consolas"/>
+          <w:sz w:val="17"/>
+        </w:rPr>
+        <w:t>passage_id</w:t>
+      </w:r>
+      <w:r>
+        <w:rPr>
+          <w:rFonts w:ascii="Times New Roman" w:hAnsi="Times New Roman"/>
+          <w:sz w:val="20"/>
+        </w:rPr>
+        <w:t xml:space="preserve"> and </w:t>
+      </w:r>
+      <w:r>
+        <w:rPr>
+          <w:rFonts w:ascii="Consolas" w:hAnsi="Consolas"/>
+          <w:sz w:val="17"/>
+        </w:rPr>
+        <w:t>text</w:t>
+      </w:r>
+      <w:r>
+        <w:rPr>
+          <w:rFonts w:ascii="Times New Roman" w:hAnsi="Times New Roman"/>
+          <w:sz w:val="20"/>
+        </w:rPr>
+        <w:t xml:space="preserve">, and neither is what these two fields need. </w:t>
+      </w:r>
+      <w:r>
+        <w:rPr>
+          <w:rFonts w:ascii="Consolas" w:hAnsi="Consolas"/>
+          <w:sz w:val="17"/>
+        </w:rPr>
+        <w:t>corpus repair-spans</w:t>
+      </w:r>
+      <w:r>
+        <w:rPr>
+          <w:rFonts w:ascii="Times New Roman" w:hAnsi="Times New Roman"/>
+          <w:sz w:val="20"/>
+        </w:rPr>
+        <w:t xml:space="preserve"> therefore re-derives them in place: each passage's normalized text is aligned back to its source document and </w:t>
+      </w:r>
+      <w:r>
+        <w:rPr>
+          <w:rFonts w:ascii="Consolas" w:hAnsi="Consolas"/>
+          <w:sz w:val="17"/>
+        </w:rPr>
+        <w:t>char_span</w:t>
+      </w:r>
+      <w:r>
+        <w:rPr>
+          <w:rFonts w:ascii="Times New Roman" w:hAnsi="Times New Roman"/>
+          <w:sz w:val="20"/>
+        </w:rPr>
+        <w:t xml:space="preserve"> is set to the located extent, with </w:t>
+      </w:r>
+      <w:r>
+        <w:rPr>
+          <w:rFonts w:ascii="Consolas" w:hAnsi="Consolas"/>
+          <w:sz w:val="17"/>
+        </w:rPr>
+        <w:t>text_raw</w:t>
+      </w:r>
+      <w:r>
+        <w:rPr>
+          <w:rFonts w:ascii="Times New Roman" w:hAnsi="Times New Roman"/>
+          <w:sz w:val="20"/>
+        </w:rPr>
+        <w:t xml:space="preserve"> read from it. The alignment is sentence-wise rather than a single forward walk, because a passage is not always contiguous in its source -- overlap re-emits the tail of the previous chunk, so the same sentences can appear twice with the second copy sitting behind where the first ended. A single-run aligner scored 0.03 coverage on 39 passages that are in fact entirely present in their documents.</w:t>
+      </w:r>
+    </w:p>
+    <w:p>
+      <w:pPr>
+        <w:spacing w:after="0"/>
+        <w:ind w:firstLine="288"/>
+        <w:jc w:val="both"/>
+      </w:pPr>
+      <w:r>
+        <w:rPr>
+          <w:rFonts w:ascii="Times New Roman" w:hAnsi="Times New Roman"/>
+          <w:sz w:val="20"/>
+        </w:rPr>
+        <w:t xml:space="preserve">The repair refuses to write if any </w:t>
+      </w:r>
+      <w:r>
+        <w:rPr>
+          <w:rFonts w:ascii="Consolas" w:hAnsi="Consolas"/>
+          <w:sz w:val="17"/>
+        </w:rPr>
+        <w:t>passage_id</w:t>
+      </w:r>
+      <w:r>
+        <w:rPr>
+          <w:rFonts w:ascii="Times New Roman" w:hAnsi="Times New Roman"/>
+          <w:sz w:val="20"/>
+        </w:rPr>
+        <w:t xml:space="preserve">, </w:t>
+      </w:r>
+      <w:r>
+        <w:rPr>
+          <w:rFonts w:ascii="Consolas" w:hAnsi="Consolas"/>
+          <w:sz w:val="17"/>
+        </w:rPr>
+        <w:t>text</w:t>
+      </w:r>
+      <w:r>
+        <w:rPr>
+          <w:rFonts w:ascii="Times New Roman" w:hAnsi="Times New Roman"/>
+          <w:sz w:val="20"/>
+        </w:rPr>
+        <w:t xml:space="preserve"> or </w:t>
+      </w:r>
+      <w:r>
+        <w:rPr>
+          <w:rFonts w:ascii="Consolas" w:hAnsi="Consolas"/>
+          <w:sz w:val="17"/>
+        </w:rPr>
+        <w:t>token_count</w:t>
+      </w:r>
+      <w:r>
+        <w:rPr>
+          <w:rFonts w:ascii="Times New Roman" w:hAnsi="Times New Roman"/>
+          <w:sz w:val="20"/>
+        </w:rPr>
+        <w:t xml:space="preserve"> moved; none did, and only </w:t>
+      </w:r>
+      <w:r>
+        <w:rPr>
+          <w:rFonts w:ascii="Consolas" w:hAnsi="Consolas"/>
+          <w:sz w:val="17"/>
+        </w:rPr>
+        <w:t>char_span</w:t>
+      </w:r>
+      <w:r>
+        <w:rPr>
+          <w:rFonts w:ascii="Times New Roman" w:hAnsi="Times New Roman"/>
+          <w:sz w:val="20"/>
+        </w:rPr>
+        <w:t xml:space="preserve"> (582 passages) and </w:t>
+      </w:r>
+      <w:r>
+        <w:rPr>
+          <w:rFonts w:ascii="Consolas" w:hAnsi="Consolas"/>
+          <w:sz w:val="17"/>
+        </w:rPr>
+        <w:t>text_raw</w:t>
+      </w:r>
+      <w:r>
+        <w:rPr>
+          <w:rFonts w:ascii="Times New Roman" w:hAnsi="Times New Roman"/>
+          <w:sz w:val="20"/>
+        </w:rPr>
+        <w:t xml:space="preserve"> (586) changed, so no index, cache, gold reference or published number in this paper is affected. Span fidelity rises from 25.4% to 97.6% of the passages that carry a span, and </w:t>
+      </w:r>
+      <w:r>
+        <w:rPr>
+          <w:rFonts w:ascii="Consolas" w:hAnsi="Consolas"/>
+          <w:sz w:val="17"/>
+        </w:rPr>
+        <w:t>text_raw</w:t>
+      </w:r>
+      <w:r>
+        <w:rPr>
+          <w:rFonts w:ascii="Times New Roman" w:hAnsi="Times New Roman"/>
+          <w:sz w:val="20"/>
+        </w:rPr>
+        <w:t xml:space="preserve"> now preserves source spelling for every passage -- 21 Hindi passages recover the Devanagari digits their sources use, which is exactly the fidelity the field was introduced to provide. 23 passages the aligner could not place have their span </w:t>
+      </w:r>
+      <w:r>
+        <w:rPr>
+          <w:rFonts w:ascii="Times New Roman" w:hAnsi="Times New Roman"/>
+          <w:i/>
+          <w:sz w:val="20"/>
+        </w:rPr>
+        <w:t>cleared</w:t>
+      </w:r>
+      <w:r>
+        <w:rPr>
+          <w:rFonts w:ascii="Times New Roman" w:hAnsi="Times New Roman"/>
+          <w:sz w:val="20"/>
+        </w:rPr>
+        <w:t xml:space="preserve"> rather than left drifted, on the principle that an absent span is honest where a wrong one misleads; </w:t>
+      </w:r>
+      <w:r>
+        <w:rPr>
+          <w:rFonts w:ascii="Consolas" w:hAnsi="Consolas"/>
+          <w:sz w:val="17"/>
+        </w:rPr>
+        <w:t>corpus audit</w:t>
+      </w:r>
+      <w:r>
+        <w:rPr>
+          <w:rFonts w:ascii="Times New Roman" w:hAnsi="Times New Roman"/>
+          <w:sz w:val="20"/>
+        </w:rPr>
+        <w:t xml:space="preserve"> counts the two states separately so a repair cannot hide its misses among its refusals. What remains unfixed is the third defect: the 29 oversized passages, and the 16 welded ones whose span must swallow a heading to cover them, both require re-chunking and so wait on the same re-anchoring as the merge fix.</w:t>
       </w:r>
     </w:p>
     <w:p>

--- a/paper/IndicRAG-QA.docx
+++ b/paper/IndicRAG-QA.docx
@@ -1943,49 +1943,64 @@
           <w:rFonts w:ascii="Times New Roman" w:hAnsi="Times New Roman"/>
           <w:sz w:val="20"/>
         </w:rPr>
-        <w:t xml:space="preserve"> moved; none did, and only </w:t>
+        <w:t xml:space="preserve"> moved; none did, so no index, cache, gold reference or published number in this paper is affected. Span fidelity rises from 25.4% to 98.8% of the passages that carry a span, 99.1% carry one, and </w:t>
       </w:r>
       <w:r>
         <w:rPr>
           <w:rFonts w:ascii="Consolas" w:hAnsi="Consolas"/>
           <w:sz w:val="17"/>
         </w:rPr>
-        <w:t>char_span</w:t>
-      </w:r>
-      <w:r>
-        <w:rPr>
-          <w:rFonts w:ascii="Times New Roman" w:hAnsi="Times New Roman"/>
-          <w:sz w:val="20"/>
-        </w:rPr>
-        <w:t xml:space="preserve"> (582 passages) and </w:t>
+        <w:t>text_raw</w:t>
+      </w:r>
+      <w:r>
+        <w:rPr>
+          <w:rFonts w:ascii="Times New Roman" w:hAnsi="Times New Roman"/>
+          <w:sz w:val="20"/>
+        </w:rPr>
+        <w:t xml:space="preserve"> now preserves source spelling for every passage -- 21 Hindi passages recover the Devanagari digits their sources use, which is exactly the fidelity the field was introduced to provide. The six passages the aligner cannot place have their span </w:t>
+      </w:r>
+      <w:r>
+        <w:rPr>
+          <w:rFonts w:ascii="Times New Roman" w:hAnsi="Times New Roman"/>
+          <w:i/>
+          <w:sz w:val="20"/>
+        </w:rPr>
+        <w:t>cleared</w:t>
+      </w:r>
+      <w:r>
+        <w:rPr>
+          <w:rFonts w:ascii="Times New Roman" w:hAnsi="Times New Roman"/>
+          <w:sz w:val="20"/>
+        </w:rPr>
+        <w:t xml:space="preserve"> rather than left drifted, on the principle that an absent span is honest where a wrong one misleads; </w:t>
       </w:r>
       <w:r>
         <w:rPr>
           <w:rFonts w:ascii="Consolas" w:hAnsi="Consolas"/>
           <w:sz w:val="17"/>
         </w:rPr>
-        <w:t>text_raw</w:t>
-      </w:r>
-      <w:r>
-        <w:rPr>
-          <w:rFonts w:ascii="Times New Roman" w:hAnsi="Times New Roman"/>
-          <w:sz w:val="20"/>
-        </w:rPr>
-        <w:t xml:space="preserve"> (586) changed, so no index, cache, gold reference or published number in this paper is affected. Span fidelity rises from 25.4% to 97.6% of the passages that carry a span, and </w:t>
-      </w:r>
-      <w:r>
-        <w:rPr>
-          <w:rFonts w:ascii="Consolas" w:hAnsi="Consolas"/>
-          <w:sz w:val="17"/>
-        </w:rPr>
-        <w:t>text_raw</w:t>
-      </w:r>
-      <w:r>
-        <w:rPr>
-          <w:rFonts w:ascii="Times New Roman" w:hAnsi="Times New Roman"/>
-          <w:sz w:val="20"/>
-        </w:rPr>
-        <w:t xml:space="preserve"> now preserves source spelling for every passage -- 21 Hindi passages recover the Devanagari digits their sources use, which is exactly the fidelity the field was introduced to provide. 23 passages the aligner could not place have their span </w:t>
+        <w:t>corpus audit</w:t>
+      </w:r>
+      <w:r>
+        <w:rPr>
+          <w:rFonts w:ascii="Times New Roman" w:hAnsi="Times New Roman"/>
+          <w:sz w:val="20"/>
+        </w:rPr>
+        <w:t xml:space="preserve"> counts the two states separately so a repair cannot hide its misses among its refusals.</w:t>
+      </w:r>
+    </w:p>
+    <w:p>
+      <w:pPr>
+        <w:spacing w:after="0"/>
+        <w:ind w:firstLine="288"/>
+        <w:jc w:val="both"/>
+      </w:pPr>
+      <w:r>
+        <w:rPr>
+          <w:rFonts w:ascii="Times New Roman" w:hAnsi="Times New Roman"/>
+          <w:sz w:val="20"/>
+        </w:rPr>
+        <w:t xml:space="preserve">That separation earned its keep immediately. The first version of the aligner declined 23 passages, and inspecting them showed every sentence of 20 of them aligning perfectly when searched from the start of the document: the search retried from the top only when a forward pass returned </w:t>
       </w:r>
       <w:r>
         <w:rPr>
@@ -1993,28 +2008,14 @@
           <w:i/>
           <w:sz w:val="20"/>
         </w:rPr>
-        <w:t>cleared</w:t>
-      </w:r>
-      <w:r>
-        <w:rPr>
-          <w:rFonts w:ascii="Times New Roman" w:hAnsi="Times New Roman"/>
-          <w:sz w:val="20"/>
-        </w:rPr>
-        <w:t xml:space="preserve"> rather than left drifted, on the principle that an absent span is honest where a wrong one misleads; </w:t>
-      </w:r>
-      <w:r>
-        <w:rPr>
-          <w:rFonts w:ascii="Consolas" w:hAnsi="Consolas"/>
-          <w:sz w:val="17"/>
-        </w:rPr>
-        <w:t>corpus audit</w:t>
-      </w:r>
-      <w:r>
-        <w:rPr>
-          <w:rFonts w:ascii="Times New Roman" w:hAnsi="Times New Roman"/>
-          <w:sz w:val="20"/>
-        </w:rPr>
-        <w:t xml:space="preserve"> counts the two states separately so a repair cannot hide its misses among its refusals. What remains unfixed is the third defect: the 29 oversized passages, and the 16 welded ones whose span must swallow a heading to cover them, both require re-chunking and so wait on the same re-anchoring as the merge fix.</w:t>
+        <w:t>nothing</w:t>
+      </w:r>
+      <w:r>
+        <w:rPr>
+          <w:rFonts w:ascii="Times New Roman" w:hAnsi="Times New Roman"/>
+          <w:sz w:val="20"/>
+        </w:rPr>
+        <w:t>, so a half-matching anchor found ahead of the cursor was committed to instead of the true match behind it. Retrying whenever the forward pass does poorly, rather than only when it fails outright, took the declines from 23 to 6. What remains unfixed is the third defect: the 29 oversized passages, and the welded ones whose span must swallow a heading to cover them, both require re-chunking and so wait on the same re-anchoring as the merge fix.</w:t>
       </w:r>
     </w:p>
     <w:p>

--- a/paper/IndicRAG-QA.docx
+++ b/paper/IndicRAG-QA.docx
@@ -4774,7 +4774,198 @@
           <w:rFonts w:ascii="Times New Roman" w:hAnsi="Times New Roman"/>
           <w:sz w:val="20"/>
         </w:rPr>
-        <w:t xml:space="preserve"> to a single key; amounts are the most frequent answer type in this corpus and their surface form differs systematically between the English and Hindi versions of the same scheme. Sentence segmentation treats danda (।) and double danda (॥) as terminators alongside the full stop, without which a Hindi paragraph is returned as a single sentence. Original surface text is retained alongside the normalized form throughout, so that citations display what the document actually said.</w:t>
+        <w:t xml:space="preserve"> to a single key; amounts are the most frequent answer type in this corpus and their surface form differs systematically between the English and Hindi versions of the same scheme. Sentence segmentation treats danda (।) and double danda (॥) as terminators alongside the full stop, without which a Hindi paragraph is returned as a single sentence — and normalization preserves both terminators, which is a precondition for that split rather than an incidental property, since segmentation normalizes a section before splitting it.</w:t>
+      </w:r>
+    </w:p>
+    <w:p>
+      <w:pPr>
+        <w:spacing w:after="0"/>
+        <w:ind w:firstLine="288"/>
+        <w:jc w:val="both"/>
+      </w:pPr>
+      <w:r>
+        <w:rPr>
+          <w:rFonts w:ascii="Times New Roman" w:hAnsi="Times New Roman"/>
+          <w:b/>
+          <w:sz w:val="20"/>
+        </w:rPr>
+        <w:t>Where each equivalence actually applies.</w:t>
+      </w:r>
+      <w:r>
+        <w:rPr>
+          <w:rFonts w:ascii="Times New Roman" w:hAnsi="Times New Roman"/>
+          <w:sz w:val="20"/>
+        </w:rPr>
+        <w:t xml:space="preserve"> Two of the three act on the retrieval path; amount canonicalisation does not. It is called by answer scoring and error analysis, not by the index tokenizer, so at retrieval time </w:t>
+      </w:r>
+      <w:r>
+        <w:rPr>
+          <w:rFonts w:ascii="Consolas" w:hAnsi="Consolas"/>
+          <w:sz w:val="17"/>
+        </w:rPr>
+        <w:t>₹3.5 lakh</w:t>
+      </w:r>
+      <w:r>
+        <w:rPr>
+          <w:rFonts w:ascii="Times New Roman" w:hAnsi="Times New Roman"/>
+          <w:sz w:val="20"/>
+        </w:rPr>
+        <w:t xml:space="preserve"> and </w:t>
+      </w:r>
+      <w:r>
+        <w:rPr>
+          <w:rFonts w:ascii="Consolas" w:hAnsi="Consolas"/>
+          <w:sz w:val="17"/>
+        </w:rPr>
+        <w:t>3,50,000</w:t>
+      </w:r>
+      <w:r>
+        <w:rPr>
+          <w:rFonts w:ascii="Times New Roman" w:hAnsi="Times New Roman"/>
+          <w:sz w:val="20"/>
+        </w:rPr>
+        <w:t xml:space="preserve"> share only the token </w:t>
+      </w:r>
+      <w:r>
+        <w:rPr>
+          <w:rFonts w:ascii="Consolas" w:hAnsi="Consolas"/>
+          <w:sz w:val="17"/>
+        </w:rPr>
+        <w:t>3</w:t>
+      </w:r>
+      <w:r>
+        <w:rPr>
+          <w:rFonts w:ascii="Times New Roman" w:hAnsi="Times New Roman"/>
+          <w:sz w:val="20"/>
+        </w:rPr>
+        <w:t xml:space="preserve">. We state this because the paragraph above would otherwise imply a matching benefit that the system does not deliver, and because 46 of the 320 answerable gold items carry an amount in the question. Supplying the canonical key to the tokenizer as well moves Recall@5 on those 46 items from 0.674 [0.543, 0.804] to 0.696 [0.565, 0.826], a paired difference of +0.022 at </w:t>
+      </w:r>
+      <w:r>
+        <w:rPr>
+          <w:rFonts w:ascii="Times New Roman" w:hAnsi="Times New Roman"/>
+          <w:i/>
+          <w:sz w:val="20"/>
+        </w:rPr>
+        <w:t>p</w:t>
+      </w:r>
+      <w:r>
+        <w:rPr>
+          <w:rFonts w:ascii="Times New Roman" w:hAnsi="Times New Roman"/>
+          <w:sz w:val="20"/>
+        </w:rPr>
+        <w:t xml:space="preserve"> = 1.00, and +0.003 over all 320. The reason the gap costs so little is worth recording: the tokenizer splits on commas, so </w:t>
+      </w:r>
+      <w:r>
+        <w:rPr>
+          <w:rFonts w:ascii="Consolas" w:hAnsi="Consolas"/>
+          <w:sz w:val="17"/>
+        </w:rPr>
+        <w:t>3,50,000</w:t>
+      </w:r>
+      <w:r>
+        <w:rPr>
+          <w:rFonts w:ascii="Times New Roman" w:hAnsi="Times New Roman"/>
+          <w:sz w:val="20"/>
+        </w:rPr>
+        <w:t xml:space="preserve"> already fragments into </w:t>
+      </w:r>
+      <w:r>
+        <w:rPr>
+          <w:rFonts w:ascii="Consolas" w:hAnsi="Consolas"/>
+          <w:sz w:val="17"/>
+        </w:rPr>
+        <w:t>3</w:t>
+      </w:r>
+      <w:r>
+        <w:rPr>
+          <w:rFonts w:ascii="Times New Roman" w:hAnsi="Times New Roman"/>
+          <w:sz w:val="20"/>
+        </w:rPr>
+        <w:t xml:space="preserve">, </w:t>
+      </w:r>
+      <w:r>
+        <w:rPr>
+          <w:rFonts w:ascii="Consolas" w:hAnsi="Consolas"/>
+          <w:sz w:val="17"/>
+        </w:rPr>
+        <w:t>50</w:t>
+      </w:r>
+      <w:r>
+        <w:rPr>
+          <w:rFonts w:ascii="Times New Roman" w:hAnsi="Times New Roman"/>
+          <w:sz w:val="20"/>
+        </w:rPr>
+        <w:t xml:space="preserve"> and </w:t>
+      </w:r>
+      <w:r>
+        <w:rPr>
+          <w:rFonts w:ascii="Consolas" w:hAnsi="Consolas"/>
+          <w:sz w:val="17"/>
+        </w:rPr>
+        <w:t>000</w:t>
+      </w:r>
+      <w:r>
+        <w:rPr>
+          <w:rFonts w:ascii="Times New Roman" w:hAnsi="Times New Roman"/>
+          <w:sz w:val="20"/>
+        </w:rPr>
+        <w:t xml:space="preserve">, and the Devanagari form yields the same three subtokens once digits are mapped. Fragmentation supplies most of the equivalence incidentally, and the forms it does not cover — </w:t>
+      </w:r>
+      <w:r>
+        <w:rPr>
+          <w:rFonts w:ascii="Consolas" w:hAnsi="Consolas"/>
+          <w:sz w:val="17"/>
+        </w:rPr>
+        <w:t>3.5 lakh</w:t>
+      </w:r>
+      <w:r>
+        <w:rPr>
+          <w:rFonts w:ascii="Times New Roman" w:hAnsi="Times New Roman"/>
+          <w:sz w:val="20"/>
+        </w:rPr>
+        <w:t xml:space="preserve"> against </w:t>
+      </w:r>
+      <w:r>
+        <w:rPr>
+          <w:rFonts w:ascii="Consolas" w:hAnsi="Consolas"/>
+          <w:sz w:val="17"/>
+        </w:rPr>
+        <w:t>3,50,000</w:t>
+      </w:r>
+      <w:r>
+        <w:rPr>
+          <w:rFonts w:ascii="Times New Roman" w:hAnsi="Times New Roman"/>
+          <w:sz w:val="20"/>
+        </w:rPr>
+        <w:t xml:space="preserve"> — are the rarer ones.</w:t>
+      </w:r>
+    </w:p>
+    <w:p>
+      <w:pPr>
+        <w:spacing w:after="0"/>
+        <w:ind w:firstLine="288"/>
+        <w:jc w:val="both"/>
+      </w:pPr>
+      <w:r>
+        <w:rPr>
+          <w:rFonts w:ascii="Times New Roman" w:hAnsi="Times New Roman"/>
+          <w:sz w:val="20"/>
+        </w:rPr>
+        <w:t>The symmetry claim itself does hold, and not only by construction: the indexing path normalizes a passage a second time, with soft-wrap joining disabled, while a query is normalized once. Applying the second pass changes the token sequence of 0 of 694 passages, so the two paths agree in practice as well as in intent.</w:t>
+      </w:r>
+    </w:p>
+    <w:p>
+      <w:pPr>
+        <w:spacing w:after="0"/>
+        <w:ind w:firstLine="288"/>
+        <w:jc w:val="both"/>
+      </w:pPr>
+      <w:r>
+        <w:rPr>
+          <w:rFonts w:ascii="Times New Roman" w:hAnsi="Times New Roman"/>
+          <w:sz w:val="20"/>
+        </w:rPr>
+        <w:t>Original surface text is retained alongside the normalized form throughout, so that citations display what the document actually said — a property §III-C records as having been broken in the committed corpus until it was repaired.</w:t>
       </w:r>
     </w:p>
     <w:p>

--- a/paper/IndicRAG-QA.docx
+++ b/paper/IndicRAG-QA.docx
@@ -5860,7 +5860,63 @@
           <w:rFonts w:ascii="Times New Roman" w:hAnsi="Times New Roman"/>
           <w:sz w:val="20"/>
         </w:rPr>
-        <w:t xml:space="preserve"> over min-max normalized scores, and Reciprocal Rank Fusion at k = 60. Min-max is preferred to z-score normalization because BM25 score distributions are strongly right-skewed and z-score leaves the fused ranking dominated by lexical outliers; both are implemented so the choice is ablatable rather than asserted. RRF is left untuned to keep it an honest baseline against a tuned α.</w:t>
+        <w:t xml:space="preserve"> over min-max normalized scores, and Reciprocal Rank Fusion at k = 60. Both min-max and z-score normalization are implemented, and we report the ablation rather than asserting the preference: the two are indistinguishable on the gold set, −0.003 Recall@5 for z-score at p = 1.00, and no point of the α sweep separates them by more than 0.013.</w:t>
+      </w:r>
+    </w:p>
+    <w:p>
+      <w:pPr>
+        <w:spacing w:after="0"/>
+        <w:ind w:firstLine="288"/>
+        <w:jc w:val="both"/>
+      </w:pPr>
+      <w:r>
+        <w:rPr>
+          <w:rFonts w:ascii="Times New Roman" w:hAnsi="Times New Roman"/>
+          <w:sz w:val="20"/>
+        </w:rPr>
+        <w:t>The reason usually given for preferring min-max — that BM25 scores are strongly right-skewed, so z-score leaves the fused ranking dominated by lexical outliers — holds in its premise and not in its consequence. BM25 candidate pools are right-skewed on 97.7% of queries (mean skewness 2.38), and the top candidate scores 2.86× the pool mean against 1.06× for the dense retriever. The fused ranking does not follow: z-score raises the lexical share of the top-1 fused score from 29.0% to 34.4%, and the share of top-5 slots held by passages the dense retriever never returned from 3.2% to 6.5%. The predicted direction is there; the magnitude never reaches the metric.</w:t>
+      </w:r>
+    </w:p>
+    <w:p>
+      <w:pPr>
+        <w:spacing w:after="0"/>
+        <w:ind w:firstLine="288"/>
+        <w:jc w:val="both"/>
+      </w:pPr>
+      <w:r>
+        <w:rPr>
+          <w:rFonts w:ascii="Times New Roman" w:hAnsi="Times New Roman"/>
+          <w:sz w:val="20"/>
+        </w:rPr>
+        <w:t xml:space="preserve">What separates the two normalizers is imputation, not skew. A passage returned by only one component contributes 0 from the other, and 0 is the floor of a min-max range but the mean of a z-scored one — an absent dense component ranks above 63% of the candidates it is compared against under z-score, and above none of them under min-max. We keep min-max because silence from a retriever should not be scored as an average opinion, which is a claim about what the fusion means rather than about what it measures. The ablation is </w:t>
+      </w:r>
+      <w:r>
+        <w:rPr>
+          <w:rFonts w:ascii="Consolas" w:hAnsi="Consolas"/>
+          <w:sz w:val="17"/>
+        </w:rPr>
+        <w:t>evals/report-fusion-normalisation.txt</w:t>
+      </w:r>
+      <w:r>
+        <w:rPr>
+          <w:rFonts w:ascii="Times New Roman" w:hAnsi="Times New Roman"/>
+          <w:sz w:val="20"/>
+        </w:rPr>
+        <w:t>.</w:t>
+      </w:r>
+    </w:p>
+    <w:p>
+      <w:pPr>
+        <w:spacing w:after="0"/>
+        <w:ind w:firstLine="288"/>
+        <w:jc w:val="both"/>
+      </w:pPr>
+      <w:r>
+        <w:rPr>
+          <w:rFonts w:ascii="Times New Roman" w:hAnsi="Times New Roman"/>
+          <w:sz w:val="20"/>
+        </w:rPr>
+        <w:t>RRF is left untuned to keep it an honest baseline against a tuned α.</w:t>
       </w:r>
     </w:p>
     <w:p>
@@ -7158,7 +7214,7 @@
           <w:rFonts w:ascii="Times New Roman" w:hAnsi="Times New Roman"/>
           <w:sz w:val="20"/>
         </w:rPr>
-        <w:t>Second, the α sweep reverses, and with it the H2 verdict. On the probes no interior weighting beat the endpoints by more than 0.001. On the gold set α = 0.4 reaches 0.547 against 0.484 for pure lexical and 0.416 for pure dense — a margin of 0.062, comfortably outside the noise band. Weighted hybrid fusion does help on these questions, which is the opposite of what §VI-E reports from the probes.</w:t>
+        <w:t>Second, the α sweep does not reverse, although an earlier version of this section said it did. That version read α = 0.4 at 0.547 against 0.416 for pure dense, a margin of 0.062 and a positive H2 verdict. The sweep was then built on the first dense index that loaded, which was the MiniLM speed baseline, while every fusion row in the table beside it is built on multilingual-e5-base; 0.416 is MiniLM's Recall@5, not the dense row's 0.522. Swept over e5, as the rest of the table is, no interior weighting beats pure dense: the best interior point is α = 0.4 at 0.516 against 0.522 at α = 0 and 0.484 at α = 1, and H2 is not supported on the gold set. The probe-set sweep plotted as Figure 4 had the same fault. Re-run over e5 it moves from a best interior margin of +0.001 to +0.024, at α = 0.4 (0.521 against 0.497 for pure lexical), which clears the sweep's 0.02 margin but not a paired test (p = 0.14, n = 180). On neither set does any weighting significantly beat the better of its two components.</w:t>
       </w:r>
     </w:p>
     <w:p>
@@ -7172,7 +7228,7 @@
           <w:rFonts w:ascii="Times New Roman" w:hAnsi="Times New Roman"/>
           <w:sz w:val="20"/>
         </w:rPr>
-        <w:t xml:space="preserve">That divergence is itself evidence for the caution in §VI-A. A probe set built by lifting phrasing from target passages flatters lexical retrieval and compresses the differences between fusion settings; the gold questions are written to be answered rather than to be matched, and they separate the methods that the probes could not. The full table is committed as </w:t>
+        <w:t xml:space="preserve">The LaBSE reversal is itself evidence for the caution in §VI-A. A probe set built by lifting phrasing from target passages flatters lexical retrieval, and its code-mixed shape did not reproduce what code-mixed questions written to be answered rather than matched look like. The full table is committed as </w:t>
       </w:r>
       <w:r>
         <w:rPr>
@@ -11095,7 +11151,7 @@
           <w:rFonts w:ascii="Times New Roman" w:hAnsi="Times New Roman"/>
           <w:sz w:val="20"/>
         </w:rPr>
-        <w:t>This also revises the negative result of the α sweep, plotted as Figure 4, which found no interior weighting beating both endpoints by more than 0.001 and recorded the hybrid hypothesis as unsupported. That verdict was correct about weighted fusion and wrong about the hypothesis: hybrid retrieval does beat its components here, once fusion stops penalising passages for their script.</w:t>
+        <w:t>This also revises the negative result of the α sweep, plotted as Figure 4, which found no interior weighting significantly better than the better endpoint (the best, α = 0.4, is +0.024 over pure lexical at p = 0.14) and recorded the hybrid hypothesis as unsupported. That verdict was correct about weighted fusion and wrong about the hypothesis: hybrid retrieval does beat its components here, once fusion stops penalising passages for their script.</w:t>
       </w:r>
     </w:p>
     <w:p>
@@ -16067,7 +16123,7 @@
           <w:rFonts w:ascii="Times New Roman" w:hAnsi="Times New Roman"/>
           <w:sz w:val="20"/>
         </w:rPr>
-        <w:t xml:space="preserve"> than dense retrieval alone on exactly the queries hybrid retrieval was supposed to help with, and gave no indication why. Both components were behaving as documented; the fusion was implemented correctly against its own specification; the α sweep found no interior setting that beat either endpoint by more than 0.001, which reads as a clean negative result. Read as a table, the finding was that hybrid retrieval does not help here.</w:t>
+        <w:t xml:space="preserve"> than dense retrieval alone on exactly the queries hybrid retrieval was supposed to help with, and gave no indication why. Both components were behaving as documented; the fusion was implemented correctly against its own specification; the α sweep found no interior setting significantly better than the better of its two endpoints, which reads as a clean negative result. Read as a table, the finding was that hybrid retrieval does not help here.</w:t>
       </w:r>
     </w:p>
     <w:p>

--- a/paper/IndicRAG-QA.docx
+++ b/paper/IndicRAG-QA.docx
@@ -7214,7 +7214,7 @@
           <w:rFonts w:ascii="Times New Roman" w:hAnsi="Times New Roman"/>
           <w:sz w:val="20"/>
         </w:rPr>
-        <w:t>Second, the α sweep does not reverse, although an earlier version of this section said it did. That version read α = 0.4 at 0.547 against 0.416 for pure dense, a margin of 0.062 and a positive H2 verdict. The sweep was then built on the first dense index that loaded, which was the MiniLM speed baseline, while every fusion row in the table beside it is built on multilingual-e5-base; 0.416 is MiniLM's Recall@5, not the dense row's 0.522. Swept over e5, as the rest of the table is, no interior weighting beats pure dense: the best interior point is α = 0.4 at 0.516 against 0.522 at α = 0 and 0.484 at α = 1, and H2 is not supported on the gold set. The probe-set sweep plotted as Figure 4 had the same fault. Re-run over e5 it moves from a best interior margin of +0.001 to +0.024, at α = 0.4 (0.521 against 0.497 for pure lexical), which clears the sweep's 0.02 margin but not a paired test (p = 0.14, n = 180). On neither set does any weighting significantly beat the better of its two components.</w:t>
+        <w:t>Second, the α sweep does not reverse, although an earlier version of this section said it did. That version read α = 0.4 at 0.547 against 0.416 for pure dense, a margin of 0.062 and a positive H2 verdict. The sweep was then built on the first dense index that loaded, which was the MiniLM speed baseline, while every fusion row in the table beside it is built on multilingual-e5-base; 0.416 is MiniLM's Recall@5, not the dense row's 0.522. Swept over e5, as the rest of the table is, no interior weighting beats pure dense: the best interior point is α = 0.4 at 0.516 against 0.522 at α = 0 and 0.484 at α = 1, and H2 is not supported on the gold set. The probe-set sweep plotted as Figure 4 had the same fault. Re-run over e5 it moves from a best interior margin of +0.001 to +0.025, at α = 0.4 (0.524 against 0.499 for pure lexical), which clears the sweep's 0.02 margin but not a paired test (p = 0.13, n = 180). On neither set does any weighting significantly beat the better of its two components.</w:t>
       </w:r>
     </w:p>
     <w:p>
@@ -11151,7 +11151,7 @@
           <w:rFonts w:ascii="Times New Roman" w:hAnsi="Times New Roman"/>
           <w:sz w:val="20"/>
         </w:rPr>
-        <w:t>This also revises the negative result of the α sweep, plotted as Figure 4, which found no interior weighting significantly better than the better endpoint (the best, α = 0.4, is +0.024 over pure lexical at p = 0.14) and recorded the hybrid hypothesis as unsupported. That verdict was correct about weighted fusion and wrong about the hypothesis: hybrid retrieval does beat its components here, once fusion stops penalising passages for their script.</w:t>
+        <w:t>This also revises the negative result of the α sweep, plotted as Figure 4, which found no interior weighting significantly better than the better endpoint (the best, α = 0.4, is +0.025 over pure lexical at p = 0.13) and recorded the hybrid hypothesis as unsupported. That verdict was correct about weighted fusion and wrong about the hypothesis: hybrid retrieval does beat its components here, once fusion stops penalising passages for their script.</w:t>
       </w:r>
     </w:p>
     <w:p>

--- a/paper/IndicRAG-QA.docx
+++ b/paper/IndicRAG-QA.docx
@@ -15803,7 +15803,7 @@
           <w:rFonts w:ascii="Times New Roman" w:hAnsi="Times New Roman"/>
           <w:sz w:val="20"/>
         </w:rPr>
-        <w:t>Per-class recall has to be read against that. Signal 4 scores 1.000 on every unanswerable class and the number means nothing, because it abstains on everything and every class is "caught" by construction. The generator's figures are earned: false-premise 1.000, under-specified 1.000, near-miss 0.952, out-of-scope 0.824.</w:t>
+        <w:t>Per-class recall has to be read against that. Signal 4 scores 1.000 on every unanswerable class and the number means nothing, because it abstains on everything and every class is "caught" by construction. The generator's figures are earned: false-premise 1.000, under-specified 1.000, near-miss 0.952, out-of-scope 0.824. Two of those rest on fewer questions than their counts suggest. The unanswerable scaffold cycles a fixed set of stems, so the 25 out-of-scope items hold 9 distinct questions and the 10 under-specified items hold 3, and each repeat is scored as independent evidence: under-specified's 1.000 is three questions refused correctly, counted up to four times each.</w:t>
       </w:r>
     </w:p>
     <w:p>

--- a/paper/IndicRAG-QA.docx
+++ b/paper/IndicRAG-QA.docx
@@ -81,6 +81,93 @@
     </w:p>
     <w:p>
       <w:pPr>
+        <w:spacing w:after="120"/>
+        <w:ind w:firstLine="0" w:left="216"/>
+        <w:jc w:val="both"/>
+      </w:pPr>
+      <w:r>
+        <w:rPr>
+          <w:rFonts w:ascii="Times New Roman" w:hAnsi="Times New Roman"/>
+          <w:sz w:val="20"/>
+        </w:rPr>
+        <w:t xml:space="preserve">Retrieval-augmented generation over multilingual corpora is commonly built by fusing a lexical retriever with a dense one, on the assumption that their errors are complementary. We show that this assumption fails in a specific and correctable way when a query and its evidence are written in different scripts. A lexical retriever cannot return a passage whose script differs from the query's, because the two share almost no tokens; under rank fusion such a passage collects one vote where a same-script passage collects two, and is penalised for the lexical retriever's </w:t>
+      </w:r>
+      <w:r>
+        <w:rPr>
+          <w:rFonts w:ascii="Times New Roman" w:hAnsi="Times New Roman"/>
+          <w:i/>
+          <w:sz w:val="20"/>
+        </w:rPr>
+        <w:t>blindness</w:t>
+      </w:r>
+      <w:r>
+        <w:rPr>
+          <w:rFonts w:ascii="Times New Roman" w:hAnsi="Times New Roman"/>
+          <w:sz w:val="20"/>
+        </w:rPr>
+        <w:t xml:space="preserve"> rather than for its own irrelevance. On a bilingual Hindi–English corpus of Indian government welfare schemes and a sealed test split of 216 answerable questions, Reciprocal Rank Fusion reaches 0.274 Recall@5 on cross-lingual queries against 0.661 for its own dense component. We propose </w:t>
+      </w:r>
+      <w:r>
+        <w:rPr>
+          <w:rFonts w:ascii="Times New Roman" w:hAnsi="Times New Roman"/>
+          <w:b/>
+          <w:sz w:val="20"/>
+        </w:rPr>
+        <w:t>script-aware fusion</w:t>
+      </w:r>
+      <w:r>
+        <w:rPr>
+          <w:rFonts w:ascii="Times New Roman" w:hAnsi="Times New Roman"/>
+          <w:sz w:val="20"/>
+        </w:rPr>
+        <w:t xml:space="preserve">, which scores each candidate over the retrievers </w:t>
+      </w:r>
+      <w:r>
+        <w:rPr>
+          <w:rFonts w:ascii="Times New Roman" w:hAnsi="Times New Roman"/>
+          <w:i/>
+          <w:sz w:val="20"/>
+        </w:rPr>
+        <w:t>eligible</w:t>
+      </w:r>
+      <w:r>
+        <w:rPr>
+          <w:rFonts w:ascii="Times New Roman" w:hAnsi="Times New Roman"/>
+          <w:sz w:val="20"/>
+        </w:rPr>
+        <w:t xml:space="preserve"> to return it: it recovers 0.685 cross-lingual Recall@5 (+0.411 over plain RRF, p = 0.0001) at no monolingual cost, though its gain over the dense retriever alone is small (+0.030 overall) and significant only on code-mixed queries. For abstention, the BM25 top score separates answerable from unanswerable questions (AUC 0.791) while the fused score does not, and it catches only half of near-miss questions. We release a 393-item bilingual QA set with a query-language × evidence-language matrix and a four-class unanswerable taxonomy, verified by a language model rather than a person, and say so on every result.</w:t>
+      </w:r>
+    </w:p>
+    <w:p>
+      <w:pPr>
+        <w:spacing w:before="200" w:after="80"/>
+        <w:jc w:val="center"/>
+      </w:pPr>
+      <w:r>
+        <w:rPr>
+          <w:rFonts w:ascii="Times New Roman" w:hAnsi="Times New Roman"/>
+          <w:smallCaps/>
+          <w:sz w:val="20"/>
+        </w:rPr>
+        <w:t>I. Introduction</w:t>
+      </w:r>
+    </w:p>
+    <w:p>
+      <w:pPr>
+        <w:spacing w:before="200" w:after="80"/>
+        <w:jc w:val="left"/>
+      </w:pPr>
+      <w:r>
+        <w:rPr>
+          <w:rFonts w:ascii="Times New Roman" w:hAnsi="Times New Roman"/>
+          <w:i/>
+          <w:sz w:val="20"/>
+        </w:rPr>
+        <w:t>A. The access gap</w:t>
+      </w:r>
+    </w:p>
+    <w:p>
+      <w:pPr>
         <w:spacing w:after="0"/>
         <w:ind w:firstLine="288"/>
         <w:jc w:val="both"/>
@@ -88,97 +175,17 @@
       <w:r>
         <w:rPr>
           <w:rFonts w:ascii="Times New Roman" w:hAnsi="Times New Roman"/>
+          <w:sz w:val="20"/>
+        </w:rPr>
+        <w:t xml:space="preserve">Public-interest information in India is routinely published in one language and asked about in another. A citizen checking whether their household qualifies for a post-matric scholarship is reading a circular issued in English, or its Hindi counterpart published separately and not as a translation, and is asking the question in Hindi — or, far more commonly in practice, in Romanized Hindi–English code-mix: </w:t>
+      </w:r>
+      <w:r>
+        <w:rPr>
+          <w:rFonts w:ascii="Times New Roman" w:hAnsi="Times New Roman"/>
           <w:i/>
           <w:sz w:val="20"/>
         </w:rPr>
-        <w:t>(~210 words. Figures marked `[PROBE]`; to be re-measured on the gold set.)</w:t>
-      </w:r>
-    </w:p>
-    <w:p>
-      <w:pPr>
-        <w:spacing w:after="120"/>
-        <w:ind w:firstLine="0" w:left="216"/>
-        <w:jc w:val="both"/>
-      </w:pPr>
-      <w:r>
-        <w:rPr>
-          <w:rFonts w:ascii="Times New Roman" w:hAnsi="Times New Roman"/>
-          <w:sz w:val="20"/>
-        </w:rPr>
-        <w:t xml:space="preserve">Retrieval-augmented generation over multilingual corpora is commonly built by fusing a lexical retriever with a dense one, on the assumption that their errors are complementary. We show that this assumption fails in a specific and correctable way when a query and its evidence are written in different scripts. A lexical retriever cannot return a passage whose script differs from the query's, because the two share almost no tokens; under rank fusion such a passage collects one vote where a same-script passage collects two, and is penalised for the lexical retriever's </w:t>
-      </w:r>
-      <w:r>
-        <w:rPr>
-          <w:rFonts w:ascii="Times New Roman" w:hAnsi="Times New Roman"/>
-          <w:i/>
-          <w:sz w:val="20"/>
-        </w:rPr>
-        <w:t>blindness</w:t>
-      </w:r>
-      <w:r>
-        <w:rPr>
-          <w:rFonts w:ascii="Times New Roman" w:hAnsi="Times New Roman"/>
-          <w:sz w:val="20"/>
-        </w:rPr>
-        <w:t xml:space="preserve"> rather than for its own irrelevance. On a bilingual Hindi–English corpus of Indian government welfare schemes, Reciprocal Rank Fusion reaches 0.022 Recall@5 on cross-lingual queries against 0.125 for its own dense component. We propose </w:t>
-      </w:r>
-      <w:r>
-        <w:rPr>
-          <w:rFonts w:ascii="Times New Roman" w:hAnsi="Times New Roman"/>
-          <w:b/>
-          <w:sz w:val="20"/>
-        </w:rPr>
-        <w:t>script-aware fusion</w:t>
-      </w:r>
-      <w:r>
-        <w:rPr>
-          <w:rFonts w:ascii="Times New Roman" w:hAnsi="Times New Roman"/>
-          <w:sz w:val="20"/>
-        </w:rPr>
-        <w:t xml:space="preserve">, which scores each candidate over the retrievers </w:t>
-      </w:r>
-      <w:r>
-        <w:rPr>
-          <w:rFonts w:ascii="Times New Roman" w:hAnsi="Times New Roman"/>
-          <w:i/>
-          <w:sz w:val="20"/>
-        </w:rPr>
-        <w:t>eligible</w:t>
-      </w:r>
-      <w:r>
-        <w:rPr>
-          <w:rFonts w:ascii="Times New Roman" w:hAnsi="Times New Roman"/>
-          <w:sz w:val="20"/>
-        </w:rPr>
-        <w:t xml:space="preserve"> to return it, recovering 0.153 cross-lingual and 0.173 code-mixed Recall@5 (p = 0.0001, p = 0.0002) at a cost of 0.044 monolingual Recall@5. An oracle arm bounds what this buys end to end: generation error is 0.597 against retrieval error of 0.193, and the fusion gain is not separable from dense retrieval alone in downstream answer quality at our sample size. We release a 400-item bilingual QA set with an explicit query-language × evidence-language matrix and a four-class unanswerable taxonomy.</w:t>
-      </w:r>
-    </w:p>
-    <w:p>
-      <w:pPr>
-        <w:spacing w:before="200" w:after="80"/>
-        <w:jc w:val="center"/>
-      </w:pPr>
-      <w:r>
-        <w:rPr>
-          <w:rFonts w:ascii="Times New Roman" w:hAnsi="Times New Roman"/>
-          <w:smallCaps/>
-          <w:sz w:val="20"/>
-        </w:rPr>
-        <w:t>I. Introduction</w:t>
-      </w:r>
-    </w:p>
-    <w:p>
-      <w:pPr>
-        <w:spacing w:before="200" w:after="80"/>
-        <w:jc w:val="left"/>
-      </w:pPr>
-      <w:r>
-        <w:rPr>
-          <w:rFonts w:ascii="Times New Roman" w:hAnsi="Times New Roman"/>
-          <w:i/>
-          <w:sz w:val="20"/>
-        </w:rPr>
-        <w:t>A. The access gap</w:t>
+        <w:t>"Scholarship ke liye minimum eligibility kya hai?"</w:t>
       </w:r>
     </w:p>
     <w:p>
@@ -192,7 +199,7 @@
           <w:rFonts w:ascii="Times New Roman" w:hAnsi="Times New Roman"/>
           <w:sz w:val="20"/>
         </w:rPr>
-        <w:t xml:space="preserve">Public-interest information in India is routinely published in one language and asked about in another. A citizen checking whether their household qualifies for a post-matric scholarship is reading a circular issued in English, or its Hindi counterpart published separately and not as a translation, and is asking the question in Hindi — or, far more commonly in practice, in Romanized Hindi–English code-mix: </w:t>
+        <w:t xml:space="preserve">Keyword search fails on this query three times over. The language differs from the document's. The script differs from the document's. And the surface words differ from both, because Romanized Hindi has no standardised orthography, so the same word reaches the index as </w:t>
       </w:r>
       <w:r>
         <w:rPr>
@@ -200,7 +207,44 @@
           <w:i/>
           <w:sz w:val="20"/>
         </w:rPr>
-        <w:t>"Scholarship ke liye minimum eligibility kya hai?"</w:t>
+        <w:t>eligibility</w:t>
+      </w:r>
+      <w:r>
+        <w:rPr>
+          <w:rFonts w:ascii="Times New Roman" w:hAnsi="Times New Roman"/>
+          <w:sz w:val="20"/>
+        </w:rPr>
+        <w:t xml:space="preserve">, </w:t>
+      </w:r>
+      <w:r>
+        <w:rPr>
+          <w:rFonts w:ascii="Times New Roman" w:hAnsi="Times New Roman"/>
+          <w:i/>
+          <w:sz w:val="20"/>
+        </w:rPr>
+        <w:t>yogyata</w:t>
+      </w:r>
+      <w:r>
+        <w:rPr>
+          <w:rFonts w:ascii="Times New Roman" w:hAnsi="Times New Roman"/>
+          <w:sz w:val="20"/>
+        </w:rPr>
+        <w:t xml:space="preserve"> and </w:t>
+      </w:r>
+      <w:r>
+        <w:rPr>
+          <w:rFonts w:ascii="Times New Roman" w:hAnsi="Times New Roman"/>
+          <w:i/>
+          <w:sz w:val="20"/>
+        </w:rPr>
+        <w:t>योग्यता</w:t>
+      </w:r>
+      <w:r>
+        <w:rPr>
+          <w:rFonts w:ascii="Times New Roman" w:hAnsi="Times New Roman"/>
+          <w:sz w:val="20"/>
+        </w:rPr>
+        <w:t xml:space="preserve"> depending on who typed it. Each of these is individually well studied. Their conjunction is the ordinary case for a large population of users, and it is the setting this paper measures.</w:t>
       </w:r>
     </w:p>
     <w:p>
@@ -214,52 +258,21 @@
           <w:rFonts w:ascii="Times New Roman" w:hAnsi="Times New Roman"/>
           <w:sz w:val="20"/>
         </w:rPr>
-        <w:t xml:space="preserve">Keyword search fails on this query three times over. The language differs from the document's. The script differs from the document's. And the surface words differ from both, because Romanized Hindi has no standardised orthography, so the same word reaches the index as </w:t>
-      </w:r>
+        <w:t>The stakes are not those of open-domain question answering. Documents that govern who receives public money are consulted by people deciding whether to apply, and a confident wrong answer about an eligibility ceiling or a deadline is materially worse than no answer at all. A system in this setting must be able to say that it does not know, and must be evaluated on whether it says so in the right places rather than only on the quality of the answers it does give.</w:t>
+      </w:r>
+    </w:p>
+    <w:p>
+      <w:pPr>
+        <w:spacing w:before="200" w:after="80"/>
+        <w:jc w:val="left"/>
+      </w:pPr>
       <w:r>
         <w:rPr>
           <w:rFonts w:ascii="Times New Roman" w:hAnsi="Times New Roman"/>
           <w:i/>
           <w:sz w:val="20"/>
         </w:rPr>
-        <w:t>eligibility</w:t>
-      </w:r>
-      <w:r>
-        <w:rPr>
-          <w:rFonts w:ascii="Times New Roman" w:hAnsi="Times New Roman"/>
-          <w:sz w:val="20"/>
-        </w:rPr>
-        <w:t xml:space="preserve">, </w:t>
-      </w:r>
-      <w:r>
-        <w:rPr>
-          <w:rFonts w:ascii="Times New Roman" w:hAnsi="Times New Roman"/>
-          <w:i/>
-          <w:sz w:val="20"/>
-        </w:rPr>
-        <w:t>yogyata</w:t>
-      </w:r>
-      <w:r>
-        <w:rPr>
-          <w:rFonts w:ascii="Times New Roman" w:hAnsi="Times New Roman"/>
-          <w:sz w:val="20"/>
-        </w:rPr>
-        <w:t xml:space="preserve"> and </w:t>
-      </w:r>
-      <w:r>
-        <w:rPr>
-          <w:rFonts w:ascii="Times New Roman" w:hAnsi="Times New Roman"/>
-          <w:i/>
-          <w:sz w:val="20"/>
-        </w:rPr>
-        <w:t>योग्यता</w:t>
-      </w:r>
-      <w:r>
-        <w:rPr>
-          <w:rFonts w:ascii="Times New Roman" w:hAnsi="Times New Roman"/>
-          <w:sz w:val="20"/>
-        </w:rPr>
-        <w:t xml:space="preserve"> depending on who typed it. Each of these is individually well studied. Their conjunction is the ordinary case for a large population of users, and it is the setting this paper measures.</w:t>
+        <w:t>B. The standard remedy, and where it breaks</w:t>
       </w:r>
     </w:p>
     <w:p>
@@ -273,21 +286,7 @@
           <w:rFonts w:ascii="Times New Roman" w:hAnsi="Times New Roman"/>
           <w:sz w:val="20"/>
         </w:rPr>
-        <w:t>The stakes are not those of open-domain question answering. Documents that govern who receives public money are consulted by people deciding whether to apply, and a confident wrong answer about an eligibility ceiling or a deadline is materially worse than no answer at all. A system in this setting must be able to say that it does not know, and must be evaluated on whether it says so in the right places rather than only on the quality of the answers it does give.</w:t>
-      </w:r>
-    </w:p>
-    <w:p>
-      <w:pPr>
-        <w:spacing w:before="200" w:after="80"/>
-        <w:jc w:val="left"/>
-      </w:pPr>
-      <w:r>
-        <w:rPr>
-          <w:rFonts w:ascii="Times New Roman" w:hAnsi="Times New Roman"/>
-          <w:i/>
-          <w:sz w:val="20"/>
-        </w:rPr>
-        <w:t>B. The standard remedy, and where it breaks</w:t>
+        <w:t>The accepted response to the language and script mismatch is multilingual dense retrieval, which embeds queries and passages into a shared space and so is not bound by surface overlap. The accepted response to dense retrieval's weakness on rare terms — scheme names, amounts, section numbers — is hybrid retrieval: combine the dense retriever with a lexical one and fuse their rankings, most commonly with Reciprocal Rank Fusion, which requires no score normalisation and is strong enough to be a standard baseline.</w:t>
       </w:r>
     </w:p>
     <w:p>
@@ -301,7 +300,22 @@
           <w:rFonts w:ascii="Times New Roman" w:hAnsi="Times New Roman"/>
           <w:sz w:val="20"/>
         </w:rPr>
-        <w:t>The accepted response to the language and script mismatch is multilingual dense retrieval, which embeds queries and passages into a shared space and so is not bound by surface overlap. The accepted response to dense retrieval's weakness on rare terms — scheme names, amounts, section numbers — is hybrid retrieval: combine the dense retriever with a lexical one and fuse their rankings, most commonly with Reciprocal Rank Fusion, which requires no score normalisation and is strong enough to be a standard baseline.</w:t>
+        <w:t xml:space="preserve">We find that hybrid retrieval assembled in this standard way does not merely fail to help the cross-lingual case. It </w:t>
+      </w:r>
+      <w:r>
+        <w:rPr>
+          <w:rFonts w:ascii="Times New Roman" w:hAnsi="Times New Roman"/>
+          <w:i/>
+          <w:sz w:val="20"/>
+        </w:rPr>
+        <w:t>actively harms</w:t>
+      </w:r>
+      <w:r>
+        <w:rPr>
+          <w:rFonts w:ascii="Times New Roman" w:hAnsi="Times New Roman"/>
+          <w:sz w:val="20"/>
+        </w:rPr>
+        <w:t xml:space="preserve"> it, scoring below the dense component it contains. On the verified test split of our corpus, plain RRF reaches 0.274 Recall@5 on cross-lingual queries while its own dense retriever, used alone, reaches 0.661.</w:t>
       </w:r>
     </w:p>
     <w:p>
@@ -315,7 +329,7 @@
           <w:rFonts w:ascii="Times New Roman" w:hAnsi="Times New Roman"/>
           <w:sz w:val="20"/>
         </w:rPr>
-        <w:t xml:space="preserve">We find that hybrid retrieval assembled in this standard way does not merely fail to help the cross-lingual case. It </w:t>
+        <w:t xml:space="preserve">The cause is structural rather than a matter of tuning, which is why an α sweep over weighted fusion found nothing and reported a clean negative result. Rank fusion treats agreement between retrievers as evidence and therefore discounts a candidate returned by only one of them. Across a script boundary the lexical retriever has zero recall </w:t>
       </w:r>
       <w:r>
         <w:rPr>
@@ -323,14 +337,14 @@
           <w:i/>
           <w:sz w:val="20"/>
         </w:rPr>
-        <w:t>actively harms</w:t>
-      </w:r>
-      <w:r>
-        <w:rPr>
-          <w:rFonts w:ascii="Times New Roman" w:hAnsi="Times New Roman"/>
-          <w:sz w:val="20"/>
-        </w:rPr>
-        <w:t xml:space="preserve"> it, scoring below the dense component it contains. On the verified test split of our corpus, plain RRF reaches 0.274 Recall@5 on cross-lingual queries while its own dense retriever, used alone, reaches 0.661.</w:t>
+        <w:t>by construction</w:t>
+      </w:r>
+      <w:r>
+        <w:rPr>
+          <w:rFonts w:ascii="Times New Roman" w:hAnsi="Times New Roman"/>
+          <w:sz w:val="20"/>
+        </w:rPr>
+        <w:t xml:space="preserve"> — it cannot return a Devanagari passage for a Latin-script query at any rank, for any query, however relevant — so its silence carries no information. Fusion nonetheless charges the candidate for that silence, and does so precisely in the cases where the dense retriever is the only informative signal available.</w:t>
       </w:r>
     </w:p>
     <w:p>
@@ -344,7 +358,7 @@
           <w:rFonts w:ascii="Times New Roman" w:hAnsi="Times New Roman"/>
           <w:sz w:val="20"/>
         </w:rPr>
-        <w:t xml:space="preserve">The cause is structural rather than a matter of tuning, which is why an α sweep over weighted fusion found nothing and reported a clean negative result. Rank fusion treats agreement between retrievers as evidence and therefore discounts a candidate returned by only one of them. Across a script boundary the lexical retriever has zero recall </w:t>
+        <w:t xml:space="preserve">The correction that follows from this diagnosis is small: score each candidate over the retrievers that were </w:t>
       </w:r>
       <w:r>
         <w:rPr>
@@ -352,14 +366,28 @@
           <w:i/>
           <w:sz w:val="20"/>
         </w:rPr>
-        <w:t>by construction</w:t>
-      </w:r>
-      <w:r>
-        <w:rPr>
-          <w:rFonts w:ascii="Times New Roman" w:hAnsi="Times New Roman"/>
-          <w:sz w:val="20"/>
-        </w:rPr>
-        <w:t xml:space="preserve"> — it cannot return a Devanagari passage for a Latin-script query at any rank, for any query, however relevant — so its silence carries no information. Fusion nonetheless charges the candidate for that silence, and does so precisely in the cases where the dense retriever is the only informative signal available.</w:t>
+        <w:t>eligible</w:t>
+      </w:r>
+      <w:r>
+        <w:rPr>
+          <w:rFonts w:ascii="Times New Roman" w:hAnsi="Times New Roman"/>
+          <w:sz w:val="20"/>
+        </w:rPr>
+        <w:t xml:space="preserve"> to return it rather than over those that did. It requires no training, no tuning and one lookup per candidate, and it recovers cross-lingual Recall@5 from 0.274 to 0.685 (p = 0.0001) with no measurable cost on monolingual queries (0.964 against 0.964). What it does not do is beat the dense retriever alone by much: +0.030 overall (p = 0.052), and significantly only on code-mixed queries (+0.085, p = 0.004). The contribution is removing a harm that standard fusion introduces, not a large gain over a strong dense baseline, and we report it as such.</w:t>
+      </w:r>
+    </w:p>
+    <w:p>
+      <w:pPr>
+        <w:spacing w:before="200" w:after="80"/>
+        <w:jc w:val="left"/>
+      </w:pPr>
+      <w:r>
+        <w:rPr>
+          <w:rFonts w:ascii="Times New Roman" w:hAnsi="Times New Roman"/>
+          <w:i/>
+          <w:sz w:val="20"/>
+        </w:rPr>
+        <w:t>C. How the result was found</w:t>
       </w:r>
     </w:p>
     <w:p>
@@ -373,22 +401,7 @@
           <w:rFonts w:ascii="Times New Roman" w:hAnsi="Times New Roman"/>
           <w:sz w:val="20"/>
         </w:rPr>
-        <w:t xml:space="preserve">The correction that follows from this diagnosis is small: score each candidate over the retrievers that were </w:t>
-      </w:r>
-      <w:r>
-        <w:rPr>
-          <w:rFonts w:ascii="Times New Roman" w:hAnsi="Times New Roman"/>
-          <w:i/>
-          <w:sz w:val="20"/>
-        </w:rPr>
-        <w:t>eligible</w:t>
-      </w:r>
-      <w:r>
-        <w:rPr>
-          <w:rFonts w:ascii="Times New Roman" w:hAnsi="Times New Roman"/>
-          <w:sz w:val="20"/>
-        </w:rPr>
-        <w:t xml:space="preserve"> to return it rather than over those that did. It requires no training, no tuning and one lookup per candidate, and it recovers cross-lingual Recall@5 from 0.274 to 0.685 (p = 0.0001) with no measurable cost on monolingual queries (0.964 against 0.964). What it does not do is beat the dense retriever alone by much: +0.030 overall (p = 0.052), and significantly only on code-mixed queries (+0.085, p = 0.004). The contribution is removing a harm that standard fusion introduces, not a large gain over a strong dense baseline, and we report it as such.</w:t>
+        <w:t>We note the path deliberately, because it bears on how such systems should be evaluated. The aggregate retrieval tables showed hybrid fusion underperforming and gave no indication why; every component behaved as specified, and the hyperparameter sweep returned a negative result about a question that was not the relevant one. The mechanism became visible only on a structured reading of twenty failure cases, in which the dense retriever alone had found the gold passage in eight and plain RRF had lost all eight. A fusion method that discards every case its stronger component got right is not a method with a disappointing coefficient. Aggregate metrics did not merely fail to show this; they pointed away from it.</w:t>
       </w:r>
     </w:p>
     <w:p>
@@ -402,35 +415,64 @@
           <w:i/>
           <w:sz w:val="20"/>
         </w:rPr>
-        <w:t>C. How the result was found</w:t>
+        <w:t>D. Contributions</w:t>
       </w:r>
     </w:p>
     <w:p>
       <w:pPr>
+        <w:pStyle w:val="ListBullet"/>
         <w:spacing w:after="0"/>
-        <w:ind w:firstLine="288"/>
-        <w:jc w:val="both"/>
-      </w:pPr>
-      <w:r>
-        <w:rPr>
-          <w:rFonts w:ascii="Times New Roman" w:hAnsi="Times New Roman"/>
-          <w:sz w:val="20"/>
-        </w:rPr>
-        <w:t>We note the path deliberately, because it bears on how such systems should be evaluated. The aggregate retrieval tables showed hybrid fusion underperforming and gave no indication why; every component behaved as specified, and the hyperparameter sweep returned a negative result about a question that was not the relevant one. The mechanism became visible only on a structured reading of twenty failure cases, in which the dense retriever alone had found the gold passage in eight and plain RRF had lost all eight. A fusion method that discards every case its stronger component got right is not a method with a disappointing coefficient. Aggregate metrics did not merely fail to show this; they pointed away from it.</w:t>
+      </w:pPr>
+      <w:r>
+        <w:rPr>
+          <w:rFonts w:ascii="Times New Roman" w:hAnsi="Times New Roman"/>
+          <w:b/>
+          <w:sz w:val="20"/>
+        </w:rPr>
+        <w:t>Script-aware fusion.</w:t>
+      </w:r>
+      <w:r>
+        <w:rPr>
+          <w:rFonts w:ascii="Times New Roman" w:hAnsi="Times New Roman"/>
+          <w:sz w:val="20"/>
+        </w:rPr>
+        <w:t xml:space="preserve"> A correction to rank fusion for retrievers with asymmetric coverage of a collection, with its structural cause, a paired significance test, and its cost reported alongside its benefit. We state the scope precisely: RRF's discount on single-retriever evidence is intended behaviour rather than an oversight, and prior multilingual retrieval work already avoids the problem by restricting sparse retrieval to the query's language. Our contribution is to show that the fusion </w:t>
+      </w:r>
+      <w:r>
+        <w:rPr>
+          <w:rFonts w:ascii="Times New Roman" w:hAnsi="Times New Roman"/>
+          <w:i/>
+          <w:sz w:val="20"/>
+        </w:rPr>
+        <w:t>arithmetic</w:t>
+      </w:r>
+      <w:r>
+        <w:rPr>
+          <w:rFonts w:ascii="Times New Roman" w:hAnsi="Times New Roman"/>
+          <w:sz w:val="20"/>
+        </w:rPr>
+        <w:t xml:space="preserve"> still treats a retriever's silence as evidence, to quantify what that costs, and to correct it in a form that generalises beyond language to any asymmetric-coverage setting.</w:t>
       </w:r>
     </w:p>
     <w:p>
       <w:pPr>
-        <w:spacing w:before="200" w:after="80"/>
-        <w:jc w:val="left"/>
-      </w:pPr>
-      <w:r>
-        <w:rPr>
-          <w:rFonts w:ascii="Times New Roman" w:hAnsi="Times New Roman"/>
-          <w:i/>
-          <w:sz w:val="20"/>
-        </w:rPr>
-        <w:t>D. Contributions</w:t>
+        <w:pStyle w:val="ListBullet"/>
+        <w:spacing w:after="0"/>
+      </w:pPr>
+      <w:r>
+        <w:rPr>
+          <w:rFonts w:ascii="Times New Roman" w:hAnsi="Times New Roman"/>
+          <w:b/>
+          <w:sz w:val="20"/>
+        </w:rPr>
+        <w:t>A bilingual evidence-grounded QA set.</w:t>
+      </w:r>
+      <w:r>
+        <w:rPr>
+          <w:rFonts w:ascii="Times New Roman" w:hAnsi="Times New Roman"/>
+          <w:sz w:val="20"/>
+        </w:rPr>
+        <w:t xml:space="preserve"> 393 items over Indian government welfare schemes, with an explicit query-language × evidence-language matrix covering six cells, a four-class unanswerable taxonomy, per-item gold passage sets, and a sealed dev/test split. It was verified by a language model in two independent passes rather than by a person, which we disclose on every report built from it (§III-D, §IX).</w:t>
       </w:r>
     </w:p>
     <w:p>
@@ -444,86 +486,14 @@
           <w:b/>
           <w:sz w:val="20"/>
         </w:rPr>
-        <w:t>Script-aware fusion.</w:t>
-      </w:r>
-      <w:r>
-        <w:rPr>
-          <w:rFonts w:ascii="Times New Roman" w:hAnsi="Times New Roman"/>
-          <w:sz w:val="20"/>
-        </w:rPr>
-        <w:t xml:space="preserve"> A correction to rank fusion for retrievers with asymmetric coverage of a collection, with its structural cause, a paired significance test, and its cost reported alongside its benefit. We state the scope precisely: RRF's discount on single-retriever evidence is intended behaviour rather than an oversight, and prior multilingual retrieval work already avoids the problem by restricting sparse retrieval to the query's language. Our contribution is to show that the fusion </w:t>
-      </w:r>
-      <w:r>
-        <w:rPr>
-          <w:rFonts w:ascii="Times New Roman" w:hAnsi="Times New Roman"/>
-          <w:i/>
-          <w:sz w:val="20"/>
-        </w:rPr>
-        <w:t>arithmetic</w:t>
-      </w:r>
-      <w:r>
-        <w:rPr>
-          <w:rFonts w:ascii="Times New Roman" w:hAnsi="Times New Roman"/>
-          <w:sz w:val="20"/>
-        </w:rPr>
-        <w:t xml:space="preserve"> still treats a retriever's silence as evidence, to quantify what that costs, and to correct it in a form that generalises beyond language to any asymmetric-coverage setting.</w:t>
-      </w:r>
-    </w:p>
-    <w:p>
-      <w:pPr>
-        <w:pStyle w:val="ListBullet"/>
-        <w:spacing w:after="0"/>
-      </w:pPr>
-      <w:r>
-        <w:rPr>
-          <w:rFonts w:ascii="Times New Roman" w:hAnsi="Times New Roman"/>
-          <w:b/>
-          <w:sz w:val="20"/>
-        </w:rPr>
-        <w:t>A bilingual evidence-grounded QA set.</w:t>
-      </w:r>
-      <w:r>
-        <w:rPr>
-          <w:rFonts w:ascii="Times New Roman" w:hAnsi="Times New Roman"/>
-          <w:sz w:val="20"/>
-        </w:rPr>
-        <w:t xml:space="preserve"> 393 items over Indian government welfare schemes, with an explicit query-language × evidence-language matrix covering six cells, a four-class unanswerable taxonomy, per-item gold passage sets, and a sealed dev/test split. It was verified by a language model in two independent passes rather than by a person, which we disclose on every report built from it (§III-D, §IX).</w:t>
-      </w:r>
-    </w:p>
-    <w:p>
-      <w:pPr>
-        <w:pStyle w:val="ListBullet"/>
-        <w:spacing w:after="0"/>
-      </w:pPr>
-      <w:r>
-        <w:rPr>
-          <w:rFonts w:ascii="Times New Roman" w:hAnsi="Times New Roman"/>
-          <w:b/>
-          <w:sz w:val="20"/>
-        </w:rPr>
-        <w:t>A four-signal comparison of answerability, and a negative result on the standard one.</w:t>
-      </w:r>
-      <w:r>
-        <w:rPr>
-          <w:rFonts w:ascii="Times New Roman" w:hAnsi="Times New Roman"/>
-          <w:sz w:val="20"/>
-        </w:rPr>
-        <w:t xml:space="preserve"> Retrieval-score thresholds carry no information on a corpus whose unanswerable questions concern present topics: answerable and unanswerable questions have indistinguishable top scores — 13.55 against 13.82 for BM25, with the </w:t>
-      </w:r>
-      <w:r>
-        <w:rPr>
-          <w:rFonts w:ascii="Times New Roman" w:hAnsi="Times New Roman"/>
-          <w:i/>
-          <w:sz w:val="20"/>
-        </w:rPr>
-        <w:t>unanswerable</w:t>
-      </w:r>
-      <w:r>
-        <w:rPr>
-          <w:rFonts w:ascii="Times New Roman" w:hAnsi="Times New Roman"/>
-          <w:sz w:val="20"/>
-        </w:rPr>
-        <w:t xml:space="preserve"> marginally higher — and precision across the full sweep stays at the base rate. A retrieval threshold is a corpus-absence detector and answerability is not corpus absence. Both retrieval-side signals degenerate to near-total abstention, the calibrated combination literally refusing every question in the reported set; the generator's own abstention is the only signal producing a usable system, and an entailment check on top of it adds nothing because the generator has already declined nearly everything it should.</w:t>
+        <w:t>Which retrieval score carries an abstention signal.</w:t>
+      </w:r>
+      <w:r>
+        <w:rPr>
+          <w:rFonts w:ascii="Times New Roman" w:hAnsi="Times New Roman"/>
+          <w:sz w:val="20"/>
+        </w:rPr>
+        <w:t xml:space="preserve"> On verified questions the BM25 top score separates answerable from unanswerable (medians 25.5 against 13.8, AUC 0.791; test F1 0.525), while the rank-fused score does not (0.0328 against 0.0325), because rank fusion discards magnitudes. A threshold on the lexical score rejects every out-of-scope question and about half of near-misses — questions about a covered scheme asking for a fact it does not state — which only a reader of the passage can catch. Before verification the same measurement showed no signal at all; malformed questions had hidden it, and we report both.</w:t>
       </w:r>
     </w:p>
     <w:p>
@@ -2730,7 +2700,7 @@
           <w:rFonts w:ascii="Times New Roman" w:hAnsi="Times New Roman"/>
           <w:sz w:val="20"/>
         </w:rPr>
-        <w:t>, and every report built on the set carries that disclosure in its banner. The figures in §VI are therefore model-verified, which is weaker than the human verification the protocol was designed around. The blind second pass (§VIII) was likewise run by a model instance, and its κ = 1.000 over 59 items measures one model's consistency, not agreement between annotators.</w:t>
+        <w:t>, and every report built on the set carries that disclosure in its banner. The figures in §VI are therefore model-verified, which is weaker than the human verification the protocol was designed around. The blind second pass (§IX) was likewise run by a model instance, and its κ = 1.000 over 59 items measures one model's consistency, not agreement between annotators.</w:t>
       </w:r>
     </w:p>
     <w:p>
@@ -4595,6 +4565,60 @@
     </w:p>
     <w:p>
       <w:pPr>
+        <w:keepNext/>
+        <w:spacing w:before="120" w:after="40"/>
+        <w:jc w:val="center"/>
+      </w:pPr>
+      <w:r>
+        <w:drawing>
+          <wp:inline xmlns:a="http://schemas.openxmlformats.org/drawingml/2006/main" xmlns:pic="http://schemas.openxmlformats.org/drawingml/2006/picture">
+            <wp:extent cx="3200400" cy="1494717"/>
+            <wp:docPr id="1" name="Picture 1"/>
+            <wp:cNvGraphicFramePr>
+              <a:graphicFrameLocks noChangeAspect="1"/>
+            </wp:cNvGraphicFramePr>
+            <a:graphic>
+              <a:graphicData uri="http://schemas.openxmlformats.org/drawingml/2006/picture">
+                <pic:pic>
+                  <pic:nvPicPr>
+                    <pic:cNvPr id="0" name="fig1-pipeline.png"/>
+                    <pic:cNvPicPr/>
+                  </pic:nvPicPr>
+                  <pic:blipFill>
+                    <a:blip r:embed="rId9"/>
+                    <a:stretch>
+                      <a:fillRect/>
+                    </a:stretch>
+                  </pic:blipFill>
+                  <pic:spPr>
+                    <a:xfrm>
+                      <a:off x="0" y="0"/>
+                      <a:ext cx="3200400" cy="1494717"/>
+                    </a:xfrm>
+                    <a:prstGeom prst="rect"/>
+                  </pic:spPr>
+                </pic:pic>
+              </a:graphicData>
+            </a:graphic>
+          </wp:inline>
+        </w:drawing>
+      </w:r>
+    </w:p>
+    <w:p>
+      <w:pPr>
+        <w:spacing w:after="160"/>
+        <w:jc w:val="both"/>
+      </w:pPr>
+      <w:r>
+        <w:rPr>
+          <w:rFonts w:ascii="Times New Roman" w:hAnsi="Times New Roman"/>
+          <w:sz w:val="16"/>
+        </w:rPr>
+        <w:t>Fig. 1. System pipeline. Offline, once: Devanagari validation, segmentation, and lexical and dense indexing. Per query: language and script identification, script-aware fusion, generation constrained to the evidence, and an answerability decision. One path serves all three query types.</w:t>
+      </w:r>
+    </w:p>
+    <w:p>
+      <w:pPr>
         <w:spacing w:after="0"/>
         <w:ind w:firstLine="288"/>
         <w:jc w:val="both"/>
@@ -8135,7 +8159,61 @@
           <w:rFonts w:ascii="Times New Roman" w:hAnsi="Times New Roman"/>
           <w:sz w:val="20"/>
         </w:rPr>
-        <w:t xml:space="preserve"> BM25 reaches 0.970 on monolingual questions and 0.153 on cross-lingual ones. MuRIL, pretrained on Indic text but not trained for retrieval, reaches 0.048.</w:t>
+        <w:t xml:space="preserve"> BM25 reaches 0.970 on monolingual questions and 0.153 on cross-lingual ones. MuRIL, pretrained on Indic text but not trained for retrieval, reaches 0.048. Figure 2 plots the breakdown.</w:t>
+      </w:r>
+    </w:p>
+    <w:p>
+      <w:pPr>
+        <w:keepNext/>
+        <w:spacing w:before="120" w:after="40"/>
+        <w:jc w:val="center"/>
+      </w:pPr>
+      <w:r>
+        <w:drawing>
+          <wp:inline xmlns:a="http://schemas.openxmlformats.org/drawingml/2006/main" xmlns:pic="http://schemas.openxmlformats.org/drawingml/2006/picture">
+            <wp:extent cx="3200400" cy="1436014"/>
+            <wp:docPr id="2" name="Picture 2"/>
+            <wp:cNvGraphicFramePr>
+              <a:graphicFrameLocks noChangeAspect="1"/>
+            </wp:cNvGraphicFramePr>
+            <a:graphic>
+              <a:graphicData uri="http://schemas.openxmlformats.org/drawingml/2006/picture">
+                <pic:pic>
+                  <pic:nvPicPr>
+                    <pic:cNvPr id="0" name="fig2-by-language-group.png"/>
+                    <pic:cNvPicPr/>
+                  </pic:nvPicPr>
+                  <pic:blipFill>
+                    <a:blip r:embed="rId10"/>
+                    <a:stretch>
+                      <a:fillRect/>
+                    </a:stretch>
+                  </pic:blipFill>
+                  <pic:spPr>
+                    <a:xfrm>
+                      <a:off x="0" y="0"/>
+                      <a:ext cx="3200400" cy="1436014"/>
+                    </a:xfrm>
+                    <a:prstGeom prst="rect"/>
+                  </pic:spPr>
+                </pic:pic>
+              </a:graphicData>
+            </a:graphic>
+          </wp:inline>
+        </w:drawing>
+      </w:r>
+    </w:p>
+    <w:p>
+      <w:pPr>
+        <w:spacing w:after="160"/>
+        <w:jc w:val="both"/>
+      </w:pPr>
+      <w:r>
+        <w:rPr>
+          <w:rFonts w:ascii="Times New Roman" w:hAnsi="Times New Roman"/>
+          <w:sz w:val="16"/>
+        </w:rPr>
+        <w:t>Fig. 2. Recall@5 by language group on the test split (216 answerable questions). Lexical retrieval collapses across the script boundary; MuRIL, pretrained on Indic text but not for retrieval, barely crosses it.</w:t>
       </w:r>
     </w:p>
     <w:p>
@@ -8179,7 +8257,61 @@
           <w:rFonts w:ascii="Times New Roman" w:hAnsi="Times New Roman"/>
           <w:sz w:val="20"/>
         </w:rPr>
-        <w:t xml:space="preserve"> This is where the verified set changes the story. Before verification, script-aware fusion beat e5-base alone by +0.133 on cross-lingual questions and +0.081 overall. On the test split it is +0.024 cross-lingually (p = 0.62) and +0.030 overall (p = 0.052); the only significant gain is on code-mixed questions, +0.085 (p = 0.0037), where Romanized questions carrying English scheme names give the lexical retriever something real to contribute. Pooling dev and test for power, the overall gain is +0.027 (p = 0.021). The margin shrank when verification rewrote 112 garbled questions, most of them in the cross-lingual and code-mixed cells; our reading is that fusion was partly compensating for questions a dense retriever could not match because they did not say what they asked, though the rewrite and the relabelling changed too much at once to isolate that cause. On well-formed questions, a strong multilingual dense retriever alone does nearly as well as the corrected hybrid.</w:t>
+        <w:t xml:space="preserve"> This is where the verified set changes the story. Before verification, script-aware fusion beat e5-base alone by +0.133 on cross-lingual questions and +0.081 overall. On the test split it is +0.024 cross-lingually (p = 0.62) and +0.030 overall (p = 0.052); the only significant gain is on code-mixed questions, +0.085 (p = 0.0037), where Romanized questions carrying English scheme names give the lexical retriever something real to contribute. Pooling dev and test for power, the overall gain is +0.027 (p = 0.021). The margin shrank when verification rewrote 112 garbled questions, most of them in the cross-lingual and code-mixed cells; our reading is that fusion was partly compensating for questions a dense retriever could not match because they did not say what they asked, though the rewrite and the relabelling changed too much at once to isolate that cause. On well-formed questions, a strong multilingual dense retriever alone does nearly as well as the corrected hybrid. Figure 3 shows both comparisons on every slice.</w:t>
+      </w:r>
+    </w:p>
+    <w:p>
+      <w:pPr>
+        <w:keepNext/>
+        <w:spacing w:before="120" w:after="40"/>
+        <w:jc w:val="center"/>
+      </w:pPr>
+      <w:r>
+        <w:drawing>
+          <wp:inline xmlns:a="http://schemas.openxmlformats.org/drawingml/2006/main" xmlns:pic="http://schemas.openxmlformats.org/drawingml/2006/picture">
+            <wp:extent cx="3200400" cy="1495330"/>
+            <wp:docPr id="3" name="Picture 3"/>
+            <wp:cNvGraphicFramePr>
+              <a:graphicFrameLocks noChangeAspect="1"/>
+            </wp:cNvGraphicFramePr>
+            <a:graphic>
+              <a:graphicData uri="http://schemas.openxmlformats.org/drawingml/2006/picture">
+                <pic:pic>
+                  <pic:nvPicPr>
+                    <pic:cNvPr id="0" name="fig3-fusion-goldset.png"/>
+                    <pic:cNvPicPr/>
+                  </pic:nvPicPr>
+                  <pic:blipFill>
+                    <a:blip r:embed="rId11"/>
+                    <a:stretch>
+                      <a:fillRect/>
+                    </a:stretch>
+                  </pic:blipFill>
+                  <pic:spPr>
+                    <a:xfrm>
+                      <a:off x="0" y="0"/>
+                      <a:ext cx="3200400" cy="1495330"/>
+                    </a:xfrm>
+                    <a:prstGeom prst="rect"/>
+                  </pic:spPr>
+                </pic:pic>
+              </a:graphicData>
+            </a:graphic>
+          </wp:inline>
+        </w:drawing>
+      </w:r>
+    </w:p>
+    <w:p>
+      <w:pPr>
+        <w:spacing w:after="160"/>
+        <w:jc w:val="both"/>
+      </w:pPr>
+      <w:r>
+        <w:rPr>
+          <w:rFonts w:ascii="Times New Roman" w:hAnsi="Times New Roman"/>
+          <w:sz w:val="16"/>
+        </w:rPr>
+        <w:t>Fig. 3. Script-aware fusion on the test split, against plain RRF (the repair) and against dense retrieval alone (whether fusing is worth it), with paired randomization-test p-values.</w:t>
       </w:r>
     </w:p>
     <w:p>
@@ -8215,7 +8347,61 @@
           <w:rFonts w:ascii="Times New Roman" w:hAnsi="Times New Roman"/>
           <w:sz w:val="20"/>
         </w:rPr>
-        <w:t xml:space="preserve"> Sweeping α over e5-base and BM25, no interior weighting beats pure dense on the test split (best α = 0.1 at 0.720, equal to α = 0), and none does on the pooled set (0.728 at α = 0.1 against 0.736). H2, in its weighted-fusion form, is not supported. An earlier version of this section reported the opposite; that sweep used the wrong dense encoder for its endpoint (§VIII), and was corrected before verification.</w:t>
+        <w:t xml:space="preserve"> Sweeping α over e5-base and BM25, no interior weighting beats pure dense on the test split (best α = 0.1 at 0.720, equal to α = 0; Figure 4), and none does on the pooled set (0.728 at α = 0.1 against 0.736). H2, in its weighted-fusion form, is not supported. An earlier version of this section reported the opposite; that sweep used the wrong dense encoder for its endpoint, and was corrected before verification.</w:t>
+      </w:r>
+    </w:p>
+    <w:p>
+      <w:pPr>
+        <w:keepNext/>
+        <w:spacing w:before="120" w:after="40"/>
+        <w:jc w:val="center"/>
+      </w:pPr>
+      <w:r>
+        <w:drawing>
+          <wp:inline xmlns:a="http://schemas.openxmlformats.org/drawingml/2006/main" xmlns:pic="http://schemas.openxmlformats.org/drawingml/2006/picture">
+            <wp:extent cx="3200400" cy="1999367"/>
+            <wp:docPr id="4" name="Picture 4"/>
+            <wp:cNvGraphicFramePr>
+              <a:graphicFrameLocks noChangeAspect="1"/>
+            </wp:cNvGraphicFramePr>
+            <a:graphic>
+              <a:graphicData uri="http://schemas.openxmlformats.org/drawingml/2006/picture">
+                <pic:pic>
+                  <pic:nvPicPr>
+                    <pic:cNvPr id="0" name="fig4-alpha-sweep.png"/>
+                    <pic:cNvPicPr/>
+                  </pic:nvPicPr>
+                  <pic:blipFill>
+                    <a:blip r:embed="rId12"/>
+                    <a:stretch>
+                      <a:fillRect/>
+                    </a:stretch>
+                  </pic:blipFill>
+                  <pic:spPr>
+                    <a:xfrm>
+                      <a:off x="0" y="0"/>
+                      <a:ext cx="3200400" cy="1999367"/>
+                    </a:xfrm>
+                    <a:prstGeom prst="rect"/>
+                  </pic:spPr>
+                </pic:pic>
+              </a:graphicData>
+            </a:graphic>
+          </wp:inline>
+        </w:drawing>
+      </w:r>
+    </w:p>
+    <w:p>
+      <w:pPr>
+        <w:spacing w:after="160"/>
+        <w:jc w:val="both"/>
+      </w:pPr>
+      <w:r>
+        <w:rPr>
+          <w:rFonts w:ascii="Times New Roman" w:hAnsi="Times New Roman"/>
+          <w:sz w:val="16"/>
+        </w:rPr>
+        <w:t>Fig. 4. Weighted fusion of BM25 and e5-base across α on the test split. No weighting beats pure dense; script-aware RRF, drawn for reference, does -- by changing how ranks combine rather than how much each retriever counts.</w:t>
       </w:r>
     </w:p>
     <w:p>
@@ -10533,7 +10719,7 @@
           <w:rFonts w:ascii="Times New Roman" w:hAnsi="Times New Roman"/>
           <w:sz w:val="20"/>
         </w:rPr>
-        <w:t>Figure 2 plots the same numbers. Lexical retrieval does not cross the language boundary at all: BM25 scores 0.740 monolingual and 0.006 cross-lingual — a factor of more than a hundred. This is not a weakness to be tuned away but the expected consequence of matching surface tokens between a Devanagari query and a Latin-script passage that share essentially none. It is the empirical form of the structural claim in §VIII, and it is what makes the fusion behaviour in §VI-E a predictable consequence rather than a surprise.</w:t>
+        <w:t>Lexical retrieval does not cross the language boundary at all: BM25 scores 0.740 monolingual and 0.006 cross-lingual — a factor of more than a hundred. The verified test split (Table II, Figure 2) has the same shape at less extreme magnitudes, 0.970 against 0.153, because real questions carry scheme names and numbers that occasionally survive the script change. This is not a weakness to be tuned away but the expected consequence of matching surface tokens between a Devanagari query and a Latin-script passage that share essentially none. It is the empirical form of the structural claim in §VIII, and it is what makes the fusion behaviour in §VI-E a predictable consequence rather than a surprise.</w:t>
       </w:r>
     </w:p>
     <w:p>
@@ -11287,7 +11473,61 @@
           <w:rFonts w:ascii="Times New Roman" w:hAnsi="Times New Roman"/>
           <w:sz w:val="20"/>
         </w:rPr>
-        <w:t>Figure 3 plots the table, with the monolingual regression on the same axes as the gains rather than in a separate panel. Against dense alone — the comparison that decides whether hybrid retrieval earns its place at all — script-aware fusion gains +0.028 cross-lingual (p = 0.037), +0.041 code-mixed (p = 0.074) and +0.050 overall (p = 0.0086).</w:t>
+        <w:t>Figure 5 plots the table, with the monolingual regression on the same axes as the gains rather than in a separate panel.</w:t>
+      </w:r>
+    </w:p>
+    <w:p>
+      <w:pPr>
+        <w:keepNext/>
+        <w:spacing w:before="120" w:after="40"/>
+        <w:jc w:val="center"/>
+      </w:pPr>
+      <w:r>
+        <w:drawing>
+          <wp:inline xmlns:a="http://schemas.openxmlformats.org/drawingml/2006/main" xmlns:pic="http://schemas.openxmlformats.org/drawingml/2006/picture">
+            <wp:extent cx="3200400" cy="1436014"/>
+            <wp:docPr id="5" name="Picture 5"/>
+            <wp:cNvGraphicFramePr>
+              <a:graphicFrameLocks noChangeAspect="1"/>
+            </wp:cNvGraphicFramePr>
+            <a:graphic>
+              <a:graphicData uri="http://schemas.openxmlformats.org/drawingml/2006/picture">
+                <pic:pic>
+                  <pic:nvPicPr>
+                    <pic:cNvPr id="0" name="fig5-fusion-probes.png"/>
+                    <pic:cNvPicPr/>
+                  </pic:nvPicPr>
+                  <pic:blipFill>
+                    <a:blip r:embed="rId13"/>
+                    <a:stretch>
+                      <a:fillRect/>
+                    </a:stretch>
+                  </pic:blipFill>
+                  <pic:spPr>
+                    <a:xfrm>
+                      <a:off x="0" y="0"/>
+                      <a:ext cx="3200400" cy="1436014"/>
+                    </a:xfrm>
+                    <a:prstGeom prst="rect"/>
+                  </pic:spPr>
+                </pic:pic>
+              </a:graphicData>
+            </a:graphic>
+          </wp:inline>
+        </w:drawing>
+      </w:r>
+    </w:p>
+    <w:p>
+      <w:pPr>
+        <w:spacing w:after="160"/>
+        <w:jc w:val="both"/>
+      </w:pPr>
+      <w:r>
+        <w:rPr>
+          <w:rFonts w:ascii="Times New Roman" w:hAnsi="Times New Roman"/>
+          <w:sz w:val="16"/>
+        </w:rPr>
+        <w:t>Fig. 5. [PROBE] Script-aware against plain RRF on the 180 synthetic probes, where the mechanism was found. The monolingual cost shown here does not appear on the verified set (Figure 3).</w:t>
       </w:r>
     </w:p>
     <w:p>
@@ -11301,7 +11541,7 @@
           <w:rFonts w:ascii="Times New Roman" w:hAnsi="Times New Roman"/>
           <w:sz w:val="20"/>
         </w:rPr>
-        <w:t>Three things should be read from this table rather than one.</w:t>
+        <w:t>Against dense alone — the comparison that decides whether hybrid retrieval earns its place at all — script-aware fusion gains +0.028 cross-lingual (p = 0.037), +0.041 code-mixed (p = 0.074) and +0.050 overall (p = 0.0086).</w:t>
       </w:r>
     </w:p>
     <w:p>
@@ -11315,7 +11555,7 @@
           <w:rFonts w:ascii="Times New Roman" w:hAnsi="Times New Roman"/>
           <w:sz w:val="20"/>
         </w:rPr>
-        <w:t>First, the gain on the target slices is large and significant. Second, the monolingual regression is real, significant, and the price of the method: removing the lexical double-vote costs precision where both retrievers could see the same passage and agreement between them genuinely was evidence. Third, the overall row is indistinguishable from noise, and a paper reporting only that row would conceal both the gain and the cost.</w:t>
+        <w:t>Three things should be read from this table rather than one.</w:t>
       </w:r>
     </w:p>
     <w:p>
@@ -11329,21 +11569,7 @@
           <w:rFonts w:ascii="Times New Roman" w:hAnsi="Times New Roman"/>
           <w:sz w:val="20"/>
         </w:rPr>
-        <w:t>This also revises the negative result of the α sweep, plotted as Figure 4, which found no interior weighting significantly better than the better endpoint (the best, α = 0.4, is +0.025 over pure lexical at p = 0.13) and recorded the hybrid hypothesis as unsupported. That verdict was correct about weighted fusion and wrong about the hypothesis: hybrid retrieval does beat its components here, once fusion stops penalising passages for their script.</w:t>
-      </w:r>
-    </w:p>
-    <w:p>
-      <w:pPr>
-        <w:spacing w:before="200" w:after="80"/>
-        <w:jc w:val="left"/>
-      </w:pPr>
-      <w:r>
-        <w:rPr>
-          <w:rFonts w:ascii="Times New Roman" w:hAnsi="Times New Roman"/>
-          <w:i/>
-          <w:sz w:val="20"/>
-        </w:rPr>
-        <w:t>F. A caveat the fusion result does not remove</w:t>
+        <w:t>First, the gain on the target slices is large and significant. Second, the monolingual regression is real, significant, and the price of the method: removing the lexical double-vote costs precision where both retrievers could see the same passage and agreement between them genuinely was evidence. Third, the overall row is indistinguishable from noise, and a paper reporting only that row would conceal both the gain and the cost.</w:t>
       </w:r>
     </w:p>
     <w:p>
@@ -11357,37 +11583,21 @@
           <w:rFonts w:ascii="Times New Roman" w:hAnsi="Times New Roman"/>
           <w:sz w:val="20"/>
         </w:rPr>
-        <w:t xml:space="preserve">LaBSE, used alone, reaches </w:t>
-      </w:r>
-      <w:r>
-        <w:rPr>
-          <w:rFonts w:ascii="Times New Roman" w:hAnsi="Times New Roman"/>
-          <w:b/>
-          <w:sz w:val="20"/>
-        </w:rPr>
-        <w:t>0.332</w:t>
-      </w:r>
-      <w:r>
-        <w:rPr>
-          <w:rFonts w:ascii="Times New Roman" w:hAnsi="Times New Roman"/>
-          <w:sz w:val="20"/>
-        </w:rPr>
-        <w:t xml:space="preserve"> on the code-mixed slice against 0.173 for script-aware fusion over BM25 and e5-base. Paired over the 30 code-mixed queries that is +0.159 at </w:t>
-      </w:r>
-      <w:r>
-        <w:rPr>
-          <w:rFonts w:ascii="Times New Roman" w:hAnsi="Times New Roman"/>
-          <w:b/>
-          <w:sz w:val="20"/>
-        </w:rPr>
-        <w:t>p = 0.0094</w:t>
-      </w:r>
-      <w:r>
-        <w:rPr>
-          <w:rFonts w:ascii="Times New Roman" w:hAnsi="Times New Roman"/>
-          <w:sz w:val="20"/>
-        </w:rPr>
-        <w:t>, so on code-mixed queries choosing a different encoder genuinely outperforms correcting the fusion over a weaker one.</w:t>
+        <w:t>This also revises the negative result of the α sweep, which on the probes found no interior weighting significantly better than the better endpoint (the best, α = 0.4, was +0.025 over pure lexical at p = 0.13) and recorded the hybrid hypothesis as unsupported. That verdict was correct about weighted fusion, and on the verified set no weighting beats pure dense at all (Figure 4). Whether hybrid retrieval beats its components once fusion stops penalising passages for their script is answered in §VI-A: it does on code-mixed queries, and is within noise elsewhere.</w:t>
+      </w:r>
+    </w:p>
+    <w:p>
+      <w:pPr>
+        <w:spacing w:before="200" w:after="80"/>
+        <w:jc w:val="left"/>
+      </w:pPr>
+      <w:r>
+        <w:rPr>
+          <w:rFonts w:ascii="Times New Roman" w:hAnsi="Times New Roman"/>
+          <w:i/>
+          <w:sz w:val="20"/>
+        </w:rPr>
+        <w:t>F. A caveat the fusion result does not remove</w:t>
       </w:r>
     </w:p>
     <w:p>
@@ -11401,7 +11611,37 @@
           <w:rFonts w:ascii="Times New Roman" w:hAnsi="Times New Roman"/>
           <w:sz w:val="20"/>
         </w:rPr>
-        <w:t>The reverse holds elsewhere, and equally significantly. On the monolingual slice LaBSE loses to the fused system by 0.233 (p = 0.0001), and on the cross-lingual slice it is behind by 0.056, which is within noise (p = 0.34). LaBSE is not a better retriever; it is a differently shaped one, and the shape happens to suit Romanized Hindi.</w:t>
+        <w:t xml:space="preserve">LaBSE, used alone, reaches </w:t>
+      </w:r>
+      <w:r>
+        <w:rPr>
+          <w:rFonts w:ascii="Times New Roman" w:hAnsi="Times New Roman"/>
+          <w:b/>
+          <w:sz w:val="20"/>
+        </w:rPr>
+        <w:t>0.332</w:t>
+      </w:r>
+      <w:r>
+        <w:rPr>
+          <w:rFonts w:ascii="Times New Roman" w:hAnsi="Times New Roman"/>
+          <w:sz w:val="20"/>
+        </w:rPr>
+        <w:t xml:space="preserve"> on the code-mixed slice against 0.173 for script-aware fusion over BM25 and e5-base. Paired over the 30 code-mixed queries that is +0.159 at </w:t>
+      </w:r>
+      <w:r>
+        <w:rPr>
+          <w:rFonts w:ascii="Times New Roman" w:hAnsi="Times New Roman"/>
+          <w:b/>
+          <w:sz w:val="20"/>
+        </w:rPr>
+        <w:t>p = 0.0094</w:t>
+      </w:r>
+      <w:r>
+        <w:rPr>
+          <w:rFonts w:ascii="Times New Roman" w:hAnsi="Times New Roman"/>
+          <w:sz w:val="20"/>
+        </w:rPr>
+        <w:t>, so on code-mixed queries choosing a different encoder genuinely outperforms correcting the fusion over a weaker one.</w:t>
       </w:r>
     </w:p>
     <w:p>
@@ -11415,7 +11655,7 @@
           <w:rFonts w:ascii="Times New Roman" w:hAnsi="Times New Roman"/>
           <w:sz w:val="20"/>
         </w:rPr>
-        <w:t>We state this plainly because it qualifies the practical reading of §VI-E. The fusion correction is orthogonal to the choice of encoder: it is a statement about how rankings are combined, and nothing prevents applying it over LaBSE, which we have not tested and would expect to be stronger than either.</w:t>
+        <w:t>The reverse holds elsewhere, and equally significantly. On the monolingual slice LaBSE loses to the fused system by 0.233 (p = 0.0001), and on the cross-lingual slice it is behind by 0.056, which is within noise (p = 0.34). LaBSE is not a better retriever; it is a differently shaped one, and the shape happens to suit Romanized Hindi.</w:t>
       </w:r>
     </w:p>
     <w:p>
@@ -11429,7 +11669,21 @@
           <w:rFonts w:ascii="Times New Roman" w:hAnsi="Times New Roman"/>
           <w:sz w:val="20"/>
         </w:rPr>
-        <w:t xml:space="preserve">The result contradicts our own prior expectation, recorded before the experiment, that LaBSE would lead the cross-lingual slice by virtue of its translation-ranking objective. Instead it is the only model that handles Romanized Hindi well. If this survives the gold set, the practical guidance is to select the encoder by query </w:t>
+        <w:t>We state this plainly because it qualifies the practical reading of §VI-E. The fusion correction is orthogonal to the choice of encoder: it is a statement about how rankings are combined, and nothing prevents applying it over LaBSE. §VI-A.1 does so on the verified set: fusion over LaBSE gains +0.085 over LaBSE alone, and remains well below fusion over e5-base.</w:t>
+      </w:r>
+    </w:p>
+    <w:p>
+      <w:pPr>
+        <w:spacing w:after="0"/>
+        <w:ind w:firstLine="288"/>
+        <w:jc w:val="both"/>
+      </w:pPr>
+      <w:r>
+        <w:rPr>
+          <w:rFonts w:ascii="Times New Roman" w:hAnsi="Times New Roman"/>
+          <w:sz w:val="20"/>
+        </w:rPr>
+        <w:t xml:space="preserve">The result contradicts our own prior expectation, recorded before the experiment, that LaBSE would lead the cross-lingual slice by virtue of its translation-ranking objective. Instead it is the only model that handles Romanized Hindi well. On the probes that suggested selecting the encoder by query </w:t>
       </w:r>
       <w:r>
         <w:rPr>
@@ -11444,7 +11698,7 @@
           <w:rFonts w:ascii="Times New Roman" w:hAnsi="Times New Roman"/>
           <w:sz w:val="20"/>
         </w:rPr>
-        <w:t xml:space="preserve"> rather than by language coverage, and it is the most immediately useful finding in this section. It needs the gold set before it can be claimed.</w:t>
+        <w:t xml:space="preserve"> rather than by language coverage. It did not survive the gold set (§VI-A.2): on verified code-mixed questions LaBSE reaches 0.239, against 0.500 for BM25 and 0.556 for script-aware fusion. We have not tested why the probes favoured it; the verification pass respelled the code-mixed questions, which changed their wording as well as their quality, so the two cannot be separated.</w:t>
       </w:r>
     </w:p>
     <w:p>
@@ -15085,7 +15339,7 @@
           <w:rFonts w:ascii="Times New Roman" w:hAnsi="Times New Roman"/>
           <w:sz w:val="20"/>
         </w:rPr>
-        <w:t>We analyse twenty failures drawn against a fixed taxonomy of ten categories — code-mixing, transliteration variation, named entities, amounts, dates, ambiguity, near-duplicate schemes across schemes, the cross-lingual gap, long-tail schemes, and short queries — with two cases per category.</w:t>
+        <w:t>We analyse failures drawn against a fixed taxonomy of ten categories — code-mixing, transliteration variation, named entities, amounts, dates, ambiguity, near-duplicate schemes, the cross-lingual gap, long-tail schemes, and short queries — taking at most two cases per category.</w:t>
       </w:r>
     </w:p>
     <w:p>
@@ -15113,35 +15367,7 @@
           <w:rFonts w:ascii="Times New Roman" w:hAnsi="Times New Roman"/>
           <w:sz w:val="20"/>
         </w:rPr>
-        <w:t xml:space="preserve">Each case is recorded as a structured record — query, gold passages, the ranked output of each system under comparison, the generated answer, a diagnosis, and the component judged to have failed — and is committed to the repository as </w:t>
-      </w:r>
-      <w:r>
-        <w:rPr>
-          <w:rFonts w:ascii="Consolas" w:hAnsi="Consolas"/>
-          <w:sz w:val="17"/>
-        </w:rPr>
-        <w:t>evals/errors.jsonl</w:t>
-      </w:r>
-      <w:r>
-        <w:rPr>
-          <w:rFonts w:ascii="Times New Roman" w:hAnsi="Times New Roman"/>
-          <w:sz w:val="20"/>
-        </w:rPr>
-        <w:t xml:space="preserve"> alongside the rendered report. The diagnosis field names one of retrieval, generation, answerability or data, so that the distribution of failures across components is itself a result rather than an impression.</w:t>
-      </w:r>
-    </w:p>
-    <w:p>
-      <w:pPr>
-        <w:spacing w:before="200" w:after="80"/>
-        <w:jc w:val="left"/>
-      </w:pPr>
-      <w:r>
-        <w:rPr>
-          <w:rFonts w:ascii="Times New Roman" w:hAnsi="Times New Roman"/>
-          <w:i/>
-          <w:sz w:val="20"/>
-        </w:rPr>
-        <w:t>B. What the cases showed</w:t>
+        <w:t>Each case is recorded as a structured record — query, gold passages, the ranked output of every system, a diagnosis, and the component judged to have failed — and committed alongside its rendered report.</w:t>
       </w:r>
     </w:p>
     <w:p>
@@ -15155,22 +15381,63 @@
           <w:rFonts w:ascii="Times New Roman" w:hAnsi="Times New Roman"/>
           <w:sz w:val="20"/>
         </w:rPr>
-        <w:t xml:space="preserve">The dominant failure mode is not subtle. In the majority of the twenty cases the gold passage was never retrieved at all, and the top-ranked hit was the correct scheme in the </w:t>
-      </w:r>
+        <w:t>We ran the selection twice. The first run, twenty cases over plain RRF on the unverified questions (</w:t>
+      </w:r>
+      <w:r>
+        <w:rPr>
+          <w:rFonts w:ascii="Consolas" w:hAnsi="Consolas"/>
+          <w:sz w:val="17"/>
+        </w:rPr>
+        <w:t>evals/errors.jsonl</w:t>
+      </w:r>
+      <w:r>
+        <w:rPr>
+          <w:rFonts w:ascii="Times New Roman" w:hAnsi="Times New Roman"/>
+          <w:sz w:val="20"/>
+        </w:rPr>
+        <w:t>), is where the paper's main result came from, and §VII-C tells that story. Verification then rewrote every one of its twenty questions, so we repeated the selection on the sealed test split over the system the paper recommends, script-aware fusion (</w:t>
+      </w:r>
+      <w:r>
+        <w:rPr>
+          <w:rFonts w:ascii="Consolas" w:hAnsi="Consolas"/>
+          <w:sz w:val="17"/>
+        </w:rPr>
+        <w:t>evals/errors-test.jsonl</w:t>
+      </w:r>
+      <w:r>
+        <w:rPr>
+          <w:rFonts w:ascii="Times New Roman" w:hAnsi="Times New Roman"/>
+          <w:sz w:val="20"/>
+        </w:rPr>
+        <w:t xml:space="preserve">, </w:t>
+      </w:r>
+      <w:r>
+        <w:rPr>
+          <w:rFonts w:ascii="Consolas" w:hAnsi="Consolas"/>
+          <w:sz w:val="17"/>
+        </w:rPr>
+        <w:t>evals/report-errors-test.txt</w:t>
+      </w:r>
+      <w:r>
+        <w:rPr>
+          <w:rFonts w:ascii="Times New Roman" w:hAnsi="Times New Roman"/>
+          <w:sz w:val="20"/>
+        </w:rPr>
+        <w:t>). §VII-B reports that run. It yields 15 cases across 8 categories rather than 20 across 10: the near-duplicate and short-query categories produce no case under the rule, and we do not relax the rule to fill them.</w:t>
+      </w:r>
+    </w:p>
+    <w:p>
+      <w:pPr>
+        <w:spacing w:before="200" w:after="80"/>
+        <w:jc w:val="left"/>
+      </w:pPr>
       <w:r>
         <w:rPr>
           <w:rFonts w:ascii="Times New Roman" w:hAnsi="Times New Roman"/>
           <w:i/>
           <w:sz w:val="20"/>
         </w:rPr>
-        <w:t>wrong language</w:t>
-      </w:r>
-      <w:r>
-        <w:rPr>
-          <w:rFonts w:ascii="Times New Roman" w:hAnsi="Times New Roman"/>
-          <w:sz w:val="20"/>
-        </w:rPr>
-        <w:t>: a Hinglish query about the National Health Mission's untied grants returns the English article when the gold passage is the Hindi one, and an English query about Sukanya Samriddhi eligibility does the same in reverse. The system was not confused about the topic. It was confused about nothing at all — it had simply never been able to see the passage that would have answered the question.</w:t>
+        <w:t>B. What the verified cases show</w:t>
       </w:r>
     </w:p>
     <w:p>
@@ -15182,9 +15449,32 @@
       <w:r>
         <w:rPr>
           <w:rFonts w:ascii="Times New Roman" w:hAnsi="Times New Roman"/>
-          <w:sz w:val="20"/>
-        </w:rPr>
-        <w:t>This concentrates the error in one component. Categories that appear linguistically distinct in the taxonomy — code-mixing, transliteration variation, the cross-lingual gap — turn out to share a single mechanism once the retrieved lists are read side by side, and that mechanism is a retriever that cannot cross a script boundary. In 16 of the 20 cases the gold passage is not returned at any rank, and all 20 are diagnosed as retrieval failures.</w:t>
+          <w:b/>
+          <w:sz w:val="20"/>
+        </w:rPr>
+        <w:t>The right scheme, the wrong passage.</w:t>
+      </w:r>
+      <w:r>
+        <w:rPr>
+          <w:rFonts w:ascii="Times New Roman" w:hAnsi="Times New Roman"/>
+          <w:sz w:val="20"/>
+        </w:rPr>
+        <w:t xml:space="preserve"> In 12 of the 15 cases script-aware fusion puts a passage from the correct scheme in its top five; what it misses is the one passage that states the fact. Often that passage is in the other language: a Hinglish question about how many documents a Sukanya Samriddhi account needs retrieves five English Sukanya passages, and the only statement of the answer is in the Hindi article. The three remaining cases retrieve the wrong scheme altogether, one of them because the question spells Aadhaar as </w:t>
+      </w:r>
+      <w:r>
+        <w:rPr>
+          <w:rFonts w:ascii="Times New Roman" w:hAnsi="Times New Roman"/>
+          <w:i/>
+          <w:sz w:val="20"/>
+        </w:rPr>
+        <w:t>adhar</w:t>
+      </w:r>
+      <w:r>
+        <w:rPr>
+          <w:rFonts w:ascii="Times New Roman" w:hAnsi="Times New Roman"/>
+          <w:sz w:val="20"/>
+        </w:rPr>
+        <w:t>.</w:t>
       </w:r>
     </w:p>
     <w:p>
@@ -15199,43 +15489,14 @@
           <w:b/>
           <w:sz w:val="20"/>
         </w:rPr>
-        <w:t>That unanimity is a property of the selection, not a finding about the generator.</w:t>
-      </w:r>
-      <w:r>
-        <w:rPr>
-          <w:rFonts w:ascii="Times New Roman" w:hAnsi="Times New Roman"/>
-          <w:sz w:val="20"/>
-        </w:rPr>
-        <w:t xml:space="preserve"> The cases are drawn from retrieval failures against a taxonomy of retrieval phenomena, so a generation error has no route into this sample. It would be a mistake to read "all 20 are retrieval" as evidence that the generator is sound, and §VI-G.1 shows the opposite: given the gold passage and nothing to find, the generator still loses 0.597 token-F1, three times what retrieval loses. The error analysis says where </w:t>
-      </w:r>
-      <w:r>
-        <w:rPr>
-          <w:rFonts w:ascii="Times New Roman" w:hAnsi="Times New Roman"/>
-          <w:i/>
-          <w:sz w:val="20"/>
-        </w:rPr>
-        <w:t>retrieval</w:t>
-      </w:r>
-      <w:r>
-        <w:rPr>
-          <w:rFonts w:ascii="Times New Roman" w:hAnsi="Times New Roman"/>
-          <w:sz w:val="20"/>
-        </w:rPr>
-        <w:t xml:space="preserve"> fails and why; the oracle arm is what says how the two components compare.</w:t>
-      </w:r>
-    </w:p>
-    <w:p>
-      <w:pPr>
-        <w:spacing w:before="200" w:after="80"/>
-        <w:jc w:val="left"/>
-      </w:pPr>
-      <w:r>
-        <w:rPr>
-          <w:rFonts w:ascii="Times New Roman" w:hAnsi="Times New Roman"/>
-          <w:i/>
-          <w:sz w:val="20"/>
-        </w:rPr>
-        <w:t>C. The case that produced the paper's main result</w:t>
+        <w:t>Two failures are the gold set's, not the retriever's.</w:t>
+      </w:r>
+      <w:r>
+        <w:rPr>
+          <w:rFonts w:ascii="Times New Roman" w:hAnsi="Times New Roman"/>
+          <w:sz w:val="20"/>
+        </w:rPr>
+        <w:t xml:space="preserve"> The automatic diagnosis attributes all 15 cases to retrieval, and reading them corrects that twice. In E08 the retriever's first result states the answer — ₹17,000 crore set aside for Skill India in the 2017–18 budget — but the 25% overlap between adjacent passages copied that sentence into a passage the gold set does not list, so a correct retrieval is scored as a miss. In E04 the gold set omits the English passage that also states the 21-year maturity of a Sukanya account; that one remains a real miss, since the passage was not retrieved either. Verification added other-language passages to 73 items, and these two show it did not find every one. Overlap-duplicated sentences are a systematic source of such gaps, and resolving gold evidence to sentences rather than passages would close them.</w:t>
       </w:r>
     </w:p>
     <w:p>
@@ -15247,9 +15508,46 @@
       <w:r>
         <w:rPr>
           <w:rFonts w:ascii="Times New Roman" w:hAnsi="Times New Roman"/>
-          <w:sz w:val="20"/>
-        </w:rPr>
-        <w:t>One case (E02 in the committed report) is worth stating in full, because the central contribution of this paper came out of it rather than out of a metric.</w:t>
+          <w:b/>
+          <w:sz w:val="20"/>
+        </w:rPr>
+        <w:t>One failure is a defect in script-aware fusion, and fixing it does not help.</w:t>
+      </w:r>
+      <w:r>
+        <w:rPr>
+          <w:rFonts w:ascii="Times New Roman" w:hAnsi="Times New Roman"/>
+          <w:sz w:val="20"/>
+        </w:rPr>
+        <w:t xml:space="preserve"> In E01 the top result is a Hindi passage about the Soil Health Card, returned for a Romanized question about the Antyodaya ration. BM25 reached that passage through the one Latin word it quotes, </w:t>
+      </w:r>
+      <w:r>
+        <w:rPr>
+          <w:rFonts w:ascii="Times New Roman" w:hAnsi="Times New Roman"/>
+          <w:i/>
+          <w:sz w:val="20"/>
+        </w:rPr>
+        <w:t>Card</w:t>
+      </w:r>
+      <w:r>
+        <w:rPr>
+          <w:rFonts w:ascii="Times New Roman" w:hAnsi="Times New Roman"/>
+          <w:sz w:val="20"/>
+        </w:rPr>
+        <w:t>, and script-aware fusion then doubled the score, since for a Latin query a Devanagari passage counts as ineligible for a lexical vote even when it received one. Counting a cast vote as eligible is the obvious correction. Because the defect was found on the test split, we decided on dev: there the correction is worse, −0.026 Recall@5 overall and −0.093 cross-lingual, neither significant, and the test split moves the same way (</w:t>
+      </w:r>
+      <w:r>
+        <w:rPr>
+          <w:rFonts w:ascii="Consolas" w:hAnsi="Consolas"/>
+          <w:sz w:val="17"/>
+        </w:rPr>
+        <w:t>evals/report-observed-votes.txt</w:t>
+      </w:r>
+      <w:r>
+        <w:rPr>
+          <w:rFonts w:ascii="Times New Roman" w:hAnsi="Times New Roman"/>
+          <w:sz w:val="20"/>
+        </w:rPr>
+        <w:t>). Across both splits it changes six queries, losing five and gaining one; in four of the five losses BM25 had reached a cross-script gold passage through a year or number in the question, and in the fifth through a Latin acronym. A cast cross-script vote is usually real evidence, so the committed rule stays, and E01 is its price.</w:t>
       </w:r>
     </w:p>
     <w:p>
@@ -15261,9 +15559,17 @@
       <w:r>
         <w:rPr>
           <w:rFonts w:ascii="Times New Roman" w:hAnsi="Times New Roman"/>
-          <w:sz w:val="20"/>
-        </w:rPr>
-        <w:t xml:space="preserve">The aggregate tables showed hybrid fusion performing </w:t>
+          <w:b/>
+          <w:sz w:val="20"/>
+        </w:rPr>
+        <w:t>One failure is in the corpus.</w:t>
+      </w:r>
+      <w:r>
+        <w:rPr>
+          <w:rFonts w:ascii="Times New Roman" w:hAnsi="Times New Roman"/>
+          <w:sz w:val="20"/>
+        </w:rPr>
+        <w:t xml:space="preserve"> E06 asks which film based on the Swachh Bharat Mission was released in August 2023. The only passage stating it belongs to the </w:t>
       </w:r>
       <w:r>
         <w:rPr>
@@ -15271,14 +15577,14 @@
           <w:i/>
           <w:sz w:val="20"/>
         </w:rPr>
-        <w:t>worse</w:t>
-      </w:r>
-      <w:r>
-        <w:rPr>
-          <w:rFonts w:ascii="Times New Roman" w:hAnsi="Times New Roman"/>
-          <w:sz w:val="20"/>
-        </w:rPr>
-        <w:t xml:space="preserve"> than dense retrieval alone on exactly the queries hybrid retrieval was supposed to help with, and gave no indication why. Both components were behaving as documented; the fusion was implemented correctly against its own specification; the α sweep found no interior setting significantly better than the better of its two endpoints, which reads as a clean negative result. Read as a table, the finding was that hybrid retrieval does not help here.</w:t>
+        <w:t>Beti Bachao</w:t>
+      </w:r>
+      <w:r>
+        <w:rPr>
+          <w:rFonts w:ascii="Times New Roman" w:hAnsi="Times New Roman"/>
+          <w:sz w:val="20"/>
+        </w:rPr>
+        <w:t xml:space="preserve"> article, which mentions the film in passing, so a question that names Swachh Bharat retrieves Swachh Bharat passages. No retriever should be expected to find it.</w:t>
       </w:r>
     </w:p>
     <w:p>
@@ -15290,9 +15596,32 @@
       <w:r>
         <w:rPr>
           <w:rFonts w:ascii="Times New Roman" w:hAnsi="Times New Roman"/>
-          <w:sz w:val="20"/>
-        </w:rPr>
-        <w:t>Reading the twenty cases gave the actual explanation. Of the twenty failures, the dense retriever alone had returned the gold passage in eight. Plain Reciprocal Rank Fusion lost all eight. A fusion method that discards every case its stronger component got right is not a method with a disappointing coefficient; it is a method whose arithmetic is wrong for this setting, and no amount of sweeping α would have revealed that, because α was never the problem.</w:t>
+          <w:b/>
+          <w:sz w:val="20"/>
+        </w:rPr>
+        <w:t>The taxonomy tagger is not always right.</w:t>
+      </w:r>
+      <w:r>
+        <w:rPr>
+          <w:rFonts w:ascii="Times New Roman" w:hAnsi="Times New Roman"/>
+          <w:sz w:val="20"/>
+        </w:rPr>
+        <w:t xml:space="preserve"> E07 is filed under </w:t>
+      </w:r>
+      <w:r>
+        <w:rPr>
+          <w:rFonts w:ascii="Times New Roman" w:hAnsi="Times New Roman"/>
+          <w:i/>
+          <w:sz w:val="20"/>
+        </w:rPr>
+        <w:t>amounts</w:t>
+      </w:r>
+      <w:r>
+        <w:rPr>
+          <w:rFonts w:ascii="Times New Roman" w:hAnsi="Times New Roman"/>
+          <w:sz w:val="20"/>
+        </w:rPr>
+        <w:t xml:space="preserve"> because its question contains a year; it asks which movement inspired Atmanirbhar Bharat. The categories are assigned by heuristic, and a case's category is a pointer for reading it, not a finding.</w:t>
       </w:r>
     </w:p>
     <w:p>
@@ -15304,28 +15633,22 @@
       <w:r>
         <w:rPr>
           <w:rFonts w:ascii="Times New Roman" w:hAnsi="Times New Roman"/>
-          <w:sz w:val="20"/>
-        </w:rPr>
-        <w:t>The mechanism is developed in §VIII. The methodological point belongs here: the aggregate metric was not merely uninformative about the cause, it pointed away from it. Twenty cases, selected by rule and read in full, were what turned a negative result into a positive one.</w:t>
+          <w:b/>
+          <w:sz w:val="20"/>
+        </w:rPr>
+        <w:t>That this sample is all retrieval is a property of the selection, not a finding about the generator.</w:t>
+      </w:r>
+      <w:r>
+        <w:rPr>
+          <w:rFonts w:ascii="Times New Roman" w:hAnsi="Times New Roman"/>
+          <w:sz w:val="20"/>
+        </w:rPr>
+        <w:t xml:space="preserve"> The cases are drawn from retrieval failures against a taxonomy of retrieval phenomena, so a generation error has no route into this sample. §VI-G.1 makes the comparison the error analysis cannot: given the gold passage and nothing to find, the generator still loses more than retrieval does.</w:t>
       </w:r>
     </w:p>
     <w:p>
       <w:pPr>
         <w:spacing w:before="200" w:after="80"/>
-        <w:jc w:val="center"/>
-      </w:pPr>
-      <w:r>
-        <w:rPr>
-          <w:rFonts w:ascii="Times New Roman" w:hAnsi="Times New Roman"/>
-          <w:smallCaps/>
-          <w:sz w:val="20"/>
-        </w:rPr>
-        <w:t>VIII. Discussion</w:t>
-      </w:r>
-    </w:p>
-    <w:p>
-      <w:pPr>
-        <w:spacing w:before="200" w:after="80"/>
         <w:jc w:val="left"/>
       </w:pPr>
       <w:r>
@@ -15334,7 +15657,7 @@
           <w:i/>
           <w:sz w:val="20"/>
         </w:rPr>
-        <w:t>A. Why fusion fails across a script boundary</w:t>
+        <w:t>C. The case that produced the paper's main result</w:t>
       </w:r>
     </w:p>
     <w:p>
@@ -15348,21 +15671,21 @@
           <w:rFonts w:ascii="Times New Roman" w:hAnsi="Times New Roman"/>
           <w:sz w:val="20"/>
         </w:rPr>
-        <w:t xml:space="preserve">Rank fusion rests on an assumption that is usually harmless and is false here. Combining two retrievers is worthwhile when their errors are complementary — when each recovers documents the other misses — and rank-based fusion in particular treats agreement between retrievers as evidence. A document returned by both systems accumulates two contributions; one returned by a single system accumulates one. Under Reciprocal Rank Fusion the fused score is </w:t>
+        <w:t xml:space="preserve">One case (E02 in </w:t>
       </w:r>
       <w:r>
         <w:rPr>
           <w:rFonts w:ascii="Consolas" w:hAnsi="Consolas"/>
           <w:sz w:val="17"/>
         </w:rPr>
-        <w:t>Σᵢ 1/(k + rankᵢ)</w:t>
-      </w:r>
-      <w:r>
-        <w:rPr>
-          <w:rFonts w:ascii="Times New Roman" w:hAnsi="Times New Roman"/>
-          <w:sz w:val="20"/>
-        </w:rPr>
-        <w:t>, summed over the systems that returned the document, and the document found by one system alone is therefore scored at roughly half the document found by both.</w:t>
+        <w:t>evals/report-errors.txt</w:t>
+      </w:r>
+      <w:r>
+        <w:rPr>
+          <w:rFonts w:ascii="Times New Roman" w:hAnsi="Times New Roman"/>
+          <w:sz w:val="20"/>
+        </w:rPr>
+        <w:t>) is worth stating in full, because the central contribution of this paper came out of it rather than out of a metric.</w:t>
       </w:r>
     </w:p>
     <w:p>
@@ -15376,7 +15699,7 @@
           <w:rFonts w:ascii="Times New Roman" w:hAnsi="Times New Roman"/>
           <w:sz w:val="20"/>
         </w:rPr>
-        <w:t xml:space="preserve">Across a script boundary this arithmetic silently changes meaning. A lexical retriever matching surface tokens has, by construction, </w:t>
+        <w:t xml:space="preserve">The aggregate tables showed hybrid fusion performing </w:t>
       </w:r>
       <w:r>
         <w:rPr>
@@ -15384,14 +15707,14 @@
           <w:i/>
           <w:sz w:val="20"/>
         </w:rPr>
-        <w:t>zero</w:t>
-      </w:r>
-      <w:r>
-        <w:rPr>
-          <w:rFonts w:ascii="Times New Roman" w:hAnsi="Times New Roman"/>
-          <w:sz w:val="20"/>
-        </w:rPr>
-        <w:t xml:space="preserve"> recall over passages written in a script the query does not use: a Devanagari query and a Latin-script passage share essentially no tokens, so BM25 cannot return that passage at any rank, for any query, however relevant it is. The lexical retriever's silence about a cross-script passage is not evidence against that passage. It is not evidence at all.</w:t>
+        <w:t>worse</w:t>
+      </w:r>
+      <w:r>
+        <w:rPr>
+          <w:rFonts w:ascii="Times New Roman" w:hAnsi="Times New Roman"/>
+          <w:sz w:val="20"/>
+        </w:rPr>
+        <w:t xml:space="preserve"> than dense retrieval alone on exactly the queries hybrid retrieval was supposed to help with, and gave no indication why. Both components were behaving as documented; the fusion was implemented correctly against its own specification; the α sweep found no interior setting significantly better than the better of its two endpoints, which reads as a clean negative result. Read as a table, the finding was that hybrid retrieval does not help here.</w:t>
       </w:r>
     </w:p>
     <w:p>
@@ -15405,37 +15728,7 @@
           <w:rFonts w:ascii="Times New Roman" w:hAnsi="Times New Roman"/>
           <w:sz w:val="20"/>
         </w:rPr>
-        <w:t xml:space="preserve">Plain RRF cannot tell the difference between these two situations, because the sum is taken over the systems that </w:t>
-      </w:r>
-      <w:r>
-        <w:rPr>
-          <w:rFonts w:ascii="Times New Roman" w:hAnsi="Times New Roman"/>
-          <w:i/>
-          <w:sz w:val="20"/>
-        </w:rPr>
-        <w:t>did</w:t>
-      </w:r>
-      <w:r>
-        <w:rPr>
-          <w:rFonts w:ascii="Times New Roman" w:hAnsi="Times New Roman"/>
-          <w:sz w:val="20"/>
-        </w:rPr>
-        <w:t xml:space="preserve"> return the document rather than over the systems that </w:t>
-      </w:r>
-      <w:r>
-        <w:rPr>
-          <w:rFonts w:ascii="Times New Roman" w:hAnsi="Times New Roman"/>
-          <w:i/>
-          <w:sz w:val="20"/>
-        </w:rPr>
-        <w:t>could</w:t>
-      </w:r>
-      <w:r>
-        <w:rPr>
-          <w:rFonts w:ascii="Times New Roman" w:hAnsi="Times New Roman"/>
-          <w:sz w:val="20"/>
-        </w:rPr>
-        <w:t>. A cross-script passage is docked a full contribution for the lexical retriever's blindness, and it is docked it relative to same-script passages whose lexical votes were possible. The penalty is therefore applied precisely where it is least deserved: the cross-lingual case is the one in which the dense retriever is the only informative signal, and it is the case in which fusion most aggressively discounts it.</w:t>
+        <w:t>Reading the twenty cases gave the actual explanation. (They were drawn from the unverified questions, and verification has since rewritten all twenty; the mechanism they exposed is structural, and §VI-A confirms it on the verified set.) Of the twenty failures, the dense retriever alone had returned the gold passage in eight. Plain Reciprocal Rank Fusion lost all eight. A fusion method that discards every case its stronger component got right is not a method with a disappointing coefficient; it is a method whose arithmetic is wrong for this setting, and no amount of sweeping α would have revealed that, because α was never the problem.</w:t>
       </w:r>
     </w:p>
     <w:p>
@@ -15449,27 +15742,26 @@
           <w:rFonts w:ascii="Times New Roman" w:hAnsi="Times New Roman"/>
           <w:sz w:val="20"/>
         </w:rPr>
-        <w:t xml:space="preserve">It is worth being precise about what is and is not new. This behaviour is not a bug in RRF, which was designed for monolingual settings in which every retriever can reach every document, and under which discounting single-system evidence is sensible. Nor is the underlying difficulty unknown: work on multilingual retrieval has previously restricted sparse retrieval to same-language candidates when combining it with dense retrieval, which avoids the problem by not creating it. Our contribution is not the observation that sparse retrievers struggle across languages. It is the characterisation of </w:t>
-      </w:r>
-      <w:r>
-        <w:rPr>
-          <w:rFonts w:ascii="Times New Roman" w:hAnsi="Times New Roman"/>
-          <w:i/>
-          <w:sz w:val="20"/>
-        </w:rPr>
-        <w:t>how the fusion arithmetic converts that limitation into an active penalty</w:t>
-      </w:r>
-      <w:r>
-        <w:rPr>
-          <w:rFonts w:ascii="Times New Roman" w:hAnsi="Times New Roman"/>
-          <w:sz w:val="20"/>
-        </w:rPr>
-        <w:t>, and a minimal correction stated in those terms.</w:t>
+        <w:t>The mechanism is developed in §VIII. The methodological point belongs here: the aggregate metric was not merely uninformative about the cause, it pointed away from it. Twenty cases, selected by rule and read in full, were what turned a negative result into a positive one.</w:t>
       </w:r>
     </w:p>
     <w:p>
       <w:pPr>
         <w:spacing w:before="200" w:after="80"/>
+        <w:jc w:val="center"/>
+      </w:pPr>
+      <w:r>
+        <w:rPr>
+          <w:rFonts w:ascii="Times New Roman" w:hAnsi="Times New Roman"/>
+          <w:smallCaps/>
+          <w:sz w:val="20"/>
+        </w:rPr>
+        <w:t>VIII. Discussion</w:t>
+      </w:r>
+    </w:p>
+    <w:p>
+      <w:pPr>
+        <w:spacing w:before="200" w:after="80"/>
         <w:jc w:val="left"/>
       </w:pPr>
       <w:r>
@@ -15478,7 +15770,7 @@
           <w:i/>
           <w:sz w:val="20"/>
         </w:rPr>
-        <w:t>B. Script-aware fusion</w:t>
+        <w:t>A. Why fusion fails across a script boundary</w:t>
       </w:r>
     </w:p>
     <w:p>
@@ -15492,22 +15784,21 @@
           <w:rFonts w:ascii="Times New Roman" w:hAnsi="Times New Roman"/>
           <w:sz w:val="20"/>
         </w:rPr>
-        <w:t xml:space="preserve">The correction follows directly from the diagnosis. We score each passage over the retrievers that were </w:t>
-      </w:r>
-      <w:r>
-        <w:rPr>
-          <w:rFonts w:ascii="Times New Roman" w:hAnsi="Times New Roman"/>
-          <w:i/>
-          <w:sz w:val="20"/>
-        </w:rPr>
-        <w:t>eligible</w:t>
-      </w:r>
-      <w:r>
-        <w:rPr>
-          <w:rFonts w:ascii="Times New Roman" w:hAnsi="Times New Roman"/>
-          <w:sz w:val="20"/>
-        </w:rPr>
-        <w:t xml:space="preserve"> to return it, rather than over those that did, treating a lexical retriever as ineligible for a passage whose script differs from the query's. A cross-script candidate is then judged on the dense contribution alone — the only evidence that ever existed about it — instead of being penalised for a vote that was never possible.</w:t>
+        <w:t xml:space="preserve">Rank fusion rests on an assumption that is usually harmless and is false here. Combining two retrievers is worthwhile when their errors are complementary — when each recovers documents the other misses — and rank-based fusion in particular treats agreement between retrievers as evidence. A document returned by both systems accumulates two contributions; one returned by a single system accumulates one. Under Reciprocal Rank Fusion the fused score is </w:t>
+      </w:r>
+      <w:r>
+        <w:rPr>
+          <w:rFonts w:ascii="Consolas" w:hAnsi="Consolas"/>
+          <w:sz w:val="17"/>
+        </w:rPr>
+        <w:t>Σᵢ 1/(k + rankᵢ)</w:t>
+      </w:r>
+      <w:r>
+        <w:rPr>
+          <w:rFonts w:ascii="Times New Roman" w:hAnsi="Times New Roman"/>
+          <w:sz w:val="20"/>
+        </w:rPr>
+        <w:t>, summed over the systems that returned the document, and the document found by one system alone is therefore scored at roughly half the document found by both.</w:t>
       </w:r>
     </w:p>
     <w:p>
@@ -15521,7 +15812,22 @@
           <w:rFonts w:ascii="Times New Roman" w:hAnsi="Times New Roman"/>
           <w:sz w:val="20"/>
         </w:rPr>
-        <w:t>The change is small, requires no training and no tuning, and adds one lookup per candidate. On the sealed test split of the verified gold set it takes cross-lingual Recall@5 from 0.274 under plain RRF to 0.685 (paired randomization test, p = 0.0001, n = 62), and overall Recall@5 from 0.618 to 0.750 (p = 0.0001, n = 216). On the probe set where it was found, the same correction took cross-lingual recall from 0.022 to 0.153.</w:t>
+        <w:t xml:space="preserve">Across a script boundary this arithmetic silently changes meaning. A lexical retriever matching surface tokens has, by construction, </w:t>
+      </w:r>
+      <w:r>
+        <w:rPr>
+          <w:rFonts w:ascii="Times New Roman" w:hAnsi="Times New Roman"/>
+          <w:i/>
+          <w:sz w:val="20"/>
+        </w:rPr>
+        <w:t>zero</w:t>
+      </w:r>
+      <w:r>
+        <w:rPr>
+          <w:rFonts w:ascii="Times New Roman" w:hAnsi="Times New Roman"/>
+          <w:sz w:val="20"/>
+        </w:rPr>
+        <w:t xml:space="preserve"> recall over passages written in a script the query does not use: a Devanagari query and a Latin-script passage share essentially no tokens, so BM25 cannot return that passage at any rank, for any query, however relevant it is. The lexical retriever's silence about a cross-script passage is not evidence against that passage. It is not evidence at all.</w:t>
       </w:r>
     </w:p>
     <w:p>
@@ -15535,7 +15841,37 @@
           <w:rFonts w:ascii="Times New Roman" w:hAnsi="Times New Roman"/>
           <w:sz w:val="20"/>
         </w:rPr>
-        <w:t>The comparison against dense retrieval alone is the one that decides whether hybrid retrieval earns its place at all, and here the verified set is less generous than the probes were. Script-aware fusion beats e5-base alone by +0.030 overall on the test split (p = 0.052) and +0.027 on dev and test pooled (p = 0.021); by slice, the gain is significant only on code-mixed queries (+0.085, p = 0.0037), where Romanized questions carrying English scheme names give the lexical retriever something the dense one misses, and it is +0.024 on cross-lingual queries (p = 0.62). The honest reading is that the correction removes a harm plain fusion introduces, and that once removed, fusing adds a small gain over a strong multilingual dense retriever, concentrated in code-mixed queries.</w:t>
+        <w:t xml:space="preserve">Plain RRF cannot tell the difference between these two situations, because the sum is taken over the systems that </w:t>
+      </w:r>
+      <w:r>
+        <w:rPr>
+          <w:rFonts w:ascii="Times New Roman" w:hAnsi="Times New Roman"/>
+          <w:i/>
+          <w:sz w:val="20"/>
+        </w:rPr>
+        <w:t>did</w:t>
+      </w:r>
+      <w:r>
+        <w:rPr>
+          <w:rFonts w:ascii="Times New Roman" w:hAnsi="Times New Roman"/>
+          <w:sz w:val="20"/>
+        </w:rPr>
+        <w:t xml:space="preserve"> return the document rather than over the systems that </w:t>
+      </w:r>
+      <w:r>
+        <w:rPr>
+          <w:rFonts w:ascii="Times New Roman" w:hAnsi="Times New Roman"/>
+          <w:i/>
+          <w:sz w:val="20"/>
+        </w:rPr>
+        <w:t>could</w:t>
+      </w:r>
+      <w:r>
+        <w:rPr>
+          <w:rFonts w:ascii="Times New Roman" w:hAnsi="Times New Roman"/>
+          <w:sz w:val="20"/>
+        </w:rPr>
+        <w:t>. A cross-script passage is docked a full contribution for the lexical retriever's blindness, and it is docked it relative to same-script passages whose lexical votes were possible. The penalty is therefore applied precisely where it is least deserved: the cross-lingual case is the one in which the dense retriever is the only informative signal, and it is the case in which fusion most aggressively discounts it.</w:t>
       </w:r>
     </w:p>
     <w:p>
@@ -15549,7 +15885,22 @@
           <w:rFonts w:ascii="Times New Roman" w:hAnsi="Times New Roman"/>
           <w:sz w:val="20"/>
         </w:rPr>
-        <w:t>This also revises a negative result reported earlier in the same work, though less than we first claimed. The α sweep found no interior weighting that beat both endpoints, and still finds none on the verified set (best α = 0.1 at 0.720 against 0.720 for pure dense, test split). We had read the script-aware result as showing that hybrid retrieval does beat its components once fusion stops penalising cross-script passages. On the verified set that holds for code-mixed queries and is within noise elsewhere.</w:t>
+        <w:t xml:space="preserve">It is worth being precise about what is and is not new. This behaviour is not a bug in RRF, which was designed for monolingual settings in which every retriever can reach every document, and under which discounting single-system evidence is sensible. Nor is the underlying difficulty unknown: work on multilingual retrieval has previously restricted sparse retrieval to same-language candidates when combining it with dense retrieval, which avoids the problem by not creating it. Our contribution is not the observation that sparse retrievers struggle across languages. It is the characterisation of </w:t>
+      </w:r>
+      <w:r>
+        <w:rPr>
+          <w:rFonts w:ascii="Times New Roman" w:hAnsi="Times New Roman"/>
+          <w:i/>
+          <w:sz w:val="20"/>
+        </w:rPr>
+        <w:t>how the fusion arithmetic converts that limitation into an active penalty</w:t>
+      </w:r>
+      <w:r>
+        <w:rPr>
+          <w:rFonts w:ascii="Times New Roman" w:hAnsi="Times New Roman"/>
+          <w:sz w:val="20"/>
+        </w:rPr>
+        <w:t>, and a minimal correction stated in those terms.</w:t>
       </w:r>
     </w:p>
     <w:p>
@@ -15563,7 +15914,7 @@
           <w:i/>
           <w:sz w:val="20"/>
         </w:rPr>
-        <w:t>C. The cost, stated plainly</w:t>
+        <w:t>B. Script-aware fusion</w:t>
       </w:r>
     </w:p>
     <w:p>
@@ -15577,7 +15928,22 @@
           <w:rFonts w:ascii="Times New Roman" w:hAnsi="Times New Roman"/>
           <w:sz w:val="20"/>
         </w:rPr>
-        <w:t>On the probe set the correction was a trade: monolingual Recall@5 fell from 0.712 to 0.668, a regression of 0.044 at p = 0.032, because removing the lexical double-vote discards agreement between retrievers exactly where both could see the same passage and agreement really was evidence.</w:t>
+        <w:t xml:space="preserve">The correction follows directly from the diagnosis. We score each passage over the retrievers that were </w:t>
+      </w:r>
+      <w:r>
+        <w:rPr>
+          <w:rFonts w:ascii="Times New Roman" w:hAnsi="Times New Roman"/>
+          <w:i/>
+          <w:sz w:val="20"/>
+        </w:rPr>
+        <w:t>eligible</w:t>
+      </w:r>
+      <w:r>
+        <w:rPr>
+          <w:rFonts w:ascii="Times New Roman" w:hAnsi="Times New Roman"/>
+          <w:sz w:val="20"/>
+        </w:rPr>
+        <w:t xml:space="preserve"> to return it, rather than over those that did, treating a lexical retriever as ineligible for a passage whose script differs from the query's. A cross-script candidate is then judged on the dense contribution alone — the only evidence that ever existed about it — instead of being penalised for a vote that was never possible.</w:t>
       </w:r>
     </w:p>
     <w:p>
@@ -15589,31 +15955,9 @@
       <w:r>
         <w:rPr>
           <w:rFonts w:ascii="Times New Roman" w:hAnsi="Times New Roman"/>
-          <w:b/>
-          <w:sz w:val="20"/>
-        </w:rPr>
-        <w:t>On the verified set there is no cost to state.</w:t>
-      </w:r>
-      <w:r>
-        <w:rPr>
-          <w:rFonts w:ascii="Times New Roman" w:hAnsi="Times New Roman"/>
-          <w:sz w:val="20"/>
-        </w:rPr>
-        <w:t xml:space="preserve"> Monolingual Recall@5 is 0.964 under both plain and script-aware fusion on the test split (p = 1.00), against 0.976 for dense alone (p = 0.75). The probe set's monolingual questions were built by lifting phrasing from their passages, which is the case where lexical agreement is most informative and discarding it costs most; real questions do not do that. We report the probe regression anyway, because on a deployment whose queries are overwhelmingly lexical-overlap monolingual ones it is the figure that would apply.</w:t>
-      </w:r>
-    </w:p>
-    <w:p>
-      <w:pPr>
-        <w:spacing w:before="200" w:after="80"/>
-        <w:jc w:val="left"/>
-      </w:pPr>
-      <w:r>
-        <w:rPr>
-          <w:rFonts w:ascii="Times New Roman" w:hAnsi="Times New Roman"/>
-          <w:i/>
-          <w:sz w:val="20"/>
-        </w:rPr>
-        <w:t>D. Retrieval is not the binding constraint here</w:t>
+          <w:sz w:val="20"/>
+        </w:rPr>
+        <w:t>The change is small, requires no training and no tuning, and adds one lookup per candidate. On the sealed test split of the verified gold set it takes cross-lingual Recall@5 from 0.274 under plain RRF to 0.685 (paired randomization test, p = 0.0001, n = 62), and overall Recall@5 from 0.618 to 0.750 (p = 0.0001, n = 216). On the probe set where it was found, the same correction took cross-lingual recall from 0.022 to 0.153.</w:t>
       </w:r>
     </w:p>
     <w:p>
@@ -15627,7 +15971,7 @@
           <w:rFonts w:ascii="Times New Roman" w:hAnsi="Times New Roman"/>
           <w:sz w:val="20"/>
         </w:rPr>
-        <w:t>The oracle arm of §VI-G puts a number on what this correction can be worth end to end, and it is smaller than the retrieval figures alone suggest. Given the gold passage and nothing to find, our generator reaches 0.403 token-F1; the full system reaches 0.210. Generation error is therefore 0.597 and retrieval error 0.193, a factor of three apart.</w:t>
+        <w:t>The comparison against dense retrieval alone is the one that decides whether hybrid retrieval earns its place at all, and here the verified set is less generous than the probes were. Script-aware fusion beats e5-base alone by +0.030 overall on the test split (p = 0.052) and +0.027 on dev and test pooled (p = 0.021); by slice, the gain is significant only on code-mixed queries (+0.085, p = 0.0037), where Romanized questions carrying English scheme names give the lexical retriever something the dense one misses, and it is +0.024 on cross-lingual queries (p = 0.62). The honest reading is that the correction removes a harm plain fusion introduces, and that once removed, fusing adds a small gain over a strong multilingual dense retriever, concentrated in code-mixed queries.</w:t>
       </w:r>
     </w:p>
     <w:p>
@@ -15641,22 +15985,21 @@
           <w:rFonts w:ascii="Times New Roman" w:hAnsi="Times New Roman"/>
           <w:sz w:val="20"/>
         </w:rPr>
-        <w:t xml:space="preserve">We report this because it constrains the practical claim rather than the scientific one. Script-aware fusion is a large improvement to retrieval, measured as retrieval. It does </w:t>
-      </w:r>
-      <w:r>
-        <w:rPr>
-          <w:rFonts w:ascii="Times New Roman" w:hAnsi="Times New Roman"/>
-          <w:b/>
-          <w:sz w:val="20"/>
-        </w:rPr>
-        <w:t>not</w:t>
-      </w:r>
-      <w:r>
-        <w:rPr>
-          <w:rFonts w:ascii="Times New Roman" w:hAnsi="Times New Roman"/>
-          <w:sz w:val="20"/>
-        </w:rPr>
-        <w:t xml:space="preserve"> produce a measurable improvement in answer quality over dense retrieval alone at this sample size: paired over the questions both arms answered, arm C exceeds arm B by 0.003 token-F1 (p = 0.89) and 0.026 citation support (p = 1.00).</w:t>
+        <w:t>This also revises a negative result reported earlier in the same work, though less than we first claimed. The α sweep found no interior weighting that beat both endpoints, and still finds none on the verified set (best α = 0.1 at 0.720 against 0.720 for pure dense, test split). We had read the script-aware result as showing that hybrid retrieval does beat its components once fusion stops penalising cross-script passages. On the verified set that holds for code-mixed queries and is within noise elsewhere.</w:t>
+      </w:r>
+    </w:p>
+    <w:p>
+      <w:pPr>
+        <w:spacing w:before="200" w:after="80"/>
+        <w:jc w:val="left"/>
+      </w:pPr>
+      <w:r>
+        <w:rPr>
+          <w:rFonts w:ascii="Times New Roman" w:hAnsi="Times New Roman"/>
+          <w:i/>
+          <w:sz w:val="20"/>
+        </w:rPr>
+        <w:t>C. The cost, stated plainly</w:t>
       </w:r>
     </w:p>
     <w:p>
@@ -15670,7 +16013,7 @@
           <w:rFonts w:ascii="Times New Roman" w:hAnsi="Times New Roman"/>
           <w:sz w:val="20"/>
         </w:rPr>
-        <w:t>The two facts fit together rather than conflicting. A generator losing 0.597 on its own is a noise floor that a retrieval gain has to clear to become visible downstream, and on 72 questions a gain of this size does not clear it. A reader who cares about end-to-end answer quality should know that fixing retrieval entirely would buy 0.193, while the generator is leaving 0.597 on the table.</w:t>
+        <w:t>On the probe set the correction was a trade: monolingual Recall@5 fell from 0.712 to 0.668, a regression of 0.044 at p = 0.032, because removing the lexical double-vote discards agreement between retrievers exactly where both could see the same passage and agreement really was evidence.</w:t>
       </w:r>
     </w:p>
     <w:p>
@@ -15682,9 +16025,17 @@
       <w:r>
         <w:rPr>
           <w:rFonts w:ascii="Times New Roman" w:hAnsi="Times New Roman"/>
-          <w:sz w:val="20"/>
-        </w:rPr>
-        <w:t>That ratio is a property of this configuration, not a general law. A 3B model at 4-bit quantization is a deliberately small generator, chosen so every number here is reproducible on commodity hardware, and a larger one would move the 0.597 without touching the 0.193. The point is that the two error sources have to be measured separately before either is optimised, which is precisely what the oracle arm is for and why the brief asks for it.</w:t>
+          <w:b/>
+          <w:sz w:val="20"/>
+        </w:rPr>
+        <w:t>On the verified set there is no cost to state.</w:t>
+      </w:r>
+      <w:r>
+        <w:rPr>
+          <w:rFonts w:ascii="Times New Roman" w:hAnsi="Times New Roman"/>
+          <w:sz w:val="20"/>
+        </w:rPr>
+        <w:t xml:space="preserve"> Monolingual Recall@5 is 0.964 under both plain and script-aware fusion on the test split (p = 1.00), against 0.976 for dense alone (p = 0.75). The probe set's monolingual questions were built by lifting phrasing from their passages, which is the case where lexical agreement is most informative and discarding it costs most; real questions do not do that. We report the probe regression anyway, because on a deployment whose queries are overwhelmingly lexical-overlap monolingual ones it is the figure that would apply.</w:t>
       </w:r>
     </w:p>
     <w:p>
@@ -15698,7 +16049,7 @@
           <w:i/>
           <w:sz w:val="20"/>
         </w:rPr>
-        <w:t>E. Where this generalises</w:t>
+        <w:t>D. Retrieval is not the binding constraint here</w:t>
       </w:r>
     </w:p>
     <w:p>
@@ -15712,22 +16063,7 @@
           <w:rFonts w:ascii="Times New Roman" w:hAnsi="Times New Roman"/>
           <w:sz w:val="20"/>
         </w:rPr>
-        <w:t xml:space="preserve">The mechanism is not about Hindi, and it is not about script. It appears wherever rank fusion is applied over retrievers with </w:t>
-      </w:r>
-      <w:r>
-        <w:rPr>
-          <w:rFonts w:ascii="Times New Roman" w:hAnsi="Times New Roman"/>
-          <w:i/>
-          <w:sz w:val="20"/>
-        </w:rPr>
-        <w:t>asymmetric coverage</w:t>
-      </w:r>
-      <w:r>
-        <w:rPr>
-          <w:rFonts w:ascii="Times New Roman" w:hAnsi="Times New Roman"/>
-          <w:sz w:val="20"/>
-        </w:rPr>
-        <w:t xml:space="preserve"> of the collection — where at least one retriever cannot, in principle, return part of what is being searched. Cross-script and cross-language pairs are the case studied here. The same structure arises when fusing a text retriever with one operating over images or tables, where each is blind to the other's modality; when fusing over access-controlled shards, where one retriever is permitted a subset of documents; and when fusing a domain-specialised index with a general one over a collection only partly covered by the specialist.</w:t>
+        <w:t>The oracle arm of §VI-G puts a number on what this correction can be worth end to end, and it is smaller than the retrieval figures alone suggest. Given the gold passage and nothing to find, our generator reaches 0.403 token-F1; the full system reaches 0.210. Generation error is therefore 0.597 and retrieval error 0.193, a factor of three apart.</w:t>
       </w:r>
     </w:p>
     <w:p>
@@ -15741,36 +16077,22 @@
           <w:rFonts w:ascii="Times New Roman" w:hAnsi="Times New Roman"/>
           <w:sz w:val="20"/>
         </w:rPr>
-        <w:t xml:space="preserve">The practical guidance is correspondingly simple, and is the form in which we would want this result used: before fusing retrievers, check their </w:t>
-      </w:r>
-      <w:r>
-        <w:rPr>
-          <w:rFonts w:ascii="Times New Roman" w:hAnsi="Times New Roman"/>
-          <w:i/>
-          <w:sz w:val="20"/>
-        </w:rPr>
-        <w:t>coverage</w:t>
-      </w:r>
-      <w:r>
-        <w:rPr>
-          <w:rFonts w:ascii="Times New Roman" w:hAnsi="Times New Roman"/>
-          <w:sz w:val="20"/>
-        </w:rPr>
-        <w:t>, not only their quality. Two retrievers of equal measured accuracy can combine well or destructively depending on whether each could have retrieved what the other did. Where coverage is asymmetric, fusion should be taken over the retrievers eligible for a candidate rather than those that returned it.</w:t>
-      </w:r>
-    </w:p>
-    <w:p>
-      <w:pPr>
-        <w:spacing w:before="200" w:after="80"/>
-        <w:jc w:val="center"/>
-      </w:pPr>
-      <w:r>
-        <w:rPr>
-          <w:rFonts w:ascii="Times New Roman" w:hAnsi="Times New Roman"/>
-          <w:smallCaps/>
-          <w:sz w:val="20"/>
-        </w:rPr>
-        <w:t>IX. Limitations</w:t>
+        <w:t xml:space="preserve">We report this because it constrains the practical claim rather than the scientific one. Script-aware fusion is a large improvement to retrieval, measured as retrieval. It does </w:t>
+      </w:r>
+      <w:r>
+        <w:rPr>
+          <w:rFonts w:ascii="Times New Roman" w:hAnsi="Times New Roman"/>
+          <w:b/>
+          <w:sz w:val="20"/>
+        </w:rPr>
+        <w:t>not</w:t>
+      </w:r>
+      <w:r>
+        <w:rPr>
+          <w:rFonts w:ascii="Times New Roman" w:hAnsi="Times New Roman"/>
+          <w:sz w:val="20"/>
+        </w:rPr>
+        <w:t xml:space="preserve"> produce a measurable improvement in answer quality over dense retrieval alone at this sample size: paired over the questions both arms answered, arm C exceeds arm B by 0.003 token-F1 (p = 0.89) and 0.026 citation support (p = 1.00).</w:t>
       </w:r>
     </w:p>
     <w:p>
@@ -15784,7 +16106,7 @@
           <w:rFonts w:ascii="Times New Roman" w:hAnsi="Times New Roman"/>
           <w:sz w:val="20"/>
         </w:rPr>
-        <w:t>We state these at length, because the value of a result of this kind depends on knowing precisely how far it reaches.</w:t>
+        <w:t>The two facts fit together rather than conflicting. A generator losing 0.597 on its own is a noise floor that a retrieval gain has to clear to become visible downstream, and on 72 questions a gain of this size does not clear it. A reader who cares about end-to-end answer quality should know that fixing retrieval entirely would buy 0.193, while the generator is leaving 0.597 on the table.</w:t>
       </w:r>
     </w:p>
     <w:p>
@@ -15796,17 +16118,23 @@
       <w:r>
         <w:rPr>
           <w:rFonts w:ascii="Times New Roman" w:hAnsi="Times New Roman"/>
-          <w:b/>
-          <w:sz w:val="20"/>
-        </w:rPr>
-        <w:t>The corpus is encyclopedic, not regulatory.</w:t>
-      </w:r>
-      <w:r>
-        <w:rPr>
-          <w:rFonts w:ascii="Times New Roman" w:hAnsi="Times New Roman"/>
-          <w:sz w:val="20"/>
-        </w:rPr>
-        <w:t xml:space="preserve"> Our documents describe Indian government schemes; they are not the scheme guidelines themselves. Sustained attempts to build the corpus from official portals failed on soft 404s and image-only scans — one eighteen-page document yielded seventeen characters of extractable text — and the deviation is documented in the product requirements rather than quietly absorbed. Consequently we make no claim about retrieval over statutory or regulatory Hindi, which differs from encyclopedic Hindi in register, sentence length and terminology. The cross-script retrieval mechanism we identify is a property of the retrievers and the writing systems rather than of the genre, so we expect it to transfer; we have not shown that it does.</w:t>
+          <w:sz w:val="20"/>
+        </w:rPr>
+        <w:t>That ratio is a property of this configuration, not a general law. A 3B model at 4-bit quantization is a deliberately small generator, chosen so every number here is reproducible on commodity hardware, and a larger one would move the 0.597 without touching the 0.193. The point is that the two error sources have to be measured separately before either is optimised, which is precisely what the oracle arm is for and why the brief asks for it.</w:t>
+      </w:r>
+    </w:p>
+    <w:p>
+      <w:pPr>
+        <w:spacing w:before="200" w:after="80"/>
+        <w:jc w:val="left"/>
+      </w:pPr>
+      <w:r>
+        <w:rPr>
+          <w:rFonts w:ascii="Times New Roman" w:hAnsi="Times New Roman"/>
+          <w:i/>
+          <w:sz w:val="20"/>
+        </w:rPr>
+        <w:t>E. Where this generalises</w:t>
       </w:r>
     </w:p>
     <w:p>
@@ -15818,17 +16146,24 @@
       <w:r>
         <w:rPr>
           <w:rFonts w:ascii="Times New Roman" w:hAnsi="Times New Roman"/>
-          <w:b/>
-          <w:sz w:val="20"/>
-        </w:rPr>
-        <w:t>One Indic language.</w:t>
-      </w:r>
-      <w:r>
-        <w:rPr>
-          <w:rFonts w:ascii="Times New Roman" w:hAnsi="Times New Roman"/>
-          <w:sz w:val="20"/>
-        </w:rPr>
-        <w:t xml:space="preserve"> We evaluate Hindi and Hindi–English code-mixing. India has twenty-two scheduled languages, and several of the most widely spoken use scripts other than Devanagari. Script-aware fusion is formulated over an eligibility relation between queries and passages and is not specific to Devanagari, but a two-script corpus cannot distinguish a method that handles script asymmetry in general from one that happens to handle this pair. Behaviour with three or more scripts, and with partially overlapping scripts such as those sharing a Perso-Arabic base, is untested.</w:t>
+          <w:sz w:val="20"/>
+        </w:rPr>
+        <w:t xml:space="preserve">The mechanism is not about Hindi, and it is not about script. It appears wherever rank fusion is applied over retrievers with </w:t>
+      </w:r>
+      <w:r>
+        <w:rPr>
+          <w:rFonts w:ascii="Times New Roman" w:hAnsi="Times New Roman"/>
+          <w:i/>
+          <w:sz w:val="20"/>
+        </w:rPr>
+        <w:t>asymmetric coverage</w:t>
+      </w:r>
+      <w:r>
+        <w:rPr>
+          <w:rFonts w:ascii="Times New Roman" w:hAnsi="Times New Roman"/>
+          <w:sz w:val="20"/>
+        </w:rPr>
+        <w:t xml:space="preserve"> of the collection — where at least one retriever cannot, in principle, return part of what is being searched. Cross-script and cross-language pairs are the case studied here. The same structure arises when fusing a text retriever with one operating over images or tables, where each is blind to the other's modality; when fusing over access-controlled shards, where one retriever is permitted a subset of documents; and when fusing a domain-specialised index with a general one over a collection only partly covered by the specialist.</w:t>
       </w:r>
     </w:p>
     <w:p>
@@ -15840,17 +16175,38 @@
       <w:r>
         <w:rPr>
           <w:rFonts w:ascii="Times New Roman" w:hAnsi="Times New Roman"/>
-          <w:b/>
-          <w:sz w:val="20"/>
-        </w:rPr>
-        <w:t>Scale, and no human annotator.</w:t>
-      </w:r>
-      <w:r>
-        <w:rPr>
-          <w:rFonts w:ascii="Times New Roman" w:hAnsi="Times New Roman"/>
-          <w:sz w:val="20"/>
-        </w:rPr>
-        <w:t xml:space="preserve"> The evaluation set is 393 verified items, of which 313 are answerable, spread over six query-language-by-passage-language cells of 44 to 69 items, and the sealed test split holds 273 of them; per-cell differences of a few points are not resolvable. The larger limitation is who verified them. The protocol called for a person to confirm every item and for a second person to re-label a blind sample, with κ ≥ 0.70 as a gate on reporting any answerability result. Both steps were carried out by a language model instead (§III-D). The second pass agrees perfectly with the first, κ = 1.000 over 59 items, but two instances of one model share its blind spots, and the confirming pass had already dropped the items it disagreed with, so that figure measures consistency and is not the gate the protocol describes. The verification did find and remove real defects — wrong answers, unreadable translations, duplicated unanswerable items — and every figure in §VI rests on the corrected set; but a gold set checked only by a model inherits that model's judgement of what a passage states, and a human pass over at least the test split remains the most valuable single piece of outstanding work.</w:t>
+          <w:sz w:val="20"/>
+        </w:rPr>
+        <w:t xml:space="preserve">The practical guidance is correspondingly simple, and is the form in which we would want this result used: before fusing retrievers, check their </w:t>
+      </w:r>
+      <w:r>
+        <w:rPr>
+          <w:rFonts w:ascii="Times New Roman" w:hAnsi="Times New Roman"/>
+          <w:i/>
+          <w:sz w:val="20"/>
+        </w:rPr>
+        <w:t>coverage</w:t>
+      </w:r>
+      <w:r>
+        <w:rPr>
+          <w:rFonts w:ascii="Times New Roman" w:hAnsi="Times New Roman"/>
+          <w:sz w:val="20"/>
+        </w:rPr>
+        <w:t>, not only their quality. Two retrievers of equal measured accuracy can combine well or destructively depending on whether each could have retrieved what the other did. Where coverage is asymmetric, fusion should be taken over the retrievers eligible for a candidate rather than those that returned it.</w:t>
+      </w:r>
+    </w:p>
+    <w:p>
+      <w:pPr>
+        <w:spacing w:before="200" w:after="80"/>
+        <w:jc w:val="center"/>
+      </w:pPr>
+      <w:r>
+        <w:rPr>
+          <w:rFonts w:ascii="Times New Roman" w:hAnsi="Times New Roman"/>
+          <w:smallCaps/>
+          <w:sz w:val="20"/>
+        </w:rPr>
+        <w:t>IX. Limitations</w:t>
       </w:r>
     </w:p>
     <w:p>
@@ -15862,31 +16218,9 @@
       <w:r>
         <w:rPr>
           <w:rFonts w:ascii="Times New Roman" w:hAnsi="Times New Roman"/>
-          <w:b/>
-          <w:sz w:val="20"/>
-        </w:rPr>
-        <w:t>Probe-set figures are kept, and they disagree with the gold set.</w:t>
-      </w:r>
-      <w:r>
-        <w:rPr>
-          <w:rFonts w:ascii="Times New Roman" w:hAnsi="Times New Roman"/>
-          <w:sz w:val="20"/>
-        </w:rPr>
-        <w:t xml:space="preserve"> The analyses in §VI-B to §VI-F were measured on 180 synthetic probes before the gold set existed, and are marked </w:t>
-      </w:r>
-      <w:r>
-        <w:rPr>
-          <w:rFonts w:ascii="Consolas" w:hAnsi="Consolas"/>
-          <w:sz w:val="17"/>
-        </w:rPr>
-        <w:t>[PROBE]</w:t>
-      </w:r>
-      <w:r>
-        <w:rPr>
-          <w:rFonts w:ascii="Times New Roman" w:hAnsi="Times New Roman"/>
-          <w:sz w:val="20"/>
-        </w:rPr>
-        <w:t>. The direction of the fusion result held on the verified set, as the mechanism predicted; the magnitudes did not. The probes understated the repair to plain fusion and overstated the gain over dense retrieval alone, and one probe-set observation — LaBSE leading the code-mixed slice — does not hold on real questions. Where they disagree, §VI-A stands.</w:t>
+          <w:sz w:val="20"/>
+        </w:rPr>
+        <w:t>We state these at length, because the value of a result of this kind depends on knowing precisely how far it reaches.</w:t>
       </w:r>
     </w:p>
     <w:p>
@@ -15901,14 +16235,14 @@
           <w:b/>
           <w:sz w:val="20"/>
         </w:rPr>
-        <w:t>A small quantized generator on CPU.</w:t>
-      </w:r>
-      <w:r>
-        <w:rPr>
-          <w:rFonts w:ascii="Times New Roman" w:hAnsi="Times New Roman"/>
-          <w:sz w:val="20"/>
-        </w:rPr>
-        <w:t xml:space="preserve"> Generation uses Qwen2.5-3B-Instruct at 4-bit quantization on a four-core CPU. This is a deliberate constraint — the system is intended to be reproducible on commodity hardware, and every figure we report is one a reader can regenerate without a GPU — but it bounds what the question-answering results say. A larger or unquantized model would plausibly change the absolute answer quality figures. It would not change the retrieval results, which are model-independent, and the retrieval results are where our contribution lies.</w:t>
+        <w:t>The corpus is encyclopedic, not regulatory.</w:t>
+      </w:r>
+      <w:r>
+        <w:rPr>
+          <w:rFonts w:ascii="Times New Roman" w:hAnsi="Times New Roman"/>
+          <w:sz w:val="20"/>
+        </w:rPr>
+        <w:t xml:space="preserve"> Our documents describe Indian government schemes; they are not the scheme guidelines themselves. Sustained attempts to build the corpus from official portals failed on soft 404s and image-only scans — one eighteen-page document yielded seventeen characters of extractable text — and the deviation is documented in the product requirements rather than quietly absorbed. Consequently we make no claim about retrieval over statutory or regulatory Hindi, which differs from encyclopedic Hindi in register, sentence length and terminology. The cross-script retrieval mechanism we identify is a property of the retrievers and the writing systems rather than of the genre, so we expect it to transfer; we have not shown that it does.</w:t>
       </w:r>
     </w:p>
     <w:p>
@@ -15923,14 +16257,14 @@
           <w:b/>
           <w:sz w:val="20"/>
         </w:rPr>
-        <w:t>The fusion correction is demonstrated over three encoders, not all of them.</w:t>
-      </w:r>
-      <w:r>
-        <w:rPr>
-          <w:rFonts w:ascii="Times New Roman" w:hAnsi="Times New Roman"/>
-          <w:sz w:val="20"/>
-        </w:rPr>
-        <w:t xml:space="preserve"> §VI-A.1 applies it over multilingual-e5-base, MiniLM-L12 and LaBSE on the verified set, and it improves each (+0.028, +0.162, +0.085), more for the weaker encoders, which is what a claim about the arithmetic rather than the representation predicts. That is evidence for the generalisation in §VIII-E but not proof of it: three sentence encoders on one corpus is a narrow base, and we have not tested the mechanism on the non-language asymmetries §VIII-E claims it reaches.</w:t>
+        <w:t>One Indic language.</w:t>
+      </w:r>
+      <w:r>
+        <w:rPr>
+          <w:rFonts w:ascii="Times New Roman" w:hAnsi="Times New Roman"/>
+          <w:sz w:val="20"/>
+        </w:rPr>
+        <w:t xml:space="preserve"> We evaluate Hindi and Hindi–English code-mixing. India has twenty-two scheduled languages, and several of the most widely spoken use scripts other than Devanagari. Script-aware fusion is formulated over an eligibility relation between queries and passages and is not specific to Devanagari, but a two-script corpus cannot distinguish a method that handles script asymmetry in general from one that happens to handle this pair. Behaviour with three or more scripts, and with partially overlapping scripts such as those sharing a Perso-Arabic base, is untested.</w:t>
       </w:r>
     </w:p>
     <w:p>
@@ -15945,14 +16279,14 @@
           <w:b/>
           <w:sz w:val="20"/>
         </w:rPr>
-        <w:t>Most of our own pre-registered targets were missed.</w:t>
-      </w:r>
-      <w:r>
-        <w:rPr>
-          <w:rFonts w:ascii="Times New Roman" w:hAnsi="Times New Roman"/>
-          <w:sz w:val="20"/>
-        </w:rPr>
-        <w:t xml:space="preserve"> We fixed eight success criteria before collecting any number — retrieval recall by language group, answerability F1, citation support, annotator agreement — and met one of them: that the closed-book arm would sit far below the retrieval arms on citation support. We report this rather than quietly dropping the targets, and two of the misses are informative. The retrieval targets (0.85 monolingual, 0.70 cross-lingual) were set against an imagined corpus of official scheme guidelines, where a question and its answer share vocabulary; they were never recalibrated when that corpus proved unobtainable and an encyclopedic one was substituted, which is an error in our planning rather than in the system. The answerability target of 0.75 was unreachable by the signal it assumed, for the reason §VI-H gives. A target missed because the question changed under it is worth separating from a target missed because the method failed, and these are mostly the former.</w:t>
+        <w:t>Scale, and no human annotator.</w:t>
+      </w:r>
+      <w:r>
+        <w:rPr>
+          <w:rFonts w:ascii="Times New Roman" w:hAnsi="Times New Roman"/>
+          <w:sz w:val="20"/>
+        </w:rPr>
+        <w:t xml:space="preserve"> The evaluation set is 393 verified items, of which 313 are answerable, spread over six query-language-by-passage-language cells of 44 to 69 items, and the sealed test split holds 273 of them; per-cell differences of a few points are not resolvable. The larger limitation is who verified them. The protocol called for a person to confirm every item and for a second person to re-label a blind sample, with κ ≥ 0.70 as a gate on reporting any answerability result. Both steps were carried out by a language model instead (§III-D). The second pass agrees perfectly with the first, κ = 1.000 over 59 items, but two instances of one model share its blind spots, and the confirming pass had already dropped the items it disagreed with, so that figure measures consistency and is not the gate the protocol describes. The verification did find and remove real defects — wrong answers, unreadable translations, duplicated unanswerable items — and every figure in §VI rests on the corrected set; but a gold set checked only by a model inherits that model's judgement of what a passage states, and a human pass over at least the test split remains the most valuable single piece of outstanding work.</w:t>
       </w:r>
     </w:p>
     <w:p>
@@ -15967,14 +16301,28 @@
           <w:b/>
           <w:sz w:val="20"/>
         </w:rPr>
-        <w:t>No component is fine-tuned.</w:t>
-      </w:r>
-      <w:r>
-        <w:rPr>
-          <w:rFonts w:ascii="Times New Roman" w:hAnsi="Times New Roman"/>
-          <w:sz w:val="20"/>
-        </w:rPr>
-        <w:t xml:space="preserve"> All encoders and the generator are used off-the-shelf. Fine-tuning any of them on in-domain data would likely improve absolute numbers, and would confound the comparison we are making, which is between fusion methods holding the retrievers fixed.</w:t>
+        <w:t>Probe-set figures are kept, and they disagree with the gold set.</w:t>
+      </w:r>
+      <w:r>
+        <w:rPr>
+          <w:rFonts w:ascii="Times New Roman" w:hAnsi="Times New Roman"/>
+          <w:sz w:val="20"/>
+        </w:rPr>
+        <w:t xml:space="preserve"> The analyses in §VI-B to §VI-F were measured on 180 synthetic probes before the gold set existed, and are marked </w:t>
+      </w:r>
+      <w:r>
+        <w:rPr>
+          <w:rFonts w:ascii="Consolas" w:hAnsi="Consolas"/>
+          <w:sz w:val="17"/>
+        </w:rPr>
+        <w:t>[PROBE]</w:t>
+      </w:r>
+      <w:r>
+        <w:rPr>
+          <w:rFonts w:ascii="Times New Roman" w:hAnsi="Times New Roman"/>
+          <w:sz w:val="20"/>
+        </w:rPr>
+        <w:t>. The direction of the fusion result held on the verified set, as the mechanism predicted; the magnitudes did not. The probes understated the repair to plain fusion and overstated the gain over dense retrieval alone, and one probe-set observation — LaBSE leading the code-mixed slice — does not hold on real questions. Where they disagree, §VI-A stands.</w:t>
       </w:r>
     </w:p>
     <w:p>
@@ -15989,14 +16337,102 @@
           <w:b/>
           <w:sz w:val="20"/>
         </w:rPr>
-        <w:t>The answerability threshold is a retrieval-side signal, and our negative result about it is bounded by our own taxonomy.</w:t>
-      </w:r>
-      <w:r>
-        <w:rPr>
-          <w:rFonts w:ascii="Times New Roman" w:hAnsi="Times New Roman"/>
-          <w:sz w:val="20"/>
-        </w:rPr>
-        <w:t xml:space="preserve"> We show it carries no information here, but the reason is that 55 of our 80 unanswerable items are written about schemes present in the corpus. A benchmark whose unanswerable questions were predominantly out-of-scope would find the same threshold useful, and the 0.688 recall we measure on that one class shows why. The claim is therefore conditional: retrieval-score thresholds fail on unanswerable questions about </w:t>
+        <w:t>A small quantized generator on CPU.</w:t>
+      </w:r>
+      <w:r>
+        <w:rPr>
+          <w:rFonts w:ascii="Times New Roman" w:hAnsi="Times New Roman"/>
+          <w:sz w:val="20"/>
+        </w:rPr>
+        <w:t xml:space="preserve"> Generation uses Qwen2.5-3B-Instruct at 4-bit quantization on a four-core CPU. This is a deliberate constraint — the system is intended to be reproducible on commodity hardware, and every figure we report is one a reader can regenerate without a GPU — but it bounds what the question-answering results say. A larger or unquantized model would plausibly change the absolute answer quality figures. It would not change the retrieval results, which are model-independent, and the retrieval results are where our contribution lies.</w:t>
+      </w:r>
+    </w:p>
+    <w:p>
+      <w:pPr>
+        <w:spacing w:after="0"/>
+        <w:ind w:firstLine="288"/>
+        <w:jc w:val="both"/>
+      </w:pPr>
+      <w:r>
+        <w:rPr>
+          <w:rFonts w:ascii="Times New Roman" w:hAnsi="Times New Roman"/>
+          <w:b/>
+          <w:sz w:val="20"/>
+        </w:rPr>
+        <w:t>The fusion correction is demonstrated over three encoders, not all of them.</w:t>
+      </w:r>
+      <w:r>
+        <w:rPr>
+          <w:rFonts w:ascii="Times New Roman" w:hAnsi="Times New Roman"/>
+          <w:sz w:val="20"/>
+        </w:rPr>
+        <w:t xml:space="preserve"> §VI-A.1 applies it over multilingual-e5-base, MiniLM-L12 and LaBSE on the verified set, and it improves each (+0.028, +0.162, +0.085), more for the weaker encoders, which is what a claim about the arithmetic rather than the representation predicts. That is evidence for the generalisation in §VIII-E but not proof of it: three sentence encoders on one corpus is a narrow base, and we have not tested the mechanism on the non-language asymmetries §VIII-E claims it reaches.</w:t>
+      </w:r>
+    </w:p>
+    <w:p>
+      <w:pPr>
+        <w:spacing w:after="0"/>
+        <w:ind w:firstLine="288"/>
+        <w:jc w:val="both"/>
+      </w:pPr>
+      <w:r>
+        <w:rPr>
+          <w:rFonts w:ascii="Times New Roman" w:hAnsi="Times New Roman"/>
+          <w:b/>
+          <w:sz w:val="20"/>
+        </w:rPr>
+        <w:t>Most of our own pre-registered targets were missed.</w:t>
+      </w:r>
+      <w:r>
+        <w:rPr>
+          <w:rFonts w:ascii="Times New Roman" w:hAnsi="Times New Roman"/>
+          <w:sz w:val="20"/>
+        </w:rPr>
+        <w:t xml:space="preserve"> We fixed eight success criteria before collecting any number — retrieval recall by language group, answerability F1, citation support, annotator agreement — and met one of them: that the closed-book arm would sit far below the retrieval arms on citation support. We report this rather than quietly dropping the targets, and two of the misses are informative. The retrieval targets (0.85 monolingual, 0.70 cross-lingual) were set against an imagined corpus of official scheme guidelines, where a question and its answer share vocabulary; they were never recalibrated when that corpus proved unobtainable and an encyclopedic one was substituted, which is an error in our planning rather than in the system. The answerability target of 0.75 was unreachable by the signal it assumed, for the reason §VI-H gives. A target missed because the question changed under it is worth separating from a target missed because the method failed, and these are mostly the former.</w:t>
+      </w:r>
+    </w:p>
+    <w:p>
+      <w:pPr>
+        <w:spacing w:after="0"/>
+        <w:ind w:firstLine="288"/>
+        <w:jc w:val="both"/>
+      </w:pPr>
+      <w:r>
+        <w:rPr>
+          <w:rFonts w:ascii="Times New Roman" w:hAnsi="Times New Roman"/>
+          <w:b/>
+          <w:sz w:val="20"/>
+        </w:rPr>
+        <w:t>No component is fine-tuned.</w:t>
+      </w:r>
+      <w:r>
+        <w:rPr>
+          <w:rFonts w:ascii="Times New Roman" w:hAnsi="Times New Roman"/>
+          <w:sz w:val="20"/>
+        </w:rPr>
+        <w:t xml:space="preserve"> All encoders and the generator are used off-the-shelf. Fine-tuning any of them on in-domain data would likely improve absolute numbers, and would confound the comparison we are making, which is between fusion methods holding the retrievers fixed.</w:t>
+      </w:r>
+    </w:p>
+    <w:p>
+      <w:pPr>
+        <w:spacing w:after="0"/>
+        <w:ind w:firstLine="288"/>
+        <w:jc w:val="both"/>
+      </w:pPr>
+      <w:r>
+        <w:rPr>
+          <w:rFonts w:ascii="Times New Roman" w:hAnsi="Times New Roman"/>
+          <w:b/>
+          <w:sz w:val="20"/>
+        </w:rPr>
+        <w:t>The answerability threshold is a retrieval-side signal, and what it can detect is bounded by our taxonomy.</w:t>
+      </w:r>
+      <w:r>
+        <w:rPr>
+          <w:rFonts w:ascii="Times New Roman" w:hAnsi="Times New Roman"/>
+          <w:sz w:val="20"/>
+        </w:rPr>
+        <w:t xml:space="preserve"> On the verified set a BM25 top-score threshold is a usable first-stage filter (§VI-H), but its strength is uneven by class: it rejects every out-of-scope question on the test split and only 0.522 of near-misses. Since 55 of our 80 unanswerable items are written about schemes present in the corpus, the aggregate F1 depends on that mix. A benchmark whose unanswerable questions were predominantly out-of-scope would find the threshold far stronger, and one made entirely of near-misses would find it close to useless. We report per-class recall for that reason, and we evaluate the generator's own abstention and an entailment check alongside it, since those read the passage and are the signals that can see a missing </w:t>
       </w:r>
       <w:r>
         <w:rPr>
@@ -16004,14 +16440,14 @@
           <w:i/>
           <w:sz w:val="20"/>
         </w:rPr>
-        <w:t>present</w:t>
-      </w:r>
-      <w:r>
-        <w:rPr>
-          <w:rFonts w:ascii="Times New Roman" w:hAnsi="Times New Roman"/>
-          <w:sz w:val="20"/>
-        </w:rPr>
-        <w:t xml:space="preserve"> topics, which we argue is the deployment-relevant case for a system fielding questions about schemes it documents, but we have not shown they fail in general. We evaluate a natural-language-inference signal alongside, which addresses exactly the classes the threshold cannot see.</w:t>
+        <w:t>fact</w:t>
+      </w:r>
+      <w:r>
+        <w:rPr>
+          <w:rFonts w:ascii="Times New Roman" w:hAnsi="Times New Roman"/>
+          <w:sz w:val="20"/>
+        </w:rPr>
+        <w:t xml:space="preserve"> rather than a missing topic.</w:t>
       </w:r>
     </w:p>
     <w:p>

--- a/paper/IndicRAG-QA.docx
+++ b/paper/IndicRAG-QA.docx
@@ -6987,7 +6987,7 @@
           <w:b/>
           <w:sz w:val="20"/>
         </w:rPr>
-        <w:t>TABLE II — Recall@5 on the test split (216 answerable questions), with 95% bootstrap intervals</w:t>
+        <w:t>TABLE V — Recall@5 on the test split (216 answerable questions), with 95% bootstrap intervals</w:t>
       </w:r>
     </w:p>
     <w:tbl>
@@ -8839,7 +8839,7 @@
           <w:rFonts w:ascii="Times New Roman" w:hAnsi="Times New Roman"/>
           <w:sz w:val="20"/>
         </w:rPr>
-        <w:t>§VI-B to §VI-F were measured on 180 synthetic probes, 120 of them monolingual and many lifting phrasing directly from their target passage, which flatters lexical retrieval. They are kept because they are where the fusion penalty was first found and diagnosed (§VIII), and the mechanism they describe — zero lexical recall across a script boundary, and a fusion rule that docks passages for it — is structural and is confirmed above. Their magnitudes are not the paper's results. Where they disagree with Table II, Table II stands; in particular §VI-F's observation that LaBSE leads the code-mixed slice does not hold on real questions (LaBSE 0.239 against 0.500 for BM25 and 0.556 for script-aware fusion).</w:t>
+        <w:t>§VI-B to §VI-F were measured on 180 synthetic probes, 120 of them monolingual and many lifting phrasing directly from their target passage, which flatters lexical retrieval. They are kept because they are where the fusion penalty was first found and diagnosed (§VIII), and the mechanism they describe — zero lexical recall across a script boundary, and a fusion rule that docks passages for it — is structural and is confirmed above. Their magnitudes are not the paper's results. Where they disagree with Table V, Table V stands; in particular §VI-F's observation that LaBSE leads the code-mixed slice does not hold on real questions (LaBSE 0.239 against 0.500 for BM25 and 0.556 for script-aware fusion).</w:t>
       </w:r>
     </w:p>
     <w:p>
@@ -10719,7 +10719,7 @@
           <w:rFonts w:ascii="Times New Roman" w:hAnsi="Times New Roman"/>
           <w:sz w:val="20"/>
         </w:rPr>
-        <w:t>Lexical retrieval does not cross the language boundary at all: BM25 scores 0.740 monolingual and 0.006 cross-lingual — a factor of more than a hundred. The verified test split (Table II, Figure 2) has the same shape at less extreme magnitudes, 0.970 against 0.153, because real questions carry scheme names and numbers that occasionally survive the script change. This is not a weakness to be tuned away but the expected consequence of matching surface tokens between a Devanagari query and a Latin-script passage that share essentially none. It is the empirical form of the structural claim in §VIII, and it is what makes the fusion behaviour in §VI-E a predictable consequence rather than a surprise.</w:t>
+        <w:t>Lexical retrieval does not cross the language boundary at all: BM25 scores 0.740 monolingual and 0.006 cross-lingual — a factor of more than a hundred. The verified test split (Table V, Figure 2) has the same shape at less extreme magnitudes, 0.970 against 0.153, because real questions carry scheme names and numbers that occasionally survive the script change. This is not a weakness to be tuned away but the expected consequence of matching surface tokens between a Devanagari query and a Latin-script passage that share essentially none. It is the empirical form of the structural claim in §VIII, and it is what makes the fusion behaviour in §VI-E a predictable consequence rather than a surprise.</w:t>
       </w:r>
     </w:p>
     <w:p>
@@ -11726,7 +11726,7 @@
           <w:rFonts w:ascii="Times New Roman" w:hAnsi="Times New Roman"/>
           <w:sz w:val="20"/>
         </w:rPr>
-        <w:t xml:space="preserve">We run four arms over a 72-item sample stratified across the six language-pair cells: </w:t>
+        <w:t xml:space="preserve">We run four arms over a 72-item sample of the test split, stratified across the six language-pair cells: </w:t>
       </w:r>
       <w:r>
         <w:rPr>
@@ -11801,21 +11801,7 @@
           <w:b/>
           <w:sz w:val="20"/>
         </w:rPr>
-        <w:t>Module 4, 72 items per arm</w:t>
-      </w:r>
-      <w:r>
-        <w:rPr>
-          <w:rFonts w:ascii="Times New Roman" w:hAnsi="Times New Roman"/>
-          <w:sz w:val="20"/>
-        </w:rPr>
-        <w:t xml:space="preserve"> </w:t>
-      </w:r>
-      <w:r>
-        <w:rPr>
-          <w:rFonts w:ascii="Consolas" w:hAnsi="Consolas"/>
-          <w:sz w:val="17"/>
-        </w:rPr>
-        <w:t>[PROBE]</w:t>
+        <w:t>TABLE VI — Module 4 on the test split, 72 questions per arm</w:t>
       </w:r>
     </w:p>
     <w:tbl>
@@ -11886,7 +11872,7 @@
                 <w:b/>
                 <w:sz w:val="16"/>
               </w:rPr>
-              <w:t>token-F1</w:t>
+              <w:t>token-F1 [95% CI]</w:t>
             </w:r>
           </w:p>
         </w:tc>
@@ -11970,7 +11956,7 @@
                 <w:rFonts w:ascii="Times New Roman" w:hAnsi="Times New Roman"/>
                 <w:sz w:val="16"/>
               </w:rPr>
-              <w:t>0.014</w:t>
+              <w:t>0.000</w:t>
             </w:r>
           </w:p>
         </w:tc>
@@ -11992,7 +11978,7 @@
                 <w:rFonts w:ascii="Times New Roman" w:hAnsi="Times New Roman"/>
                 <w:sz w:val="16"/>
               </w:rPr>
-              <w:t>0.065</w:t>
+              <w:t>0.050 [0.032, 0.070]</w:t>
             </w:r>
           </w:p>
         </w:tc>
@@ -12014,7 +12000,7 @@
                 <w:rFonts w:ascii="Times New Roman" w:hAnsi="Times New Roman"/>
                 <w:sz w:val="16"/>
               </w:rPr>
-              <w:t>0.486</w:t>
+              <w:t>0.319</w:t>
             </w:r>
           </w:p>
         </w:tc>
@@ -12036,7 +12022,7 @@
                 <w:rFonts w:ascii="Times New Roman" w:hAnsi="Times New Roman"/>
                 <w:sz w:val="16"/>
               </w:rPr>
-              <w:t>0.162</w:t>
+              <w:t>0.184</w:t>
             </w:r>
           </w:p>
         </w:tc>
@@ -12082,7 +12068,7 @@
                 <w:rFonts w:ascii="Times New Roman" w:hAnsi="Times New Roman"/>
                 <w:sz w:val="16"/>
               </w:rPr>
-              <w:t>0.139</w:t>
+              <w:t>0.264</w:t>
             </w:r>
           </w:p>
         </w:tc>
@@ -12102,9 +12088,17 @@
             <w:r>
               <w:rPr>
                 <w:rFonts w:ascii="Times New Roman" w:hAnsi="Times New Roman"/>
-                <w:sz w:val="16"/>
-              </w:rPr>
-              <w:t>0.207</w:t>
+                <w:b/>
+                <w:sz w:val="16"/>
+              </w:rPr>
+              <w:t>0.446</w:t>
+            </w:r>
+            <w:r>
+              <w:rPr>
+                <w:rFonts w:ascii="Times New Roman" w:hAnsi="Times New Roman"/>
+                <w:sz w:val="16"/>
+              </w:rPr>
+              <w:t xml:space="preserve"> [0.351, 0.545]</w:t>
             </w:r>
           </w:p>
         </w:tc>
@@ -12126,7 +12120,7 @@
                 <w:rFonts w:ascii="Times New Roman" w:hAnsi="Times New Roman"/>
                 <w:sz w:val="16"/>
               </w:rPr>
-              <w:t>0.417</w:t>
+              <w:t>0.250</w:t>
             </w:r>
           </w:p>
         </w:tc>
@@ -12146,9 +12140,10 @@
             <w:r>
               <w:rPr>
                 <w:rFonts w:ascii="Times New Roman" w:hAnsi="Times New Roman"/>
-                <w:sz w:val="16"/>
-              </w:rPr>
-              <w:t>0.762</w:t>
+                <w:b/>
+                <w:sz w:val="16"/>
+              </w:rPr>
+              <w:t>0.870</w:t>
             </w:r>
           </w:p>
         </w:tc>
@@ -12194,7 +12189,7 @@
                 <w:rFonts w:ascii="Times New Roman" w:hAnsi="Times New Roman"/>
                 <w:sz w:val="16"/>
               </w:rPr>
-              <w:t>0.139</w:t>
+              <w:t>0.236</w:t>
             </w:r>
           </w:p>
         </w:tc>
@@ -12214,10 +12209,9 @@
             <w:r>
               <w:rPr>
                 <w:rFonts w:ascii="Times New Roman" w:hAnsi="Times New Roman"/>
-                <w:b/>
-                <w:sz w:val="16"/>
-              </w:rPr>
-              <w:t>0.210</w:t>
+                <w:sz w:val="16"/>
+              </w:rPr>
+              <w:t>0.418 [0.323, 0.517]</w:t>
             </w:r>
           </w:p>
         </w:tc>
@@ -12239,7 +12233,7 @@
                 <w:rFonts w:ascii="Times New Roman" w:hAnsi="Times New Roman"/>
                 <w:sz w:val="16"/>
               </w:rPr>
-              <w:t>0.361</w:t>
+              <w:t>0.208</w:t>
             </w:r>
           </w:p>
         </w:tc>
@@ -12259,10 +12253,9 @@
             <w:r>
               <w:rPr>
                 <w:rFonts w:ascii="Times New Roman" w:hAnsi="Times New Roman"/>
-                <w:b/>
-                <w:sz w:val="16"/>
-              </w:rPr>
-              <w:t>0.826</w:t>
+                <w:sz w:val="16"/>
+              </w:rPr>
+              <w:t>0.860</w:t>
             </w:r>
           </w:p>
         </w:tc>
@@ -12308,7 +12301,7 @@
                 <w:rFonts w:ascii="Times New Roman" w:hAnsi="Times New Roman"/>
                 <w:sz w:val="16"/>
               </w:rPr>
-              <w:t>0.264</w:t>
+              <w:t>0.403</w:t>
             </w:r>
           </w:p>
         </w:tc>
@@ -12330,7 +12323,7 @@
                 <w:rFonts w:ascii="Times New Roman" w:hAnsi="Times New Roman"/>
                 <w:sz w:val="16"/>
               </w:rPr>
-              <w:t>0.403</w:t>
+              <w:t>0.641 [0.548, 0.731]</w:t>
             </w:r>
           </w:p>
         </w:tc>
@@ -12352,7 +12345,7 @@
                 <w:rFonts w:ascii="Times New Roman" w:hAnsi="Times New Roman"/>
                 <w:sz w:val="16"/>
               </w:rPr>
-              <w:t>0.194</w:t>
+              <w:t>0.083</w:t>
             </w:r>
           </w:p>
         </w:tc>
@@ -12374,7 +12367,7 @@
                 <w:rFonts w:ascii="Times New Roman" w:hAnsi="Times New Roman"/>
                 <w:sz w:val="16"/>
               </w:rPr>
-              <w:t>0.948</w:t>
+              <w:t>0.985</w:t>
             </w:r>
           </w:p>
         </w:tc>
@@ -12387,6 +12380,60 @@
     </w:p>
     <w:p>
       <w:pPr>
+        <w:keepNext/>
+        <w:spacing w:before="120" w:after="40"/>
+        <w:jc w:val="center"/>
+      </w:pPr>
+      <w:r>
+        <w:drawing>
+          <wp:inline xmlns:a="http://schemas.openxmlformats.org/drawingml/2006/main" xmlns:pic="http://schemas.openxmlformats.org/drawingml/2006/picture">
+            <wp:extent cx="3200400" cy="1529718"/>
+            <wp:docPr id="6" name="Picture 6"/>
+            <wp:cNvGraphicFramePr>
+              <a:graphicFrameLocks noChangeAspect="1"/>
+            </wp:cNvGraphicFramePr>
+            <a:graphic>
+              <a:graphicData uri="http://schemas.openxmlformats.org/drawingml/2006/picture">
+                <pic:pic>
+                  <pic:nvPicPr>
+                    <pic:cNvPr id="0" name="fig6-citation-support.png"/>
+                    <pic:cNvPicPr/>
+                  </pic:nvPicPr>
+                  <pic:blipFill>
+                    <a:blip r:embed="rId14"/>
+                    <a:stretch>
+                      <a:fillRect/>
+                    </a:stretch>
+                  </pic:blipFill>
+                  <pic:spPr>
+                    <a:xfrm>
+                      <a:off x="0" y="0"/>
+                      <a:ext cx="3200400" cy="1529718"/>
+                    </a:xfrm>
+                    <a:prstGeom prst="rect"/>
+                  </pic:spPr>
+                </pic:pic>
+              </a:graphicData>
+            </a:graphic>
+          </wp:inline>
+        </w:drawing>
+      </w:r>
+    </w:p>
+    <w:p>
+      <w:pPr>
+        <w:spacing w:after="160"/>
+        <w:jc w:val="both"/>
+      </w:pPr>
+      <w:r>
+        <w:rPr>
+          <w:rFonts w:ascii="Times New Roman" w:hAnsi="Times New Roman"/>
+          <w:sz w:val="16"/>
+        </w:rPr>
+        <w:t>Fig. 6. Module 4 on the test split: token-F1 and Citation Support Rate, lexical and entailment variants, for each arm, with the number of the 72 questions each arm answered.</w:t>
+      </w:r>
+    </w:p>
+    <w:p>
+      <w:pPr>
         <w:spacing w:after="0"/>
         <w:ind w:firstLine="288"/>
         <w:jc w:val="both"/>
@@ -12404,7 +12451,7 @@
           <w:rFonts w:ascii="Times New Roman" w:hAnsi="Times New Roman"/>
           <w:sz w:val="20"/>
         </w:rPr>
-        <w:t xml:space="preserve"> Citation Support Rate — the share of answered questions whose answer the cited evidence actually supports — rises from 0.162 closed-book to 0.826 with retrieval, and to 0.948 given the gold passage. The closed-book arm answers 37 of 72 questions and only 16% of those answers are supported by the evidence that would have justified them. It is not declining to answer; it is answering from memory about specific eligibility thresholds and scheme parameters, and is usually wrong. This is the behaviour the system exists to prevent, and retrieval prevents most of it.</w:t>
+        <w:t xml:space="preserve"> Citation Support Rate — the share of answered questions whose answer the cited evidence supports — rises from 0.184 closed-book to 0.870 with dense retrieval, a paired +0.684 over the 38 questions both arms answered (p = 0.0001), and to 0.985 given the gold passage. The closed-book arm answers 49 of 72 questions and fewer than one in five of those answers is supported. It is not declining to answer; it recites scheme figures from memory and is usually wrong, and in the rare case it names a source at all, the source does not exist — it was shown no passages, so every identifier it produces is invented. With retrieval, fabricated citations fall to between 2% and 4% of answers. This is the behaviour the system exists to prevent, and retrieval prevents most of it.</w:t>
       </w:r>
     </w:p>
     <w:p>
@@ -12418,7 +12465,7 @@
           <w:rFonts w:ascii="Times New Roman" w:hAnsi="Times New Roman"/>
           <w:sz w:val="20"/>
         </w:rPr>
-        <w:t>Abstention falls monotonically as the evidence improves, from 0.486 to 0.417 to 0.361 to 0.194. The generator abstains less when it has something to work from, which is the desired direction: the abstentions are responding to the absence of evidence rather than to a fixed conservatism.</w:t>
+        <w:t>Abstention falls as the evidence improves, from 0.319 closed-book to 0.083 for the oracle: the generator abstains less when it has something to work from.</w:t>
       </w:r>
     </w:p>
     <w:p>
@@ -12433,14 +12480,14 @@
           <w:b/>
           <w:sz w:val="20"/>
         </w:rPr>
-        <w:t>The fusion result does not measurably propagate to generation, and the unpaired table is misleading about it.</w:t>
-      </w:r>
-      <w:r>
-        <w:rPr>
-          <w:rFonts w:ascii="Times New Roman" w:hAnsi="Times New Roman"/>
-          <w:sz w:val="20"/>
-        </w:rPr>
-        <w:t xml:space="preserve"> Arm C's citation support of 0.826 against arm B's 0.762 is computed over different denominators — the arms answer 46 and 42 questions respectively — and paired over the 39 questions both answered, the difference is +0.026 at p = 1.00. On token-F1 it is +0.003 at p = 0.89.</w:t>
+        <w:t>The choice of retriever does not propagate to generation.</w:t>
+      </w:r>
+      <w:r>
+        <w:rPr>
+          <w:rFonts w:ascii="Times New Roman" w:hAnsi="Times New Roman"/>
+          <w:sz w:val="20"/>
+        </w:rPr>
+        <w:t xml:space="preserve"> Arm C against arm B is −0.027 token-F1 (p = 0.55) and +0.000 citation support (p = 1.00), paired over the questions both answered.</w:t>
       </w:r>
     </w:p>
     <w:tbl>
@@ -12555,7 +12602,7 @@
                 <w:rFonts w:ascii="Times New Roman" w:hAnsi="Times New Roman"/>
                 <w:sz w:val="16"/>
               </w:rPr>
-              <w:t>+0.141, p = 0.0003 *</w:t>
+              <w:t>+0.396, p = 0.0001 *</w:t>
             </w:r>
           </w:p>
         </w:tc>
@@ -12577,7 +12624,7 @@
                 <w:rFonts w:ascii="Times New Roman" w:hAnsi="Times New Roman"/>
                 <w:sz w:val="16"/>
               </w:rPr>
-              <w:t>+0.593, p = 0.0001 *</w:t>
+              <w:t>+0.684, p = 0.0001 *</w:t>
             </w:r>
           </w:p>
         </w:tc>
@@ -12623,7 +12670,7 @@
                 <w:rFonts w:ascii="Times New Roman" w:hAnsi="Times New Roman"/>
                 <w:sz w:val="16"/>
               </w:rPr>
-              <w:t>+0.003, p = 0.89</w:t>
+              <w:t>−0.027, p = 0.55</w:t>
             </w:r>
           </w:p>
         </w:tc>
@@ -12645,7 +12692,7 @@
                 <w:rFonts w:ascii="Times New Roman" w:hAnsi="Times New Roman"/>
                 <w:sz w:val="16"/>
               </w:rPr>
-              <w:t>+0.026, p = 1.00</w:t>
+              <w:t>+0.000, p = 1.00</w:t>
             </w:r>
           </w:p>
         </w:tc>
@@ -12691,7 +12738,7 @@
                 <w:rFonts w:ascii="Times New Roman" w:hAnsi="Times New Roman"/>
                 <w:sz w:val="16"/>
               </w:rPr>
-              <w:t>+0.193, p = 0.0002 *</w:t>
+              <w:t>+0.223, p = 0.0002 *</w:t>
             </w:r>
           </w:p>
         </w:tc>
@@ -12713,7 +12760,7 @@
                 <w:rFonts w:ascii="Times New Roman" w:hAnsi="Times New Roman"/>
                 <w:sz w:val="16"/>
               </w:rPr>
-              <w:t>+0.143, p = 0.068</w:t>
+              <w:t>+0.115, p = 0.067</w:t>
             </w:r>
           </w:p>
         </w:tc>
@@ -12735,7 +12782,7 @@
           <w:rFonts w:ascii="Times New Roman" w:hAnsi="Times New Roman"/>
           <w:sz w:val="20"/>
         </w:rPr>
-        <w:t xml:space="preserve">So the honest statement is narrower than the retrieval numbers invite. Retrieval versus no retrieval is a large, significant effect on both metrics. </w:t>
+        <w:t xml:space="preserve">This is expected rather than disappointing. On this sample the two retrievers differ mainly on code-mixed questions, where §VI-A found the only significant gap, and 72 questions spread over six cells leave 24 code-mixed ones — too few to carry a retrieval difference of +0.085 through a generator. Retrieval versus no retrieval is a large, significant effect on both metrics; </w:t>
       </w:r>
       <w:r>
         <w:rPr>
@@ -12743,14 +12790,28 @@
           <w:i/>
           <w:sz w:val="20"/>
         </w:rPr>
-        <w:t>Which</w:t>
-      </w:r>
-      <w:r>
-        <w:rPr>
-          <w:rFonts w:ascii="Times New Roman" w:hAnsi="Times New Roman"/>
-          <w:sz w:val="20"/>
-        </w:rPr>
-        <w:t xml:space="preserve"> retriever, at this sample size and with this generator, is not distinguishable: the 0.131 Recall@5 gain of §VI-E does not produce a detectable difference in answer quality or grounding over dense retrieval alone.</w:t>
+        <w:t>which</w:t>
+      </w:r>
+      <w:r>
+        <w:rPr>
+          <w:rFonts w:ascii="Times New Roman" w:hAnsi="Times New Roman"/>
+          <w:sz w:val="20"/>
+        </w:rPr>
+        <w:t xml:space="preserve"> retriever, at this sample size, is not distinguishable.</w:t>
+      </w:r>
+    </w:p>
+    <w:p>
+      <w:pPr>
+        <w:spacing w:before="200" w:after="80"/>
+        <w:jc w:val="left"/>
+      </w:pPr>
+      <w:r>
+        <w:rPr>
+          <w:rFonts w:ascii="Times New Roman" w:hAnsi="Times New Roman"/>
+          <w:i/>
+          <w:sz w:val="20"/>
+        </w:rPr>
+        <w:t>G.1 Where the errors actually are</w:t>
       </w:r>
     </w:p>
     <w:p>
@@ -12764,35 +12825,7 @@
           <w:rFonts w:ascii="Times New Roman" w:hAnsi="Times New Roman"/>
           <w:sz w:val="20"/>
         </w:rPr>
-        <w:t>We do not read this as evidence that the fusion gain is illusory — §VI-E measures it directly and significantly, and the oracle row shows retrieval headroom of 0.193 that is significant at p = 0.0002. We read it as the expected consequence of a generator that loses 0.597 on its own (§VI-G.1): a retrieval improvement has to survive that noise floor to show up downstream, and on 72 questions it does not. A larger sample, or a generator that wastes less of the evidence it is given, would be the way to detect it if it is there.</w:t>
-      </w:r>
-    </w:p>
-    <w:p>
-      <w:pPr>
-        <w:spacing w:before="200" w:after="80"/>
-        <w:jc w:val="left"/>
-      </w:pPr>
-      <w:r>
-        <w:rPr>
-          <w:rFonts w:ascii="Times New Roman" w:hAnsi="Times New Roman"/>
-          <w:i/>
-          <w:sz w:val="20"/>
-        </w:rPr>
-        <w:t>G.1 Where the errors actually are</w:t>
-      </w:r>
-    </w:p>
-    <w:p>
-      <w:pPr>
-        <w:spacing w:after="0"/>
-        <w:ind w:firstLine="288"/>
-        <w:jc w:val="both"/>
-      </w:pPr>
-      <w:r>
-        <w:rPr>
-          <w:rFonts w:ascii="Times New Roman" w:hAnsi="Times New Roman"/>
-          <w:sz w:val="20"/>
-        </w:rPr>
-        <w:t>The oracle arm decomposes the remaining failure, and the result qualifies this paper's own contribution.</w:t>
+        <w:t>The oracle arm decomposes the remaining failure.</w:t>
       </w:r>
     </w:p>
     <w:tbl>
@@ -12887,7 +12920,7 @@
                 <w:rFonts w:ascii="Times New Roman" w:hAnsi="Times New Roman"/>
                 <w:sz w:val="16"/>
               </w:rPr>
-              <w:t>0.403</w:t>
+              <w:t>0.641</w:t>
             </w:r>
           </w:p>
         </w:tc>
@@ -12933,7 +12966,7 @@
                 <w:rFonts w:ascii="Times New Roman" w:hAnsi="Times New Roman"/>
                 <w:sz w:val="16"/>
               </w:rPr>
-              <w:t>0.210</w:t>
+              <w:t>0.418</w:t>
             </w:r>
           </w:p>
         </w:tc>
@@ -12988,7 +13021,7 @@
                 <w:b/>
                 <w:sz w:val="16"/>
               </w:rPr>
-              <w:t>0.193</w:t>
+              <w:t>0.223</w:t>
             </w:r>
           </w:p>
         </w:tc>
@@ -13043,7 +13076,7 @@
                 <w:b/>
                 <w:sz w:val="16"/>
               </w:rPr>
-              <w:t>0.597</w:t>
+              <w:t>0.359</w:t>
             </w:r>
           </w:p>
         </w:tc>
@@ -13065,22 +13098,7 @@
           <w:rFonts w:ascii="Times New Roman" w:hAnsi="Times New Roman"/>
           <w:sz w:val="20"/>
         </w:rPr>
-        <w:t xml:space="preserve">Generation error is three times retrieval error. Given the correct passage and nothing to find, the 3B quantized generator still reaches only 0.403 token-F1. The ceiling on what </w:t>
-      </w:r>
-      <w:r>
-        <w:rPr>
-          <w:rFonts w:ascii="Times New Roman" w:hAnsi="Times New Roman"/>
-          <w:i/>
-          <w:sz w:val="20"/>
-        </w:rPr>
-        <w:t>any</w:t>
-      </w:r>
-      <w:r>
-        <w:rPr>
-          <w:rFonts w:ascii="Times New Roman" w:hAnsi="Times New Roman"/>
-          <w:sz w:val="20"/>
-        </w:rPr>
-        <w:t xml:space="preserve"> retrieval improvement can buy on this corpus, with this generator, is 0.193 — and script-aware fusion has already taken part of it.</w:t>
+        <w:t>Given the correct passage and nothing to find, the 3B quantized generator reaches 0.641 token-F1. The generator still loses more than retrieval does, by a factor of 1.6, and the retrieval headroom of 0.223 is significant (p = 0.0002).</w:t>
       </w:r>
     </w:p>
     <w:p>
@@ -13094,22 +13112,7 @@
           <w:rFonts w:ascii="Times New Roman" w:hAnsi="Times New Roman"/>
           <w:sz w:val="20"/>
         </w:rPr>
-        <w:t xml:space="preserve">We state this plainly because it bounds the practical reading of §VI-E. The fusion correction is a real and large improvement to </w:t>
-      </w:r>
-      <w:r>
-        <w:rPr>
-          <w:rFonts w:ascii="Times New Roman" w:hAnsi="Times New Roman"/>
-          <w:i/>
-          <w:sz w:val="20"/>
-        </w:rPr>
-        <w:t>retrieval</w:t>
-      </w:r>
-      <w:r>
-        <w:rPr>
-          <w:rFonts w:ascii="Times New Roman" w:hAnsi="Times New Roman"/>
-          <w:sz w:val="20"/>
-        </w:rPr>
-        <w:t>, measured as retrieval; it is not a claim that retrieval is the binding constraint on end-to-end answer quality here. On this corpus it is not. A reader whose priority is answer quality rather than evidence selection should read the 0.597 first, and it points at the generator — its size, its quantization, or its prompt — rather than at the retriever.</w:t>
+        <w:t>This revises what we reported before verification, where generation error was 0.597 against retrieval error of 0.193, a factor of three. The oracle arm is given the gold passage, so it measures how well the generator reads an item's evidence against its gold answer; on unverified items that included garbled questions and gold answers the passage did not state, and no generator scores well against either. The two samples also differ — this one is drawn from the test split — so we cannot say how much of the fall is the gold set's and how much the sample's. The direction is what matters for the reading: both components now lose comparable amounts, and a practitioner improving this system has a real choice rather than an obvious one.</w:t>
       </w:r>
     </w:p>
     <w:p>
@@ -13252,7 +13255,7 @@
                 <w:rFonts w:ascii="Times New Roman" w:hAnsi="Times New Roman"/>
                 <w:sz w:val="16"/>
               </w:rPr>
-              <w:t>0.162</w:t>
+              <w:t>0.184</w:t>
             </w:r>
           </w:p>
         </w:tc>
@@ -13274,7 +13277,7 @@
                 <w:rFonts w:ascii="Times New Roman" w:hAnsi="Times New Roman"/>
                 <w:sz w:val="16"/>
               </w:rPr>
-              <w:t>0.297</w:t>
+              <w:t>0.245</w:t>
             </w:r>
           </w:p>
         </w:tc>
@@ -13320,7 +13323,7 @@
                 <w:rFonts w:ascii="Times New Roman" w:hAnsi="Times New Roman"/>
                 <w:sz w:val="16"/>
               </w:rPr>
-              <w:t>0.762</w:t>
+              <w:t>0.870</w:t>
             </w:r>
           </w:p>
         </w:tc>
@@ -13342,7 +13345,7 @@
                 <w:rFonts w:ascii="Times New Roman" w:hAnsi="Times New Roman"/>
                 <w:sz w:val="16"/>
               </w:rPr>
-              <w:t>0.476</w:t>
+              <w:t>0.667</w:t>
             </w:r>
           </w:p>
         </w:tc>
@@ -13388,7 +13391,7 @@
                 <w:rFonts w:ascii="Times New Roman" w:hAnsi="Times New Roman"/>
                 <w:sz w:val="16"/>
               </w:rPr>
-              <w:t>0.826</w:t>
+              <w:t>0.860</w:t>
             </w:r>
           </w:p>
         </w:tc>
@@ -13410,7 +13413,7 @@
                 <w:rFonts w:ascii="Times New Roman" w:hAnsi="Times New Roman"/>
                 <w:sz w:val="16"/>
               </w:rPr>
-              <w:t>0.391</w:t>
+              <w:t>0.526</w:t>
             </w:r>
           </w:p>
         </w:tc>
@@ -13456,7 +13459,7 @@
                 <w:rFonts w:ascii="Times New Roman" w:hAnsi="Times New Roman"/>
                 <w:sz w:val="16"/>
               </w:rPr>
-              <w:t>0.948</w:t>
+              <w:t>0.985</w:t>
             </w:r>
           </w:p>
         </w:tc>
@@ -13478,7 +13481,7 @@
                 <w:rFonts w:ascii="Times New Roman" w:hAnsi="Times New Roman"/>
                 <w:sz w:val="16"/>
               </w:rPr>
-              <w:t>0.569</w:t>
+              <w:t>0.667</w:t>
             </w:r>
           </w:p>
         </w:tc>
@@ -13500,22 +13503,7 @@
           <w:rFonts w:ascii="Times New Roman" w:hAnsi="Times New Roman"/>
           <w:sz w:val="20"/>
         </w:rPr>
-        <w:t xml:space="preserve">H3 survives under both: every retrieval arm beats closed-book either way. But the RAG arms lose roughly half their support when the criterion changes from "the answer's tokens appear in order in the cited passage" to "the passage entails the answer", and the entailment column puts arm C </w:t>
-      </w:r>
-      <w:r>
-        <w:rPr>
-          <w:rFonts w:ascii="Times New Roman" w:hAnsi="Times New Roman"/>
-          <w:i/>
-          <w:sz w:val="20"/>
-        </w:rPr>
-        <w:t>below</w:t>
-      </w:r>
-      <w:r>
-        <w:rPr>
-          <w:rFonts w:ascii="Times New Roman" w:hAnsi="Times New Roman"/>
-          <w:sz w:val="20"/>
-        </w:rPr>
-        <w:t xml:space="preserve"> arm B.</w:t>
+        <w:t>H3 survives under both: every retrieval arm beats closed-book either way. But the retrieval arms lose between a fifth and two-fifths of their support when the criterion changes from "the answer's tokens appear in order in the cited passage" to "the passage entails the answer", and the entailment column puts arm C below arm B, as it did before verification. The oracle loses a third of its support under entailment while supported lexically at 0.985, which suggests the entailment model is stricter than the lexical check even on answers that copy their evidence, and that not every point it removes is a wrong answer. Whether it is well calibrated on Hindi and code-mixed answers we have not established, so we report both columns rather than choosing one.</w:t>
       </w:r>
     </w:p>
     <w:p>
@@ -13529,36 +13517,21 @@
           <w:rFonts w:ascii="Times New Roman" w:hAnsi="Times New Roman"/>
           <w:sz w:val="20"/>
         </w:rPr>
-        <w:t xml:space="preserve">We checked the obvious artefact and it is not the cause. </w:t>
-      </w:r>
-      <w:r>
-        <w:rPr>
-          <w:rFonts w:ascii="Consolas" w:hAnsi="Consolas"/>
-          <w:sz w:val="17"/>
-        </w:rPr>
-        <w:t>NLIScorer</w:t>
-      </w:r>
-      <w:r>
-        <w:rPr>
-          <w:rFonts w:ascii="Times New Roman" w:hAnsi="Times New Roman"/>
-          <w:sz w:val="20"/>
-        </w:rPr>
-        <w:t xml:space="preserve"> truncates at 384 tokens, and the retrieved context for arms B and C runs to ~780 words, which would truncate most of it away. But the premise actually scored is the </w:t>
-      </w:r>
+        <w:t>Exact Match is low throughout (0.403 even for the oracle) and we do not read much into it. A 3B model asked an open question rarely reproduces a gold string verbatim, so EM here measures formatting agreement more than correctness; token-F1 is the informative column.</w:t>
+      </w:r>
+    </w:p>
+    <w:p>
+      <w:pPr>
+        <w:spacing w:before="200" w:after="80"/>
+        <w:jc w:val="left"/>
+      </w:pPr>
       <w:r>
         <w:rPr>
           <w:rFonts w:ascii="Times New Roman" w:hAnsi="Times New Roman"/>
           <w:i/>
           <w:sz w:val="20"/>
         </w:rPr>
-        <w:t>cited</w:t>
-      </w:r>
-      <w:r>
-        <w:rPr>
-          <w:rFonts w:ascii="Times New Roman" w:hAnsi="Times New Roman"/>
-          <w:sz w:val="20"/>
-        </w:rPr>
-        <w:t xml:space="preserve"> passage, not the whole context, and citations resolve for 40 of 42 answers in arm B and 46 of 46 in arm C. Median premise length is 139–168 words and only 3 of 183 scored pairs exceed the limit, so the entailment figures rest on short, comparable premises.</w:t>
+        <w:t>H. Answerability (Module 5)</w:t>
       </w:r>
     </w:p>
     <w:p>
@@ -13572,7 +13545,7 @@
           <w:rFonts w:ascii="Times New Roman" w:hAnsi="Times New Roman"/>
           <w:sz w:val="20"/>
         </w:rPr>
-        <w:t>The gap is therefore a real property of the answers: they reuse the cited passage's wording without saying what the passage says, which is the failure mode ROUGE-L precision is structurally blind to. Whether the entailment model is itself well calibrated on Hindi and code-mixed answers is a separate question we have not established, so we report both columns rather than choosing one.</w:t>
+        <w:t>A retrieval-score threshold is the standard abstention signal. On the verified set whether it works depends on which score it thresholds, and this reverses the finding we reported before verification.</w:t>
       </w:r>
     </w:p>
     <w:p>
@@ -13586,21 +13559,7 @@
           <w:rFonts w:ascii="Times New Roman" w:hAnsi="Times New Roman"/>
           <w:sz w:val="20"/>
         </w:rPr>
-        <w:t>Exact Match is low throughout (0.264 even for the oracle) and we do not read much into it. A 3B model asked an open question rarely reproduces a gold string verbatim, so EM here measures formatting agreement more than correctness; token-F1 is the informative column.</w:t>
-      </w:r>
-    </w:p>
-    <w:p>
-      <w:pPr>
-        <w:spacing w:before="200" w:after="80"/>
-        <w:jc w:val="left"/>
-      </w:pPr>
-      <w:r>
-        <w:rPr>
-          <w:rFonts w:ascii="Times New Roman" w:hAnsi="Times New Roman"/>
-          <w:i/>
-          <w:sz w:val="20"/>
-        </w:rPr>
-        <w:t>H. Answerability (Module 5)</w:t>
+        <w:t>All figures below fit the threshold, or the calibrated combination of §IV-F, on the 120-item dev split and report on the 273-item test split (57 unanswerable, a base rate of 0.21).</w:t>
       </w:r>
     </w:p>
     <w:p>
@@ -13612,38 +13571,10 @@
       <w:r>
         <w:rPr>
           <w:rFonts w:ascii="Times New Roman" w:hAnsi="Times New Roman"/>
-          <w:sz w:val="20"/>
-        </w:rPr>
-        <w:t>A retrieval-score threshold is the standard abstention signal. On the verified set whether it works depends on which score it thresholds, and this reverses the finding we reported before verification.</w:t>
-      </w:r>
-    </w:p>
-    <w:p>
-      <w:pPr>
-        <w:spacing w:after="0"/>
-        <w:ind w:firstLine="288"/>
-        <w:jc w:val="both"/>
-      </w:pPr>
-      <w:r>
-        <w:rPr>
-          <w:rFonts w:ascii="Times New Roman" w:hAnsi="Times New Roman"/>
-          <w:sz w:val="20"/>
-        </w:rPr>
-        <w:t>All figures below fit the threshold, or the calibrated combination of §IV-F, on the 120-item dev split and report on the 273-item test split (57 unanswerable, a base rate of 0.21).</w:t>
-      </w:r>
-    </w:p>
-    <w:p>
-      <w:pPr>
-        <w:spacing w:after="0"/>
-        <w:ind w:firstLine="288"/>
-        <w:jc w:val="both"/>
-      </w:pPr>
-      <w:r>
-        <w:rPr>
-          <w:rFonts w:ascii="Times New Roman" w:hAnsi="Times New Roman"/>
           <w:b/>
           <w:sz w:val="20"/>
         </w:rPr>
-        <w:t>TABLE III — Answerability on the test split, UNANSWERABLE as the positive class</w:t>
+        <w:t>TABLE VII — Answerability on the test split, UNANSWERABLE as the positive class</w:t>
       </w:r>
     </w:p>
     <w:tbl>
@@ -14339,7 +14270,61 @@
           <w:rFonts w:ascii="Times New Roman" w:hAnsi="Times New Roman"/>
           <w:sz w:val="20"/>
         </w:rPr>
-        <w:t xml:space="preserve"> Under BM25 the median top score is 25.5 for answerable questions and 13.8 for unanswerable ones, and every retrieval feature separates them: AUC 0.791 for the top score, 0.790 for the spread between the top and the k-th result, 0.766 for the mean of the top k, 0.717 for the top-1 to top-2 margin. A threshold fitted on dev catches every out-of-scope question on test, 0.857 of the under-specified ones and 0.667 of the false-premise ones, while answering 155 of 216 answerable questions.</w:t>
+        <w:t xml:space="preserve"> Under BM25 the median top score is 25.5 for answerable questions and 13.8 for unanswerable ones, and every retrieval feature separates them: AUC 0.791 for the top score, 0.790 for the spread between the top and the k-th result, 0.766 for the mean of the top k, 0.717 for the top-1 to top-2 margin. A threshold fitted on dev catches every out-of-scope question on test, 0.857 of the under-specified ones and 0.667 of the false-premise ones, while answering 155 of 216 answerable questions. Figure 7 shows the whole trade-off across thresholds.</w:t>
+      </w:r>
+    </w:p>
+    <w:p>
+      <w:pPr>
+        <w:keepNext/>
+        <w:spacing w:before="120" w:after="40"/>
+        <w:jc w:val="center"/>
+      </w:pPr>
+      <w:r>
+        <w:drawing>
+          <wp:inline xmlns:a="http://schemas.openxmlformats.org/drawingml/2006/main" xmlns:pic="http://schemas.openxmlformats.org/drawingml/2006/picture">
+            <wp:extent cx="3200400" cy="1753565"/>
+            <wp:docPr id="7" name="Picture 7"/>
+            <wp:cNvGraphicFramePr>
+              <a:graphicFrameLocks noChangeAspect="1"/>
+            </wp:cNvGraphicFramePr>
+            <a:graphic>
+              <a:graphicData uri="http://schemas.openxmlformats.org/drawingml/2006/picture">
+                <pic:pic>
+                  <pic:nvPicPr>
+                    <pic:cNvPr id="0" name="fig7-answerability-sweep.png"/>
+                    <pic:cNvPicPr/>
+                  </pic:nvPicPr>
+                  <pic:blipFill>
+                    <a:blip r:embed="rId15"/>
+                    <a:stretch>
+                      <a:fillRect/>
+                    </a:stretch>
+                  </pic:blipFill>
+                  <pic:spPr>
+                    <a:xfrm>
+                      <a:off x="0" y="0"/>
+                      <a:ext cx="3200400" cy="1753565"/>
+                    </a:xfrm>
+                    <a:prstGeom prst="rect"/>
+                  </pic:spPr>
+                </pic:pic>
+              </a:graphicData>
+            </a:graphic>
+          </wp:inline>
+        </w:drawing>
+      </w:r>
+    </w:p>
+    <w:p>
+      <w:pPr>
+        <w:spacing w:after="160"/>
+        <w:jc w:val="both"/>
+      </w:pPr>
+      <w:r>
+        <w:rPr>
+          <w:rFonts w:ascii="Times New Roman" w:hAnsi="Times New Roman"/>
+          <w:sz w:val="16"/>
+        </w:rPr>
+        <w:t>Fig. 7. BM25 top-score threshold swept over all 393 verified items, UNANSWERABLE as the positive class. Precision rises well above the 0.204 base rate; the best F1 is reached at 35% abstention.</w:t>
       </w:r>
     </w:p>
     <w:p>
@@ -14499,7 +14484,22 @@
           <w:rFonts w:ascii="Times New Roman" w:hAnsi="Times New Roman"/>
           <w:sz w:val="20"/>
         </w:rPr>
-        <w:t>We evaluate all four on a 120-item sample enriched to hold every unanswerable item plus 40 answerable ones, fitting on a seeded 36 and reporting on the remaining 84. Enrichment is what makes the per-class table legible — a proportional sample of affordable size leaves two or three false-premise items in the reported half — and it moves the unanswerable base rate to 0.667, so the precision figures below are not comparable to the 0.20-base-rate runs above.</w:t>
+        <w:t>We evaluate all four on a 120-item sample enriched to hold every unanswerable item plus 40 answerable ones, fitting on its 35 dev-split items and reporting on its 85 test-split items. Enrichment is what makes the per-class table legible — a proportional sample of affordable size leaves two or three false-premise items in the reported half — and it moves the unanswerable base rate to 0.667, so the precision figures below are not comparable to the 0.21-base-rate figures in Table VII. Signals 1 and 4 here read the script-aware RRF score, as the deployed system would; §VI-H showed that the BM25 score is the better retrieval-side signal.</w:t>
+      </w:r>
+    </w:p>
+    <w:p>
+      <w:pPr>
+        <w:spacing w:after="0"/>
+        <w:ind w:firstLine="288"/>
+        <w:jc w:val="both"/>
+      </w:pPr>
+      <w:r>
+        <w:rPr>
+          <w:rFonts w:ascii="Times New Roman" w:hAnsi="Times New Roman"/>
+          <w:b/>
+          <w:sz w:val="20"/>
+        </w:rPr>
+        <w:t>TABLE VIII — Four answerability signals, 85 held-out items (57 unanswerable, 28 answerable)</w:t>
       </w:r>
     </w:p>
     <w:tbl>
@@ -14571,7 +14571,7 @@
                 <w:b/>
                 <w:sz w:val="16"/>
               </w:rPr>
-              <w:t>accuracy</w:t>
+              <w:t>F1 (UNANS)</w:t>
             </w:r>
           </w:p>
         </w:tc>
@@ -14590,7 +14590,7 @@
                 <w:b/>
                 <w:sz w:val="16"/>
               </w:rPr>
-              <w:t>precision</w:t>
+              <w:t>unanswerable caught</w:t>
             </w:r>
           </w:p>
         </w:tc>
@@ -14609,7 +14609,7 @@
                 <w:b/>
                 <w:sz w:val="16"/>
               </w:rPr>
-              <w:t>recall</w:t>
+              <w:t>answerable answered</w:t>
             </w:r>
           </w:p>
         </w:tc>
@@ -14628,7 +14628,7 @@
                 <w:b/>
                 <w:sz w:val="16"/>
               </w:rPr>
-              <w:t>F1</w:t>
+              <w:t>near-miss recall</w:t>
             </w:r>
           </w:p>
         </w:tc>
@@ -14696,7 +14696,7 @@
                 <w:rFonts w:ascii="Times New Roman" w:hAnsi="Times New Roman"/>
                 <w:sz w:val="16"/>
               </w:rPr>
-              <w:t>0.702</w:t>
+              <w:t>0.779</w:t>
             </w:r>
           </w:p>
         </w:tc>
@@ -14718,7 +14718,7 @@
                 <w:rFonts w:ascii="Times New Roman" w:hAnsi="Times New Roman"/>
                 <w:sz w:val="16"/>
               </w:rPr>
-              <w:t>0.707</w:t>
+              <w:t>53 / 57</w:t>
             </w:r>
           </w:p>
         </w:tc>
@@ -14740,7 +14740,7 @@
                 <w:rFonts w:ascii="Times New Roman" w:hAnsi="Times New Roman"/>
                 <w:sz w:val="16"/>
               </w:rPr>
-              <w:t>0.946</w:t>
+              <w:t>2 / 28</w:t>
             </w:r>
           </w:p>
         </w:tc>
@@ -14762,7 +14762,7 @@
                 <w:rFonts w:ascii="Times New Roman" w:hAnsi="Times New Roman"/>
                 <w:sz w:val="16"/>
               </w:rPr>
-              <w:t>0.809</w:t>
+              <w:t>0.913</w:t>
             </w:r>
           </w:p>
         </w:tc>
@@ -14830,7 +14830,7 @@
                 <w:rFonts w:ascii="Times New Roman" w:hAnsi="Times New Roman"/>
                 <w:sz w:val="16"/>
               </w:rPr>
-              <w:t>0.667</w:t>
+              <w:t>0.746</w:t>
             </w:r>
           </w:p>
         </w:tc>
@@ -14852,7 +14852,7 @@
                 <w:rFonts w:ascii="Times New Roman" w:hAnsi="Times New Roman"/>
                 <w:sz w:val="16"/>
               </w:rPr>
-              <w:t>0.667</w:t>
+              <w:t>44 / 57</w:t>
             </w:r>
           </w:p>
         </w:tc>
@@ -14872,10 +14872,9 @@
             <w:r>
               <w:rPr>
                 <w:rFonts w:ascii="Times New Roman" w:hAnsi="Times New Roman"/>
-                <w:b/>
-                <w:sz w:val="16"/>
-              </w:rPr>
-              <w:t>1.000</w:t>
+                <w:sz w:val="16"/>
+              </w:rPr>
+              <w:t>11 / 28</w:t>
             </w:r>
           </w:p>
         </w:tc>
@@ -14897,7 +14896,7 @@
                 <w:rFonts w:ascii="Times New Roman" w:hAnsi="Times New Roman"/>
                 <w:sz w:val="16"/>
               </w:rPr>
-              <w:t>0.800</w:t>
+              <w:t>0.739</w:t>
             </w:r>
           </w:p>
         </w:tc>
@@ -14966,7 +14965,7 @@
                 <w:b/>
                 <w:sz w:val="16"/>
               </w:rPr>
-              <w:t>0.821</w:t>
+              <w:t>0.889</w:t>
             </w:r>
           </w:p>
         </w:tc>
@@ -14986,10 +14985,32 @@
             <w:r>
               <w:rPr>
                 <w:rFonts w:ascii="Times New Roman" w:hAnsi="Times New Roman"/>
+                <w:sz w:val="16"/>
+              </w:rPr>
+              <w:t>52 / 57</w:t>
+            </w:r>
+          </w:p>
+        </w:tc>
+        <w:tc>
+          <w:tcPr>
+            <w:tcW w:type="dxa" w:w="1740"/>
+          </w:tcPr>
+          <w:p>
+            <w:pPr>
+              <w:spacing w:after="0"/>
+            </w:pPr>
+            <w:r>
+              <w:rPr>
+                <w:sz w:val="16"/>
+              </w:rPr>
+            </w:r>
+            <w:r>
+              <w:rPr>
+                <w:rFonts w:ascii="Times New Roman" w:hAnsi="Times New Roman"/>
                 <w:b/>
                 <w:sz w:val="16"/>
               </w:rPr>
-              <w:t>0.825</w:t>
+              <w:t>20 / 28</w:t>
             </w:r>
           </w:p>
         </w:tc>
@@ -15009,32 +15030,10 @@
             <w:r>
               <w:rPr>
                 <w:rFonts w:ascii="Times New Roman" w:hAnsi="Times New Roman"/>
-                <w:sz w:val="16"/>
-              </w:rPr>
-              <w:t>0.929</w:t>
-            </w:r>
-          </w:p>
-        </w:tc>
-        <w:tc>
-          <w:tcPr>
-            <w:tcW w:type="dxa" w:w="1740"/>
-          </w:tcPr>
-          <w:p>
-            <w:pPr>
-              <w:spacing w:after="0"/>
-            </w:pPr>
-            <w:r>
-              <w:rPr>
-                <w:sz w:val="16"/>
-              </w:rPr>
-            </w:r>
-            <w:r>
-              <w:rPr>
-                <w:rFonts w:ascii="Times New Roman" w:hAnsi="Times New Roman"/>
                 <w:b/>
                 <w:sz w:val="16"/>
               </w:rPr>
-              <w:t>0.874</w:t>
+              <w:t>0.957</w:t>
             </w:r>
           </w:p>
         </w:tc>
@@ -15102,7 +15101,7 @@
                 <w:rFonts w:ascii="Times New Roman" w:hAnsi="Times New Roman"/>
                 <w:sz w:val="16"/>
               </w:rPr>
-              <w:t>0.821</w:t>
+              <w:t>0.889</w:t>
             </w:r>
           </w:p>
         </w:tc>
@@ -15124,7 +15123,7 @@
                 <w:rFonts w:ascii="Times New Roman" w:hAnsi="Times New Roman"/>
                 <w:sz w:val="16"/>
               </w:rPr>
-              <w:t>0.825</w:t>
+              <w:t>52 / 57</w:t>
             </w:r>
           </w:p>
         </w:tc>
@@ -15146,7 +15145,7 @@
                 <w:rFonts w:ascii="Times New Roman" w:hAnsi="Times New Roman"/>
                 <w:sz w:val="16"/>
               </w:rPr>
-              <w:t>0.929</w:t>
+              <w:t>20 / 28</w:t>
             </w:r>
           </w:p>
         </w:tc>
@@ -15168,7 +15167,7 @@
                 <w:rFonts w:ascii="Times New Roman" w:hAnsi="Times New Roman"/>
                 <w:sz w:val="16"/>
               </w:rPr>
-              <w:t>0.874</w:t>
+              <w:t>0.957</w:t>
             </w:r>
           </w:p>
         </w:tc>
@@ -15191,14 +15190,14 @@
           <w:b/>
           <w:sz w:val="20"/>
         </w:rPr>
-        <w:t>The aggregate table is misleading and the confusion matrices are not.</w:t>
-      </w:r>
-      <w:r>
-        <w:rPr>
-          <w:rFonts w:ascii="Times New Roman" w:hAnsi="Times New Roman"/>
-          <w:sz w:val="20"/>
-        </w:rPr>
-        <w:t xml:space="preserve"> Signal 4 reaches recall 1.000 by refusing every question in the reported set: 56 of 56 unanswerable caught, and 0 of 28 answerable answered. Its precision of 0.667 is the base rate exactly, which is what a system abstaining unconditionally scores. Signal 1 is the same failure in milder form, answering 6 of 28. Only the generator's self-report produces a system that answers anything: 17 of 28 answerable, while still catching 52 of 56 unanswerable.</w:t>
+        <w:t>Only the generator produces a system that answers questions.</w:t>
+      </w:r>
+      <w:r>
+        <w:rPr>
+          <w:rFonts w:ascii="Times New Roman" w:hAnsi="Times New Roman"/>
+          <w:sz w:val="20"/>
+        </w:rPr>
+        <w:t xml:space="preserve"> Signal 1 reaches recall 0.930 by refusing almost everything: it answers 2 of 28 answerable questions. Its high near-miss recall is the same refusal seen from the other side, not detection. The calibrated combination answers 11 of 28 and catches 44 of 57. The generator's own abstention answers 20 of 28 while still catching 52 of 57, and it is the only signal that is good on both sides of the matrix at once.</w:t>
       </w:r>
     </w:p>
     <w:p>
@@ -15212,21 +15211,7 @@
           <w:rFonts w:ascii="Times New Roman" w:hAnsi="Times New Roman"/>
           <w:sz w:val="20"/>
         </w:rPr>
-        <w:t>Per-class recall has to be read against that. Signal 4 scores 1.000 on every unanswerable class and the number means nothing, because it abstains on everything and every class is "caught" by construction. The generator's figures are earned: false-premise 1.000, under-specified 1.000, near-miss 0.952, out-of-scope 0.824. Two of those rest on fewer questions than their counts suggest. The unanswerable scaffold cycles a fixed set of stems, so the 25 out-of-scope items hold 9 distinct questions and the 10 under-specified items hold 3, and each repeat is scored as independent evidence: under-specified's 1.000 is three questions refused correctly, counted up to four times each.</w:t>
-      </w:r>
-    </w:p>
-    <w:p>
-      <w:pPr>
-        <w:spacing w:before="200" w:after="80"/>
-        <w:jc w:val="left"/>
-      </w:pPr>
-      <w:r>
-        <w:rPr>
-          <w:rFonts w:ascii="Times New Roman" w:hAnsi="Times New Roman"/>
-          <w:i/>
-          <w:sz w:val="20"/>
-        </w:rPr>
-        <w:t>H.2 Entailment adds nothing once the generator has abstained</w:t>
+        <w:t>Per class, the generator catches every false-premise question (9 of 9), 22 of 23 near-misses and 17 of 18 out-of-scope ones. Its weak class is under-specified questions, 4 of 7, which we have not examined case by case. These rest on small counts, and the enriched sample has not removed that.</w:t>
       </w:r>
     </w:p>
     <w:p>
@@ -15240,21 +15225,21 @@
           <w:rFonts w:ascii="Times New Roman" w:hAnsi="Times New Roman"/>
           <w:sz w:val="20"/>
         </w:rPr>
-        <w:t xml:space="preserve">Signals 2 and 3 are bit-identical, and that is a result rather than a bug. Both fits chose their degenerate threshold — </w:t>
-      </w:r>
-      <w:r>
-        <w:rPr>
-          <w:rFonts w:ascii="Consolas" w:hAnsi="Consolas"/>
-          <w:sz w:val="17"/>
-        </w:rPr>
-        <w:t>min_confidence</w:t>
-      </w:r>
-      <w:r>
-        <w:rPr>
-          <w:rFonts w:ascii="Times New Roman" w:hAnsi="Times New Roman"/>
-          <w:sz w:val="20"/>
-        </w:rPr>
-        <w:t xml:space="preserve"> 0.00 and τ 0.000 — so each reduces to the same decision: did the generator decline to answer. Neither the model's self-reported confidence nor the entailment probability improves on the binary abstention flag.</w:t>
+        <w:t>Before verification the same comparison had the generator answering 17 of 28 while catching 52 of 56, and the calibrated combination refusing every question. The ranking of the signals is unchanged. The generator and the calibrated combination now answer more of the answerable questions; the threshold on the fused score answers fewer (2 against 6), consistent with §VI-H's finding that rank fusion discards the score information a threshold would need.</w:t>
+      </w:r>
+    </w:p>
+    <w:p>
+      <w:pPr>
+        <w:spacing w:before="200" w:after="80"/>
+        <w:jc w:val="left"/>
+      </w:pPr>
+      <w:r>
+        <w:rPr>
+          <w:rFonts w:ascii="Times New Roman" w:hAnsi="Times New Roman"/>
+          <w:i/>
+          <w:sz w:val="20"/>
+        </w:rPr>
+        <w:t>H.2 Entailment adds nothing once the generator has abstained</w:t>
       </w:r>
     </w:p>
     <w:p>
@@ -15268,22 +15253,21 @@
           <w:rFonts w:ascii="Times New Roman" w:hAnsi="Times New Roman"/>
           <w:sz w:val="20"/>
         </w:rPr>
-        <w:t xml:space="preserve">The reason is visible in the counts. Of the 120 sampled items the generator answered only 25, having abstained on the rest, and of those 25 just </w:t>
-      </w:r>
-      <w:r>
-        <w:rPr>
-          <w:rFonts w:ascii="Times New Roman" w:hAnsi="Times New Roman"/>
-          <w:b/>
-          <w:sz w:val="20"/>
-        </w:rPr>
-        <w:t>two</w:t>
-      </w:r>
-      <w:r>
-        <w:rPr>
-          <w:rFonts w:ascii="Times New Roman" w:hAnsi="Times New Roman"/>
-          <w:sz w:val="20"/>
-        </w:rPr>
-        <w:t xml:space="preserve"> are truly unanswerable. There is almost nothing left for a second filter to catch, so no threshold on entailment can improve F1 and the fit correctly declines to set one.</w:t>
+        <w:t xml:space="preserve">Signals 2 and 3 are identical again, and for the same reason as before verification: both fits chose their degenerate threshold — </w:t>
+      </w:r>
+      <w:r>
+        <w:rPr>
+          <w:rFonts w:ascii="Consolas" w:hAnsi="Consolas"/>
+          <w:sz w:val="17"/>
+        </w:rPr>
+        <w:t>min_confidence</w:t>
+      </w:r>
+      <w:r>
+        <w:rPr>
+          <w:rFonts w:ascii="Times New Roman" w:hAnsi="Times New Roman"/>
+          <w:sz w:val="20"/>
+        </w:rPr>
+        <w:t xml:space="preserve"> 0.00 and τ 0.000 — so each reduces to the same decision, whether the generator declined to answer. On the 85 held-out items the generator answers 25, of which 5 are unanswerable. With so little left to catch, no threshold on the model's self-reported confidence or on entailment improves F1, and the fit correctly declines to set one.</w:t>
       </w:r>
     </w:p>
     <w:p>
@@ -15297,7 +15281,7 @@
           <w:rFonts w:ascii="Times New Roman" w:hAnsi="Times New Roman"/>
           <w:sz w:val="20"/>
         </w:rPr>
-        <w:t>Entailment is not uninformative — on those 25 answers it separates the classes with an AUC of 0.848, the two false positives scoring a median entailment of 0.045 against 0.428 for the correctly answered. But an AUC computed against two negatives is an observation, not a result, and we report it as one. What can be said firmly is that on this corpus the generator's own abstention already does the work the entailment check was added to do, and that a verification step has value in proportion to how much the generator lets through.</w:t>
+        <w:t>What can be said firmly is that on this corpus the generator's own abstention already does the work the entailment check was added to do, and that a verification step has value in proportion to how much the generator lets through. A deployment would combine them in sequence rather than choose: the BM25 floor of §VI-H removes out-of-scope questions before any generation is spent on them, and the generator's abstention handles the near-misses the floor cannot see.</w:t>
       </w:r>
     </w:p>
     <w:p>
@@ -16049,7 +16033,7 @@
           <w:i/>
           <w:sz w:val="20"/>
         </w:rPr>
-        <w:t>D. Retrieval is not the binding constraint here</w:t>
+        <w:t>D. What the correction is worth end to end</w:t>
       </w:r>
     </w:p>
     <w:p>
@@ -16063,7 +16047,7 @@
           <w:rFonts w:ascii="Times New Roman" w:hAnsi="Times New Roman"/>
           <w:sz w:val="20"/>
         </w:rPr>
-        <w:t>The oracle arm of §VI-G puts a number on what this correction can be worth end to end, and it is smaller than the retrieval figures alone suggest. Given the gold passage and nothing to find, our generator reaches 0.403 token-F1; the full system reaches 0.210. Generation error is therefore 0.597 and retrieval error 0.193, a factor of three apart.</w:t>
+        <w:t>The oracle arm of §VI-G puts a number on what retrieval can be worth end to end. Given the gold passage and nothing to find, our generator reaches 0.641 token-F1 on the test sample; the full system reaches 0.418. Retrieval error is therefore 0.223 and generation error 0.359. Both are substantial, and the generator still loses more, by a factor of 1.6.</w:t>
       </w:r>
     </w:p>
     <w:p>
@@ -16077,7 +16061,7 @@
           <w:rFonts w:ascii="Times New Roman" w:hAnsi="Times New Roman"/>
           <w:sz w:val="20"/>
         </w:rPr>
-        <w:t xml:space="preserve">We report this because it constrains the practical claim rather than the scientific one. Script-aware fusion is a large improvement to retrieval, measured as retrieval. It does </w:t>
+        <w:t xml:space="preserve">We report this because it constrains the practical claim rather than the scientific one. Script-aware fusion is a large improvement to retrieval over plain fusion, measured as retrieval. It does </w:t>
       </w:r>
       <w:r>
         <w:rPr>
@@ -16092,7 +16076,7 @@
           <w:rFonts w:ascii="Times New Roman" w:hAnsi="Times New Roman"/>
           <w:sz w:val="20"/>
         </w:rPr>
-        <w:t xml:space="preserve"> produce a measurable improvement in answer quality over dense retrieval alone at this sample size: paired over the questions both arms answered, arm C exceeds arm B by 0.003 token-F1 (p = 0.89) and 0.026 citation support (p = 1.00).</w:t>
+        <w:t xml:space="preserve"> produce a measurable improvement in answer quality over dense retrieval alone: paired over the same 72 questions, arm C is 0.027 token-F1 below arm B (p = 0.55) and level on citation support (p = 1.00). That is consistent with §VI-A, where the gain over dense alone is small and confined to code-mixed queries, of which the sample holds 24.</w:t>
       </w:r>
     </w:p>
     <w:p>
@@ -16106,7 +16090,21 @@
           <w:rFonts w:ascii="Times New Roman" w:hAnsi="Times New Roman"/>
           <w:sz w:val="20"/>
         </w:rPr>
-        <w:t>The two facts fit together rather than conflicting. A generator losing 0.597 on its own is a noise floor that a retrieval gain has to clear to become visible downstream, and on 72 questions a gain of this size does not clear it. A reader who cares about end-to-end answer quality should know that fixing retrieval entirely would buy 0.193, while the generator is leaving 0.597 on the table.</w:t>
+        <w:t>Before verification we reported generation error at 0.597 against retrieval error of 0.193 and advised fixing the generator first. On verified items the ratio has narrowed from three to 1.6, and that advice no longer follows. The ratio is a property of this configuration, not a general law — a 3B model at 4-bit quantization is a deliberately small generator, chosen so every number here is reproducible on commodity hardware, and a larger one would move the 0.359 without touching the 0.223. The point is that the two error sources have to be measured separately before either is optimised, which is what the oracle arm is for and why the brief asks for it.</w:t>
+      </w:r>
+    </w:p>
+    <w:p>
+      <w:pPr>
+        <w:spacing w:before="200" w:after="80"/>
+        <w:jc w:val="left"/>
+      </w:pPr>
+      <w:r>
+        <w:rPr>
+          <w:rFonts w:ascii="Times New Roman" w:hAnsi="Times New Roman"/>
+          <w:i/>
+          <w:sz w:val="20"/>
+        </w:rPr>
+        <w:t>E. Where this generalises</w:t>
       </w:r>
     </w:p>
     <w:p>
@@ -16120,21 +16118,22 @@
           <w:rFonts w:ascii="Times New Roman" w:hAnsi="Times New Roman"/>
           <w:sz w:val="20"/>
         </w:rPr>
-        <w:t>That ratio is a property of this configuration, not a general law. A 3B model at 4-bit quantization is a deliberately small generator, chosen so every number here is reproducible on commodity hardware, and a larger one would move the 0.597 without touching the 0.193. The point is that the two error sources have to be measured separately before either is optimised, which is precisely what the oracle arm is for and why the brief asks for it.</w:t>
-      </w:r>
-    </w:p>
-    <w:p>
-      <w:pPr>
-        <w:spacing w:before="200" w:after="80"/>
-        <w:jc w:val="left"/>
-      </w:pPr>
+        <w:t xml:space="preserve">The mechanism is not about Hindi, and it is not about script. It appears wherever rank fusion is applied over retrievers with </w:t>
+      </w:r>
       <w:r>
         <w:rPr>
           <w:rFonts w:ascii="Times New Roman" w:hAnsi="Times New Roman"/>
           <w:i/>
           <w:sz w:val="20"/>
         </w:rPr>
-        <w:t>E. Where this generalises</w:t>
+        <w:t>asymmetric coverage</w:t>
+      </w:r>
+      <w:r>
+        <w:rPr>
+          <w:rFonts w:ascii="Times New Roman" w:hAnsi="Times New Roman"/>
+          <w:sz w:val="20"/>
+        </w:rPr>
+        <w:t xml:space="preserve"> of the collection — where at least one retriever cannot, in principle, return part of what is being searched. Cross-script and cross-language pairs are the case studied here. The same structure arises when fusing a text retriever with one operating over images or tables, where each is blind to the other's modality; when fusing over access-controlled shards, where one retriever is permitted a subset of documents; and when fusing a domain-specialised index with a general one over a collection only partly covered by the specialist.</w:t>
       </w:r>
     </w:p>
     <w:p>
@@ -16148,7 +16147,7 @@
           <w:rFonts w:ascii="Times New Roman" w:hAnsi="Times New Roman"/>
           <w:sz w:val="20"/>
         </w:rPr>
-        <w:t xml:space="preserve">The mechanism is not about Hindi, and it is not about script. It appears wherever rank fusion is applied over retrievers with </w:t>
+        <w:t xml:space="preserve">The practical guidance is correspondingly simple, and is the form in which we would want this result used: before fusing retrievers, check their </w:t>
       </w:r>
       <w:r>
         <w:rPr>
@@ -16156,14 +16155,28 @@
           <w:i/>
           <w:sz w:val="20"/>
         </w:rPr>
-        <w:t>asymmetric coverage</w:t>
-      </w:r>
-      <w:r>
-        <w:rPr>
-          <w:rFonts w:ascii="Times New Roman" w:hAnsi="Times New Roman"/>
-          <w:sz w:val="20"/>
-        </w:rPr>
-        <w:t xml:space="preserve"> of the collection — where at least one retriever cannot, in principle, return part of what is being searched. Cross-script and cross-language pairs are the case studied here. The same structure arises when fusing a text retriever with one operating over images or tables, where each is blind to the other's modality; when fusing over access-controlled shards, where one retriever is permitted a subset of documents; and when fusing a domain-specialised index with a general one over a collection only partly covered by the specialist.</w:t>
+        <w:t>coverage</w:t>
+      </w:r>
+      <w:r>
+        <w:rPr>
+          <w:rFonts w:ascii="Times New Roman" w:hAnsi="Times New Roman"/>
+          <w:sz w:val="20"/>
+        </w:rPr>
+        <w:t>, not only their quality. Two retrievers of equal measured accuracy can combine well or destructively depending on whether each could have retrieved what the other did. Where coverage is asymmetric, fusion should be taken over the retrievers eligible for a candidate rather than those that returned it.</w:t>
+      </w:r>
+    </w:p>
+    <w:p>
+      <w:pPr>
+        <w:spacing w:before="200" w:after="80"/>
+        <w:jc w:val="center"/>
+      </w:pPr>
+      <w:r>
+        <w:rPr>
+          <w:rFonts w:ascii="Times New Roman" w:hAnsi="Times New Roman"/>
+          <w:smallCaps/>
+          <w:sz w:val="20"/>
+        </w:rPr>
+        <w:t>IX. Limitations</w:t>
       </w:r>
     </w:p>
     <w:p>
@@ -16177,36 +16190,7 @@
           <w:rFonts w:ascii="Times New Roman" w:hAnsi="Times New Roman"/>
           <w:sz w:val="20"/>
         </w:rPr>
-        <w:t xml:space="preserve">The practical guidance is correspondingly simple, and is the form in which we would want this result used: before fusing retrievers, check their </w:t>
-      </w:r>
-      <w:r>
-        <w:rPr>
-          <w:rFonts w:ascii="Times New Roman" w:hAnsi="Times New Roman"/>
-          <w:i/>
-          <w:sz w:val="20"/>
-        </w:rPr>
-        <w:t>coverage</w:t>
-      </w:r>
-      <w:r>
-        <w:rPr>
-          <w:rFonts w:ascii="Times New Roman" w:hAnsi="Times New Roman"/>
-          <w:sz w:val="20"/>
-        </w:rPr>
-        <w:t>, not only their quality. Two retrievers of equal measured accuracy can combine well or destructively depending on whether each could have retrieved what the other did. Where coverage is asymmetric, fusion should be taken over the retrievers eligible for a candidate rather than those that returned it.</w:t>
-      </w:r>
-    </w:p>
-    <w:p>
-      <w:pPr>
-        <w:spacing w:before="200" w:after="80"/>
-        <w:jc w:val="center"/>
-      </w:pPr>
-      <w:r>
-        <w:rPr>
-          <w:rFonts w:ascii="Times New Roman" w:hAnsi="Times New Roman"/>
-          <w:smallCaps/>
-          <w:sz w:val="20"/>
-        </w:rPr>
-        <w:t>IX. Limitations</w:t>
+        <w:t>We state these at length, because the value of a result of this kind depends on knowing precisely how far it reaches.</w:t>
       </w:r>
     </w:p>
     <w:p>
@@ -16218,9 +16202,17 @@
       <w:r>
         <w:rPr>
           <w:rFonts w:ascii="Times New Roman" w:hAnsi="Times New Roman"/>
-          <w:sz w:val="20"/>
-        </w:rPr>
-        <w:t>We state these at length, because the value of a result of this kind depends on knowing precisely how far it reaches.</w:t>
+          <w:b/>
+          <w:sz w:val="20"/>
+        </w:rPr>
+        <w:t>The corpus is encyclopedic, not regulatory.</w:t>
+      </w:r>
+      <w:r>
+        <w:rPr>
+          <w:rFonts w:ascii="Times New Roman" w:hAnsi="Times New Roman"/>
+          <w:sz w:val="20"/>
+        </w:rPr>
+        <w:t xml:space="preserve"> Our documents describe Indian government schemes; they are not the scheme guidelines themselves. Sustained attempts to build the corpus from official portals failed on soft 404s and image-only scans — one eighteen-page document yielded seventeen characters of extractable text — and the deviation is documented in the product requirements rather than quietly absorbed. Consequently we make no claim about retrieval over statutory or regulatory Hindi, which differs from encyclopedic Hindi in register, sentence length and terminology. The cross-script retrieval mechanism we identify is a property of the retrievers and the writing systems rather than of the genre, so we expect it to transfer; we have not shown that it does.</w:t>
       </w:r>
     </w:p>
     <w:p>
@@ -16235,14 +16227,14 @@
           <w:b/>
           <w:sz w:val="20"/>
         </w:rPr>
-        <w:t>The corpus is encyclopedic, not regulatory.</w:t>
-      </w:r>
-      <w:r>
-        <w:rPr>
-          <w:rFonts w:ascii="Times New Roman" w:hAnsi="Times New Roman"/>
-          <w:sz w:val="20"/>
-        </w:rPr>
-        <w:t xml:space="preserve"> Our documents describe Indian government schemes; they are not the scheme guidelines themselves. Sustained attempts to build the corpus from official portals failed on soft 404s and image-only scans — one eighteen-page document yielded seventeen characters of extractable text — and the deviation is documented in the product requirements rather than quietly absorbed. Consequently we make no claim about retrieval over statutory or regulatory Hindi, which differs from encyclopedic Hindi in register, sentence length and terminology. The cross-script retrieval mechanism we identify is a property of the retrievers and the writing systems rather than of the genre, so we expect it to transfer; we have not shown that it does.</w:t>
+        <w:t>One Indic language.</w:t>
+      </w:r>
+      <w:r>
+        <w:rPr>
+          <w:rFonts w:ascii="Times New Roman" w:hAnsi="Times New Roman"/>
+          <w:sz w:val="20"/>
+        </w:rPr>
+        <w:t xml:space="preserve"> We evaluate Hindi and Hindi–English code-mixing. India has twenty-two scheduled languages, and several of the most widely spoken use scripts other than Devanagari. Script-aware fusion is formulated over an eligibility relation between queries and passages and is not specific to Devanagari, but a two-script corpus cannot distinguish a method that handles script asymmetry in general from one that happens to handle this pair. Behaviour with three or more scripts, and with partially overlapping scripts such as those sharing a Perso-Arabic base, is untested.</w:t>
       </w:r>
     </w:p>
     <w:p>
@@ -16257,14 +16249,14 @@
           <w:b/>
           <w:sz w:val="20"/>
         </w:rPr>
-        <w:t>One Indic language.</w:t>
-      </w:r>
-      <w:r>
-        <w:rPr>
-          <w:rFonts w:ascii="Times New Roman" w:hAnsi="Times New Roman"/>
-          <w:sz w:val="20"/>
-        </w:rPr>
-        <w:t xml:space="preserve"> We evaluate Hindi and Hindi–English code-mixing. India has twenty-two scheduled languages, and several of the most widely spoken use scripts other than Devanagari. Script-aware fusion is formulated over an eligibility relation between queries and passages and is not specific to Devanagari, but a two-script corpus cannot distinguish a method that handles script asymmetry in general from one that happens to handle this pair. Behaviour with three or more scripts, and with partially overlapping scripts such as those sharing a Perso-Arabic base, is untested.</w:t>
+        <w:t>Scale, and no human annotator.</w:t>
+      </w:r>
+      <w:r>
+        <w:rPr>
+          <w:rFonts w:ascii="Times New Roman" w:hAnsi="Times New Roman"/>
+          <w:sz w:val="20"/>
+        </w:rPr>
+        <w:t xml:space="preserve"> The evaluation set is 393 verified items, of which 313 are answerable, spread over six query-language-by-passage-language cells of 44 to 69 items, and the sealed test split holds 273 of them; per-cell differences of a few points are not resolvable. The larger limitation is who verified them. The protocol called for a person to confirm every item and for a second person to re-label a blind sample, with κ ≥ 0.70 as a gate on reporting any answerability result. Both steps were carried out by a language model instead (§III-D). The second pass agrees perfectly with the first, κ = 1.000 over 59 items, but two instances of one model share its blind spots, and the confirming pass had already dropped the items it disagreed with, so that figure measures consistency and is not the gate the protocol describes. The verification did find and remove real defects — wrong answers, unreadable translations, duplicated unanswerable items — and every figure in §VI rests on the corrected set; but a gold set checked only by a model inherits that model's judgement of what a passage states, and a human pass over at least the test split remains the most valuable single piece of outstanding work.</w:t>
       </w:r>
     </w:p>
     <w:p>
@@ -16279,14 +16271,28 @@
           <w:b/>
           <w:sz w:val="20"/>
         </w:rPr>
-        <w:t>Scale, and no human annotator.</w:t>
-      </w:r>
-      <w:r>
-        <w:rPr>
-          <w:rFonts w:ascii="Times New Roman" w:hAnsi="Times New Roman"/>
-          <w:sz w:val="20"/>
-        </w:rPr>
-        <w:t xml:space="preserve"> The evaluation set is 393 verified items, of which 313 are answerable, spread over six query-language-by-passage-language cells of 44 to 69 items, and the sealed test split holds 273 of them; per-cell differences of a few points are not resolvable. The larger limitation is who verified them. The protocol called for a person to confirm every item and for a second person to re-label a blind sample, with κ ≥ 0.70 as a gate on reporting any answerability result. Both steps were carried out by a language model instead (§III-D). The second pass agrees perfectly with the first, κ = 1.000 over 59 items, but two instances of one model share its blind spots, and the confirming pass had already dropped the items it disagreed with, so that figure measures consistency and is not the gate the protocol describes. The verification did find and remove real defects — wrong answers, unreadable translations, duplicated unanswerable items — and every figure in §VI rests on the corrected set; but a gold set checked only by a model inherits that model's judgement of what a passage states, and a human pass over at least the test split remains the most valuable single piece of outstanding work.</w:t>
+        <w:t>Probe-set figures are kept, and they disagree with the gold set.</w:t>
+      </w:r>
+      <w:r>
+        <w:rPr>
+          <w:rFonts w:ascii="Times New Roman" w:hAnsi="Times New Roman"/>
+          <w:sz w:val="20"/>
+        </w:rPr>
+        <w:t xml:space="preserve"> The analyses in §VI-B to §VI-F were measured on 180 synthetic probes before the gold set existed, and are marked </w:t>
+      </w:r>
+      <w:r>
+        <w:rPr>
+          <w:rFonts w:ascii="Consolas" w:hAnsi="Consolas"/>
+          <w:sz w:val="17"/>
+        </w:rPr>
+        <w:t>[PROBE]</w:t>
+      </w:r>
+      <w:r>
+        <w:rPr>
+          <w:rFonts w:ascii="Times New Roman" w:hAnsi="Times New Roman"/>
+          <w:sz w:val="20"/>
+        </w:rPr>
+        <w:t>. The direction of the fusion result held on the verified set, as the mechanism predicted; the magnitudes did not. The probes understated the repair to plain fusion and overstated the gain over dense retrieval alone, and one probe-set observation — LaBSE leading the code-mixed slice — does not hold on real questions. Where they disagree, §VI-A stands.</w:t>
       </w:r>
     </w:p>
     <w:p>
@@ -16301,28 +16307,14 @@
           <w:b/>
           <w:sz w:val="20"/>
         </w:rPr>
-        <w:t>Probe-set figures are kept, and they disagree with the gold set.</w:t>
-      </w:r>
-      <w:r>
-        <w:rPr>
-          <w:rFonts w:ascii="Times New Roman" w:hAnsi="Times New Roman"/>
-          <w:sz w:val="20"/>
-        </w:rPr>
-        <w:t xml:space="preserve"> The analyses in §VI-B to §VI-F were measured on 180 synthetic probes before the gold set existed, and are marked </w:t>
-      </w:r>
-      <w:r>
-        <w:rPr>
-          <w:rFonts w:ascii="Consolas" w:hAnsi="Consolas"/>
-          <w:sz w:val="17"/>
-        </w:rPr>
-        <w:t>[PROBE]</w:t>
-      </w:r>
-      <w:r>
-        <w:rPr>
-          <w:rFonts w:ascii="Times New Roman" w:hAnsi="Times New Roman"/>
-          <w:sz w:val="20"/>
-        </w:rPr>
-        <w:t>. The direction of the fusion result held on the verified set, as the mechanism predicted; the magnitudes did not. The probes understated the repair to plain fusion and overstated the gain over dense retrieval alone, and one probe-set observation — LaBSE leading the code-mixed slice — does not hold on real questions. Where they disagree, §VI-A stands.</w:t>
+        <w:t>A small quantized generator on CPU.</w:t>
+      </w:r>
+      <w:r>
+        <w:rPr>
+          <w:rFonts w:ascii="Times New Roman" w:hAnsi="Times New Roman"/>
+          <w:sz w:val="20"/>
+        </w:rPr>
+        <w:t xml:space="preserve"> Generation uses Qwen2.5-3B-Instruct at 4-bit quantization on a four-core CPU. This is a deliberate constraint — the system is intended to be reproducible on commodity hardware, and every figure we report is one a reader can regenerate without a GPU — but it bounds what the question-answering results say. A larger or unquantized model would plausibly change the absolute answer quality figures. It would not change the retrieval results, which are model-independent, and the retrieval results are where our contribution lies.</w:t>
       </w:r>
     </w:p>
     <w:p>
@@ -16337,14 +16329,14 @@
           <w:b/>
           <w:sz w:val="20"/>
         </w:rPr>
-        <w:t>A small quantized generator on CPU.</w:t>
-      </w:r>
-      <w:r>
-        <w:rPr>
-          <w:rFonts w:ascii="Times New Roman" w:hAnsi="Times New Roman"/>
-          <w:sz w:val="20"/>
-        </w:rPr>
-        <w:t xml:space="preserve"> Generation uses Qwen2.5-3B-Instruct at 4-bit quantization on a four-core CPU. This is a deliberate constraint — the system is intended to be reproducible on commodity hardware, and every figure we report is one a reader can regenerate without a GPU — but it bounds what the question-answering results say. A larger or unquantized model would plausibly change the absolute answer quality figures. It would not change the retrieval results, which are model-independent, and the retrieval results are where our contribution lies.</w:t>
+        <w:t>The fusion correction is demonstrated over three encoders, not all of them.</w:t>
+      </w:r>
+      <w:r>
+        <w:rPr>
+          <w:rFonts w:ascii="Times New Roman" w:hAnsi="Times New Roman"/>
+          <w:sz w:val="20"/>
+        </w:rPr>
+        <w:t xml:space="preserve"> §VI-A.1 applies it over multilingual-e5-base, MiniLM-L12 and LaBSE on the verified set, and it improves each (+0.028, +0.162, +0.085), more for the weaker encoders, which is what a claim about the arithmetic rather than the representation predicts. That is evidence for the generalisation in §VIII-E but not proof of it: three sentence encoders on one corpus is a narrow base, and we have not tested the mechanism on the non-language asymmetries §VIII-E claims it reaches.</w:t>
       </w:r>
     </w:p>
     <w:p>
@@ -16359,14 +16351,14 @@
           <w:b/>
           <w:sz w:val="20"/>
         </w:rPr>
-        <w:t>The fusion correction is demonstrated over three encoders, not all of them.</w:t>
-      </w:r>
-      <w:r>
-        <w:rPr>
-          <w:rFonts w:ascii="Times New Roman" w:hAnsi="Times New Roman"/>
-          <w:sz w:val="20"/>
-        </w:rPr>
-        <w:t xml:space="preserve"> §VI-A.1 applies it over multilingual-e5-base, MiniLM-L12 and LaBSE on the verified set, and it improves each (+0.028, +0.162, +0.085), more for the weaker encoders, which is what a claim about the arithmetic rather than the representation predicts. That is evidence for the generalisation in §VIII-E but not proof of it: three sentence encoders on one corpus is a narrow base, and we have not tested the mechanism on the non-language asymmetries §VIII-E claims it reaches.</w:t>
+        <w:t>Most of our own pre-registered targets were missed.</w:t>
+      </w:r>
+      <w:r>
+        <w:rPr>
+          <w:rFonts w:ascii="Times New Roman" w:hAnsi="Times New Roman"/>
+          <w:sz w:val="20"/>
+        </w:rPr>
+        <w:t xml:space="preserve"> We fixed eight success criteria before collecting any number — retrieval recall by language group, answerability F1, citation support, annotator agreement — and met one of them: that the closed-book arm would sit far below the retrieval arms on citation support. We report this rather than quietly dropping the targets, and two of the misses are informative. The retrieval targets (0.85 monolingual, 0.70 cross-lingual) were set against an imagined corpus of official scheme guidelines, where a question and its answer share vocabulary; they were never recalibrated when that corpus proved unobtainable and an encyclopedic one was substituted, which is an error in our planning rather than in the system. The answerability target of 0.75 was unreachable by the signal it assumed, for the reason §VI-H gives. A target missed because the question changed under it is worth separating from a target missed because the method failed, and these are mostly the former.</w:t>
       </w:r>
     </w:p>
     <w:p>
@@ -16381,14 +16373,14 @@
           <w:b/>
           <w:sz w:val="20"/>
         </w:rPr>
-        <w:t>Most of our own pre-registered targets were missed.</w:t>
-      </w:r>
-      <w:r>
-        <w:rPr>
-          <w:rFonts w:ascii="Times New Roman" w:hAnsi="Times New Roman"/>
-          <w:sz w:val="20"/>
-        </w:rPr>
-        <w:t xml:space="preserve"> We fixed eight success criteria before collecting any number — retrieval recall by language group, answerability F1, citation support, annotator agreement — and met one of them: that the closed-book arm would sit far below the retrieval arms on citation support. We report this rather than quietly dropping the targets, and two of the misses are informative. The retrieval targets (0.85 monolingual, 0.70 cross-lingual) were set against an imagined corpus of official scheme guidelines, where a question and its answer share vocabulary; they were never recalibrated when that corpus proved unobtainable and an encyclopedic one was substituted, which is an error in our planning rather than in the system. The answerability target of 0.75 was unreachable by the signal it assumed, for the reason §VI-H gives. A target missed because the question changed under it is worth separating from a target missed because the method failed, and these are mostly the former.</w:t>
+        <w:t>No component is fine-tuned.</w:t>
+      </w:r>
+      <w:r>
+        <w:rPr>
+          <w:rFonts w:ascii="Times New Roman" w:hAnsi="Times New Roman"/>
+          <w:sz w:val="20"/>
+        </w:rPr>
+        <w:t xml:space="preserve"> All encoders and the generator are used off-the-shelf. Fine-tuning any of them on in-domain data would likely improve absolute numbers, and would confound the comparison we are making, which is between fusion methods holding the retrievers fixed.</w:t>
       </w:r>
     </w:p>
     <w:p>
@@ -16403,14 +16395,43 @@
           <w:b/>
           <w:sz w:val="20"/>
         </w:rPr>
-        <w:t>No component is fine-tuned.</w:t>
-      </w:r>
-      <w:r>
-        <w:rPr>
-          <w:rFonts w:ascii="Times New Roman" w:hAnsi="Times New Roman"/>
-          <w:sz w:val="20"/>
-        </w:rPr>
-        <w:t xml:space="preserve"> All encoders and the generator are used off-the-shelf. Fine-tuning any of them on in-domain data would likely improve absolute numbers, and would confound the comparison we are making, which is between fusion methods holding the retrievers fixed.</w:t>
+        <w:t>The answerability threshold is a retrieval-side signal, and what it can detect is bounded by our taxonomy.</w:t>
+      </w:r>
+      <w:r>
+        <w:rPr>
+          <w:rFonts w:ascii="Times New Roman" w:hAnsi="Times New Roman"/>
+          <w:sz w:val="20"/>
+        </w:rPr>
+        <w:t xml:space="preserve"> On the verified set a BM25 top-score threshold is a usable first-stage filter (§VI-H), but its strength is uneven by class: it rejects every out-of-scope question on the test split and only 0.522 of near-misses. Since 55 of our 80 unanswerable items are written about schemes present in the corpus, the aggregate F1 depends on that mix. A benchmark whose unanswerable questions were predominantly out-of-scope would find the threshold far stronger, and one made entirely of near-misses would find it close to useless. We report per-class recall for that reason, and we evaluate the generator's own abstention and an entailment check alongside it, since those read the passage and are the signals that can see a missing </w:t>
+      </w:r>
+      <w:r>
+        <w:rPr>
+          <w:rFonts w:ascii="Times New Roman" w:hAnsi="Times New Roman"/>
+          <w:i/>
+          <w:sz w:val="20"/>
+        </w:rPr>
+        <w:t>fact</w:t>
+      </w:r>
+      <w:r>
+        <w:rPr>
+          <w:rFonts w:ascii="Times New Roman" w:hAnsi="Times New Roman"/>
+          <w:sz w:val="20"/>
+        </w:rPr>
+        <w:t xml:space="preserve"> rather than a missing topic.</w:t>
+      </w:r>
+    </w:p>
+    <w:p>
+      <w:pPr>
+        <w:spacing w:before="200" w:after="80"/>
+        <w:jc w:val="center"/>
+      </w:pPr>
+      <w:r>
+        <w:rPr>
+          <w:rFonts w:ascii="Times New Roman" w:hAnsi="Times New Roman"/>
+          <w:smallCaps/>
+          <w:sz w:val="20"/>
+        </w:rPr>
+        <w:t>X. Conclusion</w:t>
       </w:r>
     </w:p>
     <w:p>
@@ -16422,46 +16443,9 @@
       <w:r>
         <w:rPr>
           <w:rFonts w:ascii="Times New Roman" w:hAnsi="Times New Roman"/>
-          <w:b/>
-          <w:sz w:val="20"/>
-        </w:rPr>
-        <w:t>The answerability threshold is a retrieval-side signal, and what it can detect is bounded by our taxonomy.</w:t>
-      </w:r>
-      <w:r>
-        <w:rPr>
-          <w:rFonts w:ascii="Times New Roman" w:hAnsi="Times New Roman"/>
-          <w:sz w:val="20"/>
-        </w:rPr>
-        <w:t xml:space="preserve"> On the verified set a BM25 top-score threshold is a usable first-stage filter (§VI-H), but its strength is uneven by class: it rejects every out-of-scope question on the test split and only 0.522 of near-misses. Since 55 of our 80 unanswerable items are written about schemes present in the corpus, the aggregate F1 depends on that mix. A benchmark whose unanswerable questions were predominantly out-of-scope would find the threshold far stronger, and one made entirely of near-misses would find it close to useless. We report per-class recall for that reason, and we evaluate the generator's own abstention and an entailment check alongside it, since those read the passage and are the signals that can see a missing </w:t>
-      </w:r>
-      <w:r>
-        <w:rPr>
-          <w:rFonts w:ascii="Times New Roman" w:hAnsi="Times New Roman"/>
-          <w:i/>
-          <w:sz w:val="20"/>
-        </w:rPr>
-        <w:t>fact</w:t>
-      </w:r>
-      <w:r>
-        <w:rPr>
-          <w:rFonts w:ascii="Times New Roman" w:hAnsi="Times New Roman"/>
-          <w:sz w:val="20"/>
-        </w:rPr>
-        <w:t xml:space="preserve"> rather than a missing topic.</w:t>
-      </w:r>
-    </w:p>
-    <w:p>
-      <w:pPr>
-        <w:spacing w:before="200" w:after="80"/>
-        <w:jc w:val="center"/>
-      </w:pPr>
-      <w:r>
-        <w:rPr>
-          <w:rFonts w:ascii="Times New Roman" w:hAnsi="Times New Roman"/>
-          <w:smallCaps/>
-          <w:sz w:val="20"/>
-        </w:rPr>
-        <w:t>X. Conclusion</w:t>
+          <w:sz w:val="20"/>
+        </w:rPr>
+        <w:t>We have presented IndicRAG-QA, an evidence-grounded question answering system for Hindi, English and Hindi–English code-mixed queries over a parallel corpus of Indian government welfare schemes, together with a 393-item evaluation set across six query-language-by-passage-language cells and a taxonomy of four unanswerable question types, verified by a language model and disclosed as such.</w:t>
       </w:r>
     </w:p>
     <w:p>
@@ -16475,7 +16459,22 @@
           <w:rFonts w:ascii="Times New Roman" w:hAnsi="Times New Roman"/>
           <w:sz w:val="20"/>
         </w:rPr>
-        <w:t>We have presented IndicRAG-QA, an evidence-grounded question answering system for Hindi, English and Hindi–English code-mixed queries over a parallel corpus of Indian government welfare schemes, together with a 393-item evaluation set across six query-language-by-passage-language cells and a taxonomy of four unanswerable question types, verified by a language model and disclosed as such.</w:t>
+        <w:t xml:space="preserve">The central finding is about rank fusion rather than about any individual retriever. Reciprocal Rank Fusion, applied unmodified to a lexical and a dense retriever over a bilingual collection, penalises cross-script passages for the lexical retriever's structural inability to return them, and in doing so discards the only informative evidence available in exactly the cross-lingual and code-mixed cases such a system exists to serve. Scoring each candidate over the retrievers </w:t>
+      </w:r>
+      <w:r>
+        <w:rPr>
+          <w:rFonts w:ascii="Times New Roman" w:hAnsi="Times New Roman"/>
+          <w:i/>
+          <w:sz w:val="20"/>
+        </w:rPr>
+        <w:t>eligible</w:t>
+      </w:r>
+      <w:r>
+        <w:rPr>
+          <w:rFonts w:ascii="Times New Roman" w:hAnsi="Times New Roman"/>
+          <w:sz w:val="20"/>
+        </w:rPr>
+        <w:t xml:space="preserve"> to return it, rather than those that did, is sufficient to correct this: on the verified test split cross-lingual Recall@5 rises from 0.274 to 0.685, with no measurable monolingual cost, no training and one additional lookup per candidate. Against a strong multilingual dense retriever used alone, the corrected hybrid gains little — +0.030 overall, significant only on code-mixed queries — so the finding is that standard fusion does harm and the correction removes it, not that fusion is a large win.</w:t>
       </w:r>
     </w:p>
     <w:p>
@@ -16489,22 +16488,7 @@
           <w:rFonts w:ascii="Times New Roman" w:hAnsi="Times New Roman"/>
           <w:sz w:val="20"/>
         </w:rPr>
-        <w:t xml:space="preserve">The central finding is about rank fusion rather than about any individual retriever. Reciprocal Rank Fusion, applied unmodified to a lexical and a dense retriever over a bilingual collection, penalises cross-script passages for the lexical retriever's structural inability to return them, and in doing so discards the only informative evidence available in exactly the cross-lingual and code-mixed cases such a system exists to serve. Scoring each candidate over the retrievers </w:t>
-      </w:r>
-      <w:r>
-        <w:rPr>
-          <w:rFonts w:ascii="Times New Roman" w:hAnsi="Times New Roman"/>
-          <w:i/>
-          <w:sz w:val="20"/>
-        </w:rPr>
-        <w:t>eligible</w:t>
-      </w:r>
-      <w:r>
-        <w:rPr>
-          <w:rFonts w:ascii="Times New Roman" w:hAnsi="Times New Roman"/>
-          <w:sz w:val="20"/>
-        </w:rPr>
-        <w:t xml:space="preserve"> to return it, rather than those that did, is sufficient to correct this: on the verified test split cross-lingual Recall@5 rises from 0.274 to 0.685, with no measurable monolingual cost, no training and one additional lookup per candidate. Against a strong multilingual dense retriever used alone, the corrected hybrid gains little — +0.030 overall, significant only on code-mixed queries — so the finding is that standard fusion does harm and the correction removes it, not that fusion is a large win.</w:t>
+        <w:t>Two things about how the result was obtained seem worth carrying forward. The first is that it was invisible in the aggregate metrics, which showed only that hybrid retrieval underperformed, and was recovered from a structured reading of twenty failure cases; the α sweep that preceded it produced a clean negative result about the wrong question. The second is that the correction is a change of arithmetic rather than of model — it required no additional parameters, no training data, and no additional compute at query time — which suggests that the gap between the cross-lingual and monolingual performance of hybrid retrieval systems may be, in part, an artefact of how their components are combined rather than a limitation of the components themselves.</w:t>
       </w:r>
     </w:p>
     <w:p>
@@ -16518,21 +16502,7 @@
           <w:rFonts w:ascii="Times New Roman" w:hAnsi="Times New Roman"/>
           <w:sz w:val="20"/>
         </w:rPr>
-        <w:t>Two things about how the result was obtained seem worth carrying forward. The first is that it was invisible in the aggregate metrics, which showed only that hybrid retrieval underperformed, and was recovered from a structured reading of twenty failure cases; the α sweep that preceded it produced a clean negative result about the wrong question. The second is that the correction is a change of arithmetic rather than of model — it required no additional parameters, no training data, and no additional compute at query time — which suggests that the gap between the cross-lingual and monolingual performance of hybrid retrieval systems may be, in part, an artefact of how their components are combined rather than a limitation of the components themselves.</w:t>
-      </w:r>
-    </w:p>
-    <w:p>
-      <w:pPr>
-        <w:spacing w:after="0"/>
-        <w:ind w:firstLine="288"/>
-        <w:jc w:val="both"/>
-      </w:pPr>
-      <w:r>
-        <w:rPr>
-          <w:rFonts w:ascii="Times New Roman" w:hAnsi="Times New Roman"/>
-          <w:sz w:val="20"/>
-        </w:rPr>
-        <w:t>One measurement bounds all of this and belongs in the summary rather than only in the results. The oracle arm shows generation error of 0.597 against retrieval error of 0.193 on our configuration: correcting retrieval entirely would buy less than a third of what the generator is currently losing. The fusion result is a claim about retrieval, and it is not a claim that retrieval is what most limits answer quality on a corpus like this one. Separating the two is what the oracle arm exists to do, and doing it changed what we would advise a practitioner to fix first.</w:t>
+        <w:t>One measurement bounds all of this and belongs in the summary rather than only in the results. On the verified test sample, the oracle arm shows generation error of 0.359 against retrieval error of 0.223: correcting retrieval entirely would buy a little less than the generator is losing, and both are worth pursuing. Retrieval itself is what makes answers groundable — citation support rises from 0.184 closed-book to 0.870 — but which retriever supplies the passages did not show up in answer quality at our sample size. The fusion result is a claim about retrieval, measured as retrieval. Separating the two error sources is what the oracle arm exists to do, and on verified items it changed our advice: before verification the generator looked like the only thing worth fixing, and it is not.</w:t>
       </w:r>
     </w:p>
     <w:p>

--- a/paper/IndicRAG-QA.docx
+++ b/paper/IndicRAG-QA.docx
@@ -909,7 +909,7 @@
           <w:rFonts w:ascii="Times New Roman" w:hAnsi="Times New Roman"/>
           <w:sz w:val="20"/>
         </w:rPr>
-        <w:t xml:space="preserve"> in the corpus, and those retrieve exactly as well as answerable questions do. A retrieval-score threshold is a corpus-absence detector, so it can only see the 25 out-of-scope items, and over the stratified set it carries no information at all — answerable and unanswerable medians of 13.55 and 13.82 under BM25, with precision pinned at the base rate across every threshold. A single F1 over an undifferentiated unanswerable class hides that completely. The contribution is the stratified measurement, not the observation that hard unanswerable questions exist.</w:t>
+        <w:t xml:space="preserve"> in the corpus. A BM25 threshold rejects every out-of-scope question on our test split and only 0.522 of near-misses, whose passages are genuinely about the right scheme; a single F1 over an undifferentiated unanswerable class hides that. The contribution is the stratified measurement, not the observation that hard unanswerable questions exist.</w:t>
       </w:r>
     </w:p>
     <w:p>
@@ -2853,7 +2853,7 @@
           <w:b/>
           <w:sz w:val="20"/>
         </w:rPr>
-        <w:t>TABLE II — Unanswerable taxonomy</w:t>
+        <w:t>TABLE II — Unanswerable taxonomy (verified; design target in parentheses)</w:t>
       </w:r>
     </w:p>
     <w:tbl>
@@ -2968,7 +2968,7 @@
                 <w:rFonts w:ascii="Times New Roman" w:hAnsi="Times New Roman"/>
                 <w:sz w:val="16"/>
               </w:rPr>
-              <w:t>25</w:t>
+              <w:t>25 (25)</w:t>
             </w:r>
           </w:p>
         </w:tc>
@@ -3037,7 +3037,7 @@
                 <w:rFonts w:ascii="Times New Roman" w:hAnsi="Times New Roman"/>
                 <w:sz w:val="16"/>
               </w:rPr>
-              <w:t>30</w:t>
+              <w:t>29 (30)</w:t>
             </w:r>
           </w:p>
         </w:tc>
@@ -3106,7 +3106,7 @@
                 <w:rFonts w:ascii="Times New Roman" w:hAnsi="Times New Roman"/>
                 <w:sz w:val="16"/>
               </w:rPr>
-              <w:t>15</w:t>
+              <w:t>16 (15)</w:t>
             </w:r>
           </w:p>
         </w:tc>
@@ -3174,7 +3174,7 @@
                 <w:rFonts w:ascii="Times New Roman" w:hAnsi="Times New Roman"/>
                 <w:sz w:val="16"/>
               </w:rPr>
-              <w:t>10</w:t>
+              <w:t>10 (10)</w:t>
             </w:r>
           </w:p>
         </w:tc>
@@ -6782,14 +6782,14 @@
           <w:b/>
           <w:sz w:val="20"/>
         </w:rPr>
-        <w:t>280-item test split</w:t>
-      </w:r>
-      <w:r>
-        <w:rPr>
-          <w:rFonts w:ascii="Times New Roman" w:hAnsi="Times New Roman"/>
-          <w:sz w:val="20"/>
-        </w:rPr>
-        <w:t>, stratified over query language, answerability and scheme, with seed 20260922. Stratification matters because an unstratified split leaves some cell of Table I with a handful of test items, and a per-language result computed on a handful of items reports noise with the appearance of authority.</w:t>
+        <w:t>test split</w:t>
+      </w:r>
+      <w:r>
+        <w:rPr>
+          <w:rFonts w:ascii="Times New Roman" w:hAnsi="Times New Roman"/>
+          <w:sz w:val="20"/>
+        </w:rPr>
+        <w:t xml:space="preserve"> — 280 items as designed, 273 after verification removed 7 — stratified over query language, answerability and scheme, with seed 20260922. Stratification matters because an unstratified split leaves some cell of Table I with a handful of test items, and a per-language result computed on a handful of items reports noise with the appearance of authority.</w:t>
       </w:r>
     </w:p>
     <w:p>

--- a/paper/IndicRAG-QA.docx
+++ b/paper/IndicRAG-QA.docx
@@ -135,7 +135,7 @@
           <w:rFonts w:ascii="Times New Roman" w:hAnsi="Times New Roman"/>
           <w:sz w:val="20"/>
         </w:rPr>
-        <w:t xml:space="preserve"> to return it: it recovers 0.685 cross-lingual Recall@5 (+0.411 over plain RRF, p = 0.0001) at no monolingual cost, though its gain over the dense retriever alone is small (+0.030 overall) and significant only on code-mixed queries. For abstention, the BM25 top score separates answerable from unanswerable questions (AUC 0.791) while the fused score does not, and it catches only half of near-miss questions. We release a 393-item bilingual QA set with a query-language × evidence-language matrix and a four-class unanswerable taxonomy, verified by a language model rather than a person, and say so on every result.</w:t>
+        <w:t xml:space="preserve"> to return it: it recovers 0.685 cross-lingual Recall@5 (+0.411 over plain RRF, p = 0.0001) at no monolingual cost, though its gain over the dense retriever alone is small (+0.030 overall) and significant only on code-mixed queries. For abstention, the BM25 top score separates answerable from unanswerable questions (AUC 0.791) while the fused score does not, and it catches only half of near-miss questions. We release a 393-item bilingual QA set with a query-language × evidence-language matrix and a four-class unanswerable taxonomy, verified in two language-model passes and then, on its test split, reviewed by a person.</w:t>
       </w:r>
     </w:p>
     <w:p>
@@ -472,7 +472,7 @@
           <w:rFonts w:ascii="Times New Roman" w:hAnsi="Times New Roman"/>
           <w:sz w:val="20"/>
         </w:rPr>
-        <w:t xml:space="preserve"> 393 items over Indian government welfare schemes, with an explicit query-language × evidence-language matrix covering six cells, a four-class unanswerable taxonomy, per-item gold passage sets, and a sealed dev/test split. It was verified by a language model in two independent passes rather than by a person, which we disclose on every report built from it (§III-D, §IX).</w:t>
+        <w:t xml:space="preserve"> 393 items over Indian government welfare schemes, with an explicit query-language × evidence-language matrix covering six cells, a four-class unanswerable taxonomy, per-item gold passage sets, and a sealed dev/test split. It was verified in two independent language-model passes, and every item of the test split was then reviewed by a person; every report built from it says which items were checked by whom (§III-D, §IX).</w:t>
       </w:r>
     </w:p>
     <w:p>
@@ -2079,23 +2079,7 @@
           <w:i/>
           <w:sz w:val="20"/>
         </w:rPr>
-        <w:t xml:space="preserve">(Verified 2026-09-23 — </w:t>
-      </w:r>
-      <w:r>
-        <w:rPr>
-          <w:rFonts w:ascii="Times New Roman" w:hAnsi="Times New Roman"/>
-          <w:i/>
-          <w:sz w:val="20"/>
-        </w:rPr>
-        <w:t>by a language model, not by a person</w:t>
-      </w:r>
-      <w:r>
-        <w:rPr>
-          <w:rFonts w:ascii="Times New Roman" w:hAnsi="Times New Roman"/>
-          <w:i/>
-          <w:sz w:val="20"/>
-        </w:rPr>
-        <w:t>; see the procedure below. 393 items survive, 7 were rejected.)</w:t>
+        <w:t>(Verified 2026-09-23 in two language-model passes; test split reviewed by a person 2026-09-24. 393 items survive, 7 were rejected.)</w:t>
       </w:r>
     </w:p>
     <w:p>
@@ -2679,28 +2663,42 @@
           <w:b/>
           <w:sz w:val="20"/>
         </w:rPr>
-        <w:t>That is not what happened, and we say so plainly: the set was verified by a language model (Claude Opus 5.5), in two independent passes, and no item has been checked by a person.</w:t>
-      </w:r>
-      <w:r>
-        <w:rPr>
-          <w:rFonts w:ascii="Times New Roman" w:hAnsi="Times New Roman"/>
-          <w:sz w:val="20"/>
-        </w:rPr>
-        <w:t xml:space="preserve"> The first pass read every item against its cited passage and proposed a correction or a rejection; it judged only 27 of the 320 bootstrapped answerable items correct as generated, found 63 gold answers the passage contradicts or does not state, and found 112 questions that were unreadable machine translation, almost all in the cross-lingual and Hinglish cells. The duplicated unanswerable stems (§III-E) and 7 rejected answerable items were replaced by newly written ones. A second pass, run by fresh model instances with no access to the first, then checked every item in its final form against its evidence and the passages a retriever returns for it, confirming 353 and making small corrections to 42. It rejected 5 — three because another passage in the corpus gives a conflicting figure, so the question has no single answer — and 2 more were dropped as duplicate questions. It also added, for 73 items, passages that state the same fact, most of them the other language's article (see below). Every verified item records </w:t>
+        <w:t>Verification instead began with a language model (Claude Opus 5.5), in two independent passes, and a person then reviewed the test split.</w:t>
+      </w:r>
+      <w:r>
+        <w:rPr>
+          <w:rFonts w:ascii="Times New Roman" w:hAnsi="Times New Roman"/>
+          <w:sz w:val="20"/>
+        </w:rPr>
+        <w:t xml:space="preserve"> The first pass read every item against its cited passage and proposed a correction or a rejection; it judged only 27 of the 320 bootstrapped answerable items correct as generated, found 63 gold answers the passage contradicts or does not state, and found 112 questions that were unreadable machine translation, almost all in the cross-lingual and Hinglish cells. The duplicated unanswerable stems (§III-E) and 7 rejected answerable items were replaced by newly written ones. A second pass, run by fresh model instances with no access to the first, then checked every item in its final form against its evidence and the passages a retriever returns for it, confirming 353 and making small corrections to 42. It rejected 5 — three because another passage in the corpus gives a conflicting figure, so the question has no single answer — and 2 more were dropped as duplicate questions. It also added, for 73 items, passages that state the same fact, most of them the other language's article (see below).</w:t>
+      </w:r>
+    </w:p>
+    <w:p>
+      <w:pPr>
+        <w:spacing w:after="0"/>
+        <w:ind w:firstLine="288"/>
+        <w:jc w:val="both"/>
+      </w:pPr>
+      <w:r>
+        <w:rPr>
+          <w:rFonts w:ascii="Times New Roman" w:hAnsi="Times New Roman"/>
+          <w:sz w:val="20"/>
+        </w:rPr>
+        <w:t>A person — the author — then reviewed every one of the 273 test-split items against its evidence, with the model passes' notes shown beside it, and accepted all 273 as they stood: no question or answer was edited and none was rejected. Two qualifications apply. The review was not blind, since the reviewer saw the model's verdict, so its 100% acceptance is a confirmation of the model passes rather than an independent labelling of the items; and it was one person. The 120 dev-split items, which are used only for fitting thresholds, were verified by the model passes alone. Each item records who checked it (</w:t>
       </w:r>
       <w:r>
         <w:rPr>
           <w:rFonts w:ascii="Consolas" w:hAnsi="Consolas"/>
           <w:sz w:val="17"/>
         </w:rPr>
-        <w:t>annotator: model:…</w:t>
-      </w:r>
-      <w:r>
-        <w:rPr>
-          <w:rFonts w:ascii="Times New Roman" w:hAnsi="Times New Roman"/>
-          <w:sz w:val="20"/>
-        </w:rPr>
-        <w:t>, and every report built on the set carries that disclosure in its banner. The figures in §VI are therefore model-verified, which is weaker than the human verification the protocol was designed around. The blind second pass (§IX) was likewise run by a model instance, and its κ = 1.000 over 59 items measures one model's consistency, not agreement between annotators.</w:t>
+        <w:t>annotator</w:t>
+      </w:r>
+      <w:r>
+        <w:rPr>
+          <w:rFonts w:ascii="Times New Roman" w:hAnsi="Times New Roman"/>
+          <w:sz w:val="20"/>
+        </w:rPr>
+        <w:t>), and every report states the mix in its banner. The blind second pass (§IX) was run by a model instance, and its κ = 1.000 over 59 items measures one model's consistency, not agreement between annotators.</w:t>
       </w:r>
     </w:p>
     <w:p>
@@ -16249,14 +16247,14 @@
           <w:b/>
           <w:sz w:val="20"/>
         </w:rPr>
-        <w:t>Scale, and no human annotator.</w:t>
-      </w:r>
-      <w:r>
-        <w:rPr>
-          <w:rFonts w:ascii="Times New Roman" w:hAnsi="Times New Roman"/>
-          <w:sz w:val="20"/>
-        </w:rPr>
-        <w:t xml:space="preserve"> The evaluation set is 393 verified items, of which 313 are answerable, spread over six query-language-by-passage-language cells of 44 to 69 items, and the sealed test split holds 273 of them; per-cell differences of a few points are not resolvable. The larger limitation is who verified them. The protocol called for a person to confirm every item and for a second person to re-label a blind sample, with κ ≥ 0.70 as a gate on reporting any answerability result. Both steps were carried out by a language model instead (§III-D). The second pass agrees perfectly with the first, κ = 1.000 over 59 items, but two instances of one model share its blind spots, and the confirming pass had already dropped the items it disagreed with, so that figure measures consistency and is not the gate the protocol describes. The verification did find and remove real defects — wrong answers, unreadable translations, duplicated unanswerable items — and every figure in §VI rests on the corrected set; but a gold set checked only by a model inherits that model's judgement of what a passage states, and a human pass over at least the test split remains the most valuable single piece of outstanding work.</w:t>
+        <w:t>Scale, and one annotator.</w:t>
+      </w:r>
+      <w:r>
+        <w:rPr>
+          <w:rFonts w:ascii="Times New Roman" w:hAnsi="Times New Roman"/>
+          <w:sz w:val="20"/>
+        </w:rPr>
+        <w:t xml:space="preserve"> The evaluation set is 393 verified items, of which 313 are answerable, spread over six query-language-by-passage-language cells of 44 to 69 items, and the sealed test split holds 273 of them; per-cell differences of a few points are not resolvable. The larger limitation is how they were verified. The protocol called for a person to confirm every item and for a second person to re-label a blind sample, with κ ≥ 0.70 as a gate on reporting any answerability result. The model passes did find and remove real defects — wrong answers, unreadable translations, duplicated unanswerable items — and a person then reviewed the whole test split (§III-D). But that review saw the model's verdicts and accepted every item, so it confirms the model passes rather than measuring agreement with them; the dev split was checked by the model alone; and the blind second pass was a model instance, whose κ = 1.000 measures consistency, not the gate the protocol describes. An independent, blind second annotator remains the most valuable outstanding work.</w:t>
       </w:r>
     </w:p>
     <w:p>
@@ -16445,7 +16443,7 @@
           <w:rFonts w:ascii="Times New Roman" w:hAnsi="Times New Roman"/>
           <w:sz w:val="20"/>
         </w:rPr>
-        <w:t>We have presented IndicRAG-QA, an evidence-grounded question answering system for Hindi, English and Hindi–English code-mixed queries over a parallel corpus of Indian government welfare schemes, together with a 393-item evaluation set across six query-language-by-passage-language cells and a taxonomy of four unanswerable question types, verified by a language model and disclosed as such.</w:t>
+        <w:t>We have presented IndicRAG-QA, an evidence-grounded question answering system for Hindi, English and Hindi–English code-mixed queries over a parallel corpus of Indian government welfare schemes, together with a 393-item evaluation set across six query-language-by-passage-language cells and a taxonomy of four unanswerable question types, verified in two language-model passes with its test split reviewed by a person.</w:t>
       </w:r>
     </w:p>
     <w:p>
@@ -16516,7 +16514,7 @@
           <w:rFonts w:ascii="Times New Roman" w:hAnsi="Times New Roman"/>
           <w:sz w:val="20"/>
         </w:rPr>
-        <w:t>Immediate future work is a human verification pass over the evaluation set, at least its test split, to replace the model verification it currently rests on; to extend the corpus beyond Hindi to at least one non-Devanagari Indic script, which would distinguish a general treatment of script asymmetry from a Hindi-specific one; and to test the eligibility formulation on asymmetric-coverage settings outside language entirely, of which multimodal and access-controlled retrieval are the most natural candidates.</w:t>
+        <w:t>Immediate future work is an independent, blind second annotator for the evaluation set, to measure the agreement the protocol asks for; to extend the corpus beyond Hindi to at least one non-Devanagari Indic script, which would distinguish a general treatment of script asymmetry from a Hindi-specific one; and to test the eligibility formulation on asymmetric-coverage settings outside language entirely, of which multimodal and access-controlled retrieval are the most natural candidates.</w:t>
       </w:r>
     </w:p>
     <w:p>

--- a/paper/IndicRAG-QA.docx
+++ b/paper/IndicRAG-QA.docx
@@ -53,6 +53,19 @@
           <w:sz w:val="20"/>
         </w:rPr>
         <w:t>CSET 346 — Natural Language Processing</w:t>
+      </w:r>
+    </w:p>
+    <w:p>
+      <w:pPr>
+        <w:spacing w:after="0"/>
+        <w:jc w:val="center"/>
+      </w:pPr>
+      <w:r>
+        <w:rPr>
+          <w:rFonts w:ascii="Times New Roman" w:hAnsi="Times New Roman"/>
+          <w:sz w:val="18"/>
+        </w:rPr>
+        <w:t>Demo: indicragqa.vercel.app · Code: github.com/dhruvv1402/IndicRAG-QA</w:t>
       </w:r>
     </w:p>
     <w:p>
